--- a/20_experiments/80_workshop/e1/s2/workshop1-2.docx
+++ b/20_experiments/80_workshop/e1/s2/workshop1-2.docx
@@ -20,10 +20,16 @@
         <w:pStyle w:val="FirstParagraph"/>
         <w:bidi w:val="0"/>
         <w:jc w:val="start"/>
-        <w:rPr/>
-      </w:pPr>
-      <w:r>
-        <w:rPr/>
+        <w:rPr>
+          <w:sz w:val="22"/>
+          <w:szCs w:val="22"/>
+        </w:rPr>
+      </w:pPr>
+      <w:r>
+        <w:rPr>
+          <w:sz w:val="22"/>
+          <w:szCs w:val="22"/>
+        </w:rPr>
         <w:t>Dieses Experiment testet die Qualität von automatisiert-generierten Fragen durch vier Large Language Models (LLMs) und deren Fähigkeit, sich an gegebene Quellinhalte zu halten. Dabei wurde ein einheitliches Promptdesign pro Fragetyp (Multiple-Choice, Open-Ended) verwendet, mit dem die Modelle Fragen zum ISO-OSI-Modell generieren sollten. Details zum Prompt werden aufgrund des Blindtests nicht gegeben.</w:t>
       </w:r>
     </w:p>
@@ -44,17 +50,25 @@
         <w:pStyle w:val="FirstParagraph"/>
         <w:bidi w:val="0"/>
         <w:jc w:val="start"/>
-        <w:rPr/>
+        <w:rPr>
+          <w:sz w:val="22"/>
+          <w:szCs w:val="22"/>
+        </w:rPr>
       </w:pPr>
       <w:r>
         <w:rPr>
           <w:b/>
           <w:bCs/>
+          <w:sz w:val="22"/>
+          <w:szCs w:val="22"/>
         </w:rPr>
         <w:t>Eingabequelle:</w:t>
       </w:r>
       <w:r>
-        <w:rPr/>
+        <w:rPr>
+          <w:sz w:val="22"/>
+          <w:szCs w:val="22"/>
+        </w:rPr>
         <w:t xml:space="preserve"> Extrahierte Textauszüge aus Prof. Caps Vorlesungs-PDF “Referenzarchitekturen” zum ISO-OSI-Modell</w:t>
       </w:r>
     </w:p>
@@ -63,12 +77,17 @@
         <w:pStyle w:val="BodyText"/>
         <w:bidi w:val="0"/>
         <w:jc w:val="start"/>
-        <w:rPr/>
+        <w:rPr>
+          <w:sz w:val="22"/>
+          <w:szCs w:val="22"/>
+        </w:rPr>
       </w:pPr>
       <w:r>
         <w:rPr>
           <w:b/>
           <w:bCs/>
+          <w:sz w:val="22"/>
+          <w:szCs w:val="22"/>
         </w:rPr>
         <w:t>Material-Aufbereitung:</w:t>
       </w:r>
@@ -82,10 +101,16 @@
         </w:numPr>
         <w:bidi w:val="0"/>
         <w:jc w:val="start"/>
-        <w:rPr/>
-      </w:pPr>
-      <w:r>
-        <w:rPr/>
+        <w:rPr>
+          <w:sz w:val="22"/>
+          <w:szCs w:val="22"/>
+        </w:rPr>
+      </w:pPr>
+      <w:r>
+        <w:rPr>
+          <w:sz w:val="22"/>
+          <w:szCs w:val="22"/>
+        </w:rPr>
         <w:t>Aufteilung in 7 einzelne TXT-Files (Layer 1-7)</w:t>
       </w:r>
     </w:p>
@@ -98,10 +123,16 @@
         </w:numPr>
         <w:bidi w:val="0"/>
         <w:jc w:val="start"/>
-        <w:rPr/>
-      </w:pPr>
-      <w:r>
-        <w:rPr/>
+        <w:rPr>
+          <w:sz w:val="22"/>
+          <w:szCs w:val="22"/>
+        </w:rPr>
+      </w:pPr>
+      <w:r>
+        <w:rPr>
+          <w:sz w:val="22"/>
+          <w:szCs w:val="22"/>
+        </w:rPr>
         <w:t>Bei Fragengenerierung wurde zum schnellen Nachvollziehen nachträglich der jeweilige Layer-Text in das Frage-File geschrieben</w:t>
       </w:r>
     </w:p>
@@ -110,12 +141,17 @@
         <w:pStyle w:val="FirstParagraph"/>
         <w:bidi w:val="0"/>
         <w:jc w:val="start"/>
-        <w:rPr/>
+        <w:rPr>
+          <w:sz w:val="22"/>
+          <w:szCs w:val="22"/>
+        </w:rPr>
       </w:pPr>
       <w:r>
         <w:rPr>
           <w:b/>
           <w:bCs/>
+          <w:sz w:val="22"/>
+          <w:szCs w:val="22"/>
         </w:rPr>
         <w:t>Generierte Fragen:</w:t>
       </w:r>
@@ -125,21 +161,32 @@
         <w:pStyle w:val="BodyText"/>
         <w:bidi w:val="0"/>
         <w:jc w:val="start"/>
-        <w:rPr/>
-      </w:pPr>
-      <w:r>
-        <w:rPr/>
+        <w:rPr>
+          <w:sz w:val="22"/>
+          <w:szCs w:val="22"/>
+        </w:rPr>
+      </w:pPr>
+      <w:r>
+        <w:rPr>
+          <w:sz w:val="22"/>
+          <w:szCs w:val="22"/>
+        </w:rPr>
         <w:t xml:space="preserve">Vorabinformation: Zur Steuerung der kognitiven Anforderung wurden in die Prompts für alle 4 LLMs bei jedem Lauf ein gemeinsames, randomisiertes Bloom-Level integriert, siehe </w:t>
       </w:r>
       <w:r>
         <w:rPr>
           <w:b/>
           <w:bCs/>
+          <w:sz w:val="22"/>
+          <w:szCs w:val="22"/>
         </w:rPr>
         <w:t>Bloom’s revised Taxonomy</w:t>
       </w:r>
       <w:r>
-        <w:rPr/>
+        <w:rPr>
+          <w:sz w:val="22"/>
+          <w:szCs w:val="22"/>
+        </w:rPr>
         <w:t xml:space="preserve"> mit 6 Stufen.</w:t>
       </w:r>
     </w:p>
@@ -148,21 +195,32 @@
         <w:pStyle w:val="BodyText"/>
         <w:bidi w:val="0"/>
         <w:jc w:val="start"/>
-        <w:rPr/>
-      </w:pPr>
-      <w:r>
-        <w:rPr/>
+        <w:rPr>
+          <w:sz w:val="22"/>
+          <w:szCs w:val="22"/>
+        </w:rPr>
+      </w:pPr>
+      <w:r>
+        <w:rPr>
+          <w:sz w:val="22"/>
+          <w:szCs w:val="22"/>
+        </w:rPr>
         <w:t xml:space="preserve">Zudem hat jede Frage ein bestimmtes Lernziel, basierend auf dem jeweiligen OSI-Layer (1/7), zu erfüllen. Das Einhalten dessen soll mit der </w:t>
       </w:r>
       <w:r>
         <w:rPr>
           <w:b/>
           <w:bCs/>
+          <w:sz w:val="22"/>
+          <w:szCs w:val="22"/>
         </w:rPr>
         <w:t>Wertigkeit</w:t>
       </w:r>
       <w:r>
-        <w:rPr/>
+        <w:rPr>
+          <w:sz w:val="22"/>
+          <w:szCs w:val="22"/>
+        </w:rPr>
         <w:t>-Kategorie in der Rubrik bewertet werden.</w:t>
       </w:r>
     </w:p>
@@ -175,10 +233,16 @@
         </w:numPr>
         <w:bidi w:val="0"/>
         <w:jc w:val="start"/>
-        <w:rPr/>
-      </w:pPr>
-      <w:r>
-        <w:rPr/>
+        <w:rPr>
+          <w:sz w:val="22"/>
+          <w:szCs w:val="22"/>
+        </w:rPr>
+      </w:pPr>
+      <w:r>
+        <w:rPr>
+          <w:sz w:val="22"/>
+          <w:szCs w:val="22"/>
+        </w:rPr>
         <w:t>4 LLMs × 7 Layer × 2 Fragetypen = 56 Fragen gesamt</w:t>
       </w:r>
     </w:p>
@@ -191,10 +255,16 @@
         </w:numPr>
         <w:bidi w:val="0"/>
         <w:jc w:val="start"/>
-        <w:rPr/>
-      </w:pPr>
-      <w:r>
-        <w:rPr/>
+        <w:rPr>
+          <w:sz w:val="22"/>
+          <w:szCs w:val="22"/>
+        </w:rPr>
+      </w:pPr>
+      <w:r>
+        <w:rPr>
+          <w:sz w:val="22"/>
+          <w:szCs w:val="22"/>
+        </w:rPr>
         <w:t>Pro LLM: 7 Multiple-Choice + 7 Open-Ended Fragen</w:t>
       </w:r>
     </w:p>
@@ -207,10 +277,16 @@
         </w:numPr>
         <w:bidi w:val="0"/>
         <w:jc w:val="start"/>
-        <w:rPr/>
-      </w:pPr>
-      <w:r>
-        <w:rPr/>
+        <w:rPr>
+          <w:sz w:val="22"/>
+          <w:szCs w:val="22"/>
+        </w:rPr>
+      </w:pPr>
+      <w:r>
+        <w:rPr>
+          <w:sz w:val="22"/>
+          <w:szCs w:val="22"/>
+        </w:rPr>
         <w:t>Random Bloom-Level pro Frage (Bloom 1-6 für Open-Ended, Bloom 1-3 für MCQ)</w:t>
       </w:r>
     </w:p>
@@ -223,11 +299,17 @@
         </w:numPr>
         <w:bidi w:val="0"/>
         <w:jc w:val="start"/>
-        <w:rPr/>
+        <w:rPr>
+          <w:sz w:val="22"/>
+          <w:szCs w:val="22"/>
+        </w:rPr>
       </w:pPr>
       <w:bookmarkStart w:id="0" w:name="experimentaufbau"/>
       <w:r>
-        <w:rPr/>
+        <w:rPr>
+          <w:sz w:val="22"/>
+          <w:szCs w:val="22"/>
+        </w:rPr>
         <w:t>Sample für Bewertung: 24 Fragen (6 pro LLM: 3 MCQ + 3 Open-Ended)</w:t>
       </w:r>
       <w:bookmarkEnd w:id="0"/>
@@ -265,22 +347,47 @@
         <w:rPr/>
       </w:pPr>
       <w:r>
-        <w:rPr/>
+        <w:rPr>
+          <w:sz w:val="22"/>
+          <w:szCs w:val="22"/>
+        </w:rPr>
         <w:t xml:space="preserve">Lesen Sie die Rubrik </w:t>
       </w:r>
       <w:r>
         <w:rPr>
           <w:rStyle w:val="VerbatimChar"/>
+          <w:sz w:val="22"/>
+          <w:szCs w:val="22"/>
         </w:rPr>
         <w:t>exp1_rubric.md</w:t>
       </w:r>
       <w:r>
-        <w:rPr/>
+        <w:rPr>
+          <w:sz w:val="22"/>
+          <w:szCs w:val="22"/>
+        </w:rPr>
         <w:t>, die folgende Kategorien umfasst (jeweils 1-5 Punkte):</w:t>
       </w:r>
     </w:p>
     <w:p>
       <w:pPr>
+        <w:pStyle w:val="BodyText"/>
+        <w:bidi w:val="0"/>
+        <w:jc w:val="start"/>
+        <w:rPr>
+          <w:sz w:val="22"/>
+          <w:szCs w:val="22"/>
+        </w:rPr>
+      </w:pPr>
+      <w:r>
+        <w:rPr>
+          <w:sz w:val="22"/>
+          <w:szCs w:val="22"/>
+        </w:rPr>
+      </w:r>
+    </w:p>
+    <w:p>
+      <w:pPr>
         <w:pStyle w:val="Compact"/>
         <w:numPr>
           <w:ilvl w:val="0"/>
@@ -288,17 +395,25 @@
         </w:numPr>
         <w:bidi w:val="0"/>
         <w:jc w:val="start"/>
-        <w:rPr/>
+        <w:rPr>
+          <w:sz w:val="22"/>
+          <w:szCs w:val="22"/>
+        </w:rPr>
       </w:pPr>
       <w:r>
         <w:rPr>
           <w:b/>
           <w:bCs/>
+          <w:sz w:val="22"/>
+          <w:szCs w:val="22"/>
         </w:rPr>
         <w:t>Relevanz:</w:t>
       </w:r>
       <w:r>
-        <w:rPr/>
+        <w:rPr>
+          <w:sz w:val="22"/>
+          <w:szCs w:val="22"/>
+        </w:rPr>
         <w:t xml:space="preserve"> Bezug zum Thema des Textinhalts</w:t>
       </w:r>
     </w:p>
@@ -311,17 +426,25 @@
         </w:numPr>
         <w:bidi w:val="0"/>
         <w:jc w:val="start"/>
-        <w:rPr/>
+        <w:rPr>
+          <w:sz w:val="22"/>
+          <w:szCs w:val="22"/>
+        </w:rPr>
       </w:pPr>
       <w:r>
         <w:rPr>
           <w:b/>
           <w:bCs/>
+          <w:sz w:val="22"/>
+          <w:szCs w:val="22"/>
         </w:rPr>
         <w:t>Klarheit:</w:t>
       </w:r>
       <w:r>
-        <w:rPr/>
+        <w:rPr>
+          <w:sz w:val="22"/>
+          <w:szCs w:val="22"/>
+        </w:rPr>
         <w:t xml:space="preserve"> Eindeutigkeit der Formulierung</w:t>
       </w:r>
     </w:p>
@@ -334,17 +457,25 @@
         </w:numPr>
         <w:bidi w:val="0"/>
         <w:jc w:val="start"/>
-        <w:rPr/>
+        <w:rPr>
+          <w:sz w:val="22"/>
+          <w:szCs w:val="22"/>
+        </w:rPr>
       </w:pPr>
       <w:r>
         <w:rPr>
           <w:b/>
           <w:bCs/>
+          <w:sz w:val="22"/>
+          <w:szCs w:val="22"/>
         </w:rPr>
         <w:t>Beantwortbarkeit:</w:t>
       </w:r>
       <w:r>
-        <w:rPr/>
+        <w:rPr>
+          <w:sz w:val="22"/>
+          <w:szCs w:val="22"/>
+        </w:rPr>
         <w:t xml:space="preserve"> Verfügbarkeit der Informationen im Text</w:t>
       </w:r>
     </w:p>
@@ -357,17 +488,25 @@
         </w:numPr>
         <w:bidi w:val="0"/>
         <w:jc w:val="start"/>
-        <w:rPr/>
+        <w:rPr>
+          <w:sz w:val="22"/>
+          <w:szCs w:val="22"/>
+        </w:rPr>
       </w:pPr>
       <w:r>
         <w:rPr>
           <w:b/>
           <w:bCs/>
+          <w:sz w:val="22"/>
+          <w:szCs w:val="22"/>
         </w:rPr>
         <w:t>Herausforderung:</w:t>
       </w:r>
       <w:r>
-        <w:rPr/>
+        <w:rPr>
+          <w:sz w:val="22"/>
+          <w:szCs w:val="22"/>
+        </w:rPr>
         <w:t xml:space="preserve"> Anspruchsniveau der Frage</w:t>
       </w:r>
     </w:p>
@@ -380,17 +519,25 @@
         </w:numPr>
         <w:bidi w:val="0"/>
         <w:jc w:val="start"/>
-        <w:rPr/>
+        <w:rPr>
+          <w:sz w:val="22"/>
+          <w:szCs w:val="22"/>
+        </w:rPr>
       </w:pPr>
       <w:r>
         <w:rPr>
           <w:b/>
           <w:bCs/>
+          <w:sz w:val="22"/>
+          <w:szCs w:val="22"/>
         </w:rPr>
         <w:t>Wertigkeit:</w:t>
       </w:r>
       <w:r>
-        <w:rPr/>
+        <w:rPr>
+          <w:sz w:val="22"/>
+          <w:szCs w:val="22"/>
+        </w:rPr>
         <w:t xml:space="preserve"> Bedeutung für vorgegebenes Lernziel</w:t>
       </w:r>
     </w:p>
@@ -403,17 +550,25 @@
         </w:numPr>
         <w:bidi w:val="0"/>
         <w:jc w:val="start"/>
-        <w:rPr/>
+        <w:rPr>
+          <w:sz w:val="22"/>
+          <w:szCs w:val="22"/>
+        </w:rPr>
       </w:pPr>
       <w:r>
         <w:rPr>
           <w:b/>
           <w:bCs/>
+          <w:sz w:val="22"/>
+          <w:szCs w:val="22"/>
         </w:rPr>
         <w:t>Sprachqualität:</w:t>
       </w:r>
       <w:r>
-        <w:rPr/>
+        <w:rPr>
+          <w:sz w:val="22"/>
+          <w:szCs w:val="22"/>
+        </w:rPr>
         <w:t xml:space="preserve"> Verständlichkeit und Angemessenheit</w:t>
       </w:r>
     </w:p>
@@ -426,17 +581,25 @@
         </w:numPr>
         <w:bidi w:val="0"/>
         <w:jc w:val="start"/>
-        <w:rPr/>
+        <w:rPr>
+          <w:sz w:val="22"/>
+          <w:szCs w:val="22"/>
+        </w:rPr>
       </w:pPr>
       <w:r>
         <w:rPr>
           <w:b/>
           <w:bCs/>
+          <w:sz w:val="22"/>
+          <w:szCs w:val="22"/>
         </w:rPr>
         <w:t>Korrektheit:</w:t>
       </w:r>
       <w:r>
-        <w:rPr/>
+        <w:rPr>
+          <w:sz w:val="22"/>
+          <w:szCs w:val="22"/>
+        </w:rPr>
         <w:t xml:space="preserve"> Fachliche Richtigkeit bezogen auf den Text, gemessen als Inhaltstreue zur Quelle</w:t>
       </w:r>
       <w:bookmarkEnd w:id="1"/>
@@ -462,17 +625,25 @@
         <w:rPr/>
       </w:pPr>
       <w:r>
-        <w:rPr/>
+        <w:rPr>
+          <w:sz w:val="22"/>
+          <w:szCs w:val="22"/>
+        </w:rPr>
         <w:t xml:space="preserve">Die Datei </w:t>
       </w:r>
       <w:r>
         <w:rPr>
           <w:rStyle w:val="VerbatimChar"/>
+          <w:sz w:val="22"/>
+          <w:szCs w:val="22"/>
         </w:rPr>
         <w:t>exp1.csv</w:t>
       </w:r>
       <w:r>
-        <w:rPr/>
+        <w:rPr>
+          <w:sz w:val="22"/>
+          <w:szCs w:val="22"/>
+        </w:rPr>
         <w:t xml:space="preserve"> enthält:</w:t>
       </w:r>
     </w:p>
@@ -490,11 +661,16 @@
       <w:r>
         <w:rPr>
           <w:rStyle w:val="VerbatimChar"/>
+          <w:sz w:val="22"/>
+          <w:szCs w:val="22"/>
         </w:rPr>
         <w:t>sample_id</w:t>
       </w:r>
       <w:r>
-        <w:rPr/>
+        <w:rPr>
+          <w:sz w:val="22"/>
+          <w:szCs w:val="22"/>
+        </w:rPr>
         <w:t>: Eindeutige ID (001-024) für Zuordnung zur Fragendatei</w:t>
       </w:r>
     </w:p>
@@ -512,11 +688,16 @@
       <w:r>
         <w:rPr>
           <w:rStyle w:val="VerbatimChar"/>
+          <w:sz w:val="22"/>
+          <w:szCs w:val="22"/>
         </w:rPr>
         <w:t>layer</w:t>
       </w:r>
       <w:r>
-        <w:rPr/>
+        <w:rPr>
+          <w:sz w:val="22"/>
+          <w:szCs w:val="22"/>
+        </w:rPr>
         <w:t>: OSI-Layer (1-7), aus dem die Frage generiert wurde</w:t>
       </w:r>
     </w:p>
@@ -534,26 +715,38 @@
       <w:r>
         <w:rPr>
           <w:rStyle w:val="VerbatimChar"/>
+          <w:sz w:val="22"/>
+          <w:szCs w:val="22"/>
         </w:rPr>
         <w:t>question_type</w:t>
       </w:r>
       <w:r>
-        <w:rPr/>
+        <w:rPr>
+          <w:sz w:val="22"/>
+          <w:szCs w:val="22"/>
+        </w:rPr>
         <w:t xml:space="preserve">: </w:t>
       </w:r>
       <w:r>
         <w:rPr>
           <w:rStyle w:val="VerbatimChar"/>
+          <w:sz w:val="22"/>
+          <w:szCs w:val="22"/>
         </w:rPr>
         <w:t>mcq</w:t>
       </w:r>
       <w:r>
-        <w:rPr/>
+        <w:rPr>
+          <w:sz w:val="22"/>
+          <w:szCs w:val="22"/>
+        </w:rPr>
         <w:t xml:space="preserve"> oder </w:t>
       </w:r>
       <w:r>
         <w:rPr>
           <w:rStyle w:val="VerbatimChar"/>
+          <w:sz w:val="22"/>
+          <w:szCs w:val="22"/>
         </w:rPr>
         <w:t>open_ended</w:t>
       </w:r>
@@ -567,10 +760,16 @@
         </w:numPr>
         <w:bidi w:val="0"/>
         <w:jc w:val="start"/>
-        <w:rPr/>
-      </w:pPr>
-      <w:r>
-        <w:rPr/>
+        <w:rPr>
+          <w:sz w:val="22"/>
+          <w:szCs w:val="22"/>
+        </w:rPr>
+      </w:pPr>
+      <w:r>
+        <w:rPr>
+          <w:sz w:val="22"/>
+          <w:szCs w:val="22"/>
+        </w:rPr>
         <w:t>Die 7 Bewertungsspalten aus Schritt 1 (1-5 Punkte)</w:t>
       </w:r>
     </w:p>
@@ -588,11 +787,16 @@
       <w:r>
         <w:rPr>
           <w:rStyle w:val="VerbatimChar"/>
+          <w:sz w:val="22"/>
+          <w:szCs w:val="22"/>
         </w:rPr>
         <w:t>answer_problems</w:t>
       </w:r>
       <w:r>
-        <w:rPr/>
+        <w:rPr>
+          <w:sz w:val="22"/>
+          <w:szCs w:val="22"/>
+        </w:rPr>
         <w:t>: Für problematische Antworten</w:t>
       </w:r>
     </w:p>
@@ -610,11 +814,16 @@
       <w:r>
         <w:rPr>
           <w:rStyle w:val="VerbatimChar"/>
+          <w:sz w:val="22"/>
+          <w:szCs w:val="22"/>
         </w:rPr>
         <w:t>comments</w:t>
       </w:r>
       <w:r>
-        <w:rPr/>
+        <w:rPr>
+          <w:sz w:val="22"/>
+          <w:szCs w:val="22"/>
+        </w:rPr>
         <w:t>: Für zusätzliche Anmerkungen</w:t>
       </w:r>
       <w:bookmarkEnd w:id="2"/>
@@ -643,12 +852,17 @@
         <w:rPr/>
       </w:pPr>
       <w:r>
-        <w:rPr/>
+        <w:rPr>
+          <w:sz w:val="22"/>
+          <w:szCs w:val="22"/>
+        </w:rPr>
         <w:t xml:space="preserve">Öffnen Sie </w:t>
       </w:r>
       <w:r>
         <w:rPr>
           <w:rStyle w:val="VerbatimChar"/>
+          <w:sz w:val="22"/>
+          <w:szCs w:val="22"/>
         </w:rPr>
         <w:t>exp1.csv</w:t>
       </w:r>
@@ -662,10 +876,16 @@
         </w:numPr>
         <w:bidi w:val="0"/>
         <w:jc w:val="start"/>
-        <w:rPr/>
-      </w:pPr>
-      <w:r>
-        <w:rPr/>
+        <w:rPr>
+          <w:sz w:val="22"/>
+          <w:szCs w:val="22"/>
+        </w:rPr>
+      </w:pPr>
+      <w:r>
+        <w:rPr>
+          <w:sz w:val="22"/>
+          <w:szCs w:val="22"/>
+        </w:rPr>
         <w:t>Für jede Zeile:</w:t>
       </w:r>
     </w:p>
@@ -678,10 +898,16 @@
         </w:numPr>
         <w:bidi w:val="0"/>
         <w:jc w:val="start"/>
-        <w:rPr/>
-      </w:pPr>
-      <w:r>
-        <w:rPr/>
+        <w:rPr>
+          <w:sz w:val="22"/>
+          <w:szCs w:val="22"/>
+        </w:rPr>
+      </w:pPr>
+      <w:r>
+        <w:rPr>
+          <w:sz w:val="22"/>
+          <w:szCs w:val="22"/>
+        </w:rPr>
         <w:t>Öffnen Sie die entsprechende Fragendatei und lesen Sie die Frage sorgfältig</w:t>
       </w:r>
     </w:p>
@@ -694,10 +920,16 @@
         </w:numPr>
         <w:bidi w:val="0"/>
         <w:jc w:val="start"/>
-        <w:rPr/>
-      </w:pPr>
-      <w:r>
-        <w:rPr/>
+        <w:rPr>
+          <w:sz w:val="22"/>
+          <w:szCs w:val="22"/>
+        </w:rPr>
+      </w:pPr>
+      <w:r>
+        <w:rPr>
+          <w:sz w:val="22"/>
+          <w:szCs w:val="22"/>
+        </w:rPr>
         <w:t>Prüfen Sie den Quelltext, welcher direkt unter der Frage angegeben ist</w:t>
       </w:r>
     </w:p>
@@ -710,10 +942,16 @@
         </w:numPr>
         <w:bidi w:val="0"/>
         <w:jc w:val="start"/>
-        <w:rPr/>
-      </w:pPr>
-      <w:r>
-        <w:rPr/>
+        <w:rPr>
+          <w:sz w:val="22"/>
+          <w:szCs w:val="22"/>
+        </w:rPr>
+      </w:pPr>
+      <w:r>
+        <w:rPr>
+          <w:sz w:val="22"/>
+          <w:szCs w:val="22"/>
+        </w:rPr>
         <w:t>Bewerten Sie nach den 7 Kategorien der Rubrik (1-5 Punkte), und notieren Sie Ihre Bewertungen in die entsprechenden Spalten</w:t>
       </w:r>
     </w:p>
@@ -729,12 +967,17 @@
         <w:rPr/>
       </w:pPr>
       <w:r>
-        <w:rPr/>
+        <w:rPr>
+          <w:sz w:val="22"/>
+          <w:szCs w:val="22"/>
+        </w:rPr>
         <w:t xml:space="preserve">Notieren Sie gegebenenfalls problematische Antworten/Antwortoptionen in </w:t>
       </w:r>
       <w:r>
         <w:rPr>
           <w:rStyle w:val="VerbatimChar"/>
+          <w:sz w:val="22"/>
+          <w:szCs w:val="22"/>
         </w:rPr>
         <w:t>answer_problems</w:t>
       </w:r>
@@ -748,10 +991,16 @@
         </w:numPr>
         <w:bidi w:val="0"/>
         <w:jc w:val="start"/>
-        <w:rPr/>
-      </w:pPr>
-      <w:r>
-        <w:rPr/>
+        <w:rPr>
+          <w:sz w:val="22"/>
+          <w:szCs w:val="22"/>
+        </w:rPr>
+      </w:pPr>
+      <w:r>
+        <w:rPr>
+          <w:sz w:val="22"/>
+          <w:szCs w:val="22"/>
+        </w:rPr>
         <w:t>Ergänzen Sie bei Bedarf Kommentare</w:t>
       </w:r>
     </w:p>
@@ -779,10 +1028,16 @@
         </w:numPr>
         <w:bidi w:val="0"/>
         <w:jc w:val="start"/>
-        <w:rPr/>
-      </w:pPr>
-      <w:r>
-        <w:rPr/>
+        <w:rPr>
+          <w:sz w:val="22"/>
+          <w:szCs w:val="22"/>
+        </w:rPr>
+      </w:pPr>
+      <w:r>
+        <w:rPr>
+          <w:sz w:val="22"/>
+          <w:szCs w:val="22"/>
+        </w:rPr>
         <w:t>Ist die Frage fachlich korrekt bezogen auf den Layer-Text?</w:t>
       </w:r>
     </w:p>
@@ -795,12 +1050,18 @@
         </w:numPr>
         <w:bidi w:val="0"/>
         <w:jc w:val="start"/>
-        <w:rPr/>
-      </w:pPr>
-      <w:bookmarkStart w:id="3" w:name="anleitung-für-experten"/>
-      <w:bookmarkStart w:id="4" w:name="schritt-3-bewertung-durchführen"/>
-      <w:r>
-        <w:rPr/>
+        <w:rPr>
+          <w:sz w:val="22"/>
+          <w:szCs w:val="22"/>
+        </w:rPr>
+      </w:pPr>
+      <w:bookmarkStart w:id="3" w:name="schritt-3-bewertung-durchführen"/>
+      <w:bookmarkStart w:id="4" w:name="anleitung-für-experten"/>
+      <w:r>
+        <w:rPr>
+          <w:sz w:val="22"/>
+          <w:szCs w:val="22"/>
+        </w:rPr>
         <w:t>Sind alle im Text enthaltenen Informationen richtig wiedergegeben?</w:t>
       </w:r>
       <w:bookmarkEnd w:id="3"/>
@@ -823,12 +1084,18 @@
         <w:pStyle w:val="FirstParagraph"/>
         <w:bidi w:val="0"/>
         <w:jc w:val="start"/>
-        <w:rPr/>
-      </w:pPr>
-      <w:bookmarkStart w:id="5" w:name="Xdef6236bb5f38117b519091ae3187e154a68fb8"/>
-      <w:bookmarkStart w:id="6" w:name="dankbarkeit"/>
-      <w:r>
-        <w:rPr/>
+        <w:rPr>
+          <w:sz w:val="22"/>
+          <w:szCs w:val="22"/>
+        </w:rPr>
+      </w:pPr>
+      <w:bookmarkStart w:id="5" w:name="dankbarkeit"/>
+      <w:bookmarkStart w:id="6" w:name="Xdef6236bb5f38117b519091ae3187e154a68fb8"/>
+      <w:r>
+        <w:rPr>
+          <w:sz w:val="22"/>
+          <w:szCs w:val="22"/>
+        </w:rPr>
         <w:t>Vielen Dank für Ihre Unterstützung bei der Evaluation! Ihre Einschätzungen sind wertvoll für die Forschung.</w:t>
       </w:r>
       <w:bookmarkEnd w:id="5"/>
@@ -843,186 +1110,6 @@
       </w:pPr>
       <w:r>
         <w:rPr/>
-      </w:r>
-    </w:p>
-    <w:p>
-      <w:pPr>
-        <w:pStyle w:val="BodyText"/>
-        <w:bidi w:val="0"/>
-        <w:jc w:val="start"/>
-        <w:rPr/>
-      </w:pPr>
-      <w:r>
-        <w:rPr/>
-      </w:r>
-    </w:p>
-    <w:p>
-      <w:pPr>
-        <w:pStyle w:val="BodyText"/>
-        <w:bidi w:val="0"/>
-        <w:jc w:val="start"/>
-        <w:rPr/>
-      </w:pPr>
-      <w:r>
-        <w:rPr/>
-      </w:r>
-    </w:p>
-    <w:p>
-      <w:pPr>
-        <w:pStyle w:val="BodyText"/>
-        <w:bidi w:val="0"/>
-        <w:jc w:val="start"/>
-        <w:rPr/>
-      </w:pPr>
-      <w:r>
-        <w:rPr/>
-      </w:r>
-    </w:p>
-    <w:p>
-      <w:pPr>
-        <w:pStyle w:val="BodyText"/>
-        <w:bidi w:val="0"/>
-        <w:jc w:val="start"/>
-        <w:rPr/>
-      </w:pPr>
-      <w:r>
-        <w:rPr/>
-      </w:r>
-    </w:p>
-    <w:p>
-      <w:pPr>
-        <w:pStyle w:val="BodyText"/>
-        <w:bidi w:val="0"/>
-        <w:jc w:val="start"/>
-        <w:rPr/>
-      </w:pPr>
-      <w:r>
-        <w:rPr/>
-      </w:r>
-    </w:p>
-    <w:p>
-      <w:pPr>
-        <w:pStyle w:val="BodyText"/>
-        <w:bidi w:val="0"/>
-        <w:jc w:val="start"/>
-        <w:rPr/>
-      </w:pPr>
-      <w:r>
-        <w:rPr/>
-      </w:r>
-    </w:p>
-    <w:p>
-      <w:pPr>
-        <w:pStyle w:val="BodyText"/>
-        <w:bidi w:val="0"/>
-        <w:jc w:val="start"/>
-        <w:rPr/>
-      </w:pPr>
-      <w:r>
-        <w:rPr/>
-      </w:r>
-    </w:p>
-    <w:p>
-      <w:pPr>
-        <w:pStyle w:val="BodyText"/>
-        <w:bidi w:val="0"/>
-        <w:jc w:val="start"/>
-        <w:rPr/>
-      </w:pPr>
-      <w:r>
-        <w:rPr/>
-      </w:r>
-    </w:p>
-    <w:p>
-      <w:pPr>
-        <w:pStyle w:val="BodyText"/>
-        <w:bidi w:val="0"/>
-        <w:jc w:val="start"/>
-        <w:rPr/>
-      </w:pPr>
-      <w:r>
-        <w:rPr/>
-      </w:r>
-    </w:p>
-    <w:p>
-      <w:pPr>
-        <w:pStyle w:val="BodyText"/>
-        <w:bidi w:val="0"/>
-        <w:jc w:val="start"/>
-        <w:rPr/>
-      </w:pPr>
-      <w:r>
-        <w:rPr/>
-      </w:r>
-    </w:p>
-    <w:p>
-      <w:pPr>
-        <w:pStyle w:val="BodyText"/>
-        <w:bidi w:val="0"/>
-        <w:jc w:val="start"/>
-        <w:rPr/>
-      </w:pPr>
-      <w:r>
-        <w:rPr/>
-      </w:r>
-    </w:p>
-    <w:p>
-      <w:pPr>
-        <w:pStyle w:val="BodyText"/>
-        <w:bidi w:val="0"/>
-        <w:jc w:val="start"/>
-        <w:rPr/>
-      </w:pPr>
-      <w:r>
-        <w:rPr/>
-      </w:r>
-    </w:p>
-    <w:p>
-      <w:pPr>
-        <w:pStyle w:val="BodyText"/>
-        <w:bidi w:val="0"/>
-        <w:jc w:val="start"/>
-        <w:rPr/>
-      </w:pPr>
-      <w:r>
-        <w:rPr/>
-      </w:r>
-    </w:p>
-    <w:p>
-      <w:pPr>
-        <w:pStyle w:val="BodyText"/>
-        <w:bidi w:val="0"/>
-        <w:jc w:val="start"/>
-        <w:rPr/>
-      </w:pPr>
-      <w:r>
-        <w:rPr/>
-      </w:r>
-    </w:p>
-    <w:p>
-      <w:pPr>
-        <w:pStyle w:val="BodyText"/>
-        <w:bidi w:val="0"/>
-        <w:jc w:val="start"/>
-        <w:rPr>
-          <w:u w:val="double"/>
-        </w:rPr>
-      </w:pPr>
-      <w:r>
-        <w:rPr>
-          <w:u w:val="double"/>
-        </w:rPr>
-      </w:r>
-    </w:p>
-    <w:p>
-      <w:pPr>
-        <w:pStyle w:val="Heading1"/>
-        <w:bidi w:val="0"/>
-        <w:jc w:val="start"/>
-        <w:rPr/>
-      </w:pPr>
-      <w:r>
-        <w:rPr/>
         <w:t>Bewertungsrubrik für LLM-generierte Fragen</w:t>
       </w:r>
     </w:p>
@@ -1043,17 +1130,25 @@
         <w:pStyle w:val="FirstParagraph"/>
         <w:bidi w:val="0"/>
         <w:jc w:val="start"/>
-        <w:rPr/>
+        <w:rPr>
+          <w:sz w:val="22"/>
+          <w:szCs w:val="22"/>
+        </w:rPr>
       </w:pPr>
       <w:r>
         <w:rPr>
           <w:b/>
           <w:bCs/>
+          <w:sz w:val="22"/>
+          <w:szCs w:val="22"/>
         </w:rPr>
         <w:t>Fragestellung:</w:t>
       </w:r>
       <w:r>
-        <w:rPr/>
+        <w:rPr>
+          <w:sz w:val="22"/>
+          <w:szCs w:val="22"/>
+        </w:rPr>
         <w:t xml:space="preserve"> Wie gut bezieht sich die Frage auf den Inhalt des bereitgestellten Textes?</w:t>
       </w:r>
     </w:p>
@@ -1066,17 +1161,25 @@
         </w:numPr>
         <w:bidi w:val="0"/>
         <w:jc w:val="start"/>
-        <w:rPr/>
+        <w:rPr>
+          <w:sz w:val="22"/>
+          <w:szCs w:val="22"/>
+        </w:rPr>
       </w:pPr>
       <w:r>
         <w:rPr>
           <w:b/>
           <w:bCs/>
+          <w:sz w:val="22"/>
+          <w:szCs w:val="22"/>
         </w:rPr>
         <w:t>5 - Überaus relevant:</w:t>
       </w:r>
       <w:r>
-        <w:rPr/>
+        <w:rPr>
+          <w:sz w:val="22"/>
+          <w:szCs w:val="22"/>
+        </w:rPr>
         <w:t xml:space="preserve"> Bezieht sich auf zentrale Themen und korrekte Fachbegriffe</w:t>
       </w:r>
     </w:p>
@@ -1089,10 +1192,16 @@
         </w:numPr>
         <w:bidi w:val="0"/>
         <w:jc w:val="start"/>
-        <w:rPr/>
-      </w:pPr>
-      <w:r>
-        <w:rPr/>
+        <w:rPr>
+          <w:sz w:val="22"/>
+          <w:szCs w:val="22"/>
+        </w:rPr>
+      </w:pPr>
+      <w:r>
+        <w:rPr>
+          <w:sz w:val="22"/>
+          <w:szCs w:val="22"/>
+        </w:rPr>
         <w:t>Bsp.: “Welche Kernaufgaben erfüllt der Data Link Layer und worin unterscheiden sich diese hinsichtlich ihrer Zielsetzung?”</w:t>
       </w:r>
     </w:p>
@@ -1105,17 +1214,25 @@
         </w:numPr>
         <w:bidi w:val="0"/>
         <w:jc w:val="start"/>
-        <w:rPr/>
+        <w:rPr>
+          <w:sz w:val="22"/>
+          <w:szCs w:val="22"/>
+        </w:rPr>
       </w:pPr>
       <w:r>
         <w:rPr>
           <w:b/>
           <w:bCs/>
+          <w:sz w:val="22"/>
+          <w:szCs w:val="22"/>
         </w:rPr>
         <w:t>4 - Relevant:</w:t>
       </w:r>
       <w:r>
-        <w:rPr/>
+        <w:rPr>
+          <w:sz w:val="22"/>
+          <w:szCs w:val="22"/>
+        </w:rPr>
         <w:t xml:space="preserve"> Bezieht sich auf wichtige Textinhalte</w:t>
       </w:r>
     </w:p>
@@ -1128,17 +1245,25 @@
         </w:numPr>
         <w:bidi w:val="0"/>
         <w:jc w:val="start"/>
-        <w:rPr/>
+        <w:rPr>
+          <w:sz w:val="22"/>
+          <w:szCs w:val="22"/>
+        </w:rPr>
       </w:pPr>
       <w:r>
         <w:rPr>
           <w:b/>
           <w:bCs/>
+          <w:sz w:val="22"/>
+          <w:szCs w:val="22"/>
         </w:rPr>
         <w:t>3 - Mäßig relevant:</w:t>
       </w:r>
       <w:r>
-        <w:rPr/>
+        <w:rPr>
+          <w:sz w:val="22"/>
+          <w:szCs w:val="22"/>
+        </w:rPr>
         <w:t xml:space="preserve"> Behandelt eher nebensächliche Aspekte des Textes</w:t>
       </w:r>
     </w:p>
@@ -1151,17 +1276,25 @@
         </w:numPr>
         <w:bidi w:val="0"/>
         <w:jc w:val="start"/>
-        <w:rPr/>
+        <w:rPr>
+          <w:sz w:val="22"/>
+          <w:szCs w:val="22"/>
+        </w:rPr>
       </w:pPr>
       <w:r>
         <w:rPr>
           <w:b/>
           <w:bCs/>
+          <w:sz w:val="22"/>
+          <w:szCs w:val="22"/>
         </w:rPr>
         <w:t>2 - Weniger relevant:</w:t>
       </w:r>
       <w:r>
-        <w:rPr/>
+        <w:rPr>
+          <w:sz w:val="22"/>
+          <w:szCs w:val="22"/>
+        </w:rPr>
         <w:t xml:space="preserve"> Nur oberflächlicher Textbezug</w:t>
       </w:r>
     </w:p>
@@ -1174,17 +1307,25 @@
         </w:numPr>
         <w:bidi w:val="0"/>
         <w:jc w:val="start"/>
-        <w:rPr/>
+        <w:rPr>
+          <w:sz w:val="22"/>
+          <w:szCs w:val="22"/>
+        </w:rPr>
       </w:pPr>
       <w:r>
         <w:rPr>
           <w:b/>
           <w:bCs/>
+          <w:sz w:val="22"/>
+          <w:szCs w:val="22"/>
         </w:rPr>
         <w:t>1 - Nicht relevant:</w:t>
       </w:r>
       <w:r>
-        <w:rPr/>
+        <w:rPr>
+          <w:sz w:val="22"/>
+          <w:szCs w:val="22"/>
+        </w:rPr>
         <w:t xml:space="preserve"> Kein Bezug zum Textinhalt</w:t>
       </w:r>
     </w:p>
@@ -1197,11 +1338,17 @@
         </w:numPr>
         <w:bidi w:val="0"/>
         <w:jc w:val="start"/>
-        <w:rPr/>
+        <w:rPr>
+          <w:sz w:val="22"/>
+          <w:szCs w:val="22"/>
+        </w:rPr>
       </w:pPr>
       <w:bookmarkStart w:id="7" w:name="relevanzrelevance"/>
       <w:r>
-        <w:rPr/>
+        <w:rPr>
+          <w:sz w:val="22"/>
+          <w:szCs w:val="22"/>
+        </w:rPr>
         <w:t>Bsp.: “Welche Programmiersprache wird am häufigsten für die Implementierung von Netzwerkprotokollen verwendet?”</w:t>
       </w:r>
       <w:bookmarkEnd w:id="7"/>
@@ -1223,17 +1370,25 @@
         <w:pStyle w:val="FirstParagraph"/>
         <w:bidi w:val="0"/>
         <w:jc w:val="start"/>
-        <w:rPr/>
+        <w:rPr>
+          <w:sz w:val="22"/>
+          <w:szCs w:val="22"/>
+        </w:rPr>
       </w:pPr>
       <w:r>
         <w:rPr>
           <w:b/>
           <w:bCs/>
+          <w:sz w:val="22"/>
+          <w:szCs w:val="22"/>
         </w:rPr>
         <w:t>Fragestellung:</w:t>
       </w:r>
       <w:r>
-        <w:rPr/>
+        <w:rPr>
+          <w:sz w:val="22"/>
+          <w:szCs w:val="22"/>
+        </w:rPr>
         <w:t xml:space="preserve"> Wie eindeutig und verständlich ist die Frage formuliert?</w:t>
       </w:r>
     </w:p>
@@ -1246,17 +1401,25 @@
         </w:numPr>
         <w:bidi w:val="0"/>
         <w:jc w:val="start"/>
-        <w:rPr/>
+        <w:rPr>
+          <w:sz w:val="22"/>
+          <w:szCs w:val="22"/>
+        </w:rPr>
       </w:pPr>
       <w:r>
         <w:rPr>
           <w:b/>
           <w:bCs/>
+          <w:sz w:val="22"/>
+          <w:szCs w:val="22"/>
         </w:rPr>
         <w:t>5 - Sehr klar:</w:t>
       </w:r>
       <w:r>
-        <w:rPr/>
+        <w:rPr>
+          <w:sz w:val="22"/>
+          <w:szCs w:val="22"/>
+        </w:rPr>
         <w:t xml:space="preserve"> Präzise, eindeutig formuliert, keine Mehrdeutigkeiten</w:t>
       </w:r>
     </w:p>
@@ -1269,10 +1432,16 @@
         </w:numPr>
         <w:bidi w:val="0"/>
         <w:jc w:val="start"/>
-        <w:rPr/>
-      </w:pPr>
-      <w:r>
-        <w:rPr/>
+        <w:rPr>
+          <w:sz w:val="22"/>
+          <w:szCs w:val="22"/>
+        </w:rPr>
+      </w:pPr>
+      <w:r>
+        <w:rPr>
+          <w:sz w:val="22"/>
+          <w:szCs w:val="22"/>
+        </w:rPr>
         <w:t>Bsp.: “Nennen Sie die Kernaufgaben der Session Layer und erläutern Sie jeweils deren Funktion.”</w:t>
       </w:r>
     </w:p>
@@ -1285,17 +1454,25 @@
         </w:numPr>
         <w:bidi w:val="0"/>
         <w:jc w:val="start"/>
-        <w:rPr/>
+        <w:rPr>
+          <w:sz w:val="22"/>
+          <w:szCs w:val="22"/>
+        </w:rPr>
       </w:pPr>
       <w:r>
         <w:rPr>
           <w:b/>
           <w:bCs/>
+          <w:sz w:val="22"/>
+          <w:szCs w:val="22"/>
         </w:rPr>
         <w:t>4 - Klar:</w:t>
       </w:r>
       <w:r>
-        <w:rPr/>
+        <w:rPr>
+          <w:sz w:val="22"/>
+          <w:szCs w:val="22"/>
+        </w:rPr>
         <w:t xml:space="preserve"> Verständlich mit minimalen Unklarheiten</w:t>
       </w:r>
     </w:p>
@@ -1308,17 +1485,25 @@
         </w:numPr>
         <w:bidi w:val="0"/>
         <w:jc w:val="start"/>
-        <w:rPr/>
+        <w:rPr>
+          <w:sz w:val="22"/>
+          <w:szCs w:val="22"/>
+        </w:rPr>
       </w:pPr>
       <w:r>
         <w:rPr>
           <w:b/>
           <w:bCs/>
+          <w:sz w:val="22"/>
+          <w:szCs w:val="22"/>
         </w:rPr>
         <w:t>3 - Mäßig klar:</w:t>
       </w:r>
       <w:r>
-        <w:rPr/>
+        <w:rPr>
+          <w:sz w:val="22"/>
+          <w:szCs w:val="22"/>
+        </w:rPr>
         <w:t xml:space="preserve"> Enthält einige unklare Formulierungen</w:t>
       </w:r>
     </w:p>
@@ -1331,17 +1516,25 @@
         </w:numPr>
         <w:bidi w:val="0"/>
         <w:jc w:val="start"/>
-        <w:rPr/>
+        <w:rPr>
+          <w:sz w:val="22"/>
+          <w:szCs w:val="22"/>
+        </w:rPr>
       </w:pPr>
       <w:r>
         <w:rPr>
           <w:b/>
           <w:bCs/>
+          <w:sz w:val="22"/>
+          <w:szCs w:val="22"/>
         </w:rPr>
         <w:t>2 - Unklar:</w:t>
       </w:r>
       <w:r>
-        <w:rPr/>
+        <w:rPr>
+          <w:sz w:val="22"/>
+          <w:szCs w:val="22"/>
+        </w:rPr>
         <w:t xml:space="preserve"> Enthält mehrere mehrdeutige oder verwirrende Elemente</w:t>
       </w:r>
     </w:p>
@@ -1354,17 +1547,25 @@
         </w:numPr>
         <w:bidi w:val="0"/>
         <w:jc w:val="start"/>
-        <w:rPr/>
+        <w:rPr>
+          <w:sz w:val="22"/>
+          <w:szCs w:val="22"/>
+        </w:rPr>
       </w:pPr>
       <w:r>
         <w:rPr>
           <w:b/>
           <w:bCs/>
+          <w:sz w:val="22"/>
+          <w:szCs w:val="22"/>
         </w:rPr>
         <w:t>1 - Sehr unklar:</w:t>
       </w:r>
       <w:r>
-        <w:rPr/>
+        <w:rPr>
+          <w:sz w:val="22"/>
+          <w:szCs w:val="22"/>
+        </w:rPr>
         <w:t xml:space="preserve"> Schwer verständlich oder grammatikalisch fehlerhaft</w:t>
       </w:r>
     </w:p>
@@ -1377,11 +1578,17 @@
         </w:numPr>
         <w:bidi w:val="0"/>
         <w:jc w:val="start"/>
-        <w:rPr/>
+        <w:rPr>
+          <w:sz w:val="22"/>
+          <w:szCs w:val="22"/>
+        </w:rPr>
       </w:pPr>
       <w:bookmarkStart w:id="8" w:name="klarheitclarity"/>
       <w:r>
-        <w:rPr/>
+        <w:rPr>
+          <w:sz w:val="22"/>
+          <w:szCs w:val="22"/>
+        </w:rPr>
         <w:t>Bsp.: “Inwiefern spielt die Schicht eine Rolle bei dem, was passiert, wenn Kommunikation stattfindet?”</w:t>
       </w:r>
       <w:bookmarkEnd w:id="8"/>
@@ -1403,17 +1610,25 @@
         <w:pStyle w:val="FirstParagraph"/>
         <w:bidi w:val="0"/>
         <w:jc w:val="start"/>
-        <w:rPr/>
+        <w:rPr>
+          <w:sz w:val="22"/>
+          <w:szCs w:val="22"/>
+        </w:rPr>
       </w:pPr>
       <w:r>
         <w:rPr>
           <w:b/>
           <w:bCs/>
+          <w:sz w:val="22"/>
+          <w:szCs w:val="22"/>
         </w:rPr>
         <w:t>Fragestellung:</w:t>
       </w:r>
       <w:r>
-        <w:rPr/>
+        <w:rPr>
+          <w:sz w:val="22"/>
+          <w:szCs w:val="22"/>
+        </w:rPr>
         <w:t xml:space="preserve"> Wie gut können Studierende die Frage mit den verfügbaren Textinformationen beantworten?</w:t>
       </w:r>
     </w:p>
@@ -1426,17 +1641,25 @@
         </w:numPr>
         <w:bidi w:val="0"/>
         <w:jc w:val="start"/>
-        <w:rPr/>
+        <w:rPr>
+          <w:sz w:val="22"/>
+          <w:szCs w:val="22"/>
+        </w:rPr>
       </w:pPr>
       <w:r>
         <w:rPr>
           <w:b/>
           <w:bCs/>
+          <w:sz w:val="22"/>
+          <w:szCs w:val="22"/>
         </w:rPr>
         <w:t>5 - Vollständig beantwortbar:</w:t>
       </w:r>
       <w:r>
-        <w:rPr/>
+        <w:rPr>
+          <w:sz w:val="22"/>
+          <w:szCs w:val="22"/>
+        </w:rPr>
         <w:t xml:space="preserve"> Alle Infos explizit im Text verfügbar</w:t>
       </w:r>
     </w:p>
@@ -1449,10 +1672,16 @@
         </w:numPr>
         <w:bidi w:val="0"/>
         <w:jc w:val="start"/>
-        <w:rPr/>
-      </w:pPr>
-      <w:r>
-        <w:rPr/>
+        <w:rPr>
+          <w:sz w:val="22"/>
+          <w:szCs w:val="22"/>
+        </w:rPr>
+      </w:pPr>
+      <w:r>
+        <w:rPr>
+          <w:sz w:val="22"/>
+          <w:szCs w:val="22"/>
+        </w:rPr>
         <w:t>Bsp: “Welche Kernaufgaben hat der Presentation Layer?”</w:t>
       </w:r>
     </w:p>
@@ -1465,17 +1694,25 @@
         </w:numPr>
         <w:bidi w:val="0"/>
         <w:jc w:val="start"/>
-        <w:rPr/>
+        <w:rPr>
+          <w:sz w:val="22"/>
+          <w:szCs w:val="22"/>
+        </w:rPr>
       </w:pPr>
       <w:r>
         <w:rPr>
           <w:b/>
           <w:bCs/>
+          <w:sz w:val="22"/>
+          <w:szCs w:val="22"/>
         </w:rPr>
         <w:t>4 - Gut beantwortbar:</w:t>
       </w:r>
       <w:r>
-        <w:rPr/>
+        <w:rPr>
+          <w:sz w:val="22"/>
+          <w:szCs w:val="22"/>
+        </w:rPr>
         <w:t xml:space="preserve"> Die meisten Infos im Text, minimale Schlüsse nötig</w:t>
       </w:r>
     </w:p>
@@ -1488,17 +1725,25 @@
         </w:numPr>
         <w:bidi w:val="0"/>
         <w:jc w:val="start"/>
-        <w:rPr/>
+        <w:rPr>
+          <w:sz w:val="22"/>
+          <w:szCs w:val="22"/>
+        </w:rPr>
       </w:pPr>
       <w:r>
         <w:rPr>
           <w:b/>
           <w:bCs/>
+          <w:sz w:val="22"/>
+          <w:szCs w:val="22"/>
         </w:rPr>
         <w:t>3 - Teilweise beantwortbar:</w:t>
       </w:r>
       <w:r>
-        <w:rPr/>
+        <w:rPr>
+          <w:sz w:val="22"/>
+          <w:szCs w:val="22"/>
+        </w:rPr>
         <w:t xml:space="preserve"> Grundinfos vorhanden, moderate Interpretation nötig</w:t>
       </w:r>
     </w:p>
@@ -1511,17 +1756,25 @@
         </w:numPr>
         <w:bidi w:val="0"/>
         <w:jc w:val="start"/>
-        <w:rPr/>
+        <w:rPr>
+          <w:sz w:val="22"/>
+          <w:szCs w:val="22"/>
+        </w:rPr>
       </w:pPr>
       <w:r>
         <w:rPr>
           <w:b/>
           <w:bCs/>
+          <w:sz w:val="22"/>
+          <w:szCs w:val="22"/>
         </w:rPr>
         <w:t>2 - Schwer beantwortbar:</w:t>
       </w:r>
       <w:r>
-        <w:rPr/>
+        <w:rPr>
+          <w:sz w:val="22"/>
+          <w:szCs w:val="22"/>
+        </w:rPr>
         <w:t xml:space="preserve"> Wenige relevante Infos, viel eigene Ableitung erforderlich</w:t>
       </w:r>
     </w:p>
@@ -1534,17 +1787,25 @@
         </w:numPr>
         <w:bidi w:val="0"/>
         <w:jc w:val="start"/>
-        <w:rPr/>
+        <w:rPr>
+          <w:sz w:val="22"/>
+          <w:szCs w:val="22"/>
+        </w:rPr>
       </w:pPr>
       <w:r>
         <w:rPr>
           <w:b/>
           <w:bCs/>
+          <w:sz w:val="22"/>
+          <w:szCs w:val="22"/>
         </w:rPr>
         <w:t>1 - Nicht beantwortbar:</w:t>
       </w:r>
       <w:r>
-        <w:rPr/>
+        <w:rPr>
+          <w:sz w:val="22"/>
+          <w:szCs w:val="22"/>
+        </w:rPr>
         <w:t xml:space="preserve"> Benötigte Informationen fehlen größtenteils</w:t>
       </w:r>
     </w:p>
@@ -1557,11 +1818,17 @@
         </w:numPr>
         <w:bidi w:val="0"/>
         <w:jc w:val="start"/>
-        <w:rPr/>
+        <w:rPr>
+          <w:sz w:val="22"/>
+          <w:szCs w:val="22"/>
+        </w:rPr>
       </w:pPr>
       <w:bookmarkStart w:id="9" w:name="beantwortbarkeitanswerability"/>
       <w:r>
-        <w:rPr/>
+        <w:rPr>
+          <w:sz w:val="22"/>
+          <w:szCs w:val="22"/>
+        </w:rPr>
         <w:t>Bsp.: “Vergleichen Sie die Effizienz des ISO-OSI-Modells mit modernen Software-Defined-Networking-Ansätzen.”</w:t>
       </w:r>
       <w:bookmarkEnd w:id="9"/>
@@ -1583,17 +1850,25 @@
         <w:pStyle w:val="FirstParagraph"/>
         <w:bidi w:val="0"/>
         <w:jc w:val="start"/>
-        <w:rPr/>
+        <w:rPr>
+          <w:sz w:val="22"/>
+          <w:szCs w:val="22"/>
+        </w:rPr>
       </w:pPr>
       <w:r>
         <w:rPr>
           <w:b/>
           <w:bCs/>
+          <w:sz w:val="22"/>
+          <w:szCs w:val="22"/>
         </w:rPr>
         <w:t>Fragestellung:</w:t>
       </w:r>
       <w:r>
-        <w:rPr/>
+        <w:rPr>
+          <w:sz w:val="22"/>
+          <w:szCs w:val="22"/>
+        </w:rPr>
         <w:t xml:space="preserve"> Wie anspruchsvoll ist die kognitive Anforderung der Frage?</w:t>
       </w:r>
     </w:p>
@@ -1606,17 +1881,25 @@
         </w:numPr>
         <w:bidi w:val="0"/>
         <w:jc w:val="start"/>
-        <w:rPr/>
+        <w:rPr>
+          <w:sz w:val="22"/>
+          <w:szCs w:val="22"/>
+        </w:rPr>
       </w:pPr>
       <w:r>
         <w:rPr>
           <w:b/>
           <w:bCs/>
+          <w:sz w:val="22"/>
+          <w:szCs w:val="22"/>
         </w:rPr>
         <w:t>5 - Sehr herausfordernd:</w:t>
       </w:r>
       <w:r>
-        <w:rPr/>
+        <w:rPr>
+          <w:sz w:val="22"/>
+          <w:szCs w:val="22"/>
+        </w:rPr>
         <w:t xml:space="preserve"> Erfordert tiefgehende Analyse des gesamten Textes</w:t>
       </w:r>
     </w:p>
@@ -1629,10 +1912,16 @@
         </w:numPr>
         <w:bidi w:val="0"/>
         <w:jc w:val="start"/>
-        <w:rPr/>
-      </w:pPr>
-      <w:r>
-        <w:rPr/>
+        <w:rPr>
+          <w:sz w:val="22"/>
+          <w:szCs w:val="22"/>
+        </w:rPr>
+      </w:pPr>
+      <w:r>
+        <w:rPr>
+          <w:sz w:val="22"/>
+          <w:szCs w:val="22"/>
+        </w:rPr>
         <w:t>Bsp.: “Analysieren Sie, warum Flusssteuerung auf mehreren OSI-Schichten implementiert wird, und bewerten Sie die Notwendigkeit dieser Redundanz.”</w:t>
       </w:r>
     </w:p>
@@ -1645,17 +1934,25 @@
         </w:numPr>
         <w:bidi w:val="0"/>
         <w:jc w:val="start"/>
-        <w:rPr/>
+        <w:rPr>
+          <w:sz w:val="22"/>
+          <w:szCs w:val="22"/>
+        </w:rPr>
       </w:pPr>
       <w:r>
         <w:rPr>
           <w:b/>
           <w:bCs/>
+          <w:sz w:val="22"/>
+          <w:szCs w:val="22"/>
         </w:rPr>
         <w:t>4 - Herausfordernd:</w:t>
       </w:r>
       <w:r>
-        <w:rPr/>
+        <w:rPr>
+          <w:sz w:val="22"/>
+          <w:szCs w:val="22"/>
+        </w:rPr>
         <w:t xml:space="preserve"> Erfordert Integration von weit auseinanderliegenden Informationen</w:t>
       </w:r>
     </w:p>
@@ -1668,17 +1965,25 @@
         </w:numPr>
         <w:bidi w:val="0"/>
         <w:jc w:val="start"/>
-        <w:rPr/>
+        <w:rPr>
+          <w:sz w:val="22"/>
+          <w:szCs w:val="22"/>
+        </w:rPr>
       </w:pPr>
       <w:r>
         <w:rPr>
           <w:b/>
           <w:bCs/>
+          <w:sz w:val="22"/>
+          <w:szCs w:val="22"/>
         </w:rPr>
         <w:t>3 - Mäßig herausfordernd:</w:t>
       </w:r>
       <w:r>
-        <w:rPr/>
+        <w:rPr>
+          <w:sz w:val="22"/>
+          <w:szCs w:val="22"/>
+        </w:rPr>
         <w:t xml:space="preserve"> Erfordert Verständnis und einfache Anwendung</w:t>
       </w:r>
     </w:p>
@@ -1691,17 +1996,25 @@
         </w:numPr>
         <w:bidi w:val="0"/>
         <w:jc w:val="start"/>
-        <w:rPr/>
+        <w:rPr>
+          <w:sz w:val="22"/>
+          <w:szCs w:val="22"/>
+        </w:rPr>
       </w:pPr>
       <w:r>
         <w:rPr>
           <w:b/>
           <w:bCs/>
+          <w:sz w:val="22"/>
+          <w:szCs w:val="22"/>
         </w:rPr>
         <w:t>2 - Wenig herausfordernd:</w:t>
       </w:r>
       <w:r>
-        <w:rPr/>
+        <w:rPr>
+          <w:sz w:val="22"/>
+          <w:szCs w:val="22"/>
+        </w:rPr>
         <w:t xml:space="preserve"> Erfordert Auffinden und Wiedergeben</w:t>
       </w:r>
     </w:p>
@@ -1714,17 +2027,25 @@
         </w:numPr>
         <w:bidi w:val="0"/>
         <w:jc w:val="start"/>
-        <w:rPr/>
+        <w:rPr>
+          <w:sz w:val="22"/>
+          <w:szCs w:val="22"/>
+        </w:rPr>
       </w:pPr>
       <w:r>
         <w:rPr>
           <w:b/>
           <w:bCs/>
+          <w:sz w:val="22"/>
+          <w:szCs w:val="22"/>
         </w:rPr>
         <w:t>1 - Nicht herausfordernd:</w:t>
       </w:r>
       <w:r>
-        <w:rPr/>
+        <w:rPr>
+          <w:sz w:val="22"/>
+          <w:szCs w:val="22"/>
+        </w:rPr>
         <w:t xml:space="preserve"> Trivial (Abschreiben oder Ja/Nein)</w:t>
       </w:r>
     </w:p>
@@ -1737,11 +2058,17 @@
         </w:numPr>
         <w:bidi w:val="0"/>
         <w:jc w:val="start"/>
-        <w:rPr/>
+        <w:rPr>
+          <w:sz w:val="22"/>
+          <w:szCs w:val="22"/>
+        </w:rPr>
       </w:pPr>
       <w:bookmarkStart w:id="10" w:name="herausforderungchallenging"/>
       <w:r>
-        <w:rPr/>
+        <w:rPr>
+          <w:sz w:val="22"/>
+          <w:szCs w:val="22"/>
+        </w:rPr>
         <w:t>Bsp.: “Wie viele Kernaufgaben hat der Physical Layer?”</w:t>
       </w:r>
       <w:bookmarkEnd w:id="10"/>
@@ -1763,17 +2090,25 @@
         <w:pStyle w:val="FirstParagraph"/>
         <w:bidi w:val="0"/>
         <w:jc w:val="start"/>
-        <w:rPr/>
+        <w:rPr>
+          <w:sz w:val="22"/>
+          <w:szCs w:val="22"/>
+        </w:rPr>
       </w:pPr>
       <w:r>
         <w:rPr>
           <w:b/>
           <w:bCs/>
+          <w:sz w:val="22"/>
+          <w:szCs w:val="22"/>
         </w:rPr>
         <w:t>Fragestellung:</w:t>
       </w:r>
       <w:r>
-        <w:rPr/>
+        <w:rPr>
+          <w:sz w:val="22"/>
+          <w:szCs w:val="22"/>
+        </w:rPr>
         <w:t xml:space="preserve"> Wie zentral ist das in der Frage behandelte Fachkonzept für das angestrebte Lernziel des Moduls?</w:t>
       </w:r>
     </w:p>
@@ -1786,17 +2121,25 @@
         </w:numPr>
         <w:bidi w:val="0"/>
         <w:jc w:val="start"/>
-        <w:rPr/>
+        <w:rPr>
+          <w:sz w:val="22"/>
+          <w:szCs w:val="22"/>
+        </w:rPr>
       </w:pPr>
       <w:r>
         <w:rPr>
           <w:b/>
           <w:bCs/>
+          <w:sz w:val="22"/>
+          <w:szCs w:val="22"/>
         </w:rPr>
         <w:t>5 - Sehr Hoch:</w:t>
       </w:r>
       <w:r>
-        <w:rPr/>
+        <w:rPr>
+          <w:sz w:val="22"/>
+          <w:szCs w:val="22"/>
+        </w:rPr>
         <w:t xml:space="preserve"> Behandelt Kernkonzept und zentrales Lernziel (hochrelevant)</w:t>
       </w:r>
     </w:p>
@@ -1809,10 +2152,16 @@
         </w:numPr>
         <w:bidi w:val="0"/>
         <w:jc w:val="start"/>
-        <w:rPr/>
-      </w:pPr>
-      <w:r>
-        <w:rPr/>
+        <w:rPr>
+          <w:sz w:val="22"/>
+          <w:szCs w:val="22"/>
+        </w:rPr>
+      </w:pPr>
+      <w:r>
+        <w:rPr>
+          <w:sz w:val="22"/>
+          <w:szCs w:val="22"/>
+        </w:rPr>
         <w:t>Bsp.: “Erklären Sie das Zusammenspiel von Codierung, Transport und Decodierung bei der Übertragung logischer Werte auf physikalischer Ebene.”</w:t>
       </w:r>
     </w:p>
@@ -1825,17 +2174,25 @@
         </w:numPr>
         <w:bidi w:val="0"/>
         <w:jc w:val="start"/>
-        <w:rPr/>
+        <w:rPr>
+          <w:sz w:val="22"/>
+          <w:szCs w:val="22"/>
+        </w:rPr>
       </w:pPr>
       <w:r>
         <w:rPr>
           <w:b/>
           <w:bCs/>
+          <w:sz w:val="22"/>
+          <w:szCs w:val="22"/>
         </w:rPr>
         <w:t>4 - Hoch:</w:t>
       </w:r>
       <w:r>
-        <w:rPr/>
+        <w:rPr>
+          <w:sz w:val="22"/>
+          <w:szCs w:val="22"/>
+        </w:rPr>
         <w:t xml:space="preserve"> Behandelt wichtiges, relevantes Konzept</w:t>
       </w:r>
     </w:p>
@@ -1848,17 +2205,25 @@
         </w:numPr>
         <w:bidi w:val="0"/>
         <w:jc w:val="start"/>
-        <w:rPr/>
+        <w:rPr>
+          <w:sz w:val="22"/>
+          <w:szCs w:val="22"/>
+        </w:rPr>
       </w:pPr>
       <w:r>
         <w:rPr>
           <w:b/>
           <w:bCs/>
+          <w:sz w:val="22"/>
+          <w:szCs w:val="22"/>
         </w:rPr>
         <w:t>3 - Mäßig:</w:t>
       </w:r>
       <w:r>
-        <w:rPr/>
+        <w:rPr>
+          <w:sz w:val="22"/>
+          <w:szCs w:val="22"/>
+        </w:rPr>
         <w:t xml:space="preserve"> Behandelt Grundlagen oder deskriptive Aspekte</w:t>
       </w:r>
     </w:p>
@@ -1871,17 +2236,25 @@
         </w:numPr>
         <w:bidi w:val="0"/>
         <w:jc w:val="start"/>
-        <w:rPr/>
+        <w:rPr>
+          <w:sz w:val="22"/>
+          <w:szCs w:val="22"/>
+        </w:rPr>
       </w:pPr>
       <w:r>
         <w:rPr>
           <w:b/>
           <w:bCs/>
+          <w:sz w:val="22"/>
+          <w:szCs w:val="22"/>
         </w:rPr>
         <w:t>2 - Gering:</w:t>
       </w:r>
       <w:r>
-        <w:rPr/>
+        <w:rPr>
+          <w:sz w:val="22"/>
+          <w:szCs w:val="22"/>
+        </w:rPr>
         <w:t xml:space="preserve"> Fokussiert auf nebensächliches Detail oder ist ineffizient</w:t>
       </w:r>
     </w:p>
@@ -1894,17 +2267,25 @@
         </w:numPr>
         <w:bidi w:val="0"/>
         <w:jc w:val="start"/>
-        <w:rPr/>
+        <w:rPr>
+          <w:sz w:val="22"/>
+          <w:szCs w:val="22"/>
+        </w:rPr>
       </w:pPr>
       <w:r>
         <w:rPr>
           <w:b/>
           <w:bCs/>
+          <w:sz w:val="22"/>
+          <w:szCs w:val="22"/>
         </w:rPr>
         <w:t>1 - Nicht vorhanden:</w:t>
       </w:r>
       <w:r>
-        <w:rPr/>
+        <w:rPr>
+          <w:sz w:val="22"/>
+          <w:szCs w:val="22"/>
+        </w:rPr>
         <w:t xml:space="preserve"> Behandelt irrelevante Details (nicht Teil des Lernziels)</w:t>
       </w:r>
     </w:p>
@@ -1917,11 +2298,17 @@
         </w:numPr>
         <w:bidi w:val="0"/>
         <w:jc w:val="start"/>
-        <w:rPr/>
+        <w:rPr>
+          <w:sz w:val="22"/>
+          <w:szCs w:val="22"/>
+        </w:rPr>
       </w:pPr>
       <w:bookmarkStart w:id="11" w:name="Xc726736414fc4f5118f498bc21832f0e03ad1b3"/>
       <w:r>
-        <w:rPr/>
+        <w:rPr>
+          <w:sz w:val="22"/>
+          <w:szCs w:val="22"/>
+        </w:rPr>
         <w:t>Bsp.: “Nennen Sie ein Beispiel für ein Kabel, das zur Datenübertragung verwendet werden kann.”</w:t>
       </w:r>
       <w:bookmarkEnd w:id="11"/>
@@ -1943,17 +2330,25 @@
         <w:pStyle w:val="FirstParagraph"/>
         <w:bidi w:val="0"/>
         <w:jc w:val="start"/>
-        <w:rPr/>
+        <w:rPr>
+          <w:sz w:val="22"/>
+          <w:szCs w:val="22"/>
+        </w:rPr>
       </w:pPr>
       <w:r>
         <w:rPr>
           <w:b/>
           <w:bCs/>
+          <w:sz w:val="22"/>
+          <w:szCs w:val="22"/>
         </w:rPr>
         <w:t>Fragestellung:</w:t>
       </w:r>
       <w:r>
-        <w:rPr/>
+        <w:rPr>
+          <w:sz w:val="22"/>
+          <w:szCs w:val="22"/>
+        </w:rPr>
         <w:t xml:space="preserve"> Wie angemessen ist die sprachliche Qualität der Frage?</w:t>
       </w:r>
     </w:p>
@@ -1966,17 +2361,25 @@
         </w:numPr>
         <w:bidi w:val="0"/>
         <w:jc w:val="start"/>
-        <w:rPr/>
+        <w:rPr>
+          <w:sz w:val="22"/>
+          <w:szCs w:val="22"/>
+        </w:rPr>
       </w:pPr>
       <w:r>
         <w:rPr>
           <w:b/>
           <w:bCs/>
+          <w:sz w:val="22"/>
+          <w:szCs w:val="22"/>
         </w:rPr>
         <w:t>5 - Ausgezeichnet:</w:t>
       </w:r>
       <w:r>
-        <w:rPr/>
+        <w:rPr>
+          <w:sz w:val="22"/>
+          <w:szCs w:val="22"/>
+        </w:rPr>
         <w:t xml:space="preserve"> Präzise, angemessen, gut verständlich</w:t>
       </w:r>
     </w:p>
@@ -1989,10 +2392,16 @@
         </w:numPr>
         <w:bidi w:val="0"/>
         <w:jc w:val="start"/>
-        <w:rPr/>
-      </w:pPr>
-      <w:r>
-        <w:rPr/>
+        <w:rPr>
+          <w:sz w:val="22"/>
+          <w:szCs w:val="22"/>
+        </w:rPr>
+      </w:pPr>
+      <w:r>
+        <w:rPr>
+          <w:sz w:val="22"/>
+          <w:szCs w:val="22"/>
+        </w:rPr>
         <w:t>Bsp.: “Ermitteln Sie, welche OSI-Schicht für das Setzen von Synchronisationspunkten verantwortlich ist, und erläutern Sie deren Zweck.”</w:t>
       </w:r>
     </w:p>
@@ -2005,17 +2414,25 @@
         </w:numPr>
         <w:bidi w:val="0"/>
         <w:jc w:val="start"/>
-        <w:rPr/>
+        <w:rPr>
+          <w:sz w:val="22"/>
+          <w:szCs w:val="22"/>
+        </w:rPr>
       </w:pPr>
       <w:r>
         <w:rPr>
           <w:b/>
           <w:bCs/>
+          <w:sz w:val="22"/>
+          <w:szCs w:val="22"/>
         </w:rPr>
         <w:t>4 - Gut:</w:t>
       </w:r>
       <w:r>
-        <w:rPr/>
+        <w:rPr>
+          <w:sz w:val="22"/>
+          <w:szCs w:val="22"/>
+        </w:rPr>
         <w:t xml:space="preserve"> Verständlich mit kleinen Schwächen</w:t>
       </w:r>
     </w:p>
@@ -2028,17 +2445,25 @@
         </w:numPr>
         <w:bidi w:val="0"/>
         <w:jc w:val="start"/>
-        <w:rPr/>
+        <w:rPr>
+          <w:sz w:val="22"/>
+          <w:szCs w:val="22"/>
+        </w:rPr>
       </w:pPr>
       <w:r>
         <w:rPr>
           <w:b/>
           <w:bCs/>
+          <w:sz w:val="22"/>
+          <w:szCs w:val="22"/>
         </w:rPr>
         <w:t>3 - Befriedigend:</w:t>
       </w:r>
       <w:r>
-        <w:rPr/>
+        <w:rPr>
+          <w:sz w:val="22"/>
+          <w:szCs w:val="22"/>
+        </w:rPr>
         <w:t xml:space="preserve"> Umständlich oder unpräzise</w:t>
       </w:r>
     </w:p>
@@ -2051,17 +2476,25 @@
         </w:numPr>
         <w:bidi w:val="0"/>
         <w:jc w:val="start"/>
-        <w:rPr/>
+        <w:rPr>
+          <w:sz w:val="22"/>
+          <w:szCs w:val="22"/>
+        </w:rPr>
       </w:pPr>
       <w:r>
         <w:rPr>
           <w:b/>
           <w:bCs/>
+          <w:sz w:val="22"/>
+          <w:szCs w:val="22"/>
         </w:rPr>
         <w:t>2 - Mangelhaft:</w:t>
       </w:r>
       <w:r>
-        <w:rPr/>
+        <w:rPr>
+          <w:sz w:val="22"/>
+          <w:szCs w:val="22"/>
+        </w:rPr>
         <w:t xml:space="preserve"> Schwerfällig, weitschweifig oder unnötig komplex</w:t>
       </w:r>
     </w:p>
@@ -2074,17 +2507,25 @@
         </w:numPr>
         <w:bidi w:val="0"/>
         <w:jc w:val="start"/>
-        <w:rPr/>
+        <w:rPr>
+          <w:sz w:val="22"/>
+          <w:szCs w:val="22"/>
+        </w:rPr>
       </w:pPr>
       <w:r>
         <w:rPr>
           <w:b/>
           <w:bCs/>
+          <w:sz w:val="22"/>
+          <w:szCs w:val="22"/>
         </w:rPr>
         <w:t>1 - Ungenügend:</w:t>
       </w:r>
       <w:r>
-        <w:rPr/>
+        <w:rPr>
+          <w:sz w:val="22"/>
+          <w:szCs w:val="22"/>
+        </w:rPr>
         <w:t xml:space="preserve"> Schwer verständlich oder unangemessen</w:t>
       </w:r>
     </w:p>
@@ -2097,11 +2538,17 @@
         </w:numPr>
         <w:bidi w:val="0"/>
         <w:jc w:val="start"/>
-        <w:rPr/>
+        <w:rPr>
+          <w:sz w:val="22"/>
+          <w:szCs w:val="22"/>
+        </w:rPr>
       </w:pPr>
       <w:bookmarkStart w:id="12" w:name="sprachqualitätlanguage"/>
       <w:r>
-        <w:rPr/>
+        <w:rPr>
+          <w:sz w:val="22"/>
+          <w:szCs w:val="22"/>
+        </w:rPr>
         <w:t>Bsp.: “Im Kontext der vielschichtigen und diversen Betrachtungsweise der Aufgabenbereiche, die dem Physical Layer im Rahmen des OSI-Referenzmodells zugeschrieben werden können, erläutern Sie diese unter Berücksichtigung sämtlicher relevanter Aspekte.”</w:t>
       </w:r>
       <w:bookmarkEnd w:id="12"/>
@@ -2123,17 +2570,25 @@
         <w:pStyle w:val="FirstParagraph"/>
         <w:bidi w:val="0"/>
         <w:jc w:val="start"/>
-        <w:rPr/>
+        <w:rPr>
+          <w:sz w:val="22"/>
+          <w:szCs w:val="22"/>
+        </w:rPr>
       </w:pPr>
       <w:r>
         <w:rPr>
           <w:b/>
           <w:bCs/>
+          <w:sz w:val="22"/>
+          <w:szCs w:val="22"/>
         </w:rPr>
         <w:t>Fragestellung:</w:t>
       </w:r>
       <w:r>
-        <w:rPr/>
+        <w:rPr>
+          <w:sz w:val="22"/>
+          <w:szCs w:val="22"/>
+        </w:rPr>
         <w:t xml:space="preserve"> Wie korrekt sind die in der Frage selbst enthaltenen Aussagen, Annahmen oder impliziten Behauptungen bezogen auf den Text?</w:t>
       </w:r>
     </w:p>
@@ -2146,17 +2601,25 @@
         </w:numPr>
         <w:bidi w:val="0"/>
         <w:jc w:val="start"/>
-        <w:rPr/>
+        <w:rPr>
+          <w:sz w:val="22"/>
+          <w:szCs w:val="22"/>
+        </w:rPr>
       </w:pPr>
       <w:r>
         <w:rPr>
           <w:b/>
           <w:bCs/>
+          <w:sz w:val="22"/>
+          <w:szCs w:val="22"/>
         </w:rPr>
         <w:t>5 - Vollständig korrekt:</w:t>
       </w:r>
       <w:r>
-        <w:rPr/>
+        <w:rPr>
+          <w:sz w:val="22"/>
+          <w:szCs w:val="22"/>
+        </w:rPr>
         <w:t xml:space="preserve"> Alle Aussagen entsprechen dem Textinhalt</w:t>
       </w:r>
     </w:p>
@@ -2169,10 +2632,16 @@
         </w:numPr>
         <w:bidi w:val="0"/>
         <w:jc w:val="start"/>
-        <w:rPr/>
-      </w:pPr>
-      <w:r>
-        <w:rPr/>
+        <w:rPr>
+          <w:sz w:val="22"/>
+          <w:szCs w:val="22"/>
+        </w:rPr>
+      </w:pPr>
+      <w:r>
+        <w:rPr>
+          <w:sz w:val="22"/>
+          <w:szCs w:val="22"/>
+        </w:rPr>
         <w:t>Bsp.: “Beschreiben Sie, wie der Network Layer die Kommunikation zwischen Geräten in unterschiedlichen Netzen ermöglicht.”</w:t>
       </w:r>
     </w:p>
@@ -2185,17 +2654,25 @@
         </w:numPr>
         <w:bidi w:val="0"/>
         <w:jc w:val="start"/>
-        <w:rPr/>
+        <w:rPr>
+          <w:sz w:val="22"/>
+          <w:szCs w:val="22"/>
+        </w:rPr>
       </w:pPr>
       <w:r>
         <w:rPr>
           <w:b/>
           <w:bCs/>
+          <w:sz w:val="22"/>
+          <w:szCs w:val="22"/>
         </w:rPr>
         <w:t>4 - Überwiegend korrekt:</w:t>
       </w:r>
       <w:r>
-        <w:rPr/>
+        <w:rPr>
+          <w:sz w:val="22"/>
+          <w:szCs w:val="22"/>
+        </w:rPr>
         <w:t xml:space="preserve"> Überwiegend korrekt, minimale Ungenauigkeiten</w:t>
       </w:r>
     </w:p>
@@ -2208,17 +2685,25 @@
         </w:numPr>
         <w:bidi w:val="0"/>
         <w:jc w:val="start"/>
-        <w:rPr/>
+        <w:rPr>
+          <w:sz w:val="22"/>
+          <w:szCs w:val="22"/>
+        </w:rPr>
       </w:pPr>
       <w:r>
         <w:rPr>
           <w:b/>
           <w:bCs/>
+          <w:sz w:val="22"/>
+          <w:szCs w:val="22"/>
         </w:rPr>
         <w:t>3 - Teilweise korrekt:</w:t>
       </w:r>
       <w:r>
-        <w:rPr/>
+        <w:rPr>
+          <w:sz w:val="22"/>
+          <w:szCs w:val="22"/>
+        </w:rPr>
         <w:t xml:space="preserve"> Erkennbare Ungenauigkeiten in der Frage</w:t>
       </w:r>
     </w:p>
@@ -2231,17 +2716,25 @@
         </w:numPr>
         <w:bidi w:val="0"/>
         <w:jc w:val="start"/>
-        <w:rPr/>
+        <w:rPr>
+          <w:sz w:val="22"/>
+          <w:szCs w:val="22"/>
+        </w:rPr>
       </w:pPr>
       <w:r>
         <w:rPr>
           <w:b/>
           <w:bCs/>
+          <w:sz w:val="22"/>
+          <w:szCs w:val="22"/>
         </w:rPr>
         <w:t>2 - Größtenteils inkorrekt:</w:t>
       </w:r>
       <w:r>
-        <w:rPr/>
+        <w:rPr>
+          <w:sz w:val="22"/>
+          <w:szCs w:val="22"/>
+        </w:rPr>
         <w:t xml:space="preserve"> Mehrere falsche Aussagen oder Missverständnisse</w:t>
       </w:r>
     </w:p>
@@ -2254,17 +2747,25 @@
         </w:numPr>
         <w:bidi w:val="0"/>
         <w:jc w:val="start"/>
-        <w:rPr/>
+        <w:rPr>
+          <w:sz w:val="22"/>
+          <w:szCs w:val="22"/>
+        </w:rPr>
       </w:pPr>
       <w:r>
         <w:rPr>
           <w:b/>
           <w:bCs/>
+          <w:sz w:val="22"/>
+          <w:szCs w:val="22"/>
         </w:rPr>
         <w:t>1 - Völlig inkorrekt:</w:t>
       </w:r>
       <w:r>
-        <w:rPr/>
+        <w:rPr>
+          <w:sz w:val="22"/>
+          <w:szCs w:val="22"/>
+        </w:rPr>
         <w:t xml:space="preserve"> Frage enthält grundlegend falsche Behauptungen</w:t>
       </w:r>
     </w:p>
@@ -2278,12 +2779,18 @@
         <w:bidi w:val="0"/>
         <w:spacing w:before="36" w:after="36"/>
         <w:jc w:val="start"/>
-        <w:rPr/>
-      </w:pPr>
-      <w:bookmarkStart w:id="13" w:name="X5adecf790d361ef61a0e462edd7ab013df4437a"/>
-      <w:bookmarkStart w:id="14" w:name="korrektheitcorrectness"/>
-      <w:r>
-        <w:rPr/>
+        <w:rPr>
+          <w:sz w:val="22"/>
+          <w:szCs w:val="22"/>
+        </w:rPr>
+      </w:pPr>
+      <w:bookmarkStart w:id="13" w:name="korrektheitcorrectness"/>
+      <w:bookmarkStart w:id="14" w:name="X5adecf790d361ef61a0e462edd7ab013df4437a"/>
+      <w:r>
+        <w:rPr>
+          <w:sz w:val="22"/>
+          <w:szCs w:val="22"/>
+        </w:rPr>
         <w:t>Bsp.: “Warum ist der Physical Layer für die Verschlüsselung von Daten zuständig?”</w:t>
       </w:r>
       <w:bookmarkEnd w:id="13"/>
@@ -2363,222 +2870,6 @@
     </w:p>
     <w:p>
       <w:pPr>
-        <w:pStyle w:val="Compact"/>
-        <w:bidi w:val="0"/>
-        <w:spacing w:before="36" w:after="36"/>
-        <w:jc w:val="start"/>
-        <w:rPr/>
-      </w:pPr>
-      <w:r>
-        <w:rPr/>
-      </w:r>
-    </w:p>
-    <w:p>
-      <w:pPr>
-        <w:pStyle w:val="Compact"/>
-        <w:bidi w:val="0"/>
-        <w:spacing w:before="36" w:after="36"/>
-        <w:jc w:val="start"/>
-        <w:rPr/>
-      </w:pPr>
-      <w:r>
-        <w:rPr/>
-      </w:r>
-    </w:p>
-    <w:p>
-      <w:pPr>
-        <w:pStyle w:val="Compact"/>
-        <w:bidi w:val="0"/>
-        <w:spacing w:before="36" w:after="36"/>
-        <w:jc w:val="start"/>
-        <w:rPr/>
-      </w:pPr>
-      <w:r>
-        <w:rPr/>
-      </w:r>
-    </w:p>
-    <w:p>
-      <w:pPr>
-        <w:pStyle w:val="Compact"/>
-        <w:bidi w:val="0"/>
-        <w:spacing w:before="36" w:after="36"/>
-        <w:jc w:val="start"/>
-        <w:rPr/>
-      </w:pPr>
-      <w:r>
-        <w:rPr/>
-      </w:r>
-    </w:p>
-    <w:p>
-      <w:pPr>
-        <w:pStyle w:val="Compact"/>
-        <w:bidi w:val="0"/>
-        <w:spacing w:before="36" w:after="36"/>
-        <w:jc w:val="start"/>
-        <w:rPr/>
-      </w:pPr>
-      <w:r>
-        <w:rPr/>
-      </w:r>
-    </w:p>
-    <w:p>
-      <w:pPr>
-        <w:pStyle w:val="Compact"/>
-        <w:bidi w:val="0"/>
-        <w:spacing w:before="36" w:after="36"/>
-        <w:jc w:val="start"/>
-        <w:rPr/>
-      </w:pPr>
-      <w:r>
-        <w:rPr/>
-      </w:r>
-    </w:p>
-    <w:p>
-      <w:pPr>
-        <w:pStyle w:val="Compact"/>
-        <w:bidi w:val="0"/>
-        <w:spacing w:before="36" w:after="36"/>
-        <w:jc w:val="start"/>
-        <w:rPr/>
-      </w:pPr>
-      <w:r>
-        <w:rPr/>
-      </w:r>
-    </w:p>
-    <w:p>
-      <w:pPr>
-        <w:pStyle w:val="Compact"/>
-        <w:bidi w:val="0"/>
-        <w:spacing w:before="36" w:after="36"/>
-        <w:jc w:val="start"/>
-        <w:rPr/>
-      </w:pPr>
-      <w:r>
-        <w:rPr/>
-      </w:r>
-    </w:p>
-    <w:p>
-      <w:pPr>
-        <w:pStyle w:val="Compact"/>
-        <w:bidi w:val="0"/>
-        <w:spacing w:before="36" w:after="36"/>
-        <w:jc w:val="start"/>
-        <w:rPr/>
-      </w:pPr>
-      <w:r>
-        <w:rPr/>
-      </w:r>
-    </w:p>
-    <w:p>
-      <w:pPr>
-        <w:pStyle w:val="Compact"/>
-        <w:bidi w:val="0"/>
-        <w:spacing w:before="36" w:after="36"/>
-        <w:jc w:val="start"/>
-        <w:rPr/>
-      </w:pPr>
-      <w:r>
-        <w:rPr/>
-      </w:r>
-    </w:p>
-    <w:p>
-      <w:pPr>
-        <w:pStyle w:val="Compact"/>
-        <w:bidi w:val="0"/>
-        <w:spacing w:before="36" w:after="36"/>
-        <w:jc w:val="start"/>
-        <w:rPr/>
-      </w:pPr>
-      <w:r>
-        <w:rPr/>
-      </w:r>
-    </w:p>
-    <w:p>
-      <w:pPr>
-        <w:pStyle w:val="Compact"/>
-        <w:bidi w:val="0"/>
-        <w:spacing w:before="36" w:after="36"/>
-        <w:jc w:val="start"/>
-        <w:rPr/>
-      </w:pPr>
-      <w:r>
-        <w:rPr/>
-      </w:r>
-    </w:p>
-    <w:p>
-      <w:pPr>
-        <w:pStyle w:val="Compact"/>
-        <w:bidi w:val="0"/>
-        <w:spacing w:before="36" w:after="36"/>
-        <w:jc w:val="start"/>
-        <w:rPr/>
-      </w:pPr>
-      <w:r>
-        <w:rPr/>
-      </w:r>
-    </w:p>
-    <w:p>
-      <w:pPr>
-        <w:pStyle w:val="Compact"/>
-        <w:bidi w:val="0"/>
-        <w:spacing w:before="36" w:after="36"/>
-        <w:jc w:val="start"/>
-        <w:rPr/>
-      </w:pPr>
-      <w:r>
-        <w:rPr/>
-      </w:r>
-    </w:p>
-    <w:p>
-      <w:pPr>
-        <w:pStyle w:val="Compact"/>
-        <w:bidi w:val="0"/>
-        <w:spacing w:before="36" w:after="36"/>
-        <w:jc w:val="start"/>
-        <w:rPr/>
-      </w:pPr>
-      <w:r>
-        <w:rPr/>
-      </w:r>
-    </w:p>
-    <w:p>
-      <w:pPr>
-        <w:pStyle w:val="Compact"/>
-        <w:bidi w:val="0"/>
-        <w:spacing w:before="36" w:after="36"/>
-        <w:jc w:val="start"/>
-        <w:rPr/>
-      </w:pPr>
-      <w:r>
-        <w:rPr/>
-      </w:r>
-    </w:p>
-    <w:p>
-      <w:pPr>
-        <w:pStyle w:val="Compact"/>
-        <w:bidi w:val="0"/>
-        <w:spacing w:before="36" w:after="36"/>
-        <w:jc w:val="start"/>
-        <w:rPr/>
-      </w:pPr>
-      <w:r>
-        <w:rPr/>
-      </w:r>
-    </w:p>
-    <w:p>
-      <w:pPr>
-        <w:pStyle w:val="Compact"/>
-        <w:bidi w:val="0"/>
-        <w:spacing w:before="36" w:after="36"/>
-        <w:jc w:val="start"/>
-        <w:rPr/>
-      </w:pPr>
-      <w:r>
-        <w:rPr/>
-      </w:r>
-    </w:p>
-    <w:p>
-      <w:pPr>
         <w:pStyle w:val="Heading2"/>
         <w:rPr/>
       </w:pPr>
@@ -2600,11 +2891,17 @@
     <w:p>
       <w:pPr>
         <w:pStyle w:val="FirstParagraph"/>
-        <w:rPr/>
+        <w:rPr>
+          <w:sz w:val="22"/>
+          <w:szCs w:val="22"/>
+        </w:rPr>
       </w:pPr>
       <w:bookmarkStart w:id="15" w:name="lernziel"/>
       <w:r>
-        <w:rPr/>
+        <w:rPr>
+          <w:sz w:val="22"/>
+          <w:szCs w:val="22"/>
+        </w:rPr>
         <w:t>Die Studierenden beherrschen die netzwerkübergreifende Kommunikation durch Adressierung, Routing und Flusssteuerung (End-to-End sowie Node-to-Node)</w:t>
       </w:r>
       <w:bookmarkEnd w:id="15"/>
@@ -2622,20 +2919,32 @@
     <w:p>
       <w:pPr>
         <w:pStyle w:val="FirstParagraph"/>
-        <w:rPr/>
-      </w:pPr>
-      <w:r>
-        <w:rPr/>
+        <w:rPr>
+          <w:sz w:val="22"/>
+          <w:szCs w:val="22"/>
+        </w:rPr>
+      </w:pPr>
+      <w:r>
+        <w:rPr>
+          <w:sz w:val="22"/>
+          <w:szCs w:val="22"/>
+        </w:rPr>
         <w:t>Frage: Nennen Sie die beiden Strategien der Flusssteuerung im Network Layer.</w:t>
       </w:r>
     </w:p>
     <w:p>
       <w:pPr>
         <w:pStyle w:val="BodyText"/>
-        <w:rPr/>
-      </w:pPr>
-      <w:r>
-        <w:rPr/>
+        <w:rPr>
+          <w:sz w:val="22"/>
+          <w:szCs w:val="22"/>
+        </w:rPr>
+      </w:pPr>
+      <w:r>
+        <w:rPr>
+          <w:sz w:val="22"/>
+          <w:szCs w:val="22"/>
+        </w:rPr>
         <w:t>Antwortmöglichkeiten:</w:t>
       </w:r>
     </w:p>
@@ -2646,10 +2955,16 @@
           <w:ilvl w:val="0"/>
           <w:numId w:val="8"/>
         </w:numPr>
-        <w:rPr/>
-      </w:pPr>
-      <w:r>
-        <w:rPr/>
+        <w:rPr>
+          <w:sz w:val="22"/>
+          <w:szCs w:val="22"/>
+        </w:rPr>
+      </w:pPr>
+      <w:r>
+        <w:rPr>
+          <w:sz w:val="22"/>
+          <w:szCs w:val="22"/>
+        </w:rPr>
         <w:t>Adressierung (Falsch)</w:t>
       </w:r>
     </w:p>
@@ -2660,10 +2975,16 @@
           <w:ilvl w:val="0"/>
           <w:numId w:val="5"/>
         </w:numPr>
-        <w:rPr/>
-      </w:pPr>
-      <w:r>
-        <w:rPr/>
+        <w:rPr>
+          <w:sz w:val="22"/>
+          <w:szCs w:val="22"/>
+        </w:rPr>
+      </w:pPr>
+      <w:r>
+        <w:rPr>
+          <w:sz w:val="22"/>
+          <w:szCs w:val="22"/>
+        </w:rPr>
         <w:t>End-to-End (Richtig)</w:t>
       </w:r>
     </w:p>
@@ -2674,10 +2995,16 @@
           <w:ilvl w:val="0"/>
           <w:numId w:val="5"/>
         </w:numPr>
-        <w:rPr/>
-      </w:pPr>
-      <w:r>
-        <w:rPr/>
+        <w:rPr>
+          <w:sz w:val="22"/>
+          <w:szCs w:val="22"/>
+        </w:rPr>
+      </w:pPr>
+      <w:r>
+        <w:rPr>
+          <w:sz w:val="22"/>
+          <w:szCs w:val="22"/>
+        </w:rPr>
         <w:t>Node-to-Node (Richtig)</w:t>
       </w:r>
     </w:p>
@@ -2688,11 +3015,17 @@
           <w:ilvl w:val="0"/>
           <w:numId w:val="5"/>
         </w:numPr>
-        <w:rPr/>
+        <w:rPr>
+          <w:sz w:val="22"/>
+          <w:szCs w:val="22"/>
+        </w:rPr>
       </w:pPr>
       <w:bookmarkStart w:id="16" w:name="formulierte-frage"/>
       <w:r>
-        <w:rPr/>
+        <w:rPr>
+          <w:sz w:val="22"/>
+          <w:szCs w:val="22"/>
+        </w:rPr>
         <w:t>Routing (Falsch)</w:t>
       </w:r>
       <w:bookmarkEnd w:id="16"/>
@@ -2710,70 +3043,130 @@
     <w:p>
       <w:pPr>
         <w:pStyle w:val="FirstParagraph"/>
-        <w:rPr/>
-      </w:pPr>
-      <w:r>
-        <w:rPr/>
-        <w:t>Network Layer 3 Beschreibung Bereitstellung einer Übertragung zwischen Geräten, die sich in unterschiedlichen Netzwerken (möglicherweise) verschiedener Layer 2 Technologien befinden.</w:t>
+        <w:rPr>
+          <w:sz w:val="22"/>
+          <w:szCs w:val="22"/>
+        </w:rPr>
+      </w:pPr>
+      <w:r>
+        <w:rPr>
+          <w:sz w:val="22"/>
+          <w:szCs w:val="22"/>
+        </w:rPr>
+        <w:t xml:space="preserve">Network Layer 3 </w:t>
+      </w:r>
+    </w:p>
+    <w:p>
+      <w:pPr>
+        <w:pStyle w:val="FirstParagraph"/>
+        <w:rPr>
+          <w:sz w:val="22"/>
+          <w:szCs w:val="22"/>
+        </w:rPr>
+      </w:pPr>
+      <w:r>
+        <w:rPr>
+          <w:sz w:val="22"/>
+          <w:szCs w:val="22"/>
+        </w:rPr>
+        <w:t xml:space="preserve">Beschreibung </w:t>
+        <w:br/>
+        <w:t>Bereitstellung einer Übertragung zwischen Geräten, die sich in unterschiedlichen Netzwerken (möglicherweise) verschiedener Layer 2 Technologien befinden.</w:t>
       </w:r>
     </w:p>
     <w:p>
       <w:pPr>
         <w:pStyle w:val="BodyText"/>
-        <w:rPr/>
-      </w:pPr>
-      <w:r>
-        <w:rPr/>
+        <w:rPr>
+          <w:sz w:val="22"/>
+          <w:szCs w:val="22"/>
+        </w:rPr>
+      </w:pPr>
+      <w:r>
+        <w:rPr>
+          <w:sz w:val="22"/>
+          <w:szCs w:val="22"/>
+        </w:rPr>
         <w:t>3 Kernaufgaben</w:t>
       </w:r>
     </w:p>
     <w:p>
       <w:pPr>
         <w:pStyle w:val="BodyText"/>
-        <w:rPr/>
-      </w:pPr>
-      <w:r>
-        <w:rPr/>
+        <w:rPr>
+          <w:sz w:val="22"/>
+          <w:szCs w:val="22"/>
+        </w:rPr>
+      </w:pPr>
+      <w:r>
+        <w:rPr>
+          <w:sz w:val="22"/>
+          <w:szCs w:val="22"/>
+        </w:rPr>
         <w:t>Adressierung:</w:t>
       </w:r>
     </w:p>
     <w:p>
       <w:pPr>
         <w:pStyle w:val="BodyText"/>
-        <w:rPr/>
-      </w:pPr>
-      <w:r>
-        <w:rPr/>
+        <w:rPr>
+          <w:sz w:val="22"/>
+          <w:szCs w:val="22"/>
+        </w:rPr>
+      </w:pPr>
+      <w:r>
+        <w:rPr>
+          <w:sz w:val="22"/>
+          <w:szCs w:val="22"/>
+        </w:rPr>
         <w:t>Netzwerk-übergreifende Adressen.</w:t>
       </w:r>
     </w:p>
     <w:p>
       <w:pPr>
         <w:pStyle w:val="BodyText"/>
-        <w:rPr/>
-      </w:pPr>
-      <w:r>
-        <w:rPr/>
+        <w:rPr>
+          <w:sz w:val="22"/>
+          <w:szCs w:val="22"/>
+        </w:rPr>
+      </w:pPr>
+      <w:r>
+        <w:rPr>
+          <w:sz w:val="22"/>
+          <w:szCs w:val="22"/>
+        </w:rPr>
         <w:t>Routing:</w:t>
       </w:r>
     </w:p>
     <w:p>
       <w:pPr>
         <w:pStyle w:val="BodyText"/>
-        <w:rPr/>
-      </w:pPr>
-      <w:r>
-        <w:rPr/>
+        <w:rPr>
+          <w:sz w:val="22"/>
+          <w:szCs w:val="22"/>
+        </w:rPr>
+      </w:pPr>
+      <w:r>
+        <w:rPr>
+          <w:sz w:val="22"/>
+          <w:szCs w:val="22"/>
+        </w:rPr>
         <w:t>Auswahl der vermittelnden Zwischenknoten zur Kommunikation nicht direkt verbundenen Knoten.</w:t>
       </w:r>
     </w:p>
     <w:p>
       <w:pPr>
         <w:pStyle w:val="BodyText"/>
-        <w:rPr/>
-      </w:pPr>
-      <w:r>
-        <w:rPr/>
+        <w:rPr>
+          <w:sz w:val="22"/>
+          <w:szCs w:val="22"/>
+        </w:rPr>
+      </w:pPr>
+      <w:r>
+        <w:rPr>
+          <w:sz w:val="22"/>
+          <w:szCs w:val="22"/>
+        </w:rPr>
         <w:t>Flußsteuerung:</w:t>
       </w:r>
     </w:p>
@@ -2783,12 +3176,18 @@
         <w:bidi w:val="0"/>
         <w:spacing w:before="36" w:after="36"/>
         <w:jc w:val="start"/>
-        <w:rPr/>
-      </w:pPr>
-      <w:bookmarkStart w:id="17" w:name="quelltext"/>
-      <w:bookmarkStart w:id="18" w:name="multiple-choice-question"/>
-      <w:r>
-        <w:rPr/>
+        <w:rPr>
+          <w:sz w:val="22"/>
+          <w:szCs w:val="22"/>
+        </w:rPr>
+      </w:pPr>
+      <w:bookmarkStart w:id="17" w:name="multiple-choice-question"/>
+      <w:bookmarkStart w:id="18" w:name="quelltext"/>
+      <w:r>
+        <w:rPr>
+          <w:sz w:val="22"/>
+          <w:szCs w:val="22"/>
+        </w:rPr>
         <w:t>Strategien, wenn zu schnell gesendet wird. End-to-End: Vom Sender zum weit entfernten Empfänger. Node-to-Node: Von jedem Knoten zum Nächsten.</w:t>
       </w:r>
       <w:bookmarkEnd w:id="17"/>
@@ -2800,10 +3199,16 @@
         <w:bidi w:val="0"/>
         <w:spacing w:before="36" w:after="36"/>
         <w:jc w:val="start"/>
-        <w:rPr/>
-      </w:pPr>
-      <w:r>
-        <w:rPr/>
+        <w:rPr>
+          <w:sz w:val="22"/>
+          <w:szCs w:val="22"/>
+        </w:rPr>
+      </w:pPr>
+      <w:r>
+        <w:rPr>
+          <w:sz w:val="22"/>
+          <w:szCs w:val="22"/>
+        </w:rPr>
       </w:r>
     </w:p>
     <w:p>
@@ -2812,10 +3217,16 @@
         <w:bidi w:val="0"/>
         <w:spacing w:before="36" w:after="36"/>
         <w:jc w:val="start"/>
-        <w:rPr/>
-      </w:pPr>
-      <w:r>
-        <w:rPr/>
+        <w:rPr>
+          <w:sz w:val="22"/>
+          <w:szCs w:val="22"/>
+        </w:rPr>
+      </w:pPr>
+      <w:r>
+        <w:rPr>
+          <w:sz w:val="22"/>
+          <w:szCs w:val="22"/>
+        </w:rPr>
       </w:r>
     </w:p>
     <w:p>
@@ -2824,10 +3235,88 @@
         <w:bidi w:val="0"/>
         <w:spacing w:before="36" w:after="36"/>
         <w:jc w:val="start"/>
-        <w:rPr/>
-      </w:pPr>
-      <w:r>
-        <w:rPr/>
+        <w:rPr>
+          <w:sz w:val="22"/>
+          <w:szCs w:val="22"/>
+        </w:rPr>
+      </w:pPr>
+      <w:r>
+        <w:rPr>
+          <w:sz w:val="22"/>
+          <w:szCs w:val="22"/>
+        </w:rPr>
+      </w:r>
+    </w:p>
+    <w:p>
+      <w:pPr>
+        <w:pStyle w:val="BodyText"/>
+        <w:bidi w:val="0"/>
+        <w:spacing w:before="36" w:after="36"/>
+        <w:jc w:val="start"/>
+        <w:rPr>
+          <w:sz w:val="22"/>
+          <w:szCs w:val="22"/>
+        </w:rPr>
+      </w:pPr>
+      <w:r>
+        <w:rPr>
+          <w:sz w:val="22"/>
+          <w:szCs w:val="22"/>
+        </w:rPr>
+      </w:r>
+    </w:p>
+    <w:p>
+      <w:pPr>
+        <w:pStyle w:val="BodyText"/>
+        <w:bidi w:val="0"/>
+        <w:spacing w:before="36" w:after="36"/>
+        <w:jc w:val="start"/>
+        <w:rPr>
+          <w:sz w:val="22"/>
+          <w:szCs w:val="22"/>
+        </w:rPr>
+      </w:pPr>
+      <w:r>
+        <w:rPr>
+          <w:sz w:val="22"/>
+          <w:szCs w:val="22"/>
+        </w:rPr>
+      </w:r>
+    </w:p>
+    <w:p>
+      <w:pPr>
+        <w:pStyle w:val="BodyText"/>
+        <w:bidi w:val="0"/>
+        <w:spacing w:before="36" w:after="36"/>
+        <w:jc w:val="start"/>
+        <w:rPr>
+          <w:sz w:val="22"/>
+          <w:szCs w:val="22"/>
+        </w:rPr>
+      </w:pPr>
+      <w:r>
+        <w:rPr>
+          <w:sz w:val="22"/>
+          <w:szCs w:val="22"/>
+        </w:rPr>
+      </w:r>
+    </w:p>
+    <w:p>
+      <w:pPr>
+        <w:pStyle w:val="BodyText"/>
+        <w:bidi w:val="0"/>
+        <w:spacing w:before="36" w:after="36"/>
+        <w:jc w:val="start"/>
+        <w:rPr>
+          <w:sz w:val="22"/>
+          <w:szCs w:val="22"/>
+        </w:rPr>
+      </w:pPr>
+      <w:r>
+        <w:rPr>
+          <w:sz w:val="22"/>
+          <w:szCs w:val="22"/>
+        </w:rPr>
       </w:r>
     </w:p>
     <w:tbl>
@@ -3701,11 +4190,17 @@
     <w:p>
       <w:pPr>
         <w:pStyle w:val="FirstParagraph"/>
-        <w:rPr/>
+        <w:rPr>
+          <w:sz w:val="22"/>
+          <w:szCs w:val="22"/>
+        </w:rPr>
       </w:pPr>
       <w:bookmarkStart w:id="19" w:name="lernziel_Copy_1"/>
       <w:r>
-        <w:rPr/>
+        <w:rPr>
+          <w:sz w:val="22"/>
+          <w:szCs w:val="22"/>
+        </w:rPr>
         <w:t>Die Studierenden beherrschen die Mechanismen zur fehlergesicherten Datenübertragung, einschließlich Fehlerkontrolle, Flusskontrolle, Segmentierung, Identifikation und Medienzugriff</w:t>
       </w:r>
       <w:bookmarkEnd w:id="19"/>
@@ -3723,21 +4218,33 @@
     <w:p>
       <w:pPr>
         <w:pStyle w:val="FirstParagraph"/>
-        <w:rPr/>
-      </w:pPr>
-      <w:r>
-        <w:rPr/>
+        <w:rPr>
+          <w:sz w:val="22"/>
+          <w:szCs w:val="22"/>
+        </w:rPr>
+      </w:pPr>
+      <w:r>
+        <w:rPr>
+          <w:sz w:val="22"/>
+          <w:szCs w:val="22"/>
+        </w:rPr>
         <w:t>Frage: Entwickeln Sie ein Konzept für einen Data Link Layer in einem sensorbasierten Netzwerk mit stark begrenzter Energie. Integrieren Sie dabei die fünf Kernaufgaben Fehlerkontrolle, Flusskontrolle, Segmentierung, Identifikation und Medienzugriff so, dass der Energieverbrauch minimiert wird.</w:t>
       </w:r>
     </w:p>
     <w:p>
       <w:pPr>
         <w:pStyle w:val="BodyText"/>
-        <w:rPr/>
+        <w:rPr>
+          <w:sz w:val="22"/>
+          <w:szCs w:val="22"/>
+        </w:rPr>
       </w:pPr>
       <w:bookmarkStart w:id="20" w:name="formulierte-frage_Copy_1"/>
       <w:r>
-        <w:rPr/>
+        <w:rPr>
+          <w:sz w:val="22"/>
+          <w:szCs w:val="22"/>
+        </w:rPr>
         <w:t>Antwort: Das Konzept priorisiert minimale Aktivitätsdauer (Duty Cycling) und niedrigen Overhead. Fehlerkontrolle: Leichte Fehlererkennung via CRC, bei Fehlern verwerfen (keine Retransmission, falls Applikation tolerierbar). Flusskontrolle: Stop-and-Wait, um Puffer zu sparen und Senderrate anzupassen. Segmentierung: Feste, kleine Rahmen (z.B. 64 Byte) mit minimalem Header, um Übertragungszeit und Fehlerwahrscheinlichkeit gering zu halten. Identifikation: Kurze, lokale Cluster-Adressen (2 Byte) statt globaler Adressen. Medienzugriff: TDMA-basiert mit vorab zugeteilten Zeitschlitzen; Knoten schlafen außerhalb ihrer Sende-/Empfangsfenster. Dies minimiert Listening, Kollisionen und Overhead, und integriert alle Aufgaben energieeffizient. (Richtig)</w:t>
       </w:r>
       <w:bookmarkEnd w:id="20"/>
@@ -3755,110 +4262,194 @@
     <w:p>
       <w:pPr>
         <w:pStyle w:val="FirstParagraph"/>
-        <w:rPr/>
-      </w:pPr>
-      <w:r>
-        <w:rPr/>
-        <w:t>Data Link Layer 2 Beschreibung Bereitstellung einer fehlergesicherten Übertragung über einen möglicherweise nicht fehlergesicherten Physical Layer.</w:t>
+        <w:rPr>
+          <w:sz w:val="22"/>
+          <w:szCs w:val="22"/>
+        </w:rPr>
+      </w:pPr>
+      <w:r>
+        <w:rPr>
+          <w:sz w:val="22"/>
+          <w:szCs w:val="22"/>
+        </w:rPr>
+        <w:t xml:space="preserve">Data Link Layer 2 </w:t>
+      </w:r>
+    </w:p>
+    <w:p>
+      <w:pPr>
+        <w:pStyle w:val="FirstParagraph"/>
+        <w:rPr>
+          <w:sz w:val="22"/>
+          <w:szCs w:val="22"/>
+        </w:rPr>
+      </w:pPr>
+      <w:r>
+        <w:rPr>
+          <w:sz w:val="22"/>
+          <w:szCs w:val="22"/>
+        </w:rPr>
+        <w:t>Beschreibung</w:t>
+        <w:br/>
+        <w:t>Bereitstellung einer fehlergesicherten Übertragung über einen möglicherweise nicht fehlergesicherten Physical Layer.</w:t>
       </w:r>
     </w:p>
     <w:p>
       <w:pPr>
         <w:pStyle w:val="BodyText"/>
-        <w:rPr/>
-      </w:pPr>
-      <w:r>
-        <w:rPr/>
+        <w:rPr>
+          <w:sz w:val="22"/>
+          <w:szCs w:val="22"/>
+        </w:rPr>
+      </w:pPr>
+      <w:r>
+        <w:rPr>
+          <w:sz w:val="22"/>
+          <w:szCs w:val="22"/>
+        </w:rPr>
         <w:t>5 Kernaufgaben</w:t>
       </w:r>
     </w:p>
     <w:p>
       <w:pPr>
         <w:pStyle w:val="BodyText"/>
-        <w:rPr/>
-      </w:pPr>
-      <w:r>
-        <w:rPr/>
+        <w:rPr>
+          <w:sz w:val="22"/>
+          <w:szCs w:val="22"/>
+        </w:rPr>
+      </w:pPr>
+      <w:r>
+        <w:rPr>
+          <w:sz w:val="22"/>
+          <w:szCs w:val="22"/>
+        </w:rPr>
         <w:t>Fehlerkontrolle:</w:t>
       </w:r>
     </w:p>
     <w:p>
       <w:pPr>
         <w:pStyle w:val="BodyText"/>
-        <w:rPr/>
-      </w:pPr>
-      <w:r>
-        <w:rPr/>
+        <w:rPr>
+          <w:sz w:val="22"/>
+          <w:szCs w:val="22"/>
+        </w:rPr>
+      </w:pPr>
+      <w:r>
+        <w:rPr>
+          <w:sz w:val="22"/>
+          <w:szCs w:val="22"/>
+        </w:rPr>
         <w:t>Erkennen, Beheben oder Signalisieren von Übertragungsfehlern.</w:t>
       </w:r>
     </w:p>
     <w:p>
       <w:pPr>
         <w:pStyle w:val="BodyText"/>
-        <w:rPr/>
-      </w:pPr>
-      <w:r>
-        <w:rPr/>
+        <w:rPr>
+          <w:sz w:val="22"/>
+          <w:szCs w:val="22"/>
+        </w:rPr>
+      </w:pPr>
+      <w:r>
+        <w:rPr>
+          <w:sz w:val="22"/>
+          <w:szCs w:val="22"/>
+        </w:rPr>
         <w:t>Flußkontrolle:</w:t>
       </w:r>
     </w:p>
     <w:p>
       <w:pPr>
         <w:pStyle w:val="BodyText"/>
-        <w:rPr/>
-      </w:pPr>
-      <w:r>
-        <w:rPr/>
+        <w:rPr>
+          <w:sz w:val="22"/>
+          <w:szCs w:val="22"/>
+        </w:rPr>
+      </w:pPr>
+      <w:r>
+        <w:rPr>
+          <w:sz w:val="22"/>
+          <w:szCs w:val="22"/>
+        </w:rPr>
         <w:t>Strategien, wenn Sender für Empfänger zu schnell sendet. Bsp: Zwischenpuffern, Herunterregeln, warten Lassen.</w:t>
       </w:r>
     </w:p>
     <w:p>
       <w:pPr>
         <w:pStyle w:val="BodyText"/>
-        <w:rPr/>
-      </w:pPr>
-      <w:r>
-        <w:rPr/>
+        <w:rPr>
+          <w:sz w:val="22"/>
+          <w:szCs w:val="22"/>
+        </w:rPr>
+      </w:pPr>
+      <w:r>
+        <w:rPr>
+          <w:sz w:val="22"/>
+          <w:szCs w:val="22"/>
+        </w:rPr>
         <w:t>Segmentierung:</w:t>
       </w:r>
     </w:p>
     <w:p>
       <w:pPr>
         <w:pStyle w:val="BodyText"/>
-        <w:rPr/>
-      </w:pPr>
-      <w:r>
-        <w:rPr/>
+        <w:rPr>
+          <w:sz w:val="22"/>
+          <w:szCs w:val="22"/>
+        </w:rPr>
+      </w:pPr>
+      <w:r>
+        <w:rPr>
+          <w:sz w:val="22"/>
+          <w:szCs w:val="22"/>
+        </w:rPr>
         <w:t>Zusammenfassen einzelner Bits zu größeren Einheiten. Universal-typisches Bsp: 8-bit Bytes.</w:t>
       </w:r>
     </w:p>
     <w:p>
       <w:pPr>
         <w:pStyle w:val="BodyText"/>
-        <w:rPr/>
-      </w:pPr>
-      <w:r>
-        <w:rPr/>
+        <w:rPr>
+          <w:sz w:val="22"/>
+          <w:szCs w:val="22"/>
+        </w:rPr>
+      </w:pPr>
+      <w:r>
+        <w:rPr>
+          <w:sz w:val="22"/>
+          <w:szCs w:val="22"/>
+        </w:rPr>
         <w:t>Identifikation:</w:t>
       </w:r>
     </w:p>
     <w:p>
       <w:pPr>
         <w:pStyle w:val="BodyText"/>
-        <w:rPr/>
-      </w:pPr>
-      <w:r>
-        <w:rPr/>
+        <w:rPr>
+          <w:sz w:val="22"/>
+          <w:szCs w:val="22"/>
+        </w:rPr>
+      </w:pPr>
+      <w:r>
+        <w:rPr>
+          <w:sz w:val="22"/>
+          <w:szCs w:val="22"/>
+        </w:rPr>
         <w:t>Auswahl bestimmter Sender oder Empfänger (sog. Adresse).</w:t>
       </w:r>
     </w:p>
     <w:p>
       <w:pPr>
         <w:pStyle w:val="BodyText"/>
-        <w:rPr/>
-      </w:pPr>
-      <w:r>
-        <w:rPr/>
+        <w:rPr>
+          <w:sz w:val="22"/>
+          <w:szCs w:val="22"/>
+        </w:rPr>
+      </w:pPr>
+      <w:r>
+        <w:rPr>
+          <w:sz w:val="22"/>
+          <w:szCs w:val="22"/>
+        </w:rPr>
         <w:t>Medienzugriff:</w:t>
       </w:r>
     </w:p>
@@ -3868,12 +4459,18 @@
         <w:bidi w:val="0"/>
         <w:spacing w:before="36" w:after="36"/>
         <w:jc w:val="start"/>
-        <w:rPr/>
-      </w:pPr>
-      <w:bookmarkStart w:id="21" w:name="quelltext_Copy_1"/>
-      <w:bookmarkStart w:id="22" w:name="open-ended-question"/>
-      <w:r>
-        <w:rPr/>
+        <w:rPr>
+          <w:sz w:val="22"/>
+          <w:szCs w:val="22"/>
+        </w:rPr>
+      </w:pPr>
+      <w:bookmarkStart w:id="21" w:name="open-ended-question"/>
+      <w:bookmarkStart w:id="22" w:name="quelltext_Copy_1"/>
+      <w:r>
+        <w:rPr>
+          <w:sz w:val="22"/>
+          <w:szCs w:val="22"/>
+        </w:rPr>
         <w:t>Aktivieren des Physical Layer. 4 typische Aspekte: Senden, Warten, Beheben und Reservieren.</w:t>
       </w:r>
       <w:bookmarkEnd w:id="21"/>

--- a/20_experiments/80_workshop/e1/s2/workshop1-2.docx
+++ b/20_experiments/80_workshop/e1/s2/workshop1-2.docx
@@ -5,11 +5,10 @@
     <w:p>
       <w:pPr>
         <w:pStyle w:val="Heading1"/>
-        <w:bidi w:val="0"/>
         <w:spacing w:before="480" w:after="0"/>
-        <w:jc w:val="start"/>
-        <w:rPr/>
-      </w:pPr>
+        <w:rPr/>
+      </w:pPr>
+      <w:bookmarkStart w:id="0" w:name="Xdef6236bb5f38117b519091ae3187e154a68fb8"/>
       <w:r>
         <w:rPr/>
         <w:t>Überblick des Experiments 1 – Ausführung durch Malte Grube</w:t>
@@ -18,8 +17,6 @@
     <w:p>
       <w:pPr>
         <w:pStyle w:val="FirstParagraph"/>
-        <w:bidi w:val="0"/>
-        <w:jc w:val="start"/>
         <w:rPr>
           <w:sz w:val="22"/>
           <w:szCs w:val="22"/>
@@ -36,10 +33,9 @@
     <w:p>
       <w:pPr>
         <w:pStyle w:val="Heading2"/>
-        <w:bidi w:val="0"/>
-        <w:jc w:val="start"/>
-        <w:rPr/>
-      </w:pPr>
+        <w:rPr/>
+      </w:pPr>
+      <w:bookmarkStart w:id="1" w:name="experimentaufbau"/>
       <w:r>
         <w:rPr/>
         <w:t>Experimentaufbau</w:t>
@@ -48,8 +44,6 @@
     <w:p>
       <w:pPr>
         <w:pStyle w:val="FirstParagraph"/>
-        <w:bidi w:val="0"/>
-        <w:jc w:val="start"/>
         <w:rPr>
           <w:sz w:val="22"/>
           <w:szCs w:val="22"/>
@@ -75,8 +69,6 @@
     <w:p>
       <w:pPr>
         <w:pStyle w:val="BodyText"/>
-        <w:bidi w:val="0"/>
-        <w:jc w:val="start"/>
         <w:rPr>
           <w:sz w:val="22"/>
           <w:szCs w:val="22"/>
@@ -97,10 +89,8 @@
         <w:pStyle w:val="Compact"/>
         <w:numPr>
           <w:ilvl w:val="0"/>
-          <w:numId w:val="1"/>
-        </w:numPr>
-        <w:bidi w:val="0"/>
-        <w:jc w:val="start"/>
+          <w:numId w:val="4"/>
+        </w:numPr>
         <w:rPr>
           <w:sz w:val="22"/>
           <w:szCs w:val="22"/>
@@ -112,6 +102,1046 @@
           <w:szCs w:val="22"/>
         </w:rPr>
         <w:t>Aufteilung in 7 einzelne TXT-Files (Layer 1-7)</w:t>
+      </w:r>
+    </w:p>
+    <w:p>
+      <w:pPr>
+        <w:pStyle w:val="Compact"/>
+        <w:numPr>
+          <w:ilvl w:val="0"/>
+          <w:numId w:val="4"/>
+        </w:numPr>
+        <w:rPr>
+          <w:sz w:val="22"/>
+          <w:szCs w:val="22"/>
+        </w:rPr>
+      </w:pPr>
+      <w:r>
+        <w:rPr>
+          <w:sz w:val="22"/>
+          <w:szCs w:val="22"/>
+        </w:rPr>
+        <w:t>Bei Fragengenerierung wurde zum schnellen Nachvollziehen nachträglich der jeweilige Layer-Text in das Frage-File geschrieben</w:t>
+      </w:r>
+    </w:p>
+    <w:p>
+      <w:pPr>
+        <w:pStyle w:val="FirstParagraph"/>
+        <w:rPr>
+          <w:sz w:val="22"/>
+          <w:szCs w:val="22"/>
+        </w:rPr>
+      </w:pPr>
+      <w:r>
+        <w:rPr>
+          <w:b/>
+          <w:bCs/>
+          <w:sz w:val="22"/>
+          <w:szCs w:val="22"/>
+        </w:rPr>
+        <w:t>Wertigkeit der Fragen:</w:t>
+      </w:r>
+    </w:p>
+    <w:p>
+      <w:pPr>
+        <w:pStyle w:val="BodyText"/>
+        <w:rPr>
+          <w:sz w:val="22"/>
+          <w:szCs w:val="22"/>
+        </w:rPr>
+      </w:pPr>
+      <w:r>
+        <w:rPr>
+          <w:sz w:val="22"/>
+          <w:szCs w:val="22"/>
+        </w:rPr>
+        <w:t xml:space="preserve">In jede Frage wurde ein bestimmtes Lernziel integriert, basierend auf dem jeweiligen OSI-Layer (1/7), welches durch die Frage zu erfüllen ist. Das Einhalten dessen soll mit der </w:t>
+      </w:r>
+      <w:r>
+        <w:rPr>
+          <w:b/>
+          <w:bCs/>
+          <w:sz w:val="22"/>
+          <w:szCs w:val="22"/>
+        </w:rPr>
+        <w:t>Wertigkeit</w:t>
+      </w:r>
+      <w:r>
+        <w:rPr>
+          <w:sz w:val="22"/>
+          <w:szCs w:val="22"/>
+        </w:rPr>
+        <w:t>-Kategorie in der Rubrik bewertet werden. Dies wurde eingebunden, da die Wertigkeit einer Frage ein wichtiger Aspekt der Fragequalität ist, jedoch nicht über eine Zahl allein abgebildet werden kann.</w:t>
+      </w:r>
+      <w:bookmarkEnd w:id="1"/>
+    </w:p>
+    <w:p>
+      <w:pPr>
+        <w:pStyle w:val="Heading2"/>
+        <w:rPr/>
+      </w:pPr>
+      <w:bookmarkStart w:id="2" w:name="anleitung-für-experten"/>
+      <w:r>
+        <w:rPr/>
+        <w:t>Anleitung für Experten</w:t>
+      </w:r>
+    </w:p>
+    <w:p>
+      <w:pPr>
+        <w:pStyle w:val="Heading3"/>
+        <w:rPr/>
+      </w:pPr>
+      <w:bookmarkStart w:id="3" w:name="schritt-1-bewertungskriterien-verstehen"/>
+      <w:r>
+        <w:rPr/>
+        <w:t>Schritt 1: Bewertungskriterien verstehen</w:t>
+      </w:r>
+    </w:p>
+    <w:p>
+      <w:pPr>
+        <w:pStyle w:val="FirstParagraph"/>
+        <w:rPr/>
+      </w:pPr>
+      <w:r>
+        <w:rPr>
+          <w:sz w:val="22"/>
+          <w:szCs w:val="22"/>
+        </w:rPr>
+        <w:t xml:space="preserve">Lesen Sie die Rubrik </w:t>
+      </w:r>
+      <w:r>
+        <w:rPr>
+          <w:rStyle w:val="VerbatimChar"/>
+          <w:sz w:val="22"/>
+          <w:szCs w:val="22"/>
+        </w:rPr>
+        <w:t>exp1_rubric.md</w:t>
+      </w:r>
+      <w:r>
+        <w:rPr>
+          <w:sz w:val="22"/>
+          <w:szCs w:val="22"/>
+        </w:rPr>
+        <w:t>, die folgende Kategorien umfasst (jeweils 1-5 Punkte). Bestimmte Kategorien fokussieren sich auf die Bewertung der Fragen selbst, andere auf die Bewertung der Antworten.</w:t>
+      </w:r>
+    </w:p>
+    <w:p>
+      <w:pPr>
+        <w:pStyle w:val="BodyText"/>
+        <w:rPr>
+          <w:sz w:val="22"/>
+          <w:szCs w:val="22"/>
+        </w:rPr>
+      </w:pPr>
+      <w:r>
+        <w:rPr>
+          <w:b/>
+          <w:bCs/>
+          <w:sz w:val="22"/>
+          <w:szCs w:val="22"/>
+        </w:rPr>
+        <w:t>Fragenbewertung:</w:t>
+      </w:r>
+    </w:p>
+    <w:p>
+      <w:pPr>
+        <w:pStyle w:val="Compact"/>
+        <w:numPr>
+          <w:ilvl w:val="0"/>
+          <w:numId w:val="4"/>
+        </w:numPr>
+        <w:rPr>
+          <w:sz w:val="22"/>
+          <w:szCs w:val="22"/>
+        </w:rPr>
+      </w:pPr>
+      <w:r>
+        <w:rPr>
+          <w:b/>
+          <w:bCs/>
+          <w:sz w:val="22"/>
+          <w:szCs w:val="22"/>
+        </w:rPr>
+        <w:t>Relevanz:</w:t>
+      </w:r>
+      <w:r>
+        <w:rPr>
+          <w:sz w:val="22"/>
+          <w:szCs w:val="22"/>
+        </w:rPr>
+        <w:t xml:space="preserve"> Bezug zum Thema des Textinhalts</w:t>
+      </w:r>
+    </w:p>
+    <w:p>
+      <w:pPr>
+        <w:pStyle w:val="Compact"/>
+        <w:numPr>
+          <w:ilvl w:val="0"/>
+          <w:numId w:val="4"/>
+        </w:numPr>
+        <w:rPr>
+          <w:sz w:val="22"/>
+          <w:szCs w:val="22"/>
+        </w:rPr>
+      </w:pPr>
+      <w:r>
+        <w:rPr>
+          <w:b/>
+          <w:bCs/>
+          <w:sz w:val="22"/>
+          <w:szCs w:val="22"/>
+        </w:rPr>
+        <w:t>Klarheit:</w:t>
+      </w:r>
+      <w:r>
+        <w:rPr>
+          <w:sz w:val="22"/>
+          <w:szCs w:val="22"/>
+        </w:rPr>
+        <w:t xml:space="preserve"> Eindeutigkeit der Formulierung</w:t>
+      </w:r>
+    </w:p>
+    <w:p>
+      <w:pPr>
+        <w:pStyle w:val="Compact"/>
+        <w:numPr>
+          <w:ilvl w:val="0"/>
+          <w:numId w:val="4"/>
+        </w:numPr>
+        <w:rPr>
+          <w:sz w:val="22"/>
+          <w:szCs w:val="22"/>
+        </w:rPr>
+      </w:pPr>
+      <w:r>
+        <w:rPr>
+          <w:b/>
+          <w:bCs/>
+          <w:sz w:val="22"/>
+          <w:szCs w:val="22"/>
+        </w:rPr>
+        <w:t>Beantwortbarkeit:</w:t>
+      </w:r>
+      <w:r>
+        <w:rPr>
+          <w:sz w:val="22"/>
+          <w:szCs w:val="22"/>
+        </w:rPr>
+        <w:t xml:space="preserve"> Verfügbarkeit der Informationen im Text</w:t>
+      </w:r>
+    </w:p>
+    <w:p>
+      <w:pPr>
+        <w:pStyle w:val="Compact"/>
+        <w:numPr>
+          <w:ilvl w:val="0"/>
+          <w:numId w:val="4"/>
+        </w:numPr>
+        <w:rPr>
+          <w:sz w:val="22"/>
+          <w:szCs w:val="22"/>
+        </w:rPr>
+      </w:pPr>
+      <w:r>
+        <w:rPr>
+          <w:b/>
+          <w:bCs/>
+          <w:sz w:val="22"/>
+          <w:szCs w:val="22"/>
+        </w:rPr>
+        <w:t>Herausforderung:</w:t>
+      </w:r>
+      <w:r>
+        <w:rPr>
+          <w:sz w:val="22"/>
+          <w:szCs w:val="22"/>
+        </w:rPr>
+        <w:t xml:space="preserve"> Anspruchsniveau der Frage</w:t>
+      </w:r>
+    </w:p>
+    <w:p>
+      <w:pPr>
+        <w:pStyle w:val="Compact"/>
+        <w:numPr>
+          <w:ilvl w:val="0"/>
+          <w:numId w:val="4"/>
+        </w:numPr>
+        <w:rPr>
+          <w:sz w:val="22"/>
+          <w:szCs w:val="22"/>
+        </w:rPr>
+      </w:pPr>
+      <w:r>
+        <w:rPr>
+          <w:b/>
+          <w:bCs/>
+          <w:sz w:val="22"/>
+          <w:szCs w:val="22"/>
+        </w:rPr>
+        <w:t>Wertigkeit:</w:t>
+      </w:r>
+      <w:r>
+        <w:rPr>
+          <w:sz w:val="22"/>
+          <w:szCs w:val="22"/>
+        </w:rPr>
+        <w:t xml:space="preserve"> Bedeutung für vorgegebenes Lernziel</w:t>
+      </w:r>
+    </w:p>
+    <w:p>
+      <w:pPr>
+        <w:pStyle w:val="Compact"/>
+        <w:numPr>
+          <w:ilvl w:val="0"/>
+          <w:numId w:val="4"/>
+        </w:numPr>
+        <w:rPr>
+          <w:sz w:val="22"/>
+          <w:szCs w:val="22"/>
+        </w:rPr>
+      </w:pPr>
+      <w:r>
+        <w:rPr>
+          <w:b/>
+          <w:bCs/>
+          <w:sz w:val="22"/>
+          <w:szCs w:val="22"/>
+        </w:rPr>
+        <w:t>Sprachqualität:</w:t>
+      </w:r>
+      <w:r>
+        <w:rPr>
+          <w:sz w:val="22"/>
+          <w:szCs w:val="22"/>
+        </w:rPr>
+        <w:t xml:space="preserve"> Verständlichkeit und Angemessenheit</w:t>
+      </w:r>
+    </w:p>
+    <w:p>
+      <w:pPr>
+        <w:pStyle w:val="Compact"/>
+        <w:rPr>
+          <w:sz w:val="22"/>
+          <w:szCs w:val="22"/>
+        </w:rPr>
+      </w:pPr>
+      <w:r>
+        <w:rPr>
+          <w:sz w:val="22"/>
+          <w:szCs w:val="22"/>
+        </w:rPr>
+      </w:r>
+    </w:p>
+    <w:p>
+      <w:pPr>
+        <w:pStyle w:val="FirstParagraph"/>
+        <w:rPr>
+          <w:sz w:val="22"/>
+          <w:szCs w:val="22"/>
+        </w:rPr>
+      </w:pPr>
+      <w:r>
+        <w:rPr>
+          <w:b/>
+          <w:bCs/>
+          <w:sz w:val="22"/>
+          <w:szCs w:val="22"/>
+        </w:rPr>
+        <w:t>Antwortbewertung:</w:t>
+      </w:r>
+    </w:p>
+    <w:p>
+      <w:pPr>
+        <w:pStyle w:val="Compact"/>
+        <w:numPr>
+          <w:ilvl w:val="0"/>
+          <w:numId w:val="4"/>
+        </w:numPr>
+        <w:rPr>
+          <w:sz w:val="22"/>
+          <w:szCs w:val="22"/>
+        </w:rPr>
+      </w:pPr>
+      <w:r>
+        <w:rPr>
+          <w:b/>
+          <w:bCs/>
+          <w:sz w:val="22"/>
+          <w:szCs w:val="22"/>
+        </w:rPr>
+        <w:t>Klarheit:</w:t>
+      </w:r>
+      <w:r>
+        <w:rPr>
+          <w:sz w:val="22"/>
+          <w:szCs w:val="22"/>
+        </w:rPr>
+        <w:t xml:space="preserve"> Eindeutigkeit der Formulierung</w:t>
+      </w:r>
+    </w:p>
+    <w:p>
+      <w:pPr>
+        <w:pStyle w:val="Compact"/>
+        <w:numPr>
+          <w:ilvl w:val="0"/>
+          <w:numId w:val="4"/>
+        </w:numPr>
+        <w:rPr>
+          <w:sz w:val="22"/>
+          <w:szCs w:val="22"/>
+        </w:rPr>
+      </w:pPr>
+      <w:r>
+        <w:rPr>
+          <w:b/>
+          <w:bCs/>
+          <w:sz w:val="22"/>
+          <w:szCs w:val="22"/>
+        </w:rPr>
+        <w:t>Sprachqualität:</w:t>
+      </w:r>
+      <w:r>
+        <w:rPr>
+          <w:sz w:val="22"/>
+          <w:szCs w:val="22"/>
+        </w:rPr>
+        <w:t xml:space="preserve"> Verständlichkeit und Angemessenheit</w:t>
+      </w:r>
+    </w:p>
+    <w:p>
+      <w:pPr>
+        <w:pStyle w:val="Compact"/>
+        <w:numPr>
+          <w:ilvl w:val="0"/>
+          <w:numId w:val="4"/>
+        </w:numPr>
+        <w:rPr>
+          <w:sz w:val="22"/>
+          <w:szCs w:val="22"/>
+        </w:rPr>
+      </w:pPr>
+      <w:r>
+        <w:rPr>
+          <w:b/>
+          <w:bCs/>
+          <w:sz w:val="22"/>
+          <w:szCs w:val="22"/>
+        </w:rPr>
+        <w:t>Korrektheit:</w:t>
+      </w:r>
+      <w:r>
+        <w:rPr>
+          <w:sz w:val="22"/>
+          <w:szCs w:val="22"/>
+        </w:rPr>
+        <w:t xml:space="preserve"> Fachliche Richtigkeit bezogen auf den Text, gemessen als Inhaltstreue zur Quelle</w:t>
+      </w:r>
+      <w:bookmarkEnd w:id="3"/>
+    </w:p>
+    <w:p>
+      <w:pPr>
+        <w:pStyle w:val="Heading3"/>
+        <w:rPr/>
+      </w:pPr>
+      <w:bookmarkStart w:id="4" w:name="schritt-2-csv-struktur-verstehen"/>
+      <w:r>
+        <w:rPr/>
+        <w:t>Schritt 2: CSV-Struktur verstehen</w:t>
+      </w:r>
+    </w:p>
+    <w:p>
+      <w:pPr>
+        <w:pStyle w:val="FirstParagraph"/>
+        <w:rPr/>
+      </w:pPr>
+      <w:r>
+        <w:rPr>
+          <w:sz w:val="22"/>
+          <w:szCs w:val="22"/>
+        </w:rPr>
+        <w:t xml:space="preserve">Die Datei </w:t>
+      </w:r>
+      <w:r>
+        <w:rPr>
+          <w:rStyle w:val="VerbatimChar"/>
+          <w:sz w:val="22"/>
+          <w:szCs w:val="22"/>
+        </w:rPr>
+        <w:t>exp1.csv</w:t>
+      </w:r>
+      <w:r>
+        <w:rPr>
+          <w:sz w:val="22"/>
+          <w:szCs w:val="22"/>
+        </w:rPr>
+        <w:t xml:space="preserve"> enthält:</w:t>
+      </w:r>
+    </w:p>
+    <w:p>
+      <w:pPr>
+        <w:pStyle w:val="Compact"/>
+        <w:numPr>
+          <w:ilvl w:val="0"/>
+          <w:numId w:val="4"/>
+        </w:numPr>
+        <w:rPr/>
+      </w:pPr>
+      <w:r>
+        <w:rPr>
+          <w:rStyle w:val="VerbatimChar"/>
+          <w:sz w:val="22"/>
+          <w:szCs w:val="22"/>
+        </w:rPr>
+        <w:t>sample_id</w:t>
+      </w:r>
+      <w:r>
+        <w:rPr>
+          <w:sz w:val="22"/>
+          <w:szCs w:val="22"/>
+        </w:rPr>
+        <w:t>: Eindeutige ID (001-024) für Zuordnung zur Fragendatei</w:t>
+      </w:r>
+    </w:p>
+    <w:p>
+      <w:pPr>
+        <w:pStyle w:val="Compact"/>
+        <w:numPr>
+          <w:ilvl w:val="0"/>
+          <w:numId w:val="4"/>
+        </w:numPr>
+        <w:rPr/>
+      </w:pPr>
+      <w:r>
+        <w:rPr>
+          <w:rStyle w:val="VerbatimChar"/>
+          <w:sz w:val="22"/>
+          <w:szCs w:val="22"/>
+        </w:rPr>
+        <w:t>layer</w:t>
+      </w:r>
+      <w:r>
+        <w:rPr>
+          <w:sz w:val="22"/>
+          <w:szCs w:val="22"/>
+        </w:rPr>
+        <w:t>: OSI-Layer (1-7), aus dem die Frage generiert wurde</w:t>
+      </w:r>
+    </w:p>
+    <w:p>
+      <w:pPr>
+        <w:pStyle w:val="Compact"/>
+        <w:numPr>
+          <w:ilvl w:val="0"/>
+          <w:numId w:val="4"/>
+        </w:numPr>
+        <w:rPr/>
+      </w:pPr>
+      <w:r>
+        <w:rPr>
+          <w:rStyle w:val="VerbatimChar"/>
+          <w:sz w:val="22"/>
+          <w:szCs w:val="22"/>
+        </w:rPr>
+        <w:t>question_type</w:t>
+      </w:r>
+      <w:r>
+        <w:rPr>
+          <w:sz w:val="22"/>
+          <w:szCs w:val="22"/>
+        </w:rPr>
+        <w:t xml:space="preserve">: </w:t>
+      </w:r>
+      <w:r>
+        <w:rPr>
+          <w:rStyle w:val="VerbatimChar"/>
+          <w:sz w:val="22"/>
+          <w:szCs w:val="22"/>
+        </w:rPr>
+        <w:t>mcq</w:t>
+      </w:r>
+      <w:r>
+        <w:rPr>
+          <w:sz w:val="22"/>
+          <w:szCs w:val="22"/>
+        </w:rPr>
+        <w:t xml:space="preserve"> oder </w:t>
+      </w:r>
+      <w:r>
+        <w:rPr>
+          <w:rStyle w:val="VerbatimChar"/>
+          <w:sz w:val="22"/>
+          <w:szCs w:val="22"/>
+        </w:rPr>
+        <w:t>open_ended</w:t>
+      </w:r>
+    </w:p>
+    <w:p>
+      <w:pPr>
+        <w:pStyle w:val="Compact"/>
+        <w:numPr>
+          <w:ilvl w:val="0"/>
+          <w:numId w:val="4"/>
+        </w:numPr>
+        <w:rPr>
+          <w:sz w:val="22"/>
+          <w:szCs w:val="22"/>
+        </w:rPr>
+      </w:pPr>
+      <w:r>
+        <w:rPr>
+          <w:sz w:val="22"/>
+          <w:szCs w:val="22"/>
+        </w:rPr>
+        <w:t>Die 6 Bewertungsspalten für die Fragenbewertung (q_relevance, q_clarity, q_answerability, q_challenge, q_value, q_language)</w:t>
+      </w:r>
+    </w:p>
+    <w:p>
+      <w:pPr>
+        <w:pStyle w:val="Compact"/>
+        <w:numPr>
+          <w:ilvl w:val="0"/>
+          <w:numId w:val="4"/>
+        </w:numPr>
+        <w:rPr>
+          <w:sz w:val="22"/>
+          <w:szCs w:val="22"/>
+        </w:rPr>
+      </w:pPr>
+      <w:r>
+        <w:rPr>
+          <w:sz w:val="22"/>
+          <w:szCs w:val="22"/>
+        </w:rPr>
+        <w:t>Die 3 Bewertungsspalten für die Antwortenbewertung (a_clarity, a_language, a_correctness)</w:t>
+      </w:r>
+    </w:p>
+    <w:p>
+      <w:pPr>
+        <w:pStyle w:val="Compact"/>
+        <w:numPr>
+          <w:ilvl w:val="0"/>
+          <w:numId w:val="4"/>
+        </w:numPr>
+        <w:rPr/>
+      </w:pPr>
+      <w:r>
+        <w:rPr>
+          <w:rStyle w:val="VerbatimChar"/>
+          <w:sz w:val="22"/>
+          <w:szCs w:val="22"/>
+        </w:rPr>
+        <w:t>answer_problems</w:t>
+      </w:r>
+      <w:r>
+        <w:rPr>
+          <w:sz w:val="22"/>
+          <w:szCs w:val="22"/>
+        </w:rPr>
+        <w:t>: Sind gewisse Antworten problematisch? Warum?</w:t>
+      </w:r>
+    </w:p>
+    <w:p>
+      <w:pPr>
+        <w:pStyle w:val="Compact"/>
+        <w:numPr>
+          <w:ilvl w:val="0"/>
+          <w:numId w:val="4"/>
+        </w:numPr>
+        <w:rPr/>
+      </w:pPr>
+      <w:r>
+        <w:rPr>
+          <w:rStyle w:val="VerbatimChar"/>
+          <w:sz w:val="22"/>
+          <w:szCs w:val="22"/>
+        </w:rPr>
+        <w:t>comments</w:t>
+      </w:r>
+      <w:r>
+        <w:rPr>
+          <w:sz w:val="22"/>
+          <w:szCs w:val="22"/>
+        </w:rPr>
+        <w:t>: Für zusätzliche Anmerkungen</w:t>
+      </w:r>
+      <w:bookmarkEnd w:id="4"/>
+    </w:p>
+    <w:p>
+      <w:pPr>
+        <w:pStyle w:val="Heading3"/>
+        <w:rPr/>
+      </w:pPr>
+      <w:bookmarkStart w:id="5" w:name="schritt-3-bewertung-durchführen"/>
+      <w:r>
+        <w:rPr/>
+        <w:t>Schritt 3: Bewertung durchführen</w:t>
+      </w:r>
+    </w:p>
+    <w:p>
+      <w:pPr>
+        <w:pStyle w:val="Compact"/>
+        <w:numPr>
+          <w:ilvl w:val="0"/>
+          <w:numId w:val="12"/>
+        </w:numPr>
+        <w:rPr/>
+      </w:pPr>
+      <w:r>
+        <w:rPr>
+          <w:sz w:val="22"/>
+          <w:szCs w:val="22"/>
+        </w:rPr>
+        <w:t xml:space="preserve">Öffnen Sie </w:t>
+      </w:r>
+      <w:r>
+        <w:rPr>
+          <w:rStyle w:val="VerbatimChar"/>
+          <w:sz w:val="22"/>
+          <w:szCs w:val="22"/>
+        </w:rPr>
+        <w:t>exp1.csv</w:t>
+      </w:r>
+    </w:p>
+    <w:p>
+      <w:pPr>
+        <w:pStyle w:val="Compact"/>
+        <w:numPr>
+          <w:ilvl w:val="0"/>
+          <w:numId w:val="8"/>
+        </w:numPr>
+        <w:rPr>
+          <w:sz w:val="22"/>
+          <w:szCs w:val="22"/>
+        </w:rPr>
+      </w:pPr>
+      <w:r>
+        <w:rPr>
+          <w:sz w:val="22"/>
+          <w:szCs w:val="22"/>
+        </w:rPr>
+        <w:t>Für jede Zeile:</w:t>
+      </w:r>
+    </w:p>
+    <w:p>
+      <w:pPr>
+        <w:pStyle w:val="Compact"/>
+        <w:numPr>
+          <w:ilvl w:val="1"/>
+          <w:numId w:val="4"/>
+        </w:numPr>
+        <w:rPr>
+          <w:sz w:val="22"/>
+          <w:szCs w:val="22"/>
+        </w:rPr>
+      </w:pPr>
+      <w:r>
+        <w:rPr>
+          <w:sz w:val="22"/>
+          <w:szCs w:val="22"/>
+        </w:rPr>
+        <w:t>Öffnen Sie die entsprechende Fragendatei und lesen Sie die Frage sorgfältig</w:t>
+      </w:r>
+    </w:p>
+    <w:p>
+      <w:pPr>
+        <w:pStyle w:val="Compact"/>
+        <w:numPr>
+          <w:ilvl w:val="1"/>
+          <w:numId w:val="4"/>
+        </w:numPr>
+        <w:rPr>
+          <w:sz w:val="22"/>
+          <w:szCs w:val="22"/>
+        </w:rPr>
+      </w:pPr>
+      <w:r>
+        <w:rPr>
+          <w:sz w:val="22"/>
+          <w:szCs w:val="22"/>
+        </w:rPr>
+        <w:t xml:space="preserve">Prüfen Sie den Quelltext </w:t>
+      </w:r>
+      <w:r>
+        <w:rPr>
+          <w:sz w:val="22"/>
+          <w:szCs w:val="22"/>
+        </w:rPr>
+        <w:t>(</w:t>
+      </w:r>
+      <w:r>
+        <w:rPr>
+          <w:sz w:val="22"/>
+          <w:szCs w:val="22"/>
+        </w:rPr>
+        <w:t>direkt unter der Frage angegeben</w:t>
+      </w:r>
+      <w:r>
+        <w:rPr>
+          <w:sz w:val="22"/>
+          <w:szCs w:val="22"/>
+        </w:rPr>
+        <w:t>)</w:t>
+      </w:r>
+    </w:p>
+    <w:p>
+      <w:pPr>
+        <w:pStyle w:val="Compact"/>
+        <w:numPr>
+          <w:ilvl w:val="1"/>
+          <w:numId w:val="4"/>
+        </w:numPr>
+        <w:rPr>
+          <w:sz w:val="22"/>
+          <w:szCs w:val="22"/>
+        </w:rPr>
+      </w:pPr>
+      <w:r>
+        <w:rPr>
+          <w:sz w:val="22"/>
+          <w:szCs w:val="22"/>
+        </w:rPr>
+        <w:t>Bewerten Sie nach den 6 Kategorien der Rubrik für die Frage</w:t>
+      </w:r>
+    </w:p>
+    <w:p>
+      <w:pPr>
+        <w:pStyle w:val="Compact"/>
+        <w:numPr>
+          <w:ilvl w:val="1"/>
+          <w:numId w:val="4"/>
+        </w:numPr>
+        <w:rPr>
+          <w:sz w:val="22"/>
+          <w:szCs w:val="22"/>
+        </w:rPr>
+      </w:pPr>
+      <w:r>
+        <w:rPr>
+          <w:sz w:val="22"/>
+          <w:szCs w:val="22"/>
+        </w:rPr>
+        <w:t>Bewerten Sie nach den 3 Kategorien der Rubrik für die Antworten</w:t>
+      </w:r>
+    </w:p>
+    <w:p>
+      <w:pPr>
+        <w:pStyle w:val="Compact"/>
+        <w:numPr>
+          <w:ilvl w:val="1"/>
+          <w:numId w:val="4"/>
+        </w:numPr>
+        <w:rPr>
+          <w:sz w:val="22"/>
+          <w:szCs w:val="22"/>
+        </w:rPr>
+      </w:pPr>
+      <w:r>
+        <w:rPr>
+          <w:sz w:val="22"/>
+          <w:szCs w:val="22"/>
+        </w:rPr>
+        <w:t>Notieren Sie Ihre Bewertungen entsprechend in die CSV</w:t>
+      </w:r>
+    </w:p>
+    <w:p>
+      <w:pPr>
+        <w:pStyle w:val="Compact"/>
+        <w:numPr>
+          <w:ilvl w:val="1"/>
+          <w:numId w:val="4"/>
+        </w:numPr>
+        <w:rPr/>
+      </w:pPr>
+      <w:r>
+        <w:rPr>
+          <w:sz w:val="22"/>
+          <w:szCs w:val="22"/>
+        </w:rPr>
+        <w:t xml:space="preserve">Notieren Sie gegebenenfalls problematische Antworten/Antwortoptionen in </w:t>
+      </w:r>
+      <w:r>
+        <w:rPr>
+          <w:rStyle w:val="VerbatimChar"/>
+          <w:sz w:val="22"/>
+          <w:szCs w:val="22"/>
+        </w:rPr>
+        <w:t>answer_problems</w:t>
+      </w:r>
+      <w:r>
+        <w:rPr>
+          <w:sz w:val="22"/>
+          <w:szCs w:val="22"/>
+        </w:rPr>
+        <w:t>, und warum diese problematisch sind</w:t>
+      </w:r>
+    </w:p>
+    <w:p>
+      <w:pPr>
+        <w:pStyle w:val="Compact"/>
+        <w:numPr>
+          <w:ilvl w:val="1"/>
+          <w:numId w:val="4"/>
+        </w:numPr>
+        <w:rPr/>
+      </w:pPr>
+      <w:r>
+        <w:rPr>
+          <w:sz w:val="22"/>
+          <w:szCs w:val="22"/>
+        </w:rPr>
+        <w:t xml:space="preserve">Ergänzen Sie bei Bedarf weitere Kommentare in </w:t>
+      </w:r>
+      <w:r>
+        <w:rPr>
+          <w:rStyle w:val="VerbatimChar"/>
+          <w:sz w:val="22"/>
+          <w:szCs w:val="22"/>
+        </w:rPr>
+        <w:t>comments</w:t>
+      </w:r>
+    </w:p>
+    <w:p>
+      <w:pPr>
+        <w:pStyle w:val="FirstParagraph"/>
+        <w:rPr>
+          <w:sz w:val="22"/>
+          <w:szCs w:val="22"/>
+        </w:rPr>
+      </w:pPr>
+      <w:r>
+        <w:rPr>
+          <w:b/>
+          <w:bCs/>
+          <w:sz w:val="22"/>
+          <w:szCs w:val="22"/>
+        </w:rPr>
+        <w:t>Bewertungsfokus:</w:t>
+      </w:r>
+    </w:p>
+    <w:p>
+      <w:pPr>
+        <w:pStyle w:val="Compact"/>
+        <w:numPr>
+          <w:ilvl w:val="0"/>
+          <w:numId w:val="4"/>
+        </w:numPr>
+        <w:rPr>
+          <w:sz w:val="22"/>
+          <w:szCs w:val="22"/>
+        </w:rPr>
+      </w:pPr>
+      <w:r>
+        <w:rPr>
+          <w:sz w:val="22"/>
+          <w:szCs w:val="22"/>
+        </w:rPr>
+        <w:t>Ist die Frage fachlich korrekt bezogen auf den Layer-Text?</w:t>
+      </w:r>
+    </w:p>
+    <w:p>
+      <w:pPr>
+        <w:pStyle w:val="Compact"/>
+        <w:numPr>
+          <w:ilvl w:val="0"/>
+          <w:numId w:val="4"/>
+        </w:numPr>
+        <w:rPr>
+          <w:sz w:val="22"/>
+          <w:szCs w:val="22"/>
+        </w:rPr>
+      </w:pPr>
+      <w:bookmarkStart w:id="6" w:name="anleitung-für-experten"/>
+      <w:bookmarkStart w:id="7" w:name="schritt-3-bewertung-durchführen"/>
+      <w:r>
+        <w:rPr>
+          <w:sz w:val="22"/>
+          <w:szCs w:val="22"/>
+        </w:rPr>
+        <w:t>Sind alle im Text enthaltenen Informationen richtig wiedergegeben?</w:t>
+      </w:r>
+      <w:bookmarkEnd w:id="6"/>
+      <w:bookmarkEnd w:id="7"/>
+    </w:p>
+    <w:p>
+      <w:pPr>
+        <w:pStyle w:val="Heading2"/>
+        <w:rPr/>
+      </w:pPr>
+      <w:bookmarkStart w:id="8" w:name="dankbarkeit"/>
+      <w:r>
+        <w:rPr/>
+        <w:t>Dankbarkeit</w:t>
+      </w:r>
+    </w:p>
+    <w:p>
+      <w:pPr>
+        <w:pStyle w:val="FirstParagraph"/>
+        <w:rPr>
+          <w:sz w:val="22"/>
+          <w:szCs w:val="22"/>
+        </w:rPr>
+      </w:pPr>
+      <w:bookmarkStart w:id="9" w:name="Xdef6236bb5f38117b519091ae3187e154a68fb8"/>
+      <w:bookmarkStart w:id="10" w:name="dankbarkeit"/>
+      <w:r>
+        <w:rPr>
+          <w:sz w:val="22"/>
+          <w:szCs w:val="22"/>
+        </w:rPr>
+        <w:t>Vielen Dank für Ihre Unterstützung bei der Evaluation! Ihre Einschätzungen sind wertvoll für die Forschung.</w:t>
+      </w:r>
+      <w:bookmarkEnd w:id="9"/>
+      <w:bookmarkEnd w:id="10"/>
+    </w:p>
+    <w:p>
+      <w:pPr>
+        <w:pStyle w:val="Heading1"/>
+        <w:bidi w:val="0"/>
+        <w:jc w:val="start"/>
+        <w:rPr/>
+      </w:pPr>
+      <w:r>
+        <w:rPr/>
+        <w:t>Bewertungsrubrik für LLM-generierte Fragen</w:t>
+      </w:r>
+    </w:p>
+    <w:p>
+      <w:pPr>
+        <w:pStyle w:val="Heading2"/>
+        <w:bidi w:val="0"/>
+        <w:jc w:val="start"/>
+        <w:rPr/>
+      </w:pPr>
+      <w:r>
+        <w:rPr/>
+        <w:t>Relevanz/Relevance</w:t>
+      </w:r>
+    </w:p>
+    <w:p>
+      <w:pPr>
+        <w:pStyle w:val="FirstParagraph"/>
+        <w:bidi w:val="0"/>
+        <w:jc w:val="start"/>
+        <w:rPr>
+          <w:sz w:val="22"/>
+          <w:szCs w:val="22"/>
+        </w:rPr>
+      </w:pPr>
+      <w:r>
+        <w:rPr>
+          <w:b/>
+          <w:bCs/>
+          <w:sz w:val="22"/>
+          <w:szCs w:val="22"/>
+        </w:rPr>
+        <w:t>Fragestellung:</w:t>
+      </w:r>
+      <w:r>
+        <w:rPr>
+          <w:sz w:val="22"/>
+          <w:szCs w:val="22"/>
+        </w:rPr>
+        <w:t xml:space="preserve"> Wie gut bezieht sich die Frage auf den Inhalt des bereitgestellten Textes?</w:t>
       </w:r>
     </w:p>
     <w:p>
@@ -130,49 +1160,57 @@
       </w:pPr>
       <w:r>
         <w:rPr>
-          <w:sz w:val="22"/>
-          <w:szCs w:val="22"/>
-        </w:rPr>
-        <w:t>Bei Fragengenerierung wurde zum schnellen Nachvollziehen nachträglich der jeweilige Layer-Text in das Frage-File geschrieben</w:t>
-      </w:r>
-    </w:p>
-    <w:p>
-      <w:pPr>
-        <w:pStyle w:val="FirstParagraph"/>
-        <w:bidi w:val="0"/>
-        <w:jc w:val="start"/>
-        <w:rPr>
-          <w:sz w:val="22"/>
-          <w:szCs w:val="22"/>
-        </w:rPr>
-      </w:pPr>
-      <w:r>
-        <w:rPr>
           <w:b/>
           <w:bCs/>
           <w:sz w:val="22"/>
           <w:szCs w:val="22"/>
         </w:rPr>
-        <w:t>Generierte Fragen:</w:t>
-      </w:r>
-    </w:p>
-    <w:p>
-      <w:pPr>
-        <w:pStyle w:val="BodyText"/>
-        <w:bidi w:val="0"/>
-        <w:jc w:val="start"/>
-        <w:rPr>
-          <w:sz w:val="22"/>
-          <w:szCs w:val="22"/>
-        </w:rPr>
-      </w:pPr>
-      <w:r>
-        <w:rPr>
-          <w:sz w:val="22"/>
-          <w:szCs w:val="22"/>
-        </w:rPr>
-        <w:t xml:space="preserve">Vorabinformation: Zur Steuerung der kognitiven Anforderung wurden in die Prompts für alle 4 LLMs bei jedem Lauf ein gemeinsames, randomisiertes Bloom-Level integriert, siehe </w:t>
-      </w:r>
+        <w:t>5 - Überaus relevant:</w:t>
+      </w:r>
+      <w:r>
+        <w:rPr>
+          <w:sz w:val="22"/>
+          <w:szCs w:val="22"/>
+        </w:rPr>
+        <w:t xml:space="preserve"> Bezieht sich auf zentrale Themen und korrekte Fachbegriffe</w:t>
+      </w:r>
+    </w:p>
+    <w:p>
+      <w:pPr>
+        <w:pStyle w:val="Compact"/>
+        <w:numPr>
+          <w:ilvl w:val="1"/>
+          <w:numId w:val="1"/>
+        </w:numPr>
+        <w:bidi w:val="0"/>
+        <w:jc w:val="start"/>
+        <w:rPr>
+          <w:sz w:val="22"/>
+          <w:szCs w:val="22"/>
+        </w:rPr>
+      </w:pPr>
+      <w:r>
+        <w:rPr>
+          <w:sz w:val="22"/>
+          <w:szCs w:val="22"/>
+        </w:rPr>
+        <w:t>Bsp.: “Welche Kernaufgaben erfüllt der Data Link Layer und worin unterscheiden sich diese hinsichtlich ihrer Zielsetzung?”</w:t>
+      </w:r>
+    </w:p>
+    <w:p>
+      <w:pPr>
+        <w:pStyle w:val="Compact"/>
+        <w:numPr>
+          <w:ilvl w:val="0"/>
+          <w:numId w:val="1"/>
+        </w:numPr>
+        <w:bidi w:val="0"/>
+        <w:jc w:val="start"/>
+        <w:rPr>
+          <w:sz w:val="22"/>
+          <w:szCs w:val="22"/>
+        </w:rPr>
+      </w:pPr>
       <w:r>
         <w:rPr>
           <w:b/>
@@ -180,33 +1218,30 @@
           <w:sz w:val="22"/>
           <w:szCs w:val="22"/>
         </w:rPr>
-        <w:t>Bloom’s revised Taxonomy</w:t>
-      </w:r>
-      <w:r>
-        <w:rPr>
-          <w:sz w:val="22"/>
-          <w:szCs w:val="22"/>
-        </w:rPr>
-        <w:t xml:space="preserve"> mit 6 Stufen.</w:t>
-      </w:r>
-    </w:p>
-    <w:p>
-      <w:pPr>
-        <w:pStyle w:val="BodyText"/>
-        <w:bidi w:val="0"/>
-        <w:jc w:val="start"/>
-        <w:rPr>
-          <w:sz w:val="22"/>
-          <w:szCs w:val="22"/>
-        </w:rPr>
-      </w:pPr>
-      <w:r>
-        <w:rPr>
-          <w:sz w:val="22"/>
-          <w:szCs w:val="22"/>
-        </w:rPr>
-        <w:t xml:space="preserve">Zudem hat jede Frage ein bestimmtes Lernziel, basierend auf dem jeweiligen OSI-Layer (1/7), zu erfüllen. Das Einhalten dessen soll mit der </w:t>
-      </w:r>
+        <w:t>4 - Relevant:</w:t>
+      </w:r>
+      <w:r>
+        <w:rPr>
+          <w:sz w:val="22"/>
+          <w:szCs w:val="22"/>
+        </w:rPr>
+        <w:t xml:space="preserve"> Bezieht sich auf wichtige Textinhalte</w:t>
+      </w:r>
+    </w:p>
+    <w:p>
+      <w:pPr>
+        <w:pStyle w:val="Compact"/>
+        <w:numPr>
+          <w:ilvl w:val="0"/>
+          <w:numId w:val="1"/>
+        </w:numPr>
+        <w:bidi w:val="0"/>
+        <w:jc w:val="start"/>
+        <w:rPr>
+          <w:sz w:val="22"/>
+          <w:szCs w:val="22"/>
+        </w:rPr>
+      </w:pPr>
       <w:r>
         <w:rPr>
           <w:b/>
@@ -214,14 +1249,14 @@
           <w:sz w:val="22"/>
           <w:szCs w:val="22"/>
         </w:rPr>
-        <w:t>Wertigkeit</w:t>
-      </w:r>
-      <w:r>
-        <w:rPr>
-          <w:sz w:val="22"/>
-          <w:szCs w:val="22"/>
-        </w:rPr>
-        <w:t>-Kategorie in der Rubrik bewertet werden.</w:t>
+        <w:t>3 - Mäßig relevant:</w:t>
+      </w:r>
+      <w:r>
+        <w:rPr>
+          <w:sz w:val="22"/>
+          <w:szCs w:val="22"/>
+        </w:rPr>
+        <w:t xml:space="preserve"> Behandelt eher nebensächliche Aspekte des Textes</w:t>
       </w:r>
     </w:p>
     <w:p>
@@ -240,10 +1275,19 @@
       </w:pPr>
       <w:r>
         <w:rPr>
-          <w:sz w:val="22"/>
-          <w:szCs w:val="22"/>
-        </w:rPr>
-        <w:t>4 LLMs × 7 Layer × 2 Fragetypen = 56 Fragen gesamt</w:t>
+          <w:b/>
+          <w:bCs/>
+          <w:sz w:val="22"/>
+          <w:szCs w:val="22"/>
+        </w:rPr>
+        <w:t>2 - Weniger relevant:</w:t>
+      </w:r>
+      <w:r>
+        <w:rPr>
+          <w:sz w:val="22"/>
+          <w:szCs w:val="22"/>
+        </w:rPr>
+        <w:t xml:space="preserve"> Nur oberflächlicher Textbezug</w:t>
       </w:r>
     </w:p>
     <w:p>
@@ -262,10 +1306,82 @@
       </w:pPr>
       <w:r>
         <w:rPr>
-          <w:sz w:val="22"/>
-          <w:szCs w:val="22"/>
-        </w:rPr>
-        <w:t>Pro LLM: 7 Multiple-Choice + 7 Open-Ended Fragen</w:t>
+          <w:b/>
+          <w:bCs/>
+          <w:sz w:val="22"/>
+          <w:szCs w:val="22"/>
+        </w:rPr>
+        <w:t>1 - Nicht relevant:</w:t>
+      </w:r>
+      <w:r>
+        <w:rPr>
+          <w:sz w:val="22"/>
+          <w:szCs w:val="22"/>
+        </w:rPr>
+        <w:t xml:space="preserve"> Kein Bezug zum Textinhalt</w:t>
+      </w:r>
+    </w:p>
+    <w:p>
+      <w:pPr>
+        <w:pStyle w:val="Compact"/>
+        <w:numPr>
+          <w:ilvl w:val="1"/>
+          <w:numId w:val="1"/>
+        </w:numPr>
+        <w:bidi w:val="0"/>
+        <w:jc w:val="start"/>
+        <w:rPr>
+          <w:sz w:val="22"/>
+          <w:szCs w:val="22"/>
+        </w:rPr>
+      </w:pPr>
+      <w:bookmarkStart w:id="11" w:name="relevanzrelevance"/>
+      <w:r>
+        <w:rPr>
+          <w:sz w:val="22"/>
+          <w:szCs w:val="22"/>
+        </w:rPr>
+        <w:t>Bsp.: “Welche Programmiersprache wird am häufigsten für die Implementierung von Netzwerkprotokollen verwendet?”</w:t>
+      </w:r>
+      <w:bookmarkEnd w:id="11"/>
+    </w:p>
+    <w:p>
+      <w:pPr>
+        <w:pStyle w:val="Heading2"/>
+        <w:bidi w:val="0"/>
+        <w:jc w:val="start"/>
+        <w:rPr/>
+      </w:pPr>
+      <w:r>
+        <w:rPr/>
+        <w:t>Klarheit/Clarity</w:t>
+      </w:r>
+    </w:p>
+    <w:p>
+      <w:pPr>
+        <w:pStyle w:val="FirstParagraph"/>
+        <w:bidi w:val="0"/>
+        <w:jc w:val="start"/>
+        <w:rPr>
+          <w:sz w:val="22"/>
+          <w:szCs w:val="22"/>
+        </w:rPr>
+      </w:pPr>
+      <w:r>
+        <w:rPr>
+          <w:b/>
+          <w:bCs/>
+          <w:sz w:val="22"/>
+          <w:szCs w:val="22"/>
+        </w:rPr>
+        <w:t>Fragestellung:</w:t>
+      </w:r>
+      <w:r>
+        <w:rPr>
+          <w:sz w:val="22"/>
+          <w:szCs w:val="22"/>
+        </w:rPr>
+        <w:t xml:space="preserve"> Wie eindeutig und verständlich ist die Frage formuliert?</w:t>
       </w:r>
     </w:p>
     <w:p>
@@ -284,10 +1400,41 @@
       </w:pPr>
       <w:r>
         <w:rPr>
-          <w:sz w:val="22"/>
-          <w:szCs w:val="22"/>
-        </w:rPr>
-        <w:t>Random Bloom-Level pro Frage (Bloom 1-6 für Open-Ended, Bloom 1-3 für MCQ)</w:t>
+          <w:b/>
+          <w:bCs/>
+          <w:sz w:val="22"/>
+          <w:szCs w:val="22"/>
+        </w:rPr>
+        <w:t>5 - Sehr klar:</w:t>
+      </w:r>
+      <w:r>
+        <w:rPr>
+          <w:sz w:val="22"/>
+          <w:szCs w:val="22"/>
+        </w:rPr>
+        <w:t xml:space="preserve"> Präzise, eindeutig formuliert, keine Mehrdeutigkeiten</w:t>
+      </w:r>
+    </w:p>
+    <w:p>
+      <w:pPr>
+        <w:pStyle w:val="Compact"/>
+        <w:numPr>
+          <w:ilvl w:val="1"/>
+          <w:numId w:val="1"/>
+        </w:numPr>
+        <w:bidi w:val="0"/>
+        <w:jc w:val="start"/>
+        <w:rPr>
+          <w:sz w:val="22"/>
+          <w:szCs w:val="22"/>
+        </w:rPr>
+      </w:pPr>
+      <w:r>
+        <w:rPr>
+          <w:sz w:val="22"/>
+          <w:szCs w:val="22"/>
+        </w:rPr>
+        <w:t>Bsp.: “Nennen Sie die Kernaufgaben der Session Layer und erläutern Sie jeweils deren Funktion.”</w:t>
       </w:r>
     </w:p>
     <w:p>
@@ -304,86 +1451,21 @@
           <w:szCs w:val="22"/>
         </w:rPr>
       </w:pPr>
-      <w:bookmarkStart w:id="0" w:name="experimentaufbau"/>
-      <w:r>
-        <w:rPr>
-          <w:sz w:val="22"/>
-          <w:szCs w:val="22"/>
-        </w:rPr>
-        <w:t>Sample für Bewertung: 24 Fragen (6 pro LLM: 3 MCQ + 3 Open-Ended)</w:t>
-      </w:r>
-      <w:bookmarkEnd w:id="0"/>
-    </w:p>
-    <w:p>
-      <w:pPr>
-        <w:pStyle w:val="Heading2"/>
-        <w:bidi w:val="0"/>
-        <w:jc w:val="start"/>
-        <w:rPr/>
-      </w:pPr>
-      <w:r>
-        <w:rPr/>
-        <w:t>Anleitung für Experten</w:t>
-      </w:r>
-    </w:p>
-    <w:p>
-      <w:pPr>
-        <w:pStyle w:val="Heading3"/>
-        <w:bidi w:val="0"/>
-        <w:jc w:val="start"/>
-        <w:rPr/>
-      </w:pPr>
-      <w:bookmarkStart w:id="1" w:name="schritt-1-bewertungskriterien-verstehen"/>
-      <w:r>
-        <w:rPr/>
-        <w:t>Schritt 1: Bewertungskriterien verstehen</w:t>
-      </w:r>
-    </w:p>
-    <w:p>
-      <w:pPr>
-        <w:pStyle w:val="FirstParagraph"/>
-        <w:bidi w:val="0"/>
-        <w:jc w:val="start"/>
-        <w:rPr/>
-      </w:pPr>
-      <w:r>
-        <w:rPr>
-          <w:sz w:val="22"/>
-          <w:szCs w:val="22"/>
-        </w:rPr>
-        <w:t xml:space="preserve">Lesen Sie die Rubrik </w:t>
-      </w:r>
-      <w:r>
-        <w:rPr>
-          <w:rStyle w:val="VerbatimChar"/>
-          <w:sz w:val="22"/>
-          <w:szCs w:val="22"/>
-        </w:rPr>
-        <w:t>exp1_rubric.md</w:t>
-      </w:r>
-      <w:r>
-        <w:rPr>
-          <w:sz w:val="22"/>
-          <w:szCs w:val="22"/>
-        </w:rPr>
-        <w:t>, die folgende Kategorien umfasst (jeweils 1-5 Punkte):</w:t>
-      </w:r>
-    </w:p>
-    <w:p>
-      <w:pPr>
-        <w:pStyle w:val="BodyText"/>
-        <w:bidi w:val="0"/>
-        <w:jc w:val="start"/>
-        <w:rPr>
-          <w:sz w:val="22"/>
-          <w:szCs w:val="22"/>
-        </w:rPr>
-      </w:pPr>
-      <w:r>
-        <w:rPr>
-          <w:sz w:val="22"/>
-          <w:szCs w:val="22"/>
-        </w:rPr>
+      <w:r>
+        <w:rPr>
+          <w:b/>
+          <w:bCs/>
+          <w:sz w:val="22"/>
+          <w:szCs w:val="22"/>
+        </w:rPr>
+        <w:t>4 - Klar:</w:t>
+      </w:r>
+      <w:r>
+        <w:rPr>
+          <w:sz w:val="22"/>
+          <w:szCs w:val="22"/>
+        </w:rPr>
+        <w:t xml:space="preserve"> Verständlich mit minimalen Unklarheiten</w:t>
       </w:r>
     </w:p>
     <w:p>
@@ -407,14 +1489,14 @@
           <w:sz w:val="22"/>
           <w:szCs w:val="22"/>
         </w:rPr>
-        <w:t>Relevanz:</w:t>
-      </w:r>
-      <w:r>
-        <w:rPr>
-          <w:sz w:val="22"/>
-          <w:szCs w:val="22"/>
-        </w:rPr>
-        <w:t xml:space="preserve"> Bezug zum Thema des Textinhalts</w:t>
+        <w:t>3 - Mäßig klar:</w:t>
+      </w:r>
+      <w:r>
+        <w:rPr>
+          <w:sz w:val="22"/>
+          <w:szCs w:val="22"/>
+        </w:rPr>
+        <w:t xml:space="preserve"> Enthält einige unklare Formulierungen</w:t>
       </w:r>
     </w:p>
     <w:p>
@@ -438,14 +1520,14 @@
           <w:sz w:val="22"/>
           <w:szCs w:val="22"/>
         </w:rPr>
-        <w:t>Klarheit:</w:t>
-      </w:r>
-      <w:r>
-        <w:rPr>
-          <w:sz w:val="22"/>
-          <w:szCs w:val="22"/>
-        </w:rPr>
-        <w:t xml:space="preserve"> Eindeutigkeit der Formulierung</w:t>
+        <w:t>2 - Unklar:</w:t>
+      </w:r>
+      <w:r>
+        <w:rPr>
+          <w:sz w:val="22"/>
+          <w:szCs w:val="22"/>
+        </w:rPr>
+        <w:t xml:space="preserve"> Enthält mehrere mehrdeutige oder verwirrende Elemente</w:t>
       </w:r>
     </w:p>
     <w:p>
@@ -469,14 +1551,77 @@
           <w:sz w:val="22"/>
           <w:szCs w:val="22"/>
         </w:rPr>
-        <w:t>Beantwortbarkeit:</w:t>
-      </w:r>
-      <w:r>
-        <w:rPr>
-          <w:sz w:val="22"/>
-          <w:szCs w:val="22"/>
-        </w:rPr>
-        <w:t xml:space="preserve"> Verfügbarkeit der Informationen im Text</w:t>
+        <w:t>1 - Sehr unklar:</w:t>
+      </w:r>
+      <w:r>
+        <w:rPr>
+          <w:sz w:val="22"/>
+          <w:szCs w:val="22"/>
+        </w:rPr>
+        <w:t xml:space="preserve"> Schwer verständlich oder grammatikalisch fehlerhaft</w:t>
+      </w:r>
+    </w:p>
+    <w:p>
+      <w:pPr>
+        <w:pStyle w:val="Compact"/>
+        <w:numPr>
+          <w:ilvl w:val="1"/>
+          <w:numId w:val="1"/>
+        </w:numPr>
+        <w:bidi w:val="0"/>
+        <w:jc w:val="start"/>
+        <w:rPr>
+          <w:sz w:val="22"/>
+          <w:szCs w:val="22"/>
+        </w:rPr>
+      </w:pPr>
+      <w:bookmarkStart w:id="12" w:name="klarheitclarity"/>
+      <w:r>
+        <w:rPr>
+          <w:sz w:val="22"/>
+          <w:szCs w:val="22"/>
+        </w:rPr>
+        <w:t>Bsp.: “Inwiefern spielt die Schicht eine Rolle bei dem, was passiert, wenn Kommunikation stattfindet?”</w:t>
+      </w:r>
+      <w:bookmarkEnd w:id="12"/>
+    </w:p>
+    <w:p>
+      <w:pPr>
+        <w:pStyle w:val="Heading2"/>
+        <w:bidi w:val="0"/>
+        <w:jc w:val="start"/>
+        <w:rPr/>
+      </w:pPr>
+      <w:r>
+        <w:rPr/>
+        <w:t>Beantwortbarkeit/Answerability</w:t>
+      </w:r>
+    </w:p>
+    <w:p>
+      <w:pPr>
+        <w:pStyle w:val="FirstParagraph"/>
+        <w:bidi w:val="0"/>
+        <w:jc w:val="start"/>
+        <w:rPr>
+          <w:sz w:val="22"/>
+          <w:szCs w:val="22"/>
+        </w:rPr>
+      </w:pPr>
+      <w:r>
+        <w:rPr>
+          <w:b/>
+          <w:bCs/>
+          <w:sz w:val="22"/>
+          <w:szCs w:val="22"/>
+        </w:rPr>
+        <w:t>Fragestellung:</w:t>
+      </w:r>
+      <w:r>
+        <w:rPr>
+          <w:sz w:val="22"/>
+          <w:szCs w:val="22"/>
+        </w:rPr>
+        <w:t xml:space="preserve"> Wie gut können Studierende die Frage mit den verfügbaren Textinformationen beantworten?</w:t>
       </w:r>
     </w:p>
     <w:p>
@@ -500,14 +1645,36 @@
           <w:sz w:val="22"/>
           <w:szCs w:val="22"/>
         </w:rPr>
-        <w:t>Herausforderung:</w:t>
-      </w:r>
-      <w:r>
-        <w:rPr>
-          <w:sz w:val="22"/>
-          <w:szCs w:val="22"/>
-        </w:rPr>
-        <w:t xml:space="preserve"> Anspruchsniveau der Frage</w:t>
+        <w:t>5 - Vollständig beantwortbar:</w:t>
+      </w:r>
+      <w:r>
+        <w:rPr>
+          <w:sz w:val="22"/>
+          <w:szCs w:val="22"/>
+        </w:rPr>
+        <w:t xml:space="preserve"> Alle Infos explizit im Text verfügbar</w:t>
+      </w:r>
+    </w:p>
+    <w:p>
+      <w:pPr>
+        <w:pStyle w:val="Compact"/>
+        <w:numPr>
+          <w:ilvl w:val="1"/>
+          <w:numId w:val="1"/>
+        </w:numPr>
+        <w:bidi w:val="0"/>
+        <w:jc w:val="start"/>
+        <w:rPr>
+          <w:sz w:val="22"/>
+          <w:szCs w:val="22"/>
+        </w:rPr>
+      </w:pPr>
+      <w:r>
+        <w:rPr>
+          <w:sz w:val="22"/>
+          <w:szCs w:val="22"/>
+        </w:rPr>
+        <w:t>Bsp: “Welche Kernaufgaben hat der Presentation Layer?”</w:t>
       </w:r>
     </w:p>
     <w:p>
@@ -531,14 +1698,14 @@
           <w:sz w:val="22"/>
           <w:szCs w:val="22"/>
         </w:rPr>
-        <w:t>Wertigkeit:</w:t>
-      </w:r>
-      <w:r>
-        <w:rPr>
-          <w:sz w:val="22"/>
-          <w:szCs w:val="22"/>
-        </w:rPr>
-        <w:t xml:space="preserve"> Bedeutung für vorgegebenes Lernziel</w:t>
+        <w:t>4 - Gut beantwortbar:</w:t>
+      </w:r>
+      <w:r>
+        <w:rPr>
+          <w:sz w:val="22"/>
+          <w:szCs w:val="22"/>
+        </w:rPr>
+        <w:t xml:space="preserve"> Die meisten Infos im Text, minimale Schlüsse nötig</w:t>
       </w:r>
     </w:p>
     <w:p>
@@ -562,14 +1729,14 @@
           <w:sz w:val="22"/>
           <w:szCs w:val="22"/>
         </w:rPr>
-        <w:t>Sprachqualität:</w:t>
-      </w:r>
-      <w:r>
-        <w:rPr>
-          <w:sz w:val="22"/>
-          <w:szCs w:val="22"/>
-        </w:rPr>
-        <w:t xml:space="preserve"> Verständlichkeit und Angemessenheit</w:t>
+        <w:t>3 - Teilweise beantwortbar:</w:t>
+      </w:r>
+      <w:r>
+        <w:rPr>
+          <w:sz w:val="22"/>
+          <w:szCs w:val="22"/>
+        </w:rPr>
+        <w:t xml:space="preserve"> Grundinfos vorhanden, moderate Interpretation nötig</w:t>
       </w:r>
     </w:p>
     <w:p>
@@ -593,58 +1760,14 @@
           <w:sz w:val="22"/>
           <w:szCs w:val="22"/>
         </w:rPr>
-        <w:t>Korrektheit:</w:t>
-      </w:r>
-      <w:r>
-        <w:rPr>
-          <w:sz w:val="22"/>
-          <w:szCs w:val="22"/>
-        </w:rPr>
-        <w:t xml:space="preserve"> Fachliche Richtigkeit bezogen auf den Text, gemessen als Inhaltstreue zur Quelle</w:t>
-      </w:r>
-      <w:bookmarkEnd w:id="1"/>
-    </w:p>
-    <w:p>
-      <w:pPr>
-        <w:pStyle w:val="Heading3"/>
-        <w:bidi w:val="0"/>
-        <w:jc w:val="start"/>
-        <w:rPr/>
-      </w:pPr>
-      <w:bookmarkStart w:id="2" w:name="schritt-2-csv-struktur-verstehen"/>
-      <w:r>
-        <w:rPr/>
-        <w:t>Schritt 2: CSV-Struktur verstehen</w:t>
-      </w:r>
-    </w:p>
-    <w:p>
-      <w:pPr>
-        <w:pStyle w:val="FirstParagraph"/>
-        <w:bidi w:val="0"/>
-        <w:jc w:val="start"/>
-        <w:rPr/>
-      </w:pPr>
-      <w:r>
-        <w:rPr>
-          <w:sz w:val="22"/>
-          <w:szCs w:val="22"/>
-        </w:rPr>
-        <w:t xml:space="preserve">Die Datei </w:t>
-      </w:r>
-      <w:r>
-        <w:rPr>
-          <w:rStyle w:val="VerbatimChar"/>
-          <w:sz w:val="22"/>
-          <w:szCs w:val="22"/>
-        </w:rPr>
-        <w:t>exp1.csv</w:t>
-      </w:r>
-      <w:r>
-        <w:rPr>
-          <w:sz w:val="22"/>
-          <w:szCs w:val="22"/>
-        </w:rPr>
-        <w:t xml:space="preserve"> enthält:</w:t>
+        <w:t>2 - Schwer beantwortbar:</w:t>
+      </w:r>
+      <w:r>
+        <w:rPr>
+          <w:sz w:val="22"/>
+          <w:szCs w:val="22"/>
+        </w:rPr>
+        <w:t xml:space="preserve"> Wenige relevante Infos, viel eigene Ableitung erforderlich</w:t>
       </w:r>
     </w:p>
     <w:p>
@@ -656,22 +1779,89 @@
         </w:numPr>
         <w:bidi w:val="0"/>
         <w:jc w:val="start"/>
-        <w:rPr/>
-      </w:pPr>
-      <w:r>
-        <w:rPr>
-          <w:rStyle w:val="VerbatimChar"/>
-          <w:sz w:val="22"/>
-          <w:szCs w:val="22"/>
-        </w:rPr>
-        <w:t>sample_id</w:t>
-      </w:r>
-      <w:r>
-        <w:rPr>
-          <w:sz w:val="22"/>
-          <w:szCs w:val="22"/>
-        </w:rPr>
-        <w:t>: Eindeutige ID (001-024) für Zuordnung zur Fragendatei</w:t>
+        <w:rPr>
+          <w:sz w:val="22"/>
+          <w:szCs w:val="22"/>
+        </w:rPr>
+      </w:pPr>
+      <w:r>
+        <w:rPr>
+          <w:b/>
+          <w:bCs/>
+          <w:sz w:val="22"/>
+          <w:szCs w:val="22"/>
+        </w:rPr>
+        <w:t>1 - Nicht beantwortbar:</w:t>
+      </w:r>
+      <w:r>
+        <w:rPr>
+          <w:sz w:val="22"/>
+          <w:szCs w:val="22"/>
+        </w:rPr>
+        <w:t xml:space="preserve"> Benötigte Informationen fehlen größtenteils</w:t>
+      </w:r>
+    </w:p>
+    <w:p>
+      <w:pPr>
+        <w:pStyle w:val="Compact"/>
+        <w:numPr>
+          <w:ilvl w:val="1"/>
+          <w:numId w:val="1"/>
+        </w:numPr>
+        <w:bidi w:val="0"/>
+        <w:jc w:val="start"/>
+        <w:rPr>
+          <w:sz w:val="22"/>
+          <w:szCs w:val="22"/>
+        </w:rPr>
+      </w:pPr>
+      <w:bookmarkStart w:id="13" w:name="beantwortbarkeitanswerability"/>
+      <w:r>
+        <w:rPr>
+          <w:sz w:val="22"/>
+          <w:szCs w:val="22"/>
+        </w:rPr>
+        <w:t>Bsp.: “Vergleichen Sie die Effizienz des ISO-OSI-Modells mit modernen Software-Defined-Networking-Ansätzen.”</w:t>
+      </w:r>
+      <w:bookmarkEnd w:id="13"/>
+    </w:p>
+    <w:p>
+      <w:pPr>
+        <w:pStyle w:val="Heading2"/>
+        <w:bidi w:val="0"/>
+        <w:jc w:val="start"/>
+        <w:rPr/>
+      </w:pPr>
+      <w:r>
+        <w:rPr/>
+        <w:t>Herausforderung/Challenging</w:t>
+      </w:r>
+    </w:p>
+    <w:p>
+      <w:pPr>
+        <w:pStyle w:val="FirstParagraph"/>
+        <w:bidi w:val="0"/>
+        <w:jc w:val="start"/>
+        <w:rPr>
+          <w:sz w:val="22"/>
+          <w:szCs w:val="22"/>
+        </w:rPr>
+      </w:pPr>
+      <w:r>
+        <w:rPr>
+          <w:b/>
+          <w:bCs/>
+          <w:sz w:val="22"/>
+          <w:szCs w:val="22"/>
+        </w:rPr>
+        <w:t>Fragestellung:</w:t>
+      </w:r>
+      <w:r>
+        <w:rPr>
+          <w:sz w:val="22"/>
+          <w:szCs w:val="22"/>
+        </w:rPr>
+        <w:t xml:space="preserve"> Wie anspruchsvoll ist die kognitive Anforderung der Frage?</w:t>
       </w:r>
     </w:p>
     <w:p>
@@ -683,22 +1873,48 @@
         </w:numPr>
         <w:bidi w:val="0"/>
         <w:jc w:val="start"/>
-        <w:rPr/>
-      </w:pPr>
-      <w:r>
-        <w:rPr>
-          <w:rStyle w:val="VerbatimChar"/>
-          <w:sz w:val="22"/>
-          <w:szCs w:val="22"/>
-        </w:rPr>
-        <w:t>layer</w:t>
-      </w:r>
-      <w:r>
-        <w:rPr>
-          <w:sz w:val="22"/>
-          <w:szCs w:val="22"/>
-        </w:rPr>
-        <w:t>: OSI-Layer (1-7), aus dem die Frage generiert wurde</w:t>
+        <w:rPr>
+          <w:sz w:val="22"/>
+          <w:szCs w:val="22"/>
+        </w:rPr>
+      </w:pPr>
+      <w:r>
+        <w:rPr>
+          <w:b/>
+          <w:bCs/>
+          <w:sz w:val="22"/>
+          <w:szCs w:val="22"/>
+        </w:rPr>
+        <w:t>5 - Sehr herausfordernd:</w:t>
+      </w:r>
+      <w:r>
+        <w:rPr>
+          <w:sz w:val="22"/>
+          <w:szCs w:val="22"/>
+        </w:rPr>
+        <w:t xml:space="preserve"> Erfordert tiefgehende Analyse des gesamten Textes</w:t>
+      </w:r>
+    </w:p>
+    <w:p>
+      <w:pPr>
+        <w:pStyle w:val="Compact"/>
+        <w:numPr>
+          <w:ilvl w:val="1"/>
+          <w:numId w:val="1"/>
+        </w:numPr>
+        <w:bidi w:val="0"/>
+        <w:jc w:val="start"/>
+        <w:rPr>
+          <w:sz w:val="22"/>
+          <w:szCs w:val="22"/>
+        </w:rPr>
+      </w:pPr>
+      <w:r>
+        <w:rPr>
+          <w:sz w:val="22"/>
+          <w:szCs w:val="22"/>
+        </w:rPr>
+        <w:t>Bsp.: “Analysieren Sie, warum Flusssteuerung auf mehreren OSI-Schichten implementiert wird, und bewerten Sie die Notwendigkeit dieser Redundanz.”</w:t>
       </w:r>
     </w:p>
     <w:p>
@@ -710,45 +1926,26 @@
         </w:numPr>
         <w:bidi w:val="0"/>
         <w:jc w:val="start"/>
-        <w:rPr/>
-      </w:pPr>
-      <w:r>
-        <w:rPr>
-          <w:rStyle w:val="VerbatimChar"/>
-          <w:sz w:val="22"/>
-          <w:szCs w:val="22"/>
-        </w:rPr>
-        <w:t>question_type</w:t>
-      </w:r>
-      <w:r>
-        <w:rPr>
-          <w:sz w:val="22"/>
-          <w:szCs w:val="22"/>
-        </w:rPr>
-        <w:t xml:space="preserve">: </w:t>
-      </w:r>
-      <w:r>
-        <w:rPr>
-          <w:rStyle w:val="VerbatimChar"/>
-          <w:sz w:val="22"/>
-          <w:szCs w:val="22"/>
-        </w:rPr>
-        <w:t>mcq</w:t>
-      </w:r>
-      <w:r>
-        <w:rPr>
-          <w:sz w:val="22"/>
-          <w:szCs w:val="22"/>
-        </w:rPr>
-        <w:t xml:space="preserve"> oder </w:t>
-      </w:r>
-      <w:r>
-        <w:rPr>
-          <w:rStyle w:val="VerbatimChar"/>
-          <w:sz w:val="22"/>
-          <w:szCs w:val="22"/>
-        </w:rPr>
-        <w:t>open_ended</w:t>
+        <w:rPr>
+          <w:sz w:val="22"/>
+          <w:szCs w:val="22"/>
+        </w:rPr>
+      </w:pPr>
+      <w:r>
+        <w:rPr>
+          <w:b/>
+          <w:bCs/>
+          <w:sz w:val="22"/>
+          <w:szCs w:val="22"/>
+        </w:rPr>
+        <w:t>4 - Herausfordernd:</w:t>
+      </w:r>
+      <w:r>
+        <w:rPr>
+          <w:sz w:val="22"/>
+          <w:szCs w:val="22"/>
+        </w:rPr>
+        <w:t xml:space="preserve"> Erfordert Integration von weit auseinanderliegenden Informationen</w:t>
       </w:r>
     </w:p>
     <w:p>
@@ -767,10 +1964,19 @@
       </w:pPr>
       <w:r>
         <w:rPr>
-          <w:sz w:val="22"/>
-          <w:szCs w:val="22"/>
-        </w:rPr>
-        <w:t>Die 7 Bewertungsspalten aus Schritt 1 (1-5 Punkte)</w:t>
+          <w:b/>
+          <w:bCs/>
+          <w:sz w:val="22"/>
+          <w:szCs w:val="22"/>
+        </w:rPr>
+        <w:t>3 - Mäßig herausfordernd:</w:t>
+      </w:r>
+      <w:r>
+        <w:rPr>
+          <w:sz w:val="22"/>
+          <w:szCs w:val="22"/>
+        </w:rPr>
+        <w:t xml:space="preserve"> Erfordert Verständnis und einfache Anwendung</w:t>
       </w:r>
     </w:p>
     <w:p>
@@ -782,22 +1988,26 @@
         </w:numPr>
         <w:bidi w:val="0"/>
         <w:jc w:val="start"/>
-        <w:rPr/>
-      </w:pPr>
-      <w:r>
-        <w:rPr>
-          <w:rStyle w:val="VerbatimChar"/>
-          <w:sz w:val="22"/>
-          <w:szCs w:val="22"/>
-        </w:rPr>
-        <w:t>answer_problems</w:t>
-      </w:r>
-      <w:r>
-        <w:rPr>
-          <w:sz w:val="22"/>
-          <w:szCs w:val="22"/>
-        </w:rPr>
-        <w:t>: Für problematische Antworten</w:t>
+        <w:rPr>
+          <w:sz w:val="22"/>
+          <w:szCs w:val="22"/>
+        </w:rPr>
+      </w:pPr>
+      <w:r>
+        <w:rPr>
+          <w:b/>
+          <w:bCs/>
+          <w:sz w:val="22"/>
+          <w:szCs w:val="22"/>
+        </w:rPr>
+        <w:t>2 - Wenig herausfordernd:</w:t>
+      </w:r>
+      <w:r>
+        <w:rPr>
+          <w:sz w:val="22"/>
+          <w:szCs w:val="22"/>
+        </w:rPr>
+        <w:t xml:space="preserve"> Erfordert Auffinden und Wiedergeben</w:t>
       </w:r>
     </w:p>
     <w:p>
@@ -809,84 +2019,26 @@
         </w:numPr>
         <w:bidi w:val="0"/>
         <w:jc w:val="start"/>
-        <w:rPr/>
-      </w:pPr>
-      <w:r>
-        <w:rPr>
-          <w:rStyle w:val="VerbatimChar"/>
-          <w:sz w:val="22"/>
-          <w:szCs w:val="22"/>
-        </w:rPr>
-        <w:t>comments</w:t>
-      </w:r>
-      <w:r>
-        <w:rPr>
-          <w:sz w:val="22"/>
-          <w:szCs w:val="22"/>
-        </w:rPr>
-        <w:t>: Für zusätzliche Anmerkungen</w:t>
-      </w:r>
-      <w:bookmarkEnd w:id="2"/>
-    </w:p>
-    <w:p>
-      <w:pPr>
-        <w:pStyle w:val="Heading3"/>
-        <w:bidi w:val="0"/>
-        <w:jc w:val="start"/>
-        <w:rPr/>
-      </w:pPr>
-      <w:r>
-        <w:rPr/>
-        <w:t>Schritt 3: Bewertung durchführen</w:t>
-      </w:r>
-    </w:p>
-    <w:p>
-      <w:pPr>
-        <w:pStyle w:val="Compact"/>
-        <w:numPr>
-          <w:ilvl w:val="0"/>
-          <w:numId w:val="7"/>
-        </w:numPr>
-        <w:bidi w:val="0"/>
-        <w:jc w:val="start"/>
-        <w:rPr/>
-      </w:pPr>
-      <w:r>
-        <w:rPr>
-          <w:sz w:val="22"/>
-          <w:szCs w:val="22"/>
-        </w:rPr>
-        <w:t xml:space="preserve">Öffnen Sie </w:t>
-      </w:r>
-      <w:r>
-        <w:rPr>
-          <w:rStyle w:val="VerbatimChar"/>
-          <w:sz w:val="22"/>
-          <w:szCs w:val="22"/>
-        </w:rPr>
-        <w:t>exp1.csv</w:t>
-      </w:r>
-    </w:p>
-    <w:p>
-      <w:pPr>
-        <w:pStyle w:val="Compact"/>
-        <w:numPr>
-          <w:ilvl w:val="0"/>
-          <w:numId w:val="4"/>
-        </w:numPr>
-        <w:bidi w:val="0"/>
-        <w:jc w:val="start"/>
-        <w:rPr>
-          <w:sz w:val="22"/>
-          <w:szCs w:val="22"/>
-        </w:rPr>
-      </w:pPr>
-      <w:r>
-        <w:rPr>
-          <w:sz w:val="22"/>
-          <w:szCs w:val="22"/>
-        </w:rPr>
-        <w:t>Für jede Zeile:</w:t>
+        <w:rPr>
+          <w:sz w:val="22"/>
+          <w:szCs w:val="22"/>
+        </w:rPr>
+      </w:pPr>
+      <w:r>
+        <w:rPr>
+          <w:b/>
+          <w:bCs/>
+          <w:sz w:val="22"/>
+          <w:szCs w:val="22"/>
+        </w:rPr>
+        <w:t>1 - Nicht herausfordernd:</w:t>
+      </w:r>
+      <w:r>
+        <w:rPr>
+          <w:sz w:val="22"/>
+          <w:szCs w:val="22"/>
+        </w:rPr>
+        <w:t xml:space="preserve"> Trivial (Abschreiben oder Ja/Nein)</w:t>
       </w:r>
     </w:p>
     <w:p>
@@ -903,12 +2055,84 @@
           <w:szCs w:val="22"/>
         </w:rPr>
       </w:pPr>
-      <w:r>
-        <w:rPr>
-          <w:sz w:val="22"/>
-          <w:szCs w:val="22"/>
-        </w:rPr>
-        <w:t>Öffnen Sie die entsprechende Fragendatei und lesen Sie die Frage sorgfältig</w:t>
+      <w:bookmarkStart w:id="14" w:name="herausforderungchallenging"/>
+      <w:r>
+        <w:rPr>
+          <w:sz w:val="22"/>
+          <w:szCs w:val="22"/>
+        </w:rPr>
+        <w:t>Bsp.: “Wie viele Kernaufgaben hat der Physical Layer?”</w:t>
+      </w:r>
+      <w:bookmarkEnd w:id="14"/>
+    </w:p>
+    <w:p>
+      <w:pPr>
+        <w:pStyle w:val="Heading2"/>
+        <w:bidi w:val="0"/>
+        <w:jc w:val="start"/>
+        <w:rPr/>
+      </w:pPr>
+      <w:r>
+        <w:rPr/>
+        <w:t>Wertigkeit/Value bzgl. Lernzielintegration</w:t>
+      </w:r>
+    </w:p>
+    <w:p>
+      <w:pPr>
+        <w:pStyle w:val="FirstParagraph"/>
+        <w:bidi w:val="0"/>
+        <w:jc w:val="start"/>
+        <w:rPr>
+          <w:sz w:val="22"/>
+          <w:szCs w:val="22"/>
+        </w:rPr>
+      </w:pPr>
+      <w:r>
+        <w:rPr>
+          <w:b/>
+          <w:bCs/>
+          <w:sz w:val="22"/>
+          <w:szCs w:val="22"/>
+        </w:rPr>
+        <w:t>Fragestellung:</w:t>
+      </w:r>
+      <w:r>
+        <w:rPr>
+          <w:sz w:val="22"/>
+          <w:szCs w:val="22"/>
+        </w:rPr>
+        <w:t xml:space="preserve"> Wie zentral ist das in der Frage behandelte Fachkonzept für das angestrebte Lernziel des Moduls?</w:t>
+      </w:r>
+    </w:p>
+    <w:p>
+      <w:pPr>
+        <w:pStyle w:val="Compact"/>
+        <w:numPr>
+          <w:ilvl w:val="0"/>
+          <w:numId w:val="1"/>
+        </w:numPr>
+        <w:bidi w:val="0"/>
+        <w:jc w:val="start"/>
+        <w:rPr>
+          <w:sz w:val="22"/>
+          <w:szCs w:val="22"/>
+        </w:rPr>
+      </w:pPr>
+      <w:r>
+        <w:rPr>
+          <w:b/>
+          <w:bCs/>
+          <w:sz w:val="22"/>
+          <w:szCs w:val="22"/>
+        </w:rPr>
+        <w:t>5 - Sehr Hoch:</w:t>
+      </w:r>
+      <w:r>
+        <w:rPr>
+          <w:sz w:val="22"/>
+          <w:szCs w:val="22"/>
+        </w:rPr>
+        <w:t xml:space="preserve"> Behandelt Kernkonzept und zentrales Lernziel (hochrelevant)</w:t>
       </w:r>
     </w:p>
     <w:p>
@@ -930,7 +2154,131 @@
           <w:sz w:val="22"/>
           <w:szCs w:val="22"/>
         </w:rPr>
-        <w:t>Prüfen Sie den Quelltext, welcher direkt unter der Frage angegeben ist</w:t>
+        <w:t>Bsp.: “Erklären Sie das Zusammenspiel von Codierung, Transport und Decodierung bei der Übertragung logischer Werte auf physikalischer Ebene.”</w:t>
+      </w:r>
+    </w:p>
+    <w:p>
+      <w:pPr>
+        <w:pStyle w:val="Compact"/>
+        <w:numPr>
+          <w:ilvl w:val="0"/>
+          <w:numId w:val="1"/>
+        </w:numPr>
+        <w:bidi w:val="0"/>
+        <w:jc w:val="start"/>
+        <w:rPr>
+          <w:sz w:val="22"/>
+          <w:szCs w:val="22"/>
+        </w:rPr>
+      </w:pPr>
+      <w:r>
+        <w:rPr>
+          <w:b/>
+          <w:bCs/>
+          <w:sz w:val="22"/>
+          <w:szCs w:val="22"/>
+        </w:rPr>
+        <w:t>4 - Hoch:</w:t>
+      </w:r>
+      <w:r>
+        <w:rPr>
+          <w:sz w:val="22"/>
+          <w:szCs w:val="22"/>
+        </w:rPr>
+        <w:t xml:space="preserve"> Behandelt wichtiges, relevantes Konzept</w:t>
+      </w:r>
+    </w:p>
+    <w:p>
+      <w:pPr>
+        <w:pStyle w:val="Compact"/>
+        <w:numPr>
+          <w:ilvl w:val="0"/>
+          <w:numId w:val="1"/>
+        </w:numPr>
+        <w:bidi w:val="0"/>
+        <w:jc w:val="start"/>
+        <w:rPr>
+          <w:sz w:val="22"/>
+          <w:szCs w:val="22"/>
+        </w:rPr>
+      </w:pPr>
+      <w:r>
+        <w:rPr>
+          <w:b/>
+          <w:bCs/>
+          <w:sz w:val="22"/>
+          <w:szCs w:val="22"/>
+        </w:rPr>
+        <w:t>3 - Mäßig:</w:t>
+      </w:r>
+      <w:r>
+        <w:rPr>
+          <w:sz w:val="22"/>
+          <w:szCs w:val="22"/>
+        </w:rPr>
+        <w:t xml:space="preserve"> Behandelt Grundlagen oder deskriptive Aspekte</w:t>
+      </w:r>
+    </w:p>
+    <w:p>
+      <w:pPr>
+        <w:pStyle w:val="Compact"/>
+        <w:numPr>
+          <w:ilvl w:val="0"/>
+          <w:numId w:val="1"/>
+        </w:numPr>
+        <w:bidi w:val="0"/>
+        <w:jc w:val="start"/>
+        <w:rPr>
+          <w:sz w:val="22"/>
+          <w:szCs w:val="22"/>
+        </w:rPr>
+      </w:pPr>
+      <w:r>
+        <w:rPr>
+          <w:b/>
+          <w:bCs/>
+          <w:sz w:val="22"/>
+          <w:szCs w:val="22"/>
+        </w:rPr>
+        <w:t>2 - Gering:</w:t>
+      </w:r>
+      <w:r>
+        <w:rPr>
+          <w:sz w:val="22"/>
+          <w:szCs w:val="22"/>
+        </w:rPr>
+        <w:t xml:space="preserve"> Fokussiert auf nebensächliches Detail oder ist ineffizient</w:t>
+      </w:r>
+    </w:p>
+    <w:p>
+      <w:pPr>
+        <w:pStyle w:val="Compact"/>
+        <w:numPr>
+          <w:ilvl w:val="0"/>
+          <w:numId w:val="1"/>
+        </w:numPr>
+        <w:bidi w:val="0"/>
+        <w:jc w:val="start"/>
+        <w:rPr>
+          <w:sz w:val="22"/>
+          <w:szCs w:val="22"/>
+        </w:rPr>
+      </w:pPr>
+      <w:r>
+        <w:rPr>
+          <w:b/>
+          <w:bCs/>
+          <w:sz w:val="22"/>
+          <w:szCs w:val="22"/>
+        </w:rPr>
+        <w:t>1 - Nicht vorhanden:</w:t>
+      </w:r>
+      <w:r>
+        <w:rPr>
+          <w:sz w:val="22"/>
+          <w:szCs w:val="22"/>
+        </w:rPr>
+        <w:t xml:space="preserve"> Behandelt irrelevante Details (nicht Teil des Lernziels)</w:t>
       </w:r>
     </w:p>
     <w:p>
@@ -947,12 +2295,84 @@
           <w:szCs w:val="22"/>
         </w:rPr>
       </w:pPr>
-      <w:r>
-        <w:rPr>
-          <w:sz w:val="22"/>
-          <w:szCs w:val="22"/>
-        </w:rPr>
-        <w:t>Bewerten Sie nach den 7 Kategorien der Rubrik (1-5 Punkte), und notieren Sie Ihre Bewertungen in die entsprechenden Spalten</w:t>
+      <w:bookmarkStart w:id="15" w:name="Xc726736414fc4f5118f498bc21832f0e03ad1b3"/>
+      <w:r>
+        <w:rPr>
+          <w:sz w:val="22"/>
+          <w:szCs w:val="22"/>
+        </w:rPr>
+        <w:t>Bsp.: “Nennen Sie ein Beispiel für ein Kabel, das zur Datenübertragung verwendet werden kann.”</w:t>
+      </w:r>
+      <w:bookmarkEnd w:id="15"/>
+    </w:p>
+    <w:p>
+      <w:pPr>
+        <w:pStyle w:val="Heading2"/>
+        <w:bidi w:val="0"/>
+        <w:jc w:val="start"/>
+        <w:rPr/>
+      </w:pPr>
+      <w:r>
+        <w:rPr/>
+        <w:t>Sprachqualität/Language</w:t>
+      </w:r>
+    </w:p>
+    <w:p>
+      <w:pPr>
+        <w:pStyle w:val="FirstParagraph"/>
+        <w:bidi w:val="0"/>
+        <w:jc w:val="start"/>
+        <w:rPr>
+          <w:sz w:val="22"/>
+          <w:szCs w:val="22"/>
+        </w:rPr>
+      </w:pPr>
+      <w:r>
+        <w:rPr>
+          <w:b/>
+          <w:bCs/>
+          <w:sz w:val="22"/>
+          <w:szCs w:val="22"/>
+        </w:rPr>
+        <w:t>Fragestellung:</w:t>
+      </w:r>
+      <w:r>
+        <w:rPr>
+          <w:sz w:val="22"/>
+          <w:szCs w:val="22"/>
+        </w:rPr>
+        <w:t xml:space="preserve"> Wie angemessen ist die sprachliche Qualität der Frage?</w:t>
+      </w:r>
+    </w:p>
+    <w:p>
+      <w:pPr>
+        <w:pStyle w:val="Compact"/>
+        <w:numPr>
+          <w:ilvl w:val="0"/>
+          <w:numId w:val="1"/>
+        </w:numPr>
+        <w:bidi w:val="0"/>
+        <w:jc w:val="start"/>
+        <w:rPr>
+          <w:sz w:val="22"/>
+          <w:szCs w:val="22"/>
+        </w:rPr>
+      </w:pPr>
+      <w:r>
+        <w:rPr>
+          <w:b/>
+          <w:bCs/>
+          <w:sz w:val="22"/>
+          <w:szCs w:val="22"/>
+        </w:rPr>
+        <w:t>5 - Ausgezeichnet:</w:t>
+      </w:r>
+      <w:r>
+        <w:rPr>
+          <w:sz w:val="22"/>
+          <w:szCs w:val="22"/>
+        </w:rPr>
+        <w:t xml:space="preserve"> Präzise, angemessen, gut verständlich</w:t>
       </w:r>
     </w:p>
     <w:p>
@@ -964,22 +2384,141 @@
         </w:numPr>
         <w:bidi w:val="0"/>
         <w:jc w:val="start"/>
-        <w:rPr/>
-      </w:pPr>
-      <w:r>
-        <w:rPr>
-          <w:sz w:val="22"/>
-          <w:szCs w:val="22"/>
-        </w:rPr>
-        <w:t xml:space="preserve">Notieren Sie gegebenenfalls problematische Antworten/Antwortoptionen in </w:t>
-      </w:r>
-      <w:r>
-        <w:rPr>
-          <w:rStyle w:val="VerbatimChar"/>
-          <w:sz w:val="22"/>
-          <w:szCs w:val="22"/>
-        </w:rPr>
-        <w:t>answer_problems</w:t>
+        <w:rPr>
+          <w:sz w:val="22"/>
+          <w:szCs w:val="22"/>
+        </w:rPr>
+      </w:pPr>
+      <w:r>
+        <w:rPr>
+          <w:sz w:val="22"/>
+          <w:szCs w:val="22"/>
+        </w:rPr>
+        <w:t>Bsp.: “Ermitteln Sie, welche OSI-Schicht für das Setzen von Synchronisationspunkten verantwortlich ist, und erläutern Sie deren Zweck.”</w:t>
+      </w:r>
+    </w:p>
+    <w:p>
+      <w:pPr>
+        <w:pStyle w:val="Compact"/>
+        <w:numPr>
+          <w:ilvl w:val="0"/>
+          <w:numId w:val="1"/>
+        </w:numPr>
+        <w:bidi w:val="0"/>
+        <w:jc w:val="start"/>
+        <w:rPr>
+          <w:sz w:val="22"/>
+          <w:szCs w:val="22"/>
+        </w:rPr>
+      </w:pPr>
+      <w:r>
+        <w:rPr>
+          <w:b/>
+          <w:bCs/>
+          <w:sz w:val="22"/>
+          <w:szCs w:val="22"/>
+        </w:rPr>
+        <w:t>4 - Gut:</w:t>
+      </w:r>
+      <w:r>
+        <w:rPr>
+          <w:sz w:val="22"/>
+          <w:szCs w:val="22"/>
+        </w:rPr>
+        <w:t xml:space="preserve"> Verständlich mit kleinen Schwächen</w:t>
+      </w:r>
+    </w:p>
+    <w:p>
+      <w:pPr>
+        <w:pStyle w:val="Compact"/>
+        <w:numPr>
+          <w:ilvl w:val="0"/>
+          <w:numId w:val="1"/>
+        </w:numPr>
+        <w:bidi w:val="0"/>
+        <w:jc w:val="start"/>
+        <w:rPr>
+          <w:sz w:val="22"/>
+          <w:szCs w:val="22"/>
+        </w:rPr>
+      </w:pPr>
+      <w:r>
+        <w:rPr>
+          <w:b/>
+          <w:bCs/>
+          <w:sz w:val="22"/>
+          <w:szCs w:val="22"/>
+        </w:rPr>
+        <w:t>3 - Befriedigend:</w:t>
+      </w:r>
+      <w:r>
+        <w:rPr>
+          <w:sz w:val="22"/>
+          <w:szCs w:val="22"/>
+        </w:rPr>
+        <w:t xml:space="preserve"> Umständlich oder unpräzise</w:t>
+      </w:r>
+    </w:p>
+    <w:p>
+      <w:pPr>
+        <w:pStyle w:val="Compact"/>
+        <w:numPr>
+          <w:ilvl w:val="0"/>
+          <w:numId w:val="1"/>
+        </w:numPr>
+        <w:bidi w:val="0"/>
+        <w:jc w:val="start"/>
+        <w:rPr>
+          <w:sz w:val="22"/>
+          <w:szCs w:val="22"/>
+        </w:rPr>
+      </w:pPr>
+      <w:r>
+        <w:rPr>
+          <w:b/>
+          <w:bCs/>
+          <w:sz w:val="22"/>
+          <w:szCs w:val="22"/>
+        </w:rPr>
+        <w:t>2 - Mangelhaft:</w:t>
+      </w:r>
+      <w:r>
+        <w:rPr>
+          <w:sz w:val="22"/>
+          <w:szCs w:val="22"/>
+        </w:rPr>
+        <w:t xml:space="preserve"> Schwerfällig, weitschweifig oder unnötig komplex</w:t>
+      </w:r>
+    </w:p>
+    <w:p>
+      <w:pPr>
+        <w:pStyle w:val="Compact"/>
+        <w:numPr>
+          <w:ilvl w:val="0"/>
+          <w:numId w:val="1"/>
+        </w:numPr>
+        <w:bidi w:val="0"/>
+        <w:jc w:val="start"/>
+        <w:rPr>
+          <w:sz w:val="22"/>
+          <w:szCs w:val="22"/>
+        </w:rPr>
+      </w:pPr>
+      <w:r>
+        <w:rPr>
+          <w:b/>
+          <w:bCs/>
+          <w:sz w:val="22"/>
+          <w:szCs w:val="22"/>
+        </w:rPr>
+        <w:t>1 - Ungenügend:</w:t>
+      </w:r>
+      <w:r>
+        <w:rPr>
+          <w:sz w:val="22"/>
+          <w:szCs w:val="22"/>
+        </w:rPr>
+        <w:t xml:space="preserve"> Schwer verständlich oder unangemessen</w:t>
       </w:r>
     </w:p>
     <w:p>
@@ -996,12 +2535,26 @@
           <w:szCs w:val="22"/>
         </w:rPr>
       </w:pPr>
-      <w:r>
-        <w:rPr>
-          <w:sz w:val="22"/>
-          <w:szCs w:val="22"/>
-        </w:rPr>
-        <w:t>Ergänzen Sie bei Bedarf Kommentare</w:t>
+      <w:bookmarkStart w:id="16" w:name="sprachqualitätlanguage"/>
+      <w:r>
+        <w:rPr>
+          <w:sz w:val="22"/>
+          <w:szCs w:val="22"/>
+        </w:rPr>
+        <w:t>Bsp.: “Im Kontext der vielschichtigen und diversen Betrachtungsweise der Aufgabenbereiche, die dem Physical Layer im Rahmen des OSI-Referenzmodells zugeschrieben werden können, erläutern Sie diese unter Berücksichtigung sämtlicher relevanter Aspekte.”</w:t>
+      </w:r>
+      <w:bookmarkEnd w:id="16"/>
+    </w:p>
+    <w:p>
+      <w:pPr>
+        <w:pStyle w:val="Heading2"/>
+        <w:bidi w:val="0"/>
+        <w:jc w:val="start"/>
+        <w:rPr/>
+      </w:pPr>
+      <w:r>
+        <w:rPr/>
+        <w:t>Korrektheit/Correctness</w:t>
       </w:r>
     </w:p>
     <w:p>
@@ -1009,14 +2562,26 @@
         <w:pStyle w:val="FirstParagraph"/>
         <w:bidi w:val="0"/>
         <w:jc w:val="start"/>
-        <w:rPr/>
+        <w:rPr>
+          <w:sz w:val="22"/>
+          <w:szCs w:val="22"/>
+        </w:rPr>
       </w:pPr>
       <w:r>
         <w:rPr>
           <w:b/>
           <w:bCs/>
-        </w:rPr>
-        <w:t>Bewertungsfokus:</w:t>
+          <w:sz w:val="22"/>
+          <w:szCs w:val="22"/>
+        </w:rPr>
+        <w:t>Fragestellung:</w:t>
+      </w:r>
+      <w:r>
+        <w:rPr>
+          <w:sz w:val="22"/>
+          <w:szCs w:val="22"/>
+        </w:rPr>
+        <w:t xml:space="preserve"> Wie korrekt sind die in der Frage selbst enthaltenen Aussagen, Annahmen oder impliziten Behauptungen bezogen auf den Text?</w:t>
       </w:r>
     </w:p>
     <w:p>
@@ -1035,10 +2600,41 @@
       </w:pPr>
       <w:r>
         <w:rPr>
-          <w:sz w:val="22"/>
-          <w:szCs w:val="22"/>
-        </w:rPr>
-        <w:t>Ist die Frage fachlich korrekt bezogen auf den Layer-Text?</w:t>
+          <w:b/>
+          <w:bCs/>
+          <w:sz w:val="22"/>
+          <w:szCs w:val="22"/>
+        </w:rPr>
+        <w:t>5 - Vollständig korrekt:</w:t>
+      </w:r>
+      <w:r>
+        <w:rPr>
+          <w:sz w:val="22"/>
+          <w:szCs w:val="22"/>
+        </w:rPr>
+        <w:t xml:space="preserve"> Alle Aussagen entsprechen dem Textinhalt</w:t>
+      </w:r>
+    </w:p>
+    <w:p>
+      <w:pPr>
+        <w:pStyle w:val="Compact"/>
+        <w:numPr>
+          <w:ilvl w:val="1"/>
+          <w:numId w:val="1"/>
+        </w:numPr>
+        <w:bidi w:val="0"/>
+        <w:jc w:val="start"/>
+        <w:rPr>
+          <w:sz w:val="22"/>
+          <w:szCs w:val="22"/>
+        </w:rPr>
+      </w:pPr>
+      <w:r>
+        <w:rPr>
+          <w:sz w:val="22"/>
+          <w:szCs w:val="22"/>
+        </w:rPr>
+        <w:t>Bsp.: “Beschreiben Sie, wie der Network Layer die Kommunikation zwischen Geräten in unterschiedlichen Netzen ermöglicht.”</w:t>
       </w:r>
     </w:p>
     <w:p>
@@ -1055,86 +2651,6 @@
           <w:szCs w:val="22"/>
         </w:rPr>
       </w:pPr>
-      <w:bookmarkStart w:id="3" w:name="schritt-3-bewertung-durchführen"/>
-      <w:bookmarkStart w:id="4" w:name="anleitung-für-experten"/>
-      <w:r>
-        <w:rPr>
-          <w:sz w:val="22"/>
-          <w:szCs w:val="22"/>
-        </w:rPr>
-        <w:t>Sind alle im Text enthaltenen Informationen richtig wiedergegeben?</w:t>
-      </w:r>
-      <w:bookmarkEnd w:id="3"/>
-      <w:bookmarkEnd w:id="4"/>
-    </w:p>
-    <w:p>
-      <w:pPr>
-        <w:pStyle w:val="Heading2"/>
-        <w:bidi w:val="0"/>
-        <w:jc w:val="start"/>
-        <w:rPr/>
-      </w:pPr>
-      <w:r>
-        <w:rPr/>
-        <w:t>Dankbarkeit</w:t>
-      </w:r>
-    </w:p>
-    <w:p>
-      <w:pPr>
-        <w:pStyle w:val="FirstParagraph"/>
-        <w:bidi w:val="0"/>
-        <w:jc w:val="start"/>
-        <w:rPr>
-          <w:sz w:val="22"/>
-          <w:szCs w:val="22"/>
-        </w:rPr>
-      </w:pPr>
-      <w:bookmarkStart w:id="5" w:name="dankbarkeit"/>
-      <w:bookmarkStart w:id="6" w:name="Xdef6236bb5f38117b519091ae3187e154a68fb8"/>
-      <w:r>
-        <w:rPr>
-          <w:sz w:val="22"/>
-          <w:szCs w:val="22"/>
-        </w:rPr>
-        <w:t>Vielen Dank für Ihre Unterstützung bei der Evaluation! Ihre Einschätzungen sind wertvoll für die Forschung.</w:t>
-      </w:r>
-      <w:bookmarkEnd w:id="5"/>
-      <w:bookmarkEnd w:id="6"/>
-    </w:p>
-    <w:p>
-      <w:pPr>
-        <w:pStyle w:val="Heading1"/>
-        <w:bidi w:val="0"/>
-        <w:jc w:val="start"/>
-        <w:rPr/>
-      </w:pPr>
-      <w:r>
-        <w:rPr/>
-        <w:t>Bewertungsrubrik für LLM-generierte Fragen</w:t>
-      </w:r>
-    </w:p>
-    <w:p>
-      <w:pPr>
-        <w:pStyle w:val="Heading2"/>
-        <w:bidi w:val="0"/>
-        <w:jc w:val="start"/>
-        <w:rPr/>
-      </w:pPr>
-      <w:r>
-        <w:rPr/>
-        <w:t>Relevanz/Relevance</w:t>
-      </w:r>
-    </w:p>
-    <w:p>
-      <w:pPr>
-        <w:pStyle w:val="FirstParagraph"/>
-        <w:bidi w:val="0"/>
-        <w:jc w:val="start"/>
-        <w:rPr>
-          <w:sz w:val="22"/>
-          <w:szCs w:val="22"/>
-        </w:rPr>
-      </w:pPr>
       <w:r>
         <w:rPr>
           <w:b/>
@@ -1142,14 +2658,14 @@
           <w:sz w:val="22"/>
           <w:szCs w:val="22"/>
         </w:rPr>
-        <w:t>Fragestellung:</w:t>
-      </w:r>
-      <w:r>
-        <w:rPr>
-          <w:sz w:val="22"/>
-          <w:szCs w:val="22"/>
-        </w:rPr>
-        <w:t xml:space="preserve"> Wie gut bezieht sich die Frage auf den Inhalt des bereitgestellten Textes?</w:t>
+        <w:t>4 - Überwiegend korrekt:</w:t>
+      </w:r>
+      <w:r>
+        <w:rPr>
+          <w:sz w:val="22"/>
+          <w:szCs w:val="22"/>
+        </w:rPr>
+        <w:t xml:space="preserve"> Überwiegend korrekt, minimale Ungenauigkeiten</w:t>
       </w:r>
     </w:p>
     <w:p>
@@ -1173,14 +2689,76 @@
           <w:sz w:val="22"/>
           <w:szCs w:val="22"/>
         </w:rPr>
-        <w:t>5 - Überaus relevant:</w:t>
-      </w:r>
-      <w:r>
-        <w:rPr>
-          <w:sz w:val="22"/>
-          <w:szCs w:val="22"/>
-        </w:rPr>
-        <w:t xml:space="preserve"> Bezieht sich auf zentrale Themen und korrekte Fachbegriffe</w:t>
+        <w:t>3 - Teilweise korrekt:</w:t>
+      </w:r>
+      <w:r>
+        <w:rPr>
+          <w:sz w:val="22"/>
+          <w:szCs w:val="22"/>
+        </w:rPr>
+        <w:t xml:space="preserve"> Erkennbare Ungenauigkeiten in der Frage</w:t>
+      </w:r>
+    </w:p>
+    <w:p>
+      <w:pPr>
+        <w:pStyle w:val="Compact"/>
+        <w:numPr>
+          <w:ilvl w:val="0"/>
+          <w:numId w:val="1"/>
+        </w:numPr>
+        <w:bidi w:val="0"/>
+        <w:jc w:val="start"/>
+        <w:rPr>
+          <w:sz w:val="22"/>
+          <w:szCs w:val="22"/>
+        </w:rPr>
+      </w:pPr>
+      <w:r>
+        <w:rPr>
+          <w:b/>
+          <w:bCs/>
+          <w:sz w:val="22"/>
+          <w:szCs w:val="22"/>
+        </w:rPr>
+        <w:t>2 - Größtenteils inkorrekt:</w:t>
+      </w:r>
+      <w:r>
+        <w:rPr>
+          <w:sz w:val="22"/>
+          <w:szCs w:val="22"/>
+        </w:rPr>
+        <w:t xml:space="preserve"> Mehrere falsche Aussagen oder Missverständnisse</w:t>
+      </w:r>
+    </w:p>
+    <w:p>
+      <w:pPr>
+        <w:pStyle w:val="Compact"/>
+        <w:numPr>
+          <w:ilvl w:val="0"/>
+          <w:numId w:val="1"/>
+        </w:numPr>
+        <w:bidi w:val="0"/>
+        <w:jc w:val="start"/>
+        <w:rPr>
+          <w:sz w:val="22"/>
+          <w:szCs w:val="22"/>
+        </w:rPr>
+      </w:pPr>
+      <w:r>
+        <w:rPr>
+          <w:b/>
+          <w:bCs/>
+          <w:sz w:val="22"/>
+          <w:szCs w:val="22"/>
+        </w:rPr>
+        <w:t>1 - Völlig inkorrekt:</w:t>
+      </w:r>
+      <w:r>
+        <w:rPr>
+          <w:sz w:val="22"/>
+          <w:szCs w:val="22"/>
+        </w:rPr>
+        <w:t xml:space="preserve"> Frage enthält grundlegend falsche Behauptungen</w:t>
       </w:r>
     </w:p>
     <w:p>
@@ -1191,18 +2769,187 @@
           <w:numId w:val="1"/>
         </w:numPr>
         <w:bidi w:val="0"/>
-        <w:jc w:val="start"/>
-        <w:rPr>
-          <w:sz w:val="22"/>
-          <w:szCs w:val="22"/>
-        </w:rPr>
-      </w:pPr>
-      <w:r>
-        <w:rPr>
-          <w:sz w:val="22"/>
-          <w:szCs w:val="22"/>
-        </w:rPr>
-        <w:t>Bsp.: “Welche Kernaufgaben erfüllt der Data Link Layer und worin unterscheiden sich diese hinsichtlich ihrer Zielsetzung?”</w:t>
+        <w:spacing w:before="36" w:after="36"/>
+        <w:jc w:val="start"/>
+        <w:rPr>
+          <w:sz w:val="22"/>
+          <w:szCs w:val="22"/>
+        </w:rPr>
+      </w:pPr>
+      <w:bookmarkStart w:id="17" w:name="X5adecf790d361ef61a0e462edd7ab013df4437a"/>
+      <w:bookmarkStart w:id="18" w:name="korrektheitcorrectness"/>
+      <w:r>
+        <w:rPr>
+          <w:sz w:val="22"/>
+          <w:szCs w:val="22"/>
+        </w:rPr>
+        <w:t>Bsp.: “Warum ist der Physical Layer für die Verschlüsselung von Daten zuständig?”</w:t>
+      </w:r>
+      <w:bookmarkEnd w:id="17"/>
+      <w:bookmarkEnd w:id="18"/>
+    </w:p>
+    <w:p>
+      <w:pPr>
+        <w:pStyle w:val="Compact"/>
+        <w:bidi w:val="0"/>
+        <w:spacing w:before="36" w:after="36"/>
+        <w:jc w:val="start"/>
+        <w:rPr/>
+      </w:pPr>
+      <w:r>
+        <w:rPr/>
+      </w:r>
+    </w:p>
+    <w:p>
+      <w:pPr>
+        <w:pStyle w:val="Compact"/>
+        <w:bidi w:val="0"/>
+        <w:spacing w:before="36" w:after="36"/>
+        <w:jc w:val="start"/>
+        <w:rPr/>
+      </w:pPr>
+      <w:r>
+        <w:rPr/>
+      </w:r>
+    </w:p>
+    <w:p>
+      <w:pPr>
+        <w:pStyle w:val="Compact"/>
+        <w:bidi w:val="0"/>
+        <w:spacing w:before="36" w:after="36"/>
+        <w:jc w:val="start"/>
+        <w:rPr/>
+      </w:pPr>
+      <w:r>
+        <w:rPr/>
+      </w:r>
+    </w:p>
+    <w:p>
+      <w:pPr>
+        <w:pStyle w:val="Compact"/>
+        <w:bidi w:val="0"/>
+        <w:spacing w:before="36" w:after="36"/>
+        <w:jc w:val="start"/>
+        <w:rPr/>
+      </w:pPr>
+      <w:r>
+        <w:rPr/>
+      </w:r>
+    </w:p>
+    <w:p>
+      <w:pPr>
+        <w:pStyle w:val="Compact"/>
+        <w:bidi w:val="0"/>
+        <w:spacing w:before="36" w:after="36"/>
+        <w:jc w:val="start"/>
+        <w:rPr/>
+      </w:pPr>
+      <w:r>
+        <w:rPr/>
+      </w:r>
+    </w:p>
+    <w:p>
+      <w:pPr>
+        <w:pStyle w:val="Compact"/>
+        <w:bidi w:val="0"/>
+        <w:spacing w:before="36" w:after="36"/>
+        <w:jc w:val="start"/>
+        <w:rPr/>
+      </w:pPr>
+      <w:r>
+        <w:rPr/>
+      </w:r>
+    </w:p>
+    <w:p>
+      <w:pPr>
+        <w:pStyle w:val="Compact"/>
+        <w:bidi w:val="0"/>
+        <w:spacing w:before="36" w:after="36"/>
+        <w:jc w:val="start"/>
+        <w:rPr/>
+      </w:pPr>
+      <w:r>
+        <w:rPr/>
+      </w:r>
+    </w:p>
+    <w:p>
+      <w:pPr>
+        <w:pStyle w:val="Heading2"/>
+        <w:rPr/>
+      </w:pPr>
+      <w:r>
+        <w:rPr/>
+        <w:t>Multiple-Choice Question</w:t>
+      </w:r>
+    </w:p>
+    <w:p>
+      <w:pPr>
+        <w:pStyle w:val="Heading3"/>
+        <w:rPr/>
+      </w:pPr>
+      <w:r>
+        <w:rPr/>
+        <w:t>Lernziel</w:t>
+      </w:r>
+    </w:p>
+    <w:p>
+      <w:pPr>
+        <w:pStyle w:val="FirstParagraph"/>
+        <w:rPr>
+          <w:sz w:val="22"/>
+          <w:szCs w:val="22"/>
+        </w:rPr>
+      </w:pPr>
+      <w:bookmarkStart w:id="19" w:name="lernziel"/>
+      <w:r>
+        <w:rPr>
+          <w:sz w:val="22"/>
+          <w:szCs w:val="22"/>
+        </w:rPr>
+        <w:t>Die Studierenden beherrschen die netzwerkübergreifende Kommunikation durch Adressierung, Routing und Flusssteuerung (End-to-End sowie Node-to-Node)</w:t>
+      </w:r>
+      <w:bookmarkEnd w:id="19"/>
+    </w:p>
+    <w:p>
+      <w:pPr>
+        <w:pStyle w:val="Heading3"/>
+        <w:rPr/>
+      </w:pPr>
+      <w:r>
+        <w:rPr/>
+        <w:t>Formulierte Frage</w:t>
+      </w:r>
+    </w:p>
+    <w:p>
+      <w:pPr>
+        <w:pStyle w:val="FirstParagraph"/>
+        <w:rPr>
+          <w:sz w:val="22"/>
+          <w:szCs w:val="22"/>
+        </w:rPr>
+      </w:pPr>
+      <w:r>
+        <w:rPr>
+          <w:sz w:val="22"/>
+          <w:szCs w:val="22"/>
+        </w:rPr>
+        <w:t>Frage: Nennen Sie die beiden Strategien der Flusssteuerung im Network Layer.</w:t>
+      </w:r>
+    </w:p>
+    <w:p>
+      <w:pPr>
+        <w:pStyle w:val="BodyText"/>
+        <w:rPr>
+          <w:sz w:val="22"/>
+          <w:szCs w:val="22"/>
+        </w:rPr>
+      </w:pPr>
+      <w:r>
+        <w:rPr>
+          <w:sz w:val="22"/>
+          <w:szCs w:val="22"/>
+        </w:rPr>
+        <w:t>Antwortmöglichkeiten:</w:t>
       </w:r>
     </w:p>
     <w:p>
@@ -1210,30 +2957,19 @@
         <w:pStyle w:val="Compact"/>
         <w:numPr>
           <w:ilvl w:val="0"/>
-          <w:numId w:val="1"/>
-        </w:numPr>
-        <w:bidi w:val="0"/>
-        <w:jc w:val="start"/>
-        <w:rPr>
-          <w:sz w:val="22"/>
-          <w:szCs w:val="22"/>
-        </w:rPr>
-      </w:pPr>
-      <w:r>
-        <w:rPr>
-          <w:b/>
-          <w:bCs/>
-          <w:sz w:val="22"/>
-          <w:szCs w:val="22"/>
-        </w:rPr>
-        <w:t>4 - Relevant:</w:t>
-      </w:r>
-      <w:r>
-        <w:rPr>
-          <w:sz w:val="22"/>
-          <w:szCs w:val="22"/>
-        </w:rPr>
-        <w:t xml:space="preserve"> Bezieht sich auf wichtige Textinhalte</w:t>
+          <w:numId w:val="13"/>
+        </w:numPr>
+        <w:rPr>
+          <w:sz w:val="22"/>
+          <w:szCs w:val="22"/>
+        </w:rPr>
+      </w:pPr>
+      <w:r>
+        <w:rPr>
+          <w:sz w:val="22"/>
+          <w:szCs w:val="22"/>
+        </w:rPr>
+        <w:t>Adressierung (Falsch)</w:t>
       </w:r>
     </w:p>
     <w:p>
@@ -1241,30 +2977,19 @@
         <w:pStyle w:val="Compact"/>
         <w:numPr>
           <w:ilvl w:val="0"/>
-          <w:numId w:val="1"/>
-        </w:numPr>
-        <w:bidi w:val="0"/>
-        <w:jc w:val="start"/>
-        <w:rPr>
-          <w:sz w:val="22"/>
-          <w:szCs w:val="22"/>
-        </w:rPr>
-      </w:pPr>
-      <w:r>
-        <w:rPr>
-          <w:b/>
-          <w:bCs/>
-          <w:sz w:val="22"/>
-          <w:szCs w:val="22"/>
-        </w:rPr>
-        <w:t>3 - Mäßig relevant:</w:t>
-      </w:r>
-      <w:r>
-        <w:rPr>
-          <w:sz w:val="22"/>
-          <w:szCs w:val="22"/>
-        </w:rPr>
-        <w:t xml:space="preserve"> Behandelt eher nebensächliche Aspekte des Textes</w:t>
+          <w:numId w:val="3"/>
+        </w:numPr>
+        <w:rPr>
+          <w:sz w:val="22"/>
+          <w:szCs w:val="22"/>
+        </w:rPr>
+      </w:pPr>
+      <w:r>
+        <w:rPr>
+          <w:sz w:val="22"/>
+          <w:szCs w:val="22"/>
+        </w:rPr>
+        <w:t>End-to-End (Richtig)</w:t>
       </w:r>
     </w:p>
     <w:p>
@@ -1272,30 +2997,19 @@
         <w:pStyle w:val="Compact"/>
         <w:numPr>
           <w:ilvl w:val="0"/>
-          <w:numId w:val="1"/>
-        </w:numPr>
-        <w:bidi w:val="0"/>
-        <w:jc w:val="start"/>
-        <w:rPr>
-          <w:sz w:val="22"/>
-          <w:szCs w:val="22"/>
-        </w:rPr>
-      </w:pPr>
-      <w:r>
-        <w:rPr>
-          <w:b/>
-          <w:bCs/>
-          <w:sz w:val="22"/>
-          <w:szCs w:val="22"/>
-        </w:rPr>
-        <w:t>2 - Weniger relevant:</w:t>
-      </w:r>
-      <w:r>
-        <w:rPr>
-          <w:sz w:val="22"/>
-          <w:szCs w:val="22"/>
-        </w:rPr>
-        <w:t xml:space="preserve"> Nur oberflächlicher Textbezug</w:t>
+          <w:numId w:val="3"/>
+        </w:numPr>
+        <w:rPr>
+          <w:sz w:val="22"/>
+          <w:szCs w:val="22"/>
+        </w:rPr>
+      </w:pPr>
+      <w:r>
+        <w:rPr>
+          <w:sz w:val="22"/>
+          <w:szCs w:val="22"/>
+        </w:rPr>
+        <w:t>Node-to-Node (Richtig)</w:t>
       </w:r>
     </w:p>
     <w:p>
@@ -1303,1724 +3017,14 @@
         <w:pStyle w:val="Compact"/>
         <w:numPr>
           <w:ilvl w:val="0"/>
-          <w:numId w:val="1"/>
-        </w:numPr>
-        <w:bidi w:val="0"/>
-        <w:jc w:val="start"/>
-        <w:rPr>
-          <w:sz w:val="22"/>
-          <w:szCs w:val="22"/>
-        </w:rPr>
-      </w:pPr>
-      <w:r>
-        <w:rPr>
-          <w:b/>
-          <w:bCs/>
-          <w:sz w:val="22"/>
-          <w:szCs w:val="22"/>
-        </w:rPr>
-        <w:t>1 - Nicht relevant:</w:t>
-      </w:r>
-      <w:r>
-        <w:rPr>
-          <w:sz w:val="22"/>
-          <w:szCs w:val="22"/>
-        </w:rPr>
-        <w:t xml:space="preserve"> Kein Bezug zum Textinhalt</w:t>
-      </w:r>
-    </w:p>
-    <w:p>
-      <w:pPr>
-        <w:pStyle w:val="Compact"/>
-        <w:numPr>
-          <w:ilvl w:val="1"/>
-          <w:numId w:val="1"/>
-        </w:numPr>
-        <w:bidi w:val="0"/>
-        <w:jc w:val="start"/>
-        <w:rPr>
-          <w:sz w:val="22"/>
-          <w:szCs w:val="22"/>
-        </w:rPr>
-      </w:pPr>
-      <w:bookmarkStart w:id="7" w:name="relevanzrelevance"/>
-      <w:r>
-        <w:rPr>
-          <w:sz w:val="22"/>
-          <w:szCs w:val="22"/>
-        </w:rPr>
-        <w:t>Bsp.: “Welche Programmiersprache wird am häufigsten für die Implementierung von Netzwerkprotokollen verwendet?”</w:t>
-      </w:r>
-      <w:bookmarkEnd w:id="7"/>
-    </w:p>
-    <w:p>
-      <w:pPr>
-        <w:pStyle w:val="Heading2"/>
-        <w:bidi w:val="0"/>
-        <w:jc w:val="start"/>
-        <w:rPr/>
-      </w:pPr>
-      <w:r>
-        <w:rPr/>
-        <w:t>Klarheit/Clarity</w:t>
-      </w:r>
-    </w:p>
-    <w:p>
-      <w:pPr>
-        <w:pStyle w:val="FirstParagraph"/>
-        <w:bidi w:val="0"/>
-        <w:jc w:val="start"/>
-        <w:rPr>
-          <w:sz w:val="22"/>
-          <w:szCs w:val="22"/>
-        </w:rPr>
-      </w:pPr>
-      <w:r>
-        <w:rPr>
-          <w:b/>
-          <w:bCs/>
-          <w:sz w:val="22"/>
-          <w:szCs w:val="22"/>
-        </w:rPr>
-        <w:t>Fragestellung:</w:t>
-      </w:r>
-      <w:r>
-        <w:rPr>
-          <w:sz w:val="22"/>
-          <w:szCs w:val="22"/>
-        </w:rPr>
-        <w:t xml:space="preserve"> Wie eindeutig und verständlich ist die Frage formuliert?</w:t>
-      </w:r>
-    </w:p>
-    <w:p>
-      <w:pPr>
-        <w:pStyle w:val="Compact"/>
-        <w:numPr>
-          <w:ilvl w:val="0"/>
-          <w:numId w:val="1"/>
-        </w:numPr>
-        <w:bidi w:val="0"/>
-        <w:jc w:val="start"/>
-        <w:rPr>
-          <w:sz w:val="22"/>
-          <w:szCs w:val="22"/>
-        </w:rPr>
-      </w:pPr>
-      <w:r>
-        <w:rPr>
-          <w:b/>
-          <w:bCs/>
-          <w:sz w:val="22"/>
-          <w:szCs w:val="22"/>
-        </w:rPr>
-        <w:t>5 - Sehr klar:</w:t>
-      </w:r>
-      <w:r>
-        <w:rPr>
-          <w:sz w:val="22"/>
-          <w:szCs w:val="22"/>
-        </w:rPr>
-        <w:t xml:space="preserve"> Präzise, eindeutig formuliert, keine Mehrdeutigkeiten</w:t>
-      </w:r>
-    </w:p>
-    <w:p>
-      <w:pPr>
-        <w:pStyle w:val="Compact"/>
-        <w:numPr>
-          <w:ilvl w:val="1"/>
-          <w:numId w:val="1"/>
-        </w:numPr>
-        <w:bidi w:val="0"/>
-        <w:jc w:val="start"/>
-        <w:rPr>
-          <w:sz w:val="22"/>
-          <w:szCs w:val="22"/>
-        </w:rPr>
-      </w:pPr>
-      <w:r>
-        <w:rPr>
-          <w:sz w:val="22"/>
-          <w:szCs w:val="22"/>
-        </w:rPr>
-        <w:t>Bsp.: “Nennen Sie die Kernaufgaben der Session Layer und erläutern Sie jeweils deren Funktion.”</w:t>
-      </w:r>
-    </w:p>
-    <w:p>
-      <w:pPr>
-        <w:pStyle w:val="Compact"/>
-        <w:numPr>
-          <w:ilvl w:val="0"/>
-          <w:numId w:val="1"/>
-        </w:numPr>
-        <w:bidi w:val="0"/>
-        <w:jc w:val="start"/>
-        <w:rPr>
-          <w:sz w:val="22"/>
-          <w:szCs w:val="22"/>
-        </w:rPr>
-      </w:pPr>
-      <w:r>
-        <w:rPr>
-          <w:b/>
-          <w:bCs/>
-          <w:sz w:val="22"/>
-          <w:szCs w:val="22"/>
-        </w:rPr>
-        <w:t>4 - Klar:</w:t>
-      </w:r>
-      <w:r>
-        <w:rPr>
-          <w:sz w:val="22"/>
-          <w:szCs w:val="22"/>
-        </w:rPr>
-        <w:t xml:space="preserve"> Verständlich mit minimalen Unklarheiten</w:t>
-      </w:r>
-    </w:p>
-    <w:p>
-      <w:pPr>
-        <w:pStyle w:val="Compact"/>
-        <w:numPr>
-          <w:ilvl w:val="0"/>
-          <w:numId w:val="1"/>
-        </w:numPr>
-        <w:bidi w:val="0"/>
-        <w:jc w:val="start"/>
-        <w:rPr>
-          <w:sz w:val="22"/>
-          <w:szCs w:val="22"/>
-        </w:rPr>
-      </w:pPr>
-      <w:r>
-        <w:rPr>
-          <w:b/>
-          <w:bCs/>
-          <w:sz w:val="22"/>
-          <w:szCs w:val="22"/>
-        </w:rPr>
-        <w:t>3 - Mäßig klar:</w:t>
-      </w:r>
-      <w:r>
-        <w:rPr>
-          <w:sz w:val="22"/>
-          <w:szCs w:val="22"/>
-        </w:rPr>
-        <w:t xml:space="preserve"> Enthält einige unklare Formulierungen</w:t>
-      </w:r>
-    </w:p>
-    <w:p>
-      <w:pPr>
-        <w:pStyle w:val="Compact"/>
-        <w:numPr>
-          <w:ilvl w:val="0"/>
-          <w:numId w:val="1"/>
-        </w:numPr>
-        <w:bidi w:val="0"/>
-        <w:jc w:val="start"/>
-        <w:rPr>
-          <w:sz w:val="22"/>
-          <w:szCs w:val="22"/>
-        </w:rPr>
-      </w:pPr>
-      <w:r>
-        <w:rPr>
-          <w:b/>
-          <w:bCs/>
-          <w:sz w:val="22"/>
-          <w:szCs w:val="22"/>
-        </w:rPr>
-        <w:t>2 - Unklar:</w:t>
-      </w:r>
-      <w:r>
-        <w:rPr>
-          <w:sz w:val="22"/>
-          <w:szCs w:val="22"/>
-        </w:rPr>
-        <w:t xml:space="preserve"> Enthält mehrere mehrdeutige oder verwirrende Elemente</w:t>
-      </w:r>
-    </w:p>
-    <w:p>
-      <w:pPr>
-        <w:pStyle w:val="Compact"/>
-        <w:numPr>
-          <w:ilvl w:val="0"/>
-          <w:numId w:val="1"/>
-        </w:numPr>
-        <w:bidi w:val="0"/>
-        <w:jc w:val="start"/>
-        <w:rPr>
-          <w:sz w:val="22"/>
-          <w:szCs w:val="22"/>
-        </w:rPr>
-      </w:pPr>
-      <w:r>
-        <w:rPr>
-          <w:b/>
-          <w:bCs/>
-          <w:sz w:val="22"/>
-          <w:szCs w:val="22"/>
-        </w:rPr>
-        <w:t>1 - Sehr unklar:</w:t>
-      </w:r>
-      <w:r>
-        <w:rPr>
-          <w:sz w:val="22"/>
-          <w:szCs w:val="22"/>
-        </w:rPr>
-        <w:t xml:space="preserve"> Schwer verständlich oder grammatikalisch fehlerhaft</w:t>
-      </w:r>
-    </w:p>
-    <w:p>
-      <w:pPr>
-        <w:pStyle w:val="Compact"/>
-        <w:numPr>
-          <w:ilvl w:val="1"/>
-          <w:numId w:val="1"/>
-        </w:numPr>
-        <w:bidi w:val="0"/>
-        <w:jc w:val="start"/>
-        <w:rPr>
-          <w:sz w:val="22"/>
-          <w:szCs w:val="22"/>
-        </w:rPr>
-      </w:pPr>
-      <w:bookmarkStart w:id="8" w:name="klarheitclarity"/>
-      <w:r>
-        <w:rPr>
-          <w:sz w:val="22"/>
-          <w:szCs w:val="22"/>
-        </w:rPr>
-        <w:t>Bsp.: “Inwiefern spielt die Schicht eine Rolle bei dem, was passiert, wenn Kommunikation stattfindet?”</w:t>
-      </w:r>
-      <w:bookmarkEnd w:id="8"/>
-    </w:p>
-    <w:p>
-      <w:pPr>
-        <w:pStyle w:val="Heading2"/>
-        <w:bidi w:val="0"/>
-        <w:jc w:val="start"/>
-        <w:rPr/>
-      </w:pPr>
-      <w:r>
-        <w:rPr/>
-        <w:t>Beantwortbarkeit/Answerability</w:t>
-      </w:r>
-    </w:p>
-    <w:p>
-      <w:pPr>
-        <w:pStyle w:val="FirstParagraph"/>
-        <w:bidi w:val="0"/>
-        <w:jc w:val="start"/>
-        <w:rPr>
-          <w:sz w:val="22"/>
-          <w:szCs w:val="22"/>
-        </w:rPr>
-      </w:pPr>
-      <w:r>
-        <w:rPr>
-          <w:b/>
-          <w:bCs/>
-          <w:sz w:val="22"/>
-          <w:szCs w:val="22"/>
-        </w:rPr>
-        <w:t>Fragestellung:</w:t>
-      </w:r>
-      <w:r>
-        <w:rPr>
-          <w:sz w:val="22"/>
-          <w:szCs w:val="22"/>
-        </w:rPr>
-        <w:t xml:space="preserve"> Wie gut können Studierende die Frage mit den verfügbaren Textinformationen beantworten?</w:t>
-      </w:r>
-    </w:p>
-    <w:p>
-      <w:pPr>
-        <w:pStyle w:val="Compact"/>
-        <w:numPr>
-          <w:ilvl w:val="0"/>
-          <w:numId w:val="1"/>
-        </w:numPr>
-        <w:bidi w:val="0"/>
-        <w:jc w:val="start"/>
-        <w:rPr>
-          <w:sz w:val="22"/>
-          <w:szCs w:val="22"/>
-        </w:rPr>
-      </w:pPr>
-      <w:r>
-        <w:rPr>
-          <w:b/>
-          <w:bCs/>
-          <w:sz w:val="22"/>
-          <w:szCs w:val="22"/>
-        </w:rPr>
-        <w:t>5 - Vollständig beantwortbar:</w:t>
-      </w:r>
-      <w:r>
-        <w:rPr>
-          <w:sz w:val="22"/>
-          <w:szCs w:val="22"/>
-        </w:rPr>
-        <w:t xml:space="preserve"> Alle Infos explizit im Text verfügbar</w:t>
-      </w:r>
-    </w:p>
-    <w:p>
-      <w:pPr>
-        <w:pStyle w:val="Compact"/>
-        <w:numPr>
-          <w:ilvl w:val="1"/>
-          <w:numId w:val="1"/>
-        </w:numPr>
-        <w:bidi w:val="0"/>
-        <w:jc w:val="start"/>
-        <w:rPr>
-          <w:sz w:val="22"/>
-          <w:szCs w:val="22"/>
-        </w:rPr>
-      </w:pPr>
-      <w:r>
-        <w:rPr>
-          <w:sz w:val="22"/>
-          <w:szCs w:val="22"/>
-        </w:rPr>
-        <w:t>Bsp: “Welche Kernaufgaben hat der Presentation Layer?”</w:t>
-      </w:r>
-    </w:p>
-    <w:p>
-      <w:pPr>
-        <w:pStyle w:val="Compact"/>
-        <w:numPr>
-          <w:ilvl w:val="0"/>
-          <w:numId w:val="1"/>
-        </w:numPr>
-        <w:bidi w:val="0"/>
-        <w:jc w:val="start"/>
-        <w:rPr>
-          <w:sz w:val="22"/>
-          <w:szCs w:val="22"/>
-        </w:rPr>
-      </w:pPr>
-      <w:r>
-        <w:rPr>
-          <w:b/>
-          <w:bCs/>
-          <w:sz w:val="22"/>
-          <w:szCs w:val="22"/>
-        </w:rPr>
-        <w:t>4 - Gut beantwortbar:</w:t>
-      </w:r>
-      <w:r>
-        <w:rPr>
-          <w:sz w:val="22"/>
-          <w:szCs w:val="22"/>
-        </w:rPr>
-        <w:t xml:space="preserve"> Die meisten Infos im Text, minimale Schlüsse nötig</w:t>
-      </w:r>
-    </w:p>
-    <w:p>
-      <w:pPr>
-        <w:pStyle w:val="Compact"/>
-        <w:numPr>
-          <w:ilvl w:val="0"/>
-          <w:numId w:val="1"/>
-        </w:numPr>
-        <w:bidi w:val="0"/>
-        <w:jc w:val="start"/>
-        <w:rPr>
-          <w:sz w:val="22"/>
-          <w:szCs w:val="22"/>
-        </w:rPr>
-      </w:pPr>
-      <w:r>
-        <w:rPr>
-          <w:b/>
-          <w:bCs/>
-          <w:sz w:val="22"/>
-          <w:szCs w:val="22"/>
-        </w:rPr>
-        <w:t>3 - Teilweise beantwortbar:</w:t>
-      </w:r>
-      <w:r>
-        <w:rPr>
-          <w:sz w:val="22"/>
-          <w:szCs w:val="22"/>
-        </w:rPr>
-        <w:t xml:space="preserve"> Grundinfos vorhanden, moderate Interpretation nötig</w:t>
-      </w:r>
-    </w:p>
-    <w:p>
-      <w:pPr>
-        <w:pStyle w:val="Compact"/>
-        <w:numPr>
-          <w:ilvl w:val="0"/>
-          <w:numId w:val="1"/>
-        </w:numPr>
-        <w:bidi w:val="0"/>
-        <w:jc w:val="start"/>
-        <w:rPr>
-          <w:sz w:val="22"/>
-          <w:szCs w:val="22"/>
-        </w:rPr>
-      </w:pPr>
-      <w:r>
-        <w:rPr>
-          <w:b/>
-          <w:bCs/>
-          <w:sz w:val="22"/>
-          <w:szCs w:val="22"/>
-        </w:rPr>
-        <w:t>2 - Schwer beantwortbar:</w:t>
-      </w:r>
-      <w:r>
-        <w:rPr>
-          <w:sz w:val="22"/>
-          <w:szCs w:val="22"/>
-        </w:rPr>
-        <w:t xml:space="preserve"> Wenige relevante Infos, viel eigene Ableitung erforderlich</w:t>
-      </w:r>
-    </w:p>
-    <w:p>
-      <w:pPr>
-        <w:pStyle w:val="Compact"/>
-        <w:numPr>
-          <w:ilvl w:val="0"/>
-          <w:numId w:val="1"/>
-        </w:numPr>
-        <w:bidi w:val="0"/>
-        <w:jc w:val="start"/>
-        <w:rPr>
-          <w:sz w:val="22"/>
-          <w:szCs w:val="22"/>
-        </w:rPr>
-      </w:pPr>
-      <w:r>
-        <w:rPr>
-          <w:b/>
-          <w:bCs/>
-          <w:sz w:val="22"/>
-          <w:szCs w:val="22"/>
-        </w:rPr>
-        <w:t>1 - Nicht beantwortbar:</w:t>
-      </w:r>
-      <w:r>
-        <w:rPr>
-          <w:sz w:val="22"/>
-          <w:szCs w:val="22"/>
-        </w:rPr>
-        <w:t xml:space="preserve"> Benötigte Informationen fehlen größtenteils</w:t>
-      </w:r>
-    </w:p>
-    <w:p>
-      <w:pPr>
-        <w:pStyle w:val="Compact"/>
-        <w:numPr>
-          <w:ilvl w:val="1"/>
-          <w:numId w:val="1"/>
-        </w:numPr>
-        <w:bidi w:val="0"/>
-        <w:jc w:val="start"/>
-        <w:rPr>
-          <w:sz w:val="22"/>
-          <w:szCs w:val="22"/>
-        </w:rPr>
-      </w:pPr>
-      <w:bookmarkStart w:id="9" w:name="beantwortbarkeitanswerability"/>
-      <w:r>
-        <w:rPr>
-          <w:sz w:val="22"/>
-          <w:szCs w:val="22"/>
-        </w:rPr>
-        <w:t>Bsp.: “Vergleichen Sie die Effizienz des ISO-OSI-Modells mit modernen Software-Defined-Networking-Ansätzen.”</w:t>
-      </w:r>
-      <w:bookmarkEnd w:id="9"/>
-    </w:p>
-    <w:p>
-      <w:pPr>
-        <w:pStyle w:val="Heading2"/>
-        <w:bidi w:val="0"/>
-        <w:jc w:val="start"/>
-        <w:rPr/>
-      </w:pPr>
-      <w:r>
-        <w:rPr/>
-        <w:t>Herausforderung/Challenging</w:t>
-      </w:r>
-    </w:p>
-    <w:p>
-      <w:pPr>
-        <w:pStyle w:val="FirstParagraph"/>
-        <w:bidi w:val="0"/>
-        <w:jc w:val="start"/>
-        <w:rPr>
-          <w:sz w:val="22"/>
-          <w:szCs w:val="22"/>
-        </w:rPr>
-      </w:pPr>
-      <w:r>
-        <w:rPr>
-          <w:b/>
-          <w:bCs/>
-          <w:sz w:val="22"/>
-          <w:szCs w:val="22"/>
-        </w:rPr>
-        <w:t>Fragestellung:</w:t>
-      </w:r>
-      <w:r>
-        <w:rPr>
-          <w:sz w:val="22"/>
-          <w:szCs w:val="22"/>
-        </w:rPr>
-        <w:t xml:space="preserve"> Wie anspruchsvoll ist die kognitive Anforderung der Frage?</w:t>
-      </w:r>
-    </w:p>
-    <w:p>
-      <w:pPr>
-        <w:pStyle w:val="Compact"/>
-        <w:numPr>
-          <w:ilvl w:val="0"/>
-          <w:numId w:val="1"/>
-        </w:numPr>
-        <w:bidi w:val="0"/>
-        <w:jc w:val="start"/>
-        <w:rPr>
-          <w:sz w:val="22"/>
-          <w:szCs w:val="22"/>
-        </w:rPr>
-      </w:pPr>
-      <w:r>
-        <w:rPr>
-          <w:b/>
-          <w:bCs/>
-          <w:sz w:val="22"/>
-          <w:szCs w:val="22"/>
-        </w:rPr>
-        <w:t>5 - Sehr herausfordernd:</w:t>
-      </w:r>
-      <w:r>
-        <w:rPr>
-          <w:sz w:val="22"/>
-          <w:szCs w:val="22"/>
-        </w:rPr>
-        <w:t xml:space="preserve"> Erfordert tiefgehende Analyse des gesamten Textes</w:t>
-      </w:r>
-    </w:p>
-    <w:p>
-      <w:pPr>
-        <w:pStyle w:val="Compact"/>
-        <w:numPr>
-          <w:ilvl w:val="1"/>
-          <w:numId w:val="1"/>
-        </w:numPr>
-        <w:bidi w:val="0"/>
-        <w:jc w:val="start"/>
-        <w:rPr>
-          <w:sz w:val="22"/>
-          <w:szCs w:val="22"/>
-        </w:rPr>
-      </w:pPr>
-      <w:r>
-        <w:rPr>
-          <w:sz w:val="22"/>
-          <w:szCs w:val="22"/>
-        </w:rPr>
-        <w:t>Bsp.: “Analysieren Sie, warum Flusssteuerung auf mehreren OSI-Schichten implementiert wird, und bewerten Sie die Notwendigkeit dieser Redundanz.”</w:t>
-      </w:r>
-    </w:p>
-    <w:p>
-      <w:pPr>
-        <w:pStyle w:val="Compact"/>
-        <w:numPr>
-          <w:ilvl w:val="0"/>
-          <w:numId w:val="1"/>
-        </w:numPr>
-        <w:bidi w:val="0"/>
-        <w:jc w:val="start"/>
-        <w:rPr>
-          <w:sz w:val="22"/>
-          <w:szCs w:val="22"/>
-        </w:rPr>
-      </w:pPr>
-      <w:r>
-        <w:rPr>
-          <w:b/>
-          <w:bCs/>
-          <w:sz w:val="22"/>
-          <w:szCs w:val="22"/>
-        </w:rPr>
-        <w:t>4 - Herausfordernd:</w:t>
-      </w:r>
-      <w:r>
-        <w:rPr>
-          <w:sz w:val="22"/>
-          <w:szCs w:val="22"/>
-        </w:rPr>
-        <w:t xml:space="preserve"> Erfordert Integration von weit auseinanderliegenden Informationen</w:t>
-      </w:r>
-    </w:p>
-    <w:p>
-      <w:pPr>
-        <w:pStyle w:val="Compact"/>
-        <w:numPr>
-          <w:ilvl w:val="0"/>
-          <w:numId w:val="1"/>
-        </w:numPr>
-        <w:bidi w:val="0"/>
-        <w:jc w:val="start"/>
-        <w:rPr>
-          <w:sz w:val="22"/>
-          <w:szCs w:val="22"/>
-        </w:rPr>
-      </w:pPr>
-      <w:r>
-        <w:rPr>
-          <w:b/>
-          <w:bCs/>
-          <w:sz w:val="22"/>
-          <w:szCs w:val="22"/>
-        </w:rPr>
-        <w:t>3 - Mäßig herausfordernd:</w:t>
-      </w:r>
-      <w:r>
-        <w:rPr>
-          <w:sz w:val="22"/>
-          <w:szCs w:val="22"/>
-        </w:rPr>
-        <w:t xml:space="preserve"> Erfordert Verständnis und einfache Anwendung</w:t>
-      </w:r>
-    </w:p>
-    <w:p>
-      <w:pPr>
-        <w:pStyle w:val="Compact"/>
-        <w:numPr>
-          <w:ilvl w:val="0"/>
-          <w:numId w:val="1"/>
-        </w:numPr>
-        <w:bidi w:val="0"/>
-        <w:jc w:val="start"/>
-        <w:rPr>
-          <w:sz w:val="22"/>
-          <w:szCs w:val="22"/>
-        </w:rPr>
-      </w:pPr>
-      <w:r>
-        <w:rPr>
-          <w:b/>
-          <w:bCs/>
-          <w:sz w:val="22"/>
-          <w:szCs w:val="22"/>
-        </w:rPr>
-        <w:t>2 - Wenig herausfordernd:</w:t>
-      </w:r>
-      <w:r>
-        <w:rPr>
-          <w:sz w:val="22"/>
-          <w:szCs w:val="22"/>
-        </w:rPr>
-        <w:t xml:space="preserve"> Erfordert Auffinden und Wiedergeben</w:t>
-      </w:r>
-    </w:p>
-    <w:p>
-      <w:pPr>
-        <w:pStyle w:val="Compact"/>
-        <w:numPr>
-          <w:ilvl w:val="0"/>
-          <w:numId w:val="1"/>
-        </w:numPr>
-        <w:bidi w:val="0"/>
-        <w:jc w:val="start"/>
-        <w:rPr>
-          <w:sz w:val="22"/>
-          <w:szCs w:val="22"/>
-        </w:rPr>
-      </w:pPr>
-      <w:r>
-        <w:rPr>
-          <w:b/>
-          <w:bCs/>
-          <w:sz w:val="22"/>
-          <w:szCs w:val="22"/>
-        </w:rPr>
-        <w:t>1 - Nicht herausfordernd:</w:t>
-      </w:r>
-      <w:r>
-        <w:rPr>
-          <w:sz w:val="22"/>
-          <w:szCs w:val="22"/>
-        </w:rPr>
-        <w:t xml:space="preserve"> Trivial (Abschreiben oder Ja/Nein)</w:t>
-      </w:r>
-    </w:p>
-    <w:p>
-      <w:pPr>
-        <w:pStyle w:val="Compact"/>
-        <w:numPr>
-          <w:ilvl w:val="1"/>
-          <w:numId w:val="1"/>
-        </w:numPr>
-        <w:bidi w:val="0"/>
-        <w:jc w:val="start"/>
-        <w:rPr>
-          <w:sz w:val="22"/>
-          <w:szCs w:val="22"/>
-        </w:rPr>
-      </w:pPr>
-      <w:bookmarkStart w:id="10" w:name="herausforderungchallenging"/>
-      <w:r>
-        <w:rPr>
-          <w:sz w:val="22"/>
-          <w:szCs w:val="22"/>
-        </w:rPr>
-        <w:t>Bsp.: “Wie viele Kernaufgaben hat der Physical Layer?”</w:t>
-      </w:r>
-      <w:bookmarkEnd w:id="10"/>
-    </w:p>
-    <w:p>
-      <w:pPr>
-        <w:pStyle w:val="Heading2"/>
-        <w:bidi w:val="0"/>
-        <w:jc w:val="start"/>
-        <w:rPr/>
-      </w:pPr>
-      <w:r>
-        <w:rPr/>
-        <w:t>Wertigkeit/Value bzgl. Lernzielintegration</w:t>
-      </w:r>
-    </w:p>
-    <w:p>
-      <w:pPr>
-        <w:pStyle w:val="FirstParagraph"/>
-        <w:bidi w:val="0"/>
-        <w:jc w:val="start"/>
-        <w:rPr>
-          <w:sz w:val="22"/>
-          <w:szCs w:val="22"/>
-        </w:rPr>
-      </w:pPr>
-      <w:r>
-        <w:rPr>
-          <w:b/>
-          <w:bCs/>
-          <w:sz w:val="22"/>
-          <w:szCs w:val="22"/>
-        </w:rPr>
-        <w:t>Fragestellung:</w:t>
-      </w:r>
-      <w:r>
-        <w:rPr>
-          <w:sz w:val="22"/>
-          <w:szCs w:val="22"/>
-        </w:rPr>
-        <w:t xml:space="preserve"> Wie zentral ist das in der Frage behandelte Fachkonzept für das angestrebte Lernziel des Moduls?</w:t>
-      </w:r>
-    </w:p>
-    <w:p>
-      <w:pPr>
-        <w:pStyle w:val="Compact"/>
-        <w:numPr>
-          <w:ilvl w:val="0"/>
-          <w:numId w:val="1"/>
-        </w:numPr>
-        <w:bidi w:val="0"/>
-        <w:jc w:val="start"/>
-        <w:rPr>
-          <w:sz w:val="22"/>
-          <w:szCs w:val="22"/>
-        </w:rPr>
-      </w:pPr>
-      <w:r>
-        <w:rPr>
-          <w:b/>
-          <w:bCs/>
-          <w:sz w:val="22"/>
-          <w:szCs w:val="22"/>
-        </w:rPr>
-        <w:t>5 - Sehr Hoch:</w:t>
-      </w:r>
-      <w:r>
-        <w:rPr>
-          <w:sz w:val="22"/>
-          <w:szCs w:val="22"/>
-        </w:rPr>
-        <w:t xml:space="preserve"> Behandelt Kernkonzept und zentrales Lernziel (hochrelevant)</w:t>
-      </w:r>
-    </w:p>
-    <w:p>
-      <w:pPr>
-        <w:pStyle w:val="Compact"/>
-        <w:numPr>
-          <w:ilvl w:val="1"/>
-          <w:numId w:val="1"/>
-        </w:numPr>
-        <w:bidi w:val="0"/>
-        <w:jc w:val="start"/>
-        <w:rPr>
-          <w:sz w:val="22"/>
-          <w:szCs w:val="22"/>
-        </w:rPr>
-      </w:pPr>
-      <w:r>
-        <w:rPr>
-          <w:sz w:val="22"/>
-          <w:szCs w:val="22"/>
-        </w:rPr>
-        <w:t>Bsp.: “Erklären Sie das Zusammenspiel von Codierung, Transport und Decodierung bei der Übertragung logischer Werte auf physikalischer Ebene.”</w:t>
-      </w:r>
-    </w:p>
-    <w:p>
-      <w:pPr>
-        <w:pStyle w:val="Compact"/>
-        <w:numPr>
-          <w:ilvl w:val="0"/>
-          <w:numId w:val="1"/>
-        </w:numPr>
-        <w:bidi w:val="0"/>
-        <w:jc w:val="start"/>
-        <w:rPr>
-          <w:sz w:val="22"/>
-          <w:szCs w:val="22"/>
-        </w:rPr>
-      </w:pPr>
-      <w:r>
-        <w:rPr>
-          <w:b/>
-          <w:bCs/>
-          <w:sz w:val="22"/>
-          <w:szCs w:val="22"/>
-        </w:rPr>
-        <w:t>4 - Hoch:</w:t>
-      </w:r>
-      <w:r>
-        <w:rPr>
-          <w:sz w:val="22"/>
-          <w:szCs w:val="22"/>
-        </w:rPr>
-        <w:t xml:space="preserve"> Behandelt wichtiges, relevantes Konzept</w:t>
-      </w:r>
-    </w:p>
-    <w:p>
-      <w:pPr>
-        <w:pStyle w:val="Compact"/>
-        <w:numPr>
-          <w:ilvl w:val="0"/>
-          <w:numId w:val="1"/>
-        </w:numPr>
-        <w:bidi w:val="0"/>
-        <w:jc w:val="start"/>
-        <w:rPr>
-          <w:sz w:val="22"/>
-          <w:szCs w:val="22"/>
-        </w:rPr>
-      </w:pPr>
-      <w:r>
-        <w:rPr>
-          <w:b/>
-          <w:bCs/>
-          <w:sz w:val="22"/>
-          <w:szCs w:val="22"/>
-        </w:rPr>
-        <w:t>3 - Mäßig:</w:t>
-      </w:r>
-      <w:r>
-        <w:rPr>
-          <w:sz w:val="22"/>
-          <w:szCs w:val="22"/>
-        </w:rPr>
-        <w:t xml:space="preserve"> Behandelt Grundlagen oder deskriptive Aspekte</w:t>
-      </w:r>
-    </w:p>
-    <w:p>
-      <w:pPr>
-        <w:pStyle w:val="Compact"/>
-        <w:numPr>
-          <w:ilvl w:val="0"/>
-          <w:numId w:val="1"/>
-        </w:numPr>
-        <w:bidi w:val="0"/>
-        <w:jc w:val="start"/>
-        <w:rPr>
-          <w:sz w:val="22"/>
-          <w:szCs w:val="22"/>
-        </w:rPr>
-      </w:pPr>
-      <w:r>
-        <w:rPr>
-          <w:b/>
-          <w:bCs/>
-          <w:sz w:val="22"/>
-          <w:szCs w:val="22"/>
-        </w:rPr>
-        <w:t>2 - Gering:</w:t>
-      </w:r>
-      <w:r>
-        <w:rPr>
-          <w:sz w:val="22"/>
-          <w:szCs w:val="22"/>
-        </w:rPr>
-        <w:t xml:space="preserve"> Fokussiert auf nebensächliches Detail oder ist ineffizient</w:t>
-      </w:r>
-    </w:p>
-    <w:p>
-      <w:pPr>
-        <w:pStyle w:val="Compact"/>
-        <w:numPr>
-          <w:ilvl w:val="0"/>
-          <w:numId w:val="1"/>
-        </w:numPr>
-        <w:bidi w:val="0"/>
-        <w:jc w:val="start"/>
-        <w:rPr>
-          <w:sz w:val="22"/>
-          <w:szCs w:val="22"/>
-        </w:rPr>
-      </w:pPr>
-      <w:r>
-        <w:rPr>
-          <w:b/>
-          <w:bCs/>
-          <w:sz w:val="22"/>
-          <w:szCs w:val="22"/>
-        </w:rPr>
-        <w:t>1 - Nicht vorhanden:</w:t>
-      </w:r>
-      <w:r>
-        <w:rPr>
-          <w:sz w:val="22"/>
-          <w:szCs w:val="22"/>
-        </w:rPr>
-        <w:t xml:space="preserve"> Behandelt irrelevante Details (nicht Teil des Lernziels)</w:t>
-      </w:r>
-    </w:p>
-    <w:p>
-      <w:pPr>
-        <w:pStyle w:val="Compact"/>
-        <w:numPr>
-          <w:ilvl w:val="1"/>
-          <w:numId w:val="1"/>
-        </w:numPr>
-        <w:bidi w:val="0"/>
-        <w:jc w:val="start"/>
-        <w:rPr>
-          <w:sz w:val="22"/>
-          <w:szCs w:val="22"/>
-        </w:rPr>
-      </w:pPr>
-      <w:bookmarkStart w:id="11" w:name="Xc726736414fc4f5118f498bc21832f0e03ad1b3"/>
-      <w:r>
-        <w:rPr>
-          <w:sz w:val="22"/>
-          <w:szCs w:val="22"/>
-        </w:rPr>
-        <w:t>Bsp.: “Nennen Sie ein Beispiel für ein Kabel, das zur Datenübertragung verwendet werden kann.”</w:t>
-      </w:r>
-      <w:bookmarkEnd w:id="11"/>
-    </w:p>
-    <w:p>
-      <w:pPr>
-        <w:pStyle w:val="Heading2"/>
-        <w:bidi w:val="0"/>
-        <w:jc w:val="start"/>
-        <w:rPr/>
-      </w:pPr>
-      <w:r>
-        <w:rPr/>
-        <w:t>Sprachqualität/Language</w:t>
-      </w:r>
-    </w:p>
-    <w:p>
-      <w:pPr>
-        <w:pStyle w:val="FirstParagraph"/>
-        <w:bidi w:val="0"/>
-        <w:jc w:val="start"/>
-        <w:rPr>
-          <w:sz w:val="22"/>
-          <w:szCs w:val="22"/>
-        </w:rPr>
-      </w:pPr>
-      <w:r>
-        <w:rPr>
-          <w:b/>
-          <w:bCs/>
-          <w:sz w:val="22"/>
-          <w:szCs w:val="22"/>
-        </w:rPr>
-        <w:t>Fragestellung:</w:t>
-      </w:r>
-      <w:r>
-        <w:rPr>
-          <w:sz w:val="22"/>
-          <w:szCs w:val="22"/>
-        </w:rPr>
-        <w:t xml:space="preserve"> Wie angemessen ist die sprachliche Qualität der Frage?</w:t>
-      </w:r>
-    </w:p>
-    <w:p>
-      <w:pPr>
-        <w:pStyle w:val="Compact"/>
-        <w:numPr>
-          <w:ilvl w:val="0"/>
-          <w:numId w:val="1"/>
-        </w:numPr>
-        <w:bidi w:val="0"/>
-        <w:jc w:val="start"/>
-        <w:rPr>
-          <w:sz w:val="22"/>
-          <w:szCs w:val="22"/>
-        </w:rPr>
-      </w:pPr>
-      <w:r>
-        <w:rPr>
-          <w:b/>
-          <w:bCs/>
-          <w:sz w:val="22"/>
-          <w:szCs w:val="22"/>
-        </w:rPr>
-        <w:t>5 - Ausgezeichnet:</w:t>
-      </w:r>
-      <w:r>
-        <w:rPr>
-          <w:sz w:val="22"/>
-          <w:szCs w:val="22"/>
-        </w:rPr>
-        <w:t xml:space="preserve"> Präzise, angemessen, gut verständlich</w:t>
-      </w:r>
-    </w:p>
-    <w:p>
-      <w:pPr>
-        <w:pStyle w:val="Compact"/>
-        <w:numPr>
-          <w:ilvl w:val="1"/>
-          <w:numId w:val="1"/>
-        </w:numPr>
-        <w:bidi w:val="0"/>
-        <w:jc w:val="start"/>
-        <w:rPr>
-          <w:sz w:val="22"/>
-          <w:szCs w:val="22"/>
-        </w:rPr>
-      </w:pPr>
-      <w:r>
-        <w:rPr>
-          <w:sz w:val="22"/>
-          <w:szCs w:val="22"/>
-        </w:rPr>
-        <w:t>Bsp.: “Ermitteln Sie, welche OSI-Schicht für das Setzen von Synchronisationspunkten verantwortlich ist, und erläutern Sie deren Zweck.”</w:t>
-      </w:r>
-    </w:p>
-    <w:p>
-      <w:pPr>
-        <w:pStyle w:val="Compact"/>
-        <w:numPr>
-          <w:ilvl w:val="0"/>
-          <w:numId w:val="1"/>
-        </w:numPr>
-        <w:bidi w:val="0"/>
-        <w:jc w:val="start"/>
-        <w:rPr>
-          <w:sz w:val="22"/>
-          <w:szCs w:val="22"/>
-        </w:rPr>
-      </w:pPr>
-      <w:r>
-        <w:rPr>
-          <w:b/>
-          <w:bCs/>
-          <w:sz w:val="22"/>
-          <w:szCs w:val="22"/>
-        </w:rPr>
-        <w:t>4 - Gut:</w:t>
-      </w:r>
-      <w:r>
-        <w:rPr>
-          <w:sz w:val="22"/>
-          <w:szCs w:val="22"/>
-        </w:rPr>
-        <w:t xml:space="preserve"> Verständlich mit kleinen Schwächen</w:t>
-      </w:r>
-    </w:p>
-    <w:p>
-      <w:pPr>
-        <w:pStyle w:val="Compact"/>
-        <w:numPr>
-          <w:ilvl w:val="0"/>
-          <w:numId w:val="1"/>
-        </w:numPr>
-        <w:bidi w:val="0"/>
-        <w:jc w:val="start"/>
-        <w:rPr>
-          <w:sz w:val="22"/>
-          <w:szCs w:val="22"/>
-        </w:rPr>
-      </w:pPr>
-      <w:r>
-        <w:rPr>
-          <w:b/>
-          <w:bCs/>
-          <w:sz w:val="22"/>
-          <w:szCs w:val="22"/>
-        </w:rPr>
-        <w:t>3 - Befriedigend:</w:t>
-      </w:r>
-      <w:r>
-        <w:rPr>
-          <w:sz w:val="22"/>
-          <w:szCs w:val="22"/>
-        </w:rPr>
-        <w:t xml:space="preserve"> Umständlich oder unpräzise</w:t>
-      </w:r>
-    </w:p>
-    <w:p>
-      <w:pPr>
-        <w:pStyle w:val="Compact"/>
-        <w:numPr>
-          <w:ilvl w:val="0"/>
-          <w:numId w:val="1"/>
-        </w:numPr>
-        <w:bidi w:val="0"/>
-        <w:jc w:val="start"/>
-        <w:rPr>
-          <w:sz w:val="22"/>
-          <w:szCs w:val="22"/>
-        </w:rPr>
-      </w:pPr>
-      <w:r>
-        <w:rPr>
-          <w:b/>
-          <w:bCs/>
-          <w:sz w:val="22"/>
-          <w:szCs w:val="22"/>
-        </w:rPr>
-        <w:t>2 - Mangelhaft:</w:t>
-      </w:r>
-      <w:r>
-        <w:rPr>
-          <w:sz w:val="22"/>
-          <w:szCs w:val="22"/>
-        </w:rPr>
-        <w:t xml:space="preserve"> Schwerfällig, weitschweifig oder unnötig komplex</w:t>
-      </w:r>
-    </w:p>
-    <w:p>
-      <w:pPr>
-        <w:pStyle w:val="Compact"/>
-        <w:numPr>
-          <w:ilvl w:val="0"/>
-          <w:numId w:val="1"/>
-        </w:numPr>
-        <w:bidi w:val="0"/>
-        <w:jc w:val="start"/>
-        <w:rPr>
-          <w:sz w:val="22"/>
-          <w:szCs w:val="22"/>
-        </w:rPr>
-      </w:pPr>
-      <w:r>
-        <w:rPr>
-          <w:b/>
-          <w:bCs/>
-          <w:sz w:val="22"/>
-          <w:szCs w:val="22"/>
-        </w:rPr>
-        <w:t>1 - Ungenügend:</w:t>
-      </w:r>
-      <w:r>
-        <w:rPr>
-          <w:sz w:val="22"/>
-          <w:szCs w:val="22"/>
-        </w:rPr>
-        <w:t xml:space="preserve"> Schwer verständlich oder unangemessen</w:t>
-      </w:r>
-    </w:p>
-    <w:p>
-      <w:pPr>
-        <w:pStyle w:val="Compact"/>
-        <w:numPr>
-          <w:ilvl w:val="1"/>
-          <w:numId w:val="1"/>
-        </w:numPr>
-        <w:bidi w:val="0"/>
-        <w:jc w:val="start"/>
-        <w:rPr>
-          <w:sz w:val="22"/>
-          <w:szCs w:val="22"/>
-        </w:rPr>
-      </w:pPr>
-      <w:bookmarkStart w:id="12" w:name="sprachqualitätlanguage"/>
-      <w:r>
-        <w:rPr>
-          <w:sz w:val="22"/>
-          <w:szCs w:val="22"/>
-        </w:rPr>
-        <w:t>Bsp.: “Im Kontext der vielschichtigen und diversen Betrachtungsweise der Aufgabenbereiche, die dem Physical Layer im Rahmen des OSI-Referenzmodells zugeschrieben werden können, erläutern Sie diese unter Berücksichtigung sämtlicher relevanter Aspekte.”</w:t>
-      </w:r>
-      <w:bookmarkEnd w:id="12"/>
-    </w:p>
-    <w:p>
-      <w:pPr>
-        <w:pStyle w:val="Heading2"/>
-        <w:bidi w:val="0"/>
-        <w:jc w:val="start"/>
-        <w:rPr/>
-      </w:pPr>
-      <w:r>
-        <w:rPr/>
-        <w:t>Korrektheit/Correctness</w:t>
-      </w:r>
-    </w:p>
-    <w:p>
-      <w:pPr>
-        <w:pStyle w:val="FirstParagraph"/>
-        <w:bidi w:val="0"/>
-        <w:jc w:val="start"/>
-        <w:rPr>
-          <w:sz w:val="22"/>
-          <w:szCs w:val="22"/>
-        </w:rPr>
-      </w:pPr>
-      <w:r>
-        <w:rPr>
-          <w:b/>
-          <w:bCs/>
-          <w:sz w:val="22"/>
-          <w:szCs w:val="22"/>
-        </w:rPr>
-        <w:t>Fragestellung:</w:t>
-      </w:r>
-      <w:r>
-        <w:rPr>
-          <w:sz w:val="22"/>
-          <w:szCs w:val="22"/>
-        </w:rPr>
-        <w:t xml:space="preserve"> Wie korrekt sind die in der Frage selbst enthaltenen Aussagen, Annahmen oder impliziten Behauptungen bezogen auf den Text?</w:t>
-      </w:r>
-    </w:p>
-    <w:p>
-      <w:pPr>
-        <w:pStyle w:val="Compact"/>
-        <w:numPr>
-          <w:ilvl w:val="0"/>
-          <w:numId w:val="1"/>
-        </w:numPr>
-        <w:bidi w:val="0"/>
-        <w:jc w:val="start"/>
-        <w:rPr>
-          <w:sz w:val="22"/>
-          <w:szCs w:val="22"/>
-        </w:rPr>
-      </w:pPr>
-      <w:r>
-        <w:rPr>
-          <w:b/>
-          <w:bCs/>
-          <w:sz w:val="22"/>
-          <w:szCs w:val="22"/>
-        </w:rPr>
-        <w:t>5 - Vollständig korrekt:</w:t>
-      </w:r>
-      <w:r>
-        <w:rPr>
-          <w:sz w:val="22"/>
-          <w:szCs w:val="22"/>
-        </w:rPr>
-        <w:t xml:space="preserve"> Alle Aussagen entsprechen dem Textinhalt</w:t>
-      </w:r>
-    </w:p>
-    <w:p>
-      <w:pPr>
-        <w:pStyle w:val="Compact"/>
-        <w:numPr>
-          <w:ilvl w:val="1"/>
-          <w:numId w:val="1"/>
-        </w:numPr>
-        <w:bidi w:val="0"/>
-        <w:jc w:val="start"/>
-        <w:rPr>
-          <w:sz w:val="22"/>
-          <w:szCs w:val="22"/>
-        </w:rPr>
-      </w:pPr>
-      <w:r>
-        <w:rPr>
-          <w:sz w:val="22"/>
-          <w:szCs w:val="22"/>
-        </w:rPr>
-        <w:t>Bsp.: “Beschreiben Sie, wie der Network Layer die Kommunikation zwischen Geräten in unterschiedlichen Netzen ermöglicht.”</w:t>
-      </w:r>
-    </w:p>
-    <w:p>
-      <w:pPr>
-        <w:pStyle w:val="Compact"/>
-        <w:numPr>
-          <w:ilvl w:val="0"/>
-          <w:numId w:val="1"/>
-        </w:numPr>
-        <w:bidi w:val="0"/>
-        <w:jc w:val="start"/>
-        <w:rPr>
-          <w:sz w:val="22"/>
-          <w:szCs w:val="22"/>
-        </w:rPr>
-      </w:pPr>
-      <w:r>
-        <w:rPr>
-          <w:b/>
-          <w:bCs/>
-          <w:sz w:val="22"/>
-          <w:szCs w:val="22"/>
-        </w:rPr>
-        <w:t>4 - Überwiegend korrekt:</w:t>
-      </w:r>
-      <w:r>
-        <w:rPr>
-          <w:sz w:val="22"/>
-          <w:szCs w:val="22"/>
-        </w:rPr>
-        <w:t xml:space="preserve"> Überwiegend korrekt, minimale Ungenauigkeiten</w:t>
-      </w:r>
-    </w:p>
-    <w:p>
-      <w:pPr>
-        <w:pStyle w:val="Compact"/>
-        <w:numPr>
-          <w:ilvl w:val="0"/>
-          <w:numId w:val="1"/>
-        </w:numPr>
-        <w:bidi w:val="0"/>
-        <w:jc w:val="start"/>
-        <w:rPr>
-          <w:sz w:val="22"/>
-          <w:szCs w:val="22"/>
-        </w:rPr>
-      </w:pPr>
-      <w:r>
-        <w:rPr>
-          <w:b/>
-          <w:bCs/>
-          <w:sz w:val="22"/>
-          <w:szCs w:val="22"/>
-        </w:rPr>
-        <w:t>3 - Teilweise korrekt:</w:t>
-      </w:r>
-      <w:r>
-        <w:rPr>
-          <w:sz w:val="22"/>
-          <w:szCs w:val="22"/>
-        </w:rPr>
-        <w:t xml:space="preserve"> Erkennbare Ungenauigkeiten in der Frage</w:t>
-      </w:r>
-    </w:p>
-    <w:p>
-      <w:pPr>
-        <w:pStyle w:val="Compact"/>
-        <w:numPr>
-          <w:ilvl w:val="0"/>
-          <w:numId w:val="1"/>
-        </w:numPr>
-        <w:bidi w:val="0"/>
-        <w:jc w:val="start"/>
-        <w:rPr>
-          <w:sz w:val="22"/>
-          <w:szCs w:val="22"/>
-        </w:rPr>
-      </w:pPr>
-      <w:r>
-        <w:rPr>
-          <w:b/>
-          <w:bCs/>
-          <w:sz w:val="22"/>
-          <w:szCs w:val="22"/>
-        </w:rPr>
-        <w:t>2 - Größtenteils inkorrekt:</w:t>
-      </w:r>
-      <w:r>
-        <w:rPr>
-          <w:sz w:val="22"/>
-          <w:szCs w:val="22"/>
-        </w:rPr>
-        <w:t xml:space="preserve"> Mehrere falsche Aussagen oder Missverständnisse</w:t>
-      </w:r>
-    </w:p>
-    <w:p>
-      <w:pPr>
-        <w:pStyle w:val="Compact"/>
-        <w:numPr>
-          <w:ilvl w:val="0"/>
-          <w:numId w:val="1"/>
-        </w:numPr>
-        <w:bidi w:val="0"/>
-        <w:jc w:val="start"/>
-        <w:rPr>
-          <w:sz w:val="22"/>
-          <w:szCs w:val="22"/>
-        </w:rPr>
-      </w:pPr>
-      <w:r>
-        <w:rPr>
-          <w:b/>
-          <w:bCs/>
-          <w:sz w:val="22"/>
-          <w:szCs w:val="22"/>
-        </w:rPr>
-        <w:t>1 - Völlig inkorrekt:</w:t>
-      </w:r>
-      <w:r>
-        <w:rPr>
-          <w:sz w:val="22"/>
-          <w:szCs w:val="22"/>
-        </w:rPr>
-        <w:t xml:space="preserve"> Frage enthält grundlegend falsche Behauptungen</w:t>
-      </w:r>
-    </w:p>
-    <w:p>
-      <w:pPr>
-        <w:pStyle w:val="Compact"/>
-        <w:numPr>
-          <w:ilvl w:val="1"/>
-          <w:numId w:val="1"/>
-        </w:numPr>
-        <w:bidi w:val="0"/>
-        <w:spacing w:before="36" w:after="36"/>
-        <w:jc w:val="start"/>
-        <w:rPr>
-          <w:sz w:val="22"/>
-          <w:szCs w:val="22"/>
-        </w:rPr>
-      </w:pPr>
-      <w:bookmarkStart w:id="13" w:name="korrektheitcorrectness"/>
-      <w:bookmarkStart w:id="14" w:name="X5adecf790d361ef61a0e462edd7ab013df4437a"/>
-      <w:r>
-        <w:rPr>
-          <w:sz w:val="22"/>
-          <w:szCs w:val="22"/>
-        </w:rPr>
-        <w:t>Bsp.: “Warum ist der Physical Layer für die Verschlüsselung von Daten zuständig?”</w:t>
-      </w:r>
-      <w:bookmarkEnd w:id="13"/>
-      <w:bookmarkEnd w:id="14"/>
-    </w:p>
-    <w:p>
-      <w:pPr>
-        <w:pStyle w:val="Compact"/>
-        <w:bidi w:val="0"/>
-        <w:spacing w:before="36" w:after="36"/>
-        <w:jc w:val="start"/>
-        <w:rPr/>
-      </w:pPr>
-      <w:r>
-        <w:rPr/>
-      </w:r>
-    </w:p>
-    <w:p>
-      <w:pPr>
-        <w:pStyle w:val="Compact"/>
-        <w:bidi w:val="0"/>
-        <w:spacing w:before="36" w:after="36"/>
-        <w:jc w:val="start"/>
-        <w:rPr/>
-      </w:pPr>
-      <w:r>
-        <w:rPr/>
-      </w:r>
-    </w:p>
-    <w:p>
-      <w:pPr>
-        <w:pStyle w:val="Compact"/>
-        <w:bidi w:val="0"/>
-        <w:spacing w:before="36" w:after="36"/>
-        <w:jc w:val="start"/>
-        <w:rPr/>
-      </w:pPr>
-      <w:r>
-        <w:rPr/>
-      </w:r>
-    </w:p>
-    <w:p>
-      <w:pPr>
-        <w:pStyle w:val="Compact"/>
-        <w:bidi w:val="0"/>
-        <w:spacing w:before="36" w:after="36"/>
-        <w:jc w:val="start"/>
-        <w:rPr/>
-      </w:pPr>
-      <w:r>
-        <w:rPr/>
-      </w:r>
-    </w:p>
-    <w:p>
-      <w:pPr>
-        <w:pStyle w:val="Compact"/>
-        <w:bidi w:val="0"/>
-        <w:spacing w:before="36" w:after="36"/>
-        <w:jc w:val="start"/>
-        <w:rPr/>
-      </w:pPr>
-      <w:r>
-        <w:rPr/>
-      </w:r>
-    </w:p>
-    <w:p>
-      <w:pPr>
-        <w:pStyle w:val="Compact"/>
-        <w:bidi w:val="0"/>
-        <w:spacing w:before="36" w:after="36"/>
-        <w:jc w:val="start"/>
-        <w:rPr/>
-      </w:pPr>
-      <w:r>
-        <w:rPr/>
-      </w:r>
-    </w:p>
-    <w:p>
-      <w:pPr>
-        <w:pStyle w:val="Heading2"/>
-        <w:rPr/>
-      </w:pPr>
-      <w:r>
-        <w:rPr/>
-        <w:t>Multiple-Choice Question</w:t>
-      </w:r>
-    </w:p>
-    <w:p>
-      <w:pPr>
-        <w:pStyle w:val="Heading3"/>
-        <w:rPr/>
-      </w:pPr>
-      <w:r>
-        <w:rPr/>
-        <w:t>Lernziel</w:t>
-      </w:r>
-    </w:p>
-    <w:p>
-      <w:pPr>
-        <w:pStyle w:val="FirstParagraph"/>
-        <w:rPr>
-          <w:sz w:val="22"/>
-          <w:szCs w:val="22"/>
-        </w:rPr>
-      </w:pPr>
-      <w:bookmarkStart w:id="15" w:name="lernziel"/>
-      <w:r>
-        <w:rPr>
-          <w:sz w:val="22"/>
-          <w:szCs w:val="22"/>
-        </w:rPr>
-        <w:t>Die Studierenden beherrschen die netzwerkübergreifende Kommunikation durch Adressierung, Routing und Flusssteuerung (End-to-End sowie Node-to-Node)</w:t>
-      </w:r>
-      <w:bookmarkEnd w:id="15"/>
-    </w:p>
-    <w:p>
-      <w:pPr>
-        <w:pStyle w:val="Heading3"/>
-        <w:rPr/>
-      </w:pPr>
-      <w:r>
-        <w:rPr/>
-        <w:t>Formulierte Frage</w:t>
-      </w:r>
-    </w:p>
-    <w:p>
-      <w:pPr>
-        <w:pStyle w:val="FirstParagraph"/>
-        <w:rPr>
-          <w:sz w:val="22"/>
-          <w:szCs w:val="22"/>
-        </w:rPr>
-      </w:pPr>
-      <w:r>
-        <w:rPr>
-          <w:sz w:val="22"/>
-          <w:szCs w:val="22"/>
-        </w:rPr>
-        <w:t>Frage: Nennen Sie die beiden Strategien der Flusssteuerung im Network Layer.</w:t>
-      </w:r>
-    </w:p>
-    <w:p>
-      <w:pPr>
-        <w:pStyle w:val="BodyText"/>
-        <w:rPr>
-          <w:sz w:val="22"/>
-          <w:szCs w:val="22"/>
-        </w:rPr>
-      </w:pPr>
-      <w:r>
-        <w:rPr>
-          <w:sz w:val="22"/>
-          <w:szCs w:val="22"/>
-        </w:rPr>
-        <w:t>Antwortmöglichkeiten:</w:t>
-      </w:r>
-    </w:p>
-    <w:p>
-      <w:pPr>
-        <w:pStyle w:val="Compact"/>
-        <w:numPr>
-          <w:ilvl w:val="0"/>
-          <w:numId w:val="8"/>
-        </w:numPr>
-        <w:rPr>
-          <w:sz w:val="22"/>
-          <w:szCs w:val="22"/>
-        </w:rPr>
-      </w:pPr>
-      <w:r>
-        <w:rPr>
-          <w:sz w:val="22"/>
-          <w:szCs w:val="22"/>
-        </w:rPr>
-        <w:t>Adressierung (Falsch)</w:t>
-      </w:r>
-    </w:p>
-    <w:p>
-      <w:pPr>
-        <w:pStyle w:val="Compact"/>
-        <w:numPr>
-          <w:ilvl w:val="0"/>
-          <w:numId w:val="5"/>
-        </w:numPr>
-        <w:rPr>
-          <w:sz w:val="22"/>
-          <w:szCs w:val="22"/>
-        </w:rPr>
-      </w:pPr>
-      <w:r>
-        <w:rPr>
-          <w:sz w:val="22"/>
-          <w:szCs w:val="22"/>
-        </w:rPr>
-        <w:t>End-to-End (Richtig)</w:t>
-      </w:r>
-    </w:p>
-    <w:p>
-      <w:pPr>
-        <w:pStyle w:val="Compact"/>
-        <w:numPr>
-          <w:ilvl w:val="0"/>
-          <w:numId w:val="5"/>
-        </w:numPr>
-        <w:rPr>
-          <w:sz w:val="22"/>
-          <w:szCs w:val="22"/>
-        </w:rPr>
-      </w:pPr>
-      <w:r>
-        <w:rPr>
-          <w:sz w:val="22"/>
-          <w:szCs w:val="22"/>
-        </w:rPr>
-        <w:t>Node-to-Node (Richtig)</w:t>
-      </w:r>
-    </w:p>
-    <w:p>
-      <w:pPr>
-        <w:pStyle w:val="Compact"/>
-        <w:numPr>
-          <w:ilvl w:val="0"/>
-          <w:numId w:val="5"/>
-        </w:numPr>
-        <w:rPr>
-          <w:sz w:val="22"/>
-          <w:szCs w:val="22"/>
-        </w:rPr>
-      </w:pPr>
-      <w:bookmarkStart w:id="16" w:name="formulierte-frage"/>
+          <w:numId w:val="3"/>
+        </w:numPr>
+        <w:rPr>
+          <w:sz w:val="22"/>
+          <w:szCs w:val="22"/>
+        </w:rPr>
+      </w:pPr>
+      <w:bookmarkStart w:id="20" w:name="formulierte-frage"/>
       <w:r>
         <w:rPr>
           <w:sz w:val="22"/>
@@ -3028,7 +3032,7 @@
         </w:rPr>
         <w:t>Routing (Falsch)</w:t>
       </w:r>
-      <w:bookmarkEnd w:id="16"/>
+      <w:bookmarkEnd w:id="20"/>
     </w:p>
     <w:p>
       <w:pPr>
@@ -3181,8 +3185,8 @@
           <w:szCs w:val="22"/>
         </w:rPr>
       </w:pPr>
-      <w:bookmarkStart w:id="17" w:name="multiple-choice-question"/>
-      <w:bookmarkStart w:id="18" w:name="quelltext"/>
+      <w:bookmarkStart w:id="21" w:name="quelltext"/>
+      <w:bookmarkStart w:id="22" w:name="multiple-choice-question"/>
       <w:r>
         <w:rPr>
           <w:sz w:val="22"/>
@@ -3190,8 +3194,26 @@
         </w:rPr>
         <w:t>Strategien, wenn zu schnell gesendet wird. End-to-End: Vom Sender zum weit entfernten Empfänger. Node-to-Node: Von jedem Knoten zum Nächsten.</w:t>
       </w:r>
-      <w:bookmarkEnd w:id="17"/>
-      <w:bookmarkEnd w:id="18"/>
+      <w:bookmarkEnd w:id="21"/>
+      <w:bookmarkEnd w:id="22"/>
+    </w:p>
+    <w:p>
+      <w:pPr>
+        <w:pStyle w:val="BodyText"/>
+        <w:bidi w:val="0"/>
+        <w:spacing w:before="36" w:after="36"/>
+        <w:jc w:val="start"/>
+        <w:rPr>
+          <w:sz w:val="22"/>
+          <w:szCs w:val="22"/>
+        </w:rPr>
+      </w:pPr>
+      <w:r>
+        <w:rPr>
+          <w:sz w:val="22"/>
+          <w:szCs w:val="22"/>
+        </w:rPr>
+      </w:r>
     </w:p>
     <w:p>
       <w:pPr>
@@ -3353,6 +3375,9 @@
               <w:bidi w:val="0"/>
               <w:jc w:val="start"/>
               <w:rPr>
+                <w:rFonts w:ascii="Calibri" w:hAnsi="Calibri" w:eastAsia="" w:cs=""/>
+                <w:b/>
+                <w:bCs/>
                 <w:sz w:val="21"/>
                 <w:szCs w:val="21"/>
               </w:rPr>
@@ -3360,10 +3385,12 @@
             <w:r>
               <w:rPr>
                 <w:rFonts w:eastAsia="" w:cs="" w:ascii="Calibri" w:hAnsi="Calibri"/>
-                <w:sz w:val="21"/>
-                <w:szCs w:val="21"/>
-              </w:rPr>
-              <w:t>Relevance</w:t>
+                <w:b/>
+                <w:bCs/>
+                <w:sz w:val="21"/>
+                <w:szCs w:val="21"/>
+              </w:rPr>
+              <w:t>Question-based:</w:t>
             </w:r>
           </w:p>
         </w:tc>
@@ -3394,6 +3421,7 @@
                 <w:sz w:val="21"/>
                 <w:szCs w:val="21"/>
               </w:rPr>
+              <w:t>----------------------------------------------------------------------------------------</w:t>
             </w:r>
           </w:p>
         </w:tc>
@@ -3424,7 +3452,7 @@
                 <w:sz w:val="21"/>
                 <w:szCs w:val="21"/>
               </w:rPr>
-              <w:t>Clarity</w:t>
+              <w:t>Relevance</w:t>
             </w:r>
           </w:p>
         </w:tc>
@@ -3484,7 +3512,7 @@
                 <w:sz w:val="21"/>
                 <w:szCs w:val="21"/>
               </w:rPr>
-              <w:t>Answerability</w:t>
+              <w:t>Clarity</w:t>
             </w:r>
           </w:p>
         </w:tc>
@@ -3544,7 +3572,7 @@
                 <w:sz w:val="21"/>
                 <w:szCs w:val="21"/>
               </w:rPr>
-              <w:t>Challenging</w:t>
+              <w:t>Answerability</w:t>
             </w:r>
           </w:p>
         </w:tc>
@@ -3604,7 +3632,7 @@
                 <w:sz w:val="21"/>
                 <w:szCs w:val="21"/>
               </w:rPr>
-              <w:t>Value</w:t>
+              <w:t>Challenging</w:t>
             </w:r>
           </w:p>
         </w:tc>
@@ -3664,7 +3692,7 @@
                 <w:sz w:val="21"/>
                 <w:szCs w:val="21"/>
               </w:rPr>
-              <w:t>Language</w:t>
+              <w:t>Value</w:t>
             </w:r>
           </w:p>
         </w:tc>
@@ -3724,7 +3752,7 @@
                 <w:sz w:val="21"/>
                 <w:szCs w:val="21"/>
               </w:rPr>
-              <w:t>Correctness</w:t>
+              <w:t>Language</w:t>
             </w:r>
           </w:p>
         </w:tc>
@@ -3780,11 +3808,10 @@
             </w:pPr>
             <w:r>
               <w:rPr>
-                <w:rFonts w:eastAsia="" w:cs="" w:ascii="Calibri" w:hAnsi="Calibri"/>
-                <w:sz w:val="21"/>
-                <w:szCs w:val="21"/>
-              </w:rPr>
-              <w:t>Answer Problems</w:t>
+                <w:sz w:val="21"/>
+                <w:szCs w:val="21"/>
+              </w:rPr>
+              <w:t>Comments</w:t>
             </w:r>
           </w:p>
         </w:tc>
@@ -3844,6 +3871,373 @@
                 <w:sz w:val="21"/>
                 <w:szCs w:val="21"/>
               </w:rPr>
+              <w:t>----------------------------------------</w:t>
+            </w:r>
+          </w:p>
+        </w:tc>
+        <w:tc>
+          <w:tcPr>
+            <w:tcW w:w="5868" w:type="dxa"/>
+            <w:tcBorders>
+              <w:start w:val="single" w:sz="4" w:space="0" w:color="000000"/>
+              <w:bottom w:val="single" w:sz="4" w:space="0" w:color="000000"/>
+              <w:end w:val="single" w:sz="4" w:space="0" w:color="000000"/>
+            </w:tcBorders>
+          </w:tcPr>
+          <w:p>
+            <w:pPr>
+              <w:pStyle w:val="TableContents"/>
+              <w:bidi w:val="0"/>
+              <w:jc w:val="start"/>
+              <w:rPr>
+                <w:rFonts w:ascii="Calibri" w:hAnsi="Calibri" w:eastAsia="" w:cs=""/>
+                <w:sz w:val="21"/>
+                <w:szCs w:val="21"/>
+              </w:rPr>
+            </w:pPr>
+            <w:r>
+              <w:rPr>
+                <w:rFonts w:eastAsia="" w:cs="" w:ascii="Calibri" w:hAnsi="Calibri"/>
+                <w:sz w:val="21"/>
+                <w:szCs w:val="21"/>
+              </w:rPr>
+              <w:t>----------------------------------------------------------------------------------------</w:t>
+            </w:r>
+          </w:p>
+        </w:tc>
+      </w:tr>
+      <w:tr>
+        <w:trPr/>
+        <w:tc>
+          <w:tcPr>
+            <w:tcW w:w="2742" w:type="dxa"/>
+            <w:tcBorders>
+              <w:start w:val="single" w:sz="4" w:space="0" w:color="000000"/>
+              <w:bottom w:val="single" w:sz="4" w:space="0" w:color="000000"/>
+            </w:tcBorders>
+          </w:tcPr>
+          <w:p>
+            <w:pPr>
+              <w:pStyle w:val="TableContents"/>
+              <w:bidi w:val="0"/>
+              <w:jc w:val="start"/>
+              <w:rPr>
+                <w:rFonts w:ascii="Calibri" w:hAnsi="Calibri" w:eastAsia="" w:cs=""/>
+                <w:b/>
+                <w:bCs/>
+                <w:sz w:val="21"/>
+                <w:szCs w:val="21"/>
+              </w:rPr>
+            </w:pPr>
+            <w:r>
+              <w:rPr>
+                <w:rFonts w:eastAsia="" w:cs="" w:ascii="Calibri" w:hAnsi="Calibri"/>
+                <w:b/>
+                <w:bCs/>
+                <w:sz w:val="21"/>
+                <w:szCs w:val="21"/>
+              </w:rPr>
+              <w:t>Answer-based:</w:t>
+            </w:r>
+          </w:p>
+        </w:tc>
+        <w:tc>
+          <w:tcPr>
+            <w:tcW w:w="5868" w:type="dxa"/>
+            <w:tcBorders>
+              <w:start w:val="single" w:sz="4" w:space="0" w:color="000000"/>
+              <w:bottom w:val="single" w:sz="4" w:space="0" w:color="000000"/>
+              <w:end w:val="single" w:sz="4" w:space="0" w:color="000000"/>
+            </w:tcBorders>
+          </w:tcPr>
+          <w:p>
+            <w:pPr>
+              <w:pStyle w:val="TableContents"/>
+              <w:bidi w:val="0"/>
+              <w:jc w:val="start"/>
+              <w:rPr>
+                <w:rFonts w:ascii="Calibri" w:hAnsi="Calibri" w:eastAsia="" w:cs=""/>
+                <w:sz w:val="21"/>
+                <w:szCs w:val="21"/>
+              </w:rPr>
+            </w:pPr>
+            <w:r>
+              <w:rPr>
+                <w:rFonts w:eastAsia="" w:cs="" w:ascii="Calibri" w:hAnsi="Calibri"/>
+                <w:sz w:val="21"/>
+                <w:szCs w:val="21"/>
+              </w:rPr>
+              <w:t>----------------------------------------------------------------------------------------</w:t>
+            </w:r>
+          </w:p>
+        </w:tc>
+      </w:tr>
+      <w:tr>
+        <w:trPr/>
+        <w:tc>
+          <w:tcPr>
+            <w:tcW w:w="2742" w:type="dxa"/>
+            <w:tcBorders>
+              <w:start w:val="single" w:sz="4" w:space="0" w:color="000000"/>
+              <w:bottom w:val="single" w:sz="4" w:space="0" w:color="000000"/>
+            </w:tcBorders>
+          </w:tcPr>
+          <w:p>
+            <w:pPr>
+              <w:pStyle w:val="TableContents"/>
+              <w:bidi w:val="0"/>
+              <w:jc w:val="start"/>
+              <w:rPr>
+                <w:sz w:val="21"/>
+                <w:szCs w:val="21"/>
+              </w:rPr>
+            </w:pPr>
+            <w:r>
+              <w:rPr>
+                <w:rFonts w:eastAsia="" w:cs="" w:ascii="Calibri" w:hAnsi="Calibri"/>
+                <w:sz w:val="21"/>
+                <w:szCs w:val="21"/>
+              </w:rPr>
+              <w:t>Clarity</w:t>
+            </w:r>
+          </w:p>
+        </w:tc>
+        <w:tc>
+          <w:tcPr>
+            <w:tcW w:w="5868" w:type="dxa"/>
+            <w:tcBorders>
+              <w:start w:val="single" w:sz="4" w:space="0" w:color="000000"/>
+              <w:bottom w:val="single" w:sz="4" w:space="0" w:color="000000"/>
+              <w:end w:val="single" w:sz="4" w:space="0" w:color="000000"/>
+            </w:tcBorders>
+          </w:tcPr>
+          <w:p>
+            <w:pPr>
+              <w:pStyle w:val="TableContents"/>
+              <w:bidi w:val="0"/>
+              <w:jc w:val="start"/>
+              <w:rPr>
+                <w:rFonts w:ascii="Calibri" w:hAnsi="Calibri" w:eastAsia="" w:cs=""/>
+                <w:sz w:val="21"/>
+                <w:szCs w:val="21"/>
+              </w:rPr>
+            </w:pPr>
+            <w:r>
+              <w:rPr>
+                <w:rFonts w:eastAsia="" w:cs="" w:ascii="Calibri" w:hAnsi="Calibri"/>
+                <w:sz w:val="21"/>
+                <w:szCs w:val="21"/>
+              </w:rPr>
+            </w:r>
+          </w:p>
+        </w:tc>
+      </w:tr>
+      <w:tr>
+        <w:trPr/>
+        <w:tc>
+          <w:tcPr>
+            <w:tcW w:w="2742" w:type="dxa"/>
+            <w:tcBorders>
+              <w:start w:val="single" w:sz="4" w:space="0" w:color="000000"/>
+              <w:bottom w:val="single" w:sz="4" w:space="0" w:color="000000"/>
+            </w:tcBorders>
+          </w:tcPr>
+          <w:p>
+            <w:pPr>
+              <w:pStyle w:val="TableContents"/>
+              <w:bidi w:val="0"/>
+              <w:jc w:val="start"/>
+              <w:rPr>
+                <w:sz w:val="21"/>
+                <w:szCs w:val="21"/>
+              </w:rPr>
+            </w:pPr>
+            <w:r>
+              <w:rPr>
+                <w:rFonts w:eastAsia="" w:cs="" w:ascii="Calibri" w:hAnsi="Calibri"/>
+                <w:sz w:val="21"/>
+                <w:szCs w:val="21"/>
+              </w:rPr>
+              <w:t>Language</w:t>
+            </w:r>
+          </w:p>
+        </w:tc>
+        <w:tc>
+          <w:tcPr>
+            <w:tcW w:w="5868" w:type="dxa"/>
+            <w:tcBorders>
+              <w:start w:val="single" w:sz="4" w:space="0" w:color="000000"/>
+              <w:bottom w:val="single" w:sz="4" w:space="0" w:color="000000"/>
+              <w:end w:val="single" w:sz="4" w:space="0" w:color="000000"/>
+            </w:tcBorders>
+          </w:tcPr>
+          <w:p>
+            <w:pPr>
+              <w:pStyle w:val="TableContents"/>
+              <w:bidi w:val="0"/>
+              <w:jc w:val="start"/>
+              <w:rPr>
+                <w:rFonts w:ascii="Calibri" w:hAnsi="Calibri" w:eastAsia="" w:cs=""/>
+                <w:sz w:val="21"/>
+                <w:szCs w:val="21"/>
+              </w:rPr>
+            </w:pPr>
+            <w:r>
+              <w:rPr>
+                <w:rFonts w:eastAsia="" w:cs="" w:ascii="Calibri" w:hAnsi="Calibri"/>
+                <w:sz w:val="21"/>
+                <w:szCs w:val="21"/>
+              </w:rPr>
+            </w:r>
+          </w:p>
+        </w:tc>
+      </w:tr>
+      <w:tr>
+        <w:trPr/>
+        <w:tc>
+          <w:tcPr>
+            <w:tcW w:w="2742" w:type="dxa"/>
+            <w:tcBorders>
+              <w:start w:val="single" w:sz="4" w:space="0" w:color="000000"/>
+              <w:bottom w:val="single" w:sz="4" w:space="0" w:color="000000"/>
+            </w:tcBorders>
+          </w:tcPr>
+          <w:p>
+            <w:pPr>
+              <w:pStyle w:val="TableContents"/>
+              <w:bidi w:val="0"/>
+              <w:jc w:val="start"/>
+              <w:rPr>
+                <w:sz w:val="21"/>
+                <w:szCs w:val="21"/>
+              </w:rPr>
+            </w:pPr>
+            <w:r>
+              <w:rPr>
+                <w:rFonts w:eastAsia="" w:cs="" w:ascii="Calibri" w:hAnsi="Calibri"/>
+                <w:sz w:val="21"/>
+                <w:szCs w:val="21"/>
+              </w:rPr>
+              <w:t>Correctness</w:t>
+            </w:r>
+          </w:p>
+        </w:tc>
+        <w:tc>
+          <w:tcPr>
+            <w:tcW w:w="5868" w:type="dxa"/>
+            <w:tcBorders>
+              <w:start w:val="single" w:sz="4" w:space="0" w:color="000000"/>
+              <w:bottom w:val="single" w:sz="4" w:space="0" w:color="000000"/>
+              <w:end w:val="single" w:sz="4" w:space="0" w:color="000000"/>
+            </w:tcBorders>
+          </w:tcPr>
+          <w:p>
+            <w:pPr>
+              <w:pStyle w:val="TableContents"/>
+              <w:bidi w:val="0"/>
+              <w:jc w:val="start"/>
+              <w:rPr>
+                <w:rFonts w:ascii="Calibri" w:hAnsi="Calibri" w:eastAsia="" w:cs=""/>
+                <w:sz w:val="21"/>
+                <w:szCs w:val="21"/>
+              </w:rPr>
+            </w:pPr>
+            <w:r>
+              <w:rPr>
+                <w:rFonts w:eastAsia="" w:cs="" w:ascii="Calibri" w:hAnsi="Calibri"/>
+                <w:sz w:val="21"/>
+                <w:szCs w:val="21"/>
+              </w:rPr>
+            </w:r>
+          </w:p>
+        </w:tc>
+      </w:tr>
+      <w:tr>
+        <w:trPr/>
+        <w:tc>
+          <w:tcPr>
+            <w:tcW w:w="2742" w:type="dxa"/>
+            <w:tcBorders>
+              <w:start w:val="single" w:sz="4" w:space="0" w:color="000000"/>
+              <w:bottom w:val="single" w:sz="4" w:space="0" w:color="000000"/>
+            </w:tcBorders>
+          </w:tcPr>
+          <w:p>
+            <w:pPr>
+              <w:pStyle w:val="TableContents"/>
+              <w:bidi w:val="0"/>
+              <w:jc w:val="start"/>
+              <w:rPr>
+                <w:sz w:val="21"/>
+                <w:szCs w:val="21"/>
+              </w:rPr>
+            </w:pPr>
+            <w:r>
+              <w:rPr>
+                <w:rFonts w:eastAsia="" w:cs="" w:ascii="Calibri" w:hAnsi="Calibri"/>
+                <w:sz w:val="21"/>
+                <w:szCs w:val="21"/>
+              </w:rPr>
+              <w:t>Answer Problems</w:t>
+            </w:r>
+          </w:p>
+        </w:tc>
+        <w:tc>
+          <w:tcPr>
+            <w:tcW w:w="5868" w:type="dxa"/>
+            <w:tcBorders>
+              <w:start w:val="single" w:sz="4" w:space="0" w:color="000000"/>
+              <w:bottom w:val="single" w:sz="4" w:space="0" w:color="000000"/>
+              <w:end w:val="single" w:sz="4" w:space="0" w:color="000000"/>
+            </w:tcBorders>
+          </w:tcPr>
+          <w:p>
+            <w:pPr>
+              <w:pStyle w:val="TableContents"/>
+              <w:bidi w:val="0"/>
+              <w:jc w:val="start"/>
+              <w:rPr>
+                <w:rFonts w:ascii="Calibri" w:hAnsi="Calibri" w:eastAsia="" w:cs=""/>
+                <w:sz w:val="21"/>
+                <w:szCs w:val="21"/>
+              </w:rPr>
+            </w:pPr>
+            <w:r>
+              <w:rPr>
+                <w:rFonts w:eastAsia="" w:cs="" w:ascii="Calibri" w:hAnsi="Calibri"/>
+                <w:sz w:val="21"/>
+                <w:szCs w:val="21"/>
+              </w:rPr>
+            </w:r>
+          </w:p>
+        </w:tc>
+      </w:tr>
+      <w:tr>
+        <w:trPr/>
+        <w:tc>
+          <w:tcPr>
+            <w:tcW w:w="2742" w:type="dxa"/>
+            <w:tcBorders>
+              <w:start w:val="single" w:sz="4" w:space="0" w:color="000000"/>
+              <w:bottom w:val="single" w:sz="4" w:space="0" w:color="000000"/>
+            </w:tcBorders>
+          </w:tcPr>
+          <w:p>
+            <w:pPr>
+              <w:pStyle w:val="TableContents"/>
+              <w:bidi w:val="0"/>
+              <w:jc w:val="start"/>
+              <w:rPr>
+                <w:sz w:val="21"/>
+                <w:szCs w:val="21"/>
+              </w:rPr>
+            </w:pPr>
+            <w:r>
+              <w:rPr>
+                <w:rFonts w:eastAsia="" w:cs="" w:ascii="Calibri" w:hAnsi="Calibri"/>
+                <w:sz w:val="21"/>
+                <w:szCs w:val="21"/>
+              </w:rPr>
               <w:t>Comments</w:t>
             </w:r>
           </w:p>
@@ -4133,113 +4527,77 @@
     </w:p>
     <w:p>
       <w:pPr>
-        <w:pStyle w:val="Normal"/>
-        <w:bidi w:val="0"/>
-        <w:spacing w:before="36" w:after="36"/>
-        <w:jc w:val="start"/>
-        <w:rPr/>
-      </w:pPr>
-      <w:r>
-        <w:rPr/>
-      </w:r>
-    </w:p>
-    <w:p>
-      <w:pPr>
-        <w:pStyle w:val="Normal"/>
-        <w:bidi w:val="0"/>
-        <w:spacing w:before="36" w:after="36"/>
-        <w:jc w:val="start"/>
-        <w:rPr/>
-      </w:pPr>
-      <w:r>
-        <w:rPr/>
+        <w:pStyle w:val="Heading2"/>
+        <w:rPr/>
+      </w:pPr>
+      <w:r>
+        <w:rPr/>
+        <w:t>Open-Ended Question</w:t>
+      </w:r>
+    </w:p>
+    <w:p>
+      <w:pPr>
+        <w:pStyle w:val="Heading3"/>
+        <w:rPr/>
+      </w:pPr>
+      <w:r>
+        <w:rPr/>
+        <w:t>Lernziel</w:t>
+      </w:r>
+    </w:p>
+    <w:p>
+      <w:pPr>
+        <w:pStyle w:val="FirstParagraph"/>
+        <w:rPr>
+          <w:sz w:val="22"/>
+          <w:szCs w:val="22"/>
+        </w:rPr>
+      </w:pPr>
+      <w:bookmarkStart w:id="23" w:name="lernziel_Copy_1"/>
+      <w:r>
+        <w:rPr>
+          <w:sz w:val="22"/>
+          <w:szCs w:val="22"/>
+        </w:rPr>
+        <w:t>Die Studierenden beherrschen die Mechanismen zur fehlergesicherten Datenübertragung, einschließlich Fehlerkontrolle, Flusskontrolle, Segmentierung, Identifikation und Medienzugriff</w:t>
+      </w:r>
+      <w:bookmarkEnd w:id="23"/>
+    </w:p>
+    <w:p>
+      <w:pPr>
+        <w:pStyle w:val="Heading3"/>
+        <w:rPr/>
+      </w:pPr>
+      <w:r>
+        <w:rPr/>
+        <w:t>Formulierte Frage</w:t>
+      </w:r>
+    </w:p>
+    <w:p>
+      <w:pPr>
+        <w:pStyle w:val="FirstParagraph"/>
+        <w:rPr>
+          <w:sz w:val="22"/>
+          <w:szCs w:val="22"/>
+        </w:rPr>
+      </w:pPr>
+      <w:r>
+        <w:rPr>
+          <w:sz w:val="22"/>
+          <w:szCs w:val="22"/>
+        </w:rPr>
+        <w:t>Frage: Entwickeln Sie ein Konzept für einen Data Link Layer in einem sensorbasierten Netzwerk mit stark begrenzter Energie. Integrieren Sie dabei die fünf Kernaufgaben Fehlerkontrolle, Flusskontrolle, Segmentierung, Identifikation und Medienzugriff so, dass der Energieverbrauch minimiert wird.</w:t>
       </w:r>
     </w:p>
     <w:p>
       <w:pPr>
         <w:pStyle w:val="BodyText"/>
-        <w:bidi w:val="0"/>
-        <w:spacing w:before="36" w:after="36"/>
-        <w:jc w:val="start"/>
-        <w:rPr/>
-      </w:pPr>
-      <w:r>
-        <w:rPr/>
-      </w:r>
-    </w:p>
-    <w:p>
-      <w:pPr>
-        <w:pStyle w:val="Heading2"/>
-        <w:rPr/>
-      </w:pPr>
-      <w:r>
-        <w:rPr/>
-        <w:t>Open-Ended Question</w:t>
-      </w:r>
-    </w:p>
-    <w:p>
-      <w:pPr>
-        <w:pStyle w:val="Heading3"/>
-        <w:rPr/>
-      </w:pPr>
-      <w:r>
-        <w:rPr/>
-        <w:t>Lernziel</w:t>
-      </w:r>
-    </w:p>
-    <w:p>
-      <w:pPr>
-        <w:pStyle w:val="FirstParagraph"/>
-        <w:rPr>
-          <w:sz w:val="22"/>
-          <w:szCs w:val="22"/>
-        </w:rPr>
-      </w:pPr>
-      <w:bookmarkStart w:id="19" w:name="lernziel_Copy_1"/>
-      <w:r>
-        <w:rPr>
-          <w:sz w:val="22"/>
-          <w:szCs w:val="22"/>
-        </w:rPr>
-        <w:t>Die Studierenden beherrschen die Mechanismen zur fehlergesicherten Datenübertragung, einschließlich Fehlerkontrolle, Flusskontrolle, Segmentierung, Identifikation und Medienzugriff</w:t>
-      </w:r>
-      <w:bookmarkEnd w:id="19"/>
-    </w:p>
-    <w:p>
-      <w:pPr>
-        <w:pStyle w:val="Heading3"/>
-        <w:rPr/>
-      </w:pPr>
-      <w:r>
-        <w:rPr/>
-        <w:t>Formulierte Frage</w:t>
-      </w:r>
-    </w:p>
-    <w:p>
-      <w:pPr>
-        <w:pStyle w:val="FirstParagraph"/>
-        <w:rPr>
-          <w:sz w:val="22"/>
-          <w:szCs w:val="22"/>
-        </w:rPr>
-      </w:pPr>
-      <w:r>
-        <w:rPr>
-          <w:sz w:val="22"/>
-          <w:szCs w:val="22"/>
-        </w:rPr>
-        <w:t>Frage: Entwickeln Sie ein Konzept für einen Data Link Layer in einem sensorbasierten Netzwerk mit stark begrenzter Energie. Integrieren Sie dabei die fünf Kernaufgaben Fehlerkontrolle, Flusskontrolle, Segmentierung, Identifikation und Medienzugriff so, dass der Energieverbrauch minimiert wird.</w:t>
-      </w:r>
-    </w:p>
-    <w:p>
-      <w:pPr>
-        <w:pStyle w:val="BodyText"/>
-        <w:rPr>
-          <w:sz w:val="22"/>
-          <w:szCs w:val="22"/>
-        </w:rPr>
-      </w:pPr>
-      <w:bookmarkStart w:id="20" w:name="formulierte-frage_Copy_1"/>
+        <w:rPr>
+          <w:sz w:val="22"/>
+          <w:szCs w:val="22"/>
+        </w:rPr>
+      </w:pPr>
+      <w:bookmarkStart w:id="24" w:name="formulierte-frage_Copy_1"/>
       <w:r>
         <w:rPr>
           <w:sz w:val="22"/>
@@ -4247,7 +4605,7 @@
         </w:rPr>
         <w:t>Antwort: Das Konzept priorisiert minimale Aktivitätsdauer (Duty Cycling) und niedrigen Overhead. Fehlerkontrolle: Leichte Fehlererkennung via CRC, bei Fehlern verwerfen (keine Retransmission, falls Applikation tolerierbar). Flusskontrolle: Stop-and-Wait, um Puffer zu sparen und Senderrate anzupassen. Segmentierung: Feste, kleine Rahmen (z.B. 64 Byte) mit minimalem Header, um Übertragungszeit und Fehlerwahrscheinlichkeit gering zu halten. Identifikation: Kurze, lokale Cluster-Adressen (2 Byte) statt globaler Adressen. Medienzugriff: TDMA-basiert mit vorab zugeteilten Zeitschlitzen; Knoten schlafen außerhalb ihrer Sende-/Empfangsfenster. Dies minimiert Listening, Kollisionen und Overhead, und integriert alle Aufgaben energieeffizient. (Richtig)</w:t>
       </w:r>
-      <w:bookmarkEnd w:id="20"/>
+      <w:bookmarkEnd w:id="24"/>
     </w:p>
     <w:p>
       <w:pPr>
@@ -4464,8 +4822,8 @@
           <w:szCs w:val="22"/>
         </w:rPr>
       </w:pPr>
-      <w:bookmarkStart w:id="21" w:name="open-ended-question"/>
-      <w:bookmarkStart w:id="22" w:name="quelltext_Copy_1"/>
+      <w:bookmarkStart w:id="25" w:name="quelltext_Copy_1"/>
+      <w:bookmarkStart w:id="26" w:name="open-ended-question"/>
       <w:r>
         <w:rPr>
           <w:sz w:val="22"/>
@@ -4473,8 +4831,8 @@
         </w:rPr>
         <w:t>Aktivieren des Physical Layer. 4 typische Aspekte: Senden, Warten, Beheben und Reservieren.</w:t>
       </w:r>
-      <w:bookmarkEnd w:id="21"/>
-      <w:bookmarkEnd w:id="22"/>
+      <w:bookmarkEnd w:id="25"/>
+      <w:bookmarkEnd w:id="26"/>
     </w:p>
     <w:p>
       <w:pPr>
@@ -4522,6 +4880,9 @@
               <w:bidi w:val="0"/>
               <w:jc w:val="start"/>
               <w:rPr>
+                <w:rFonts w:ascii="Calibri" w:hAnsi="Calibri" w:eastAsia="" w:cs=""/>
+                <w:b/>
+                <w:bCs/>
                 <w:sz w:val="21"/>
                 <w:szCs w:val="21"/>
               </w:rPr>
@@ -4529,10 +4890,12 @@
             <w:r>
               <w:rPr>
                 <w:rFonts w:eastAsia="" w:cs="" w:ascii="Calibri" w:hAnsi="Calibri"/>
-                <w:sz w:val="21"/>
-                <w:szCs w:val="21"/>
-              </w:rPr>
-              <w:t>Relevance</w:t>
+                <w:b/>
+                <w:bCs/>
+                <w:sz w:val="21"/>
+                <w:szCs w:val="21"/>
+              </w:rPr>
+              <w:t>Question-based:</w:t>
             </w:r>
           </w:p>
         </w:tc>
@@ -4563,6 +4926,7 @@
                 <w:sz w:val="21"/>
                 <w:szCs w:val="21"/>
               </w:rPr>
+              <w:t>----------------------------------------------------------------------------------------</w:t>
             </w:r>
           </w:p>
         </w:tc>
@@ -4593,7 +4957,7 @@
                 <w:sz w:val="21"/>
                 <w:szCs w:val="21"/>
               </w:rPr>
-              <w:t>Clarity</w:t>
+              <w:t>Relevance</w:t>
             </w:r>
           </w:p>
         </w:tc>
@@ -4653,7 +5017,7 @@
                 <w:sz w:val="21"/>
                 <w:szCs w:val="21"/>
               </w:rPr>
-              <w:t>Answerability</w:t>
+              <w:t>Clarity</w:t>
             </w:r>
           </w:p>
         </w:tc>
@@ -4713,7 +5077,7 @@
                 <w:sz w:val="21"/>
                 <w:szCs w:val="21"/>
               </w:rPr>
-              <w:t>Challenging</w:t>
+              <w:t>Answerability</w:t>
             </w:r>
           </w:p>
         </w:tc>
@@ -4773,7 +5137,7 @@
                 <w:sz w:val="21"/>
                 <w:szCs w:val="21"/>
               </w:rPr>
-              <w:t>Value</w:t>
+              <w:t>Challenging</w:t>
             </w:r>
           </w:p>
         </w:tc>
@@ -4833,7 +5197,7 @@
                 <w:sz w:val="21"/>
                 <w:szCs w:val="21"/>
               </w:rPr>
-              <w:t>Language</w:t>
+              <w:t>Value</w:t>
             </w:r>
           </w:p>
         </w:tc>
@@ -4893,7 +5257,7 @@
                 <w:sz w:val="21"/>
                 <w:szCs w:val="21"/>
               </w:rPr>
-              <w:t>Correctness</w:t>
+              <w:t>Language</w:t>
             </w:r>
           </w:p>
         </w:tc>
@@ -4953,7 +5317,7 @@
                 <w:sz w:val="21"/>
                 <w:szCs w:val="21"/>
               </w:rPr>
-              <w:t>Answer Problems</w:t>
+              <w:t>----------------------------------------</w:t>
             </w:r>
           </w:p>
         </w:tc>
@@ -4983,6 +5347,7 @@
                 <w:sz w:val="21"/>
                 <w:szCs w:val="21"/>
               </w:rPr>
+              <w:t>----------------------------------------------------------------------------------------</w:t>
             </w:r>
           </w:p>
         </w:tc>
@@ -5003,6 +5368,312 @@
               <w:bidi w:val="0"/>
               <w:jc w:val="start"/>
               <w:rPr>
+                <w:rFonts w:ascii="Calibri" w:hAnsi="Calibri" w:eastAsia="" w:cs=""/>
+                <w:b/>
+                <w:bCs/>
+                <w:sz w:val="21"/>
+                <w:szCs w:val="21"/>
+              </w:rPr>
+            </w:pPr>
+            <w:r>
+              <w:rPr>
+                <w:rFonts w:eastAsia="" w:cs="" w:ascii="Calibri" w:hAnsi="Calibri"/>
+                <w:b/>
+                <w:bCs/>
+                <w:sz w:val="21"/>
+                <w:szCs w:val="21"/>
+              </w:rPr>
+              <w:t>Answer-based:</w:t>
+            </w:r>
+          </w:p>
+        </w:tc>
+        <w:tc>
+          <w:tcPr>
+            <w:tcW w:w="5868" w:type="dxa"/>
+            <w:tcBorders>
+              <w:start w:val="single" w:sz="4" w:space="0" w:color="000000"/>
+              <w:bottom w:val="single" w:sz="4" w:space="0" w:color="000000"/>
+              <w:end w:val="single" w:sz="4" w:space="0" w:color="000000"/>
+            </w:tcBorders>
+          </w:tcPr>
+          <w:p>
+            <w:pPr>
+              <w:pStyle w:val="TableContents"/>
+              <w:bidi w:val="0"/>
+              <w:jc w:val="start"/>
+              <w:rPr>
+                <w:rFonts w:ascii="Calibri" w:hAnsi="Calibri" w:eastAsia="" w:cs=""/>
+                <w:sz w:val="21"/>
+                <w:szCs w:val="21"/>
+              </w:rPr>
+            </w:pPr>
+            <w:r>
+              <w:rPr>
+                <w:rFonts w:eastAsia="" w:cs="" w:ascii="Calibri" w:hAnsi="Calibri"/>
+                <w:sz w:val="21"/>
+                <w:szCs w:val="21"/>
+              </w:rPr>
+              <w:t>----------------------------------------------------------------------------------------</w:t>
+            </w:r>
+          </w:p>
+        </w:tc>
+      </w:tr>
+      <w:tr>
+        <w:trPr/>
+        <w:tc>
+          <w:tcPr>
+            <w:tcW w:w="2742" w:type="dxa"/>
+            <w:tcBorders>
+              <w:start w:val="single" w:sz="4" w:space="0" w:color="000000"/>
+              <w:bottom w:val="single" w:sz="4" w:space="0" w:color="000000"/>
+            </w:tcBorders>
+          </w:tcPr>
+          <w:p>
+            <w:pPr>
+              <w:pStyle w:val="TableContents"/>
+              <w:bidi w:val="0"/>
+              <w:jc w:val="start"/>
+              <w:rPr>
+                <w:sz w:val="21"/>
+                <w:szCs w:val="21"/>
+              </w:rPr>
+            </w:pPr>
+            <w:r>
+              <w:rPr>
+                <w:rFonts w:eastAsia="" w:cs="" w:ascii="Calibri" w:hAnsi="Calibri"/>
+                <w:sz w:val="21"/>
+                <w:szCs w:val="21"/>
+              </w:rPr>
+              <w:t>Clarity</w:t>
+            </w:r>
+          </w:p>
+        </w:tc>
+        <w:tc>
+          <w:tcPr>
+            <w:tcW w:w="5868" w:type="dxa"/>
+            <w:tcBorders>
+              <w:start w:val="single" w:sz="4" w:space="0" w:color="000000"/>
+              <w:bottom w:val="single" w:sz="4" w:space="0" w:color="000000"/>
+              <w:end w:val="single" w:sz="4" w:space="0" w:color="000000"/>
+            </w:tcBorders>
+          </w:tcPr>
+          <w:p>
+            <w:pPr>
+              <w:pStyle w:val="TableContents"/>
+              <w:bidi w:val="0"/>
+              <w:jc w:val="start"/>
+              <w:rPr>
+                <w:rFonts w:ascii="Calibri" w:hAnsi="Calibri" w:eastAsia="" w:cs=""/>
+                <w:sz w:val="21"/>
+                <w:szCs w:val="21"/>
+              </w:rPr>
+            </w:pPr>
+            <w:r>
+              <w:rPr>
+                <w:rFonts w:eastAsia="" w:cs="" w:ascii="Calibri" w:hAnsi="Calibri"/>
+                <w:sz w:val="21"/>
+                <w:szCs w:val="21"/>
+              </w:rPr>
+            </w:r>
+          </w:p>
+        </w:tc>
+      </w:tr>
+      <w:tr>
+        <w:trPr/>
+        <w:tc>
+          <w:tcPr>
+            <w:tcW w:w="2742" w:type="dxa"/>
+            <w:tcBorders>
+              <w:start w:val="single" w:sz="4" w:space="0" w:color="000000"/>
+              <w:bottom w:val="single" w:sz="4" w:space="0" w:color="000000"/>
+            </w:tcBorders>
+          </w:tcPr>
+          <w:p>
+            <w:pPr>
+              <w:pStyle w:val="TableContents"/>
+              <w:bidi w:val="0"/>
+              <w:jc w:val="start"/>
+              <w:rPr>
+                <w:sz w:val="21"/>
+                <w:szCs w:val="21"/>
+              </w:rPr>
+            </w:pPr>
+            <w:r>
+              <w:rPr>
+                <w:rFonts w:eastAsia="" w:cs="" w:ascii="Calibri" w:hAnsi="Calibri"/>
+                <w:sz w:val="21"/>
+                <w:szCs w:val="21"/>
+              </w:rPr>
+              <w:t>Language</w:t>
+            </w:r>
+          </w:p>
+        </w:tc>
+        <w:tc>
+          <w:tcPr>
+            <w:tcW w:w="5868" w:type="dxa"/>
+            <w:tcBorders>
+              <w:start w:val="single" w:sz="4" w:space="0" w:color="000000"/>
+              <w:bottom w:val="single" w:sz="4" w:space="0" w:color="000000"/>
+              <w:end w:val="single" w:sz="4" w:space="0" w:color="000000"/>
+            </w:tcBorders>
+          </w:tcPr>
+          <w:p>
+            <w:pPr>
+              <w:pStyle w:val="TableContents"/>
+              <w:bidi w:val="0"/>
+              <w:jc w:val="start"/>
+              <w:rPr>
+                <w:rFonts w:ascii="Calibri" w:hAnsi="Calibri" w:eastAsia="" w:cs=""/>
+                <w:sz w:val="21"/>
+                <w:szCs w:val="21"/>
+              </w:rPr>
+            </w:pPr>
+            <w:r>
+              <w:rPr>
+                <w:rFonts w:eastAsia="" w:cs="" w:ascii="Calibri" w:hAnsi="Calibri"/>
+                <w:sz w:val="21"/>
+                <w:szCs w:val="21"/>
+              </w:rPr>
+            </w:r>
+          </w:p>
+        </w:tc>
+      </w:tr>
+      <w:tr>
+        <w:trPr/>
+        <w:tc>
+          <w:tcPr>
+            <w:tcW w:w="2742" w:type="dxa"/>
+            <w:tcBorders>
+              <w:start w:val="single" w:sz="4" w:space="0" w:color="000000"/>
+              <w:bottom w:val="single" w:sz="4" w:space="0" w:color="000000"/>
+            </w:tcBorders>
+          </w:tcPr>
+          <w:p>
+            <w:pPr>
+              <w:pStyle w:val="TableContents"/>
+              <w:bidi w:val="0"/>
+              <w:jc w:val="start"/>
+              <w:rPr>
+                <w:sz w:val="21"/>
+                <w:szCs w:val="21"/>
+              </w:rPr>
+            </w:pPr>
+            <w:r>
+              <w:rPr>
+                <w:rFonts w:eastAsia="" w:cs="" w:ascii="Calibri" w:hAnsi="Calibri"/>
+                <w:sz w:val="21"/>
+                <w:szCs w:val="21"/>
+              </w:rPr>
+              <w:t>Correctness</w:t>
+            </w:r>
+          </w:p>
+        </w:tc>
+        <w:tc>
+          <w:tcPr>
+            <w:tcW w:w="5868" w:type="dxa"/>
+            <w:tcBorders>
+              <w:start w:val="single" w:sz="4" w:space="0" w:color="000000"/>
+              <w:bottom w:val="single" w:sz="4" w:space="0" w:color="000000"/>
+              <w:end w:val="single" w:sz="4" w:space="0" w:color="000000"/>
+            </w:tcBorders>
+          </w:tcPr>
+          <w:p>
+            <w:pPr>
+              <w:pStyle w:val="TableContents"/>
+              <w:bidi w:val="0"/>
+              <w:jc w:val="start"/>
+              <w:rPr>
+                <w:rFonts w:ascii="Calibri" w:hAnsi="Calibri" w:eastAsia="" w:cs=""/>
+                <w:sz w:val="21"/>
+                <w:szCs w:val="21"/>
+              </w:rPr>
+            </w:pPr>
+            <w:r>
+              <w:rPr>
+                <w:rFonts w:eastAsia="" w:cs="" w:ascii="Calibri" w:hAnsi="Calibri"/>
+                <w:sz w:val="21"/>
+                <w:szCs w:val="21"/>
+              </w:rPr>
+            </w:r>
+          </w:p>
+        </w:tc>
+      </w:tr>
+      <w:tr>
+        <w:trPr/>
+        <w:tc>
+          <w:tcPr>
+            <w:tcW w:w="2742" w:type="dxa"/>
+            <w:tcBorders>
+              <w:start w:val="single" w:sz="4" w:space="0" w:color="000000"/>
+              <w:bottom w:val="single" w:sz="4" w:space="0" w:color="000000"/>
+            </w:tcBorders>
+          </w:tcPr>
+          <w:p>
+            <w:pPr>
+              <w:pStyle w:val="TableContents"/>
+              <w:bidi w:val="0"/>
+              <w:jc w:val="start"/>
+              <w:rPr>
+                <w:sz w:val="21"/>
+                <w:szCs w:val="21"/>
+              </w:rPr>
+            </w:pPr>
+            <w:r>
+              <w:rPr>
+                <w:rFonts w:eastAsia="" w:cs="" w:ascii="Calibri" w:hAnsi="Calibri"/>
+                <w:sz w:val="21"/>
+                <w:szCs w:val="21"/>
+              </w:rPr>
+              <w:t>Answer Problems</w:t>
+            </w:r>
+          </w:p>
+        </w:tc>
+        <w:tc>
+          <w:tcPr>
+            <w:tcW w:w="5868" w:type="dxa"/>
+            <w:tcBorders>
+              <w:start w:val="single" w:sz="4" w:space="0" w:color="000000"/>
+              <w:bottom w:val="single" w:sz="4" w:space="0" w:color="000000"/>
+              <w:end w:val="single" w:sz="4" w:space="0" w:color="000000"/>
+            </w:tcBorders>
+          </w:tcPr>
+          <w:p>
+            <w:pPr>
+              <w:pStyle w:val="TableContents"/>
+              <w:bidi w:val="0"/>
+              <w:jc w:val="start"/>
+              <w:rPr>
+                <w:rFonts w:ascii="Calibri" w:hAnsi="Calibri" w:eastAsia="" w:cs=""/>
+                <w:sz w:val="21"/>
+                <w:szCs w:val="21"/>
+              </w:rPr>
+            </w:pPr>
+            <w:r>
+              <w:rPr>
+                <w:rFonts w:eastAsia="" w:cs="" w:ascii="Calibri" w:hAnsi="Calibri"/>
+                <w:sz w:val="21"/>
+                <w:szCs w:val="21"/>
+              </w:rPr>
+            </w:r>
+          </w:p>
+        </w:tc>
+      </w:tr>
+      <w:tr>
+        <w:trPr/>
+        <w:tc>
+          <w:tcPr>
+            <w:tcW w:w="2742" w:type="dxa"/>
+            <w:tcBorders>
+              <w:start w:val="single" w:sz="4" w:space="0" w:color="000000"/>
+              <w:bottom w:val="single" w:sz="4" w:space="0" w:color="000000"/>
+            </w:tcBorders>
+          </w:tcPr>
+          <w:p>
+            <w:pPr>
+              <w:pStyle w:val="TableContents"/>
+              <w:bidi w:val="0"/>
+              <w:jc w:val="start"/>
+              <w:rPr>
                 <w:sz w:val="21"/>
                 <w:szCs w:val="21"/>
               </w:rPr>
@@ -5075,7 +5746,7 @@
     <w:sectPr>
       <w:type w:val="nextPage"/>
       <w:pgSz w:w="12240" w:h="15840"/>
-      <w:pgMar w:left="1786" w:right="1786" w:gutter="0" w:header="0" w:top="1134" w:footer="0" w:bottom="1134"/>
+      <w:pgMar w:left="720" w:right="2851" w:gutter="0" w:header="0" w:top="864" w:footer="0" w:bottom="864"/>
       <w:pgNumType w:fmt="decimal"/>
       <w:formProt w:val="false"/>
       <w:textDirection w:val="lrTb"/>
@@ -5225,8 +5896,9 @@
   </w:abstractNum>
   <w:abstractNum w:abstractNumId="2">
     <w:lvl w:ilvl="0">
-      <w:numFmt w:val="bullet"/>
-      <w:lvlText w:val=""/>
+      <w:start w:val="1"/>
+      <w:numFmt w:val="lowerLetter"/>
+      <w:lvlText w:val="%1)"/>
       <w:lvlJc w:val="start"/>
       <w:pPr>
         <w:tabs>
@@ -5235,13 +5907,13 @@
         <w:ind w:start="720" w:hanging="360"/>
       </w:pPr>
       <w:rPr>
-        <w:rFonts w:ascii="Symbol" w:hAnsi="Symbol" w:cs="Symbol" w:hint="default"/>
+        <w:rFonts w:ascii="Noto Serif" w:hAnsi="Noto Serif" w:cs="Symbol"/>
       </w:rPr>
     </w:lvl>
     <w:lvl w:ilvl="1">
-      <w:start w:val="0"/>
-      <w:numFmt w:val="bullet"/>
-      <w:lvlText w:val="o"/>
+      <w:start w:val="1"/>
+      <w:numFmt w:val="lowerLetter"/>
+      <w:lvlText w:val="%2)"/>
       <w:lvlJc w:val="start"/>
       <w:pPr>
         <w:tabs>
@@ -5250,13 +5922,13 @@
         <w:ind w:start="1440" w:hanging="360"/>
       </w:pPr>
       <w:rPr>
-        <w:rFonts w:ascii="Courier New" w:hAnsi="Courier New" w:cs="Courier New" w:hint="default"/>
+        <w:rFonts w:cs="Courier New"/>
       </w:rPr>
     </w:lvl>
     <w:lvl w:ilvl="2">
-      <w:start w:val="0"/>
-      <w:numFmt w:val="bullet"/>
-      <w:lvlText w:val=""/>
+      <w:start w:val="1"/>
+      <w:numFmt w:val="lowerLetter"/>
+      <w:lvlText w:val="%3)"/>
       <w:lvlJc w:val="start"/>
       <w:pPr>
         <w:tabs>
@@ -5265,13 +5937,13 @@
         <w:ind w:start="2160" w:hanging="360"/>
       </w:pPr>
       <w:rPr>
-        <w:rFonts w:ascii="Wingdings" w:hAnsi="Wingdings" w:cs="Wingdings" w:hint="default"/>
+        <w:rFonts w:cs="Wingdings"/>
       </w:rPr>
     </w:lvl>
     <w:lvl w:ilvl="3">
-      <w:start w:val="0"/>
-      <w:numFmt w:val="bullet"/>
-      <w:lvlText w:val=""/>
+      <w:start w:val="1"/>
+      <w:numFmt w:val="lowerLetter"/>
+      <w:lvlText w:val="%4)"/>
       <w:lvlJc w:val="start"/>
       <w:pPr>
         <w:tabs>
@@ -5280,13 +5952,13 @@
         <w:ind w:start="2880" w:hanging="360"/>
       </w:pPr>
       <w:rPr>
-        <w:rFonts w:ascii="Symbol" w:hAnsi="Symbol" w:cs="Symbol" w:hint="default"/>
+        <w:rFonts w:ascii="Noto Serif" w:hAnsi="Noto Serif" w:cs="Symbol"/>
       </w:rPr>
     </w:lvl>
     <w:lvl w:ilvl="4">
-      <w:start w:val="0"/>
-      <w:numFmt w:val="bullet"/>
-      <w:lvlText w:val="o"/>
+      <w:start w:val="1"/>
+      <w:numFmt w:val="lowerLetter"/>
+      <w:lvlText w:val="%5)"/>
       <w:lvlJc w:val="start"/>
       <w:pPr>
         <w:tabs>
@@ -5295,13 +5967,13 @@
         <w:ind w:start="3600" w:hanging="360"/>
       </w:pPr>
       <w:rPr>
-        <w:rFonts w:ascii="Courier New" w:hAnsi="Courier New" w:cs="Courier New" w:hint="default"/>
+        <w:rFonts w:cs="Courier New"/>
       </w:rPr>
     </w:lvl>
     <w:lvl w:ilvl="5">
-      <w:start w:val="0"/>
-      <w:numFmt w:val="bullet"/>
-      <w:lvlText w:val=""/>
+      <w:start w:val="1"/>
+      <w:numFmt w:val="lowerLetter"/>
+      <w:lvlText w:val="%6)"/>
       <w:lvlJc w:val="start"/>
       <w:pPr>
         <w:tabs>
@@ -5310,13 +5982,13 @@
         <w:ind w:start="4320" w:hanging="360"/>
       </w:pPr>
       <w:rPr>
-        <w:rFonts w:ascii="Wingdings" w:hAnsi="Wingdings" w:cs="Wingdings" w:hint="default"/>
+        <w:rFonts w:cs="Wingdings"/>
       </w:rPr>
     </w:lvl>
     <w:lvl w:ilvl="6">
-      <w:start w:val="0"/>
-      <w:numFmt w:val="bullet"/>
-      <w:lvlText w:val=""/>
+      <w:start w:val="1"/>
+      <w:numFmt w:val="lowerLetter"/>
+      <w:lvlText w:val="%7)"/>
       <w:lvlJc w:val="start"/>
       <w:pPr>
         <w:tabs>
@@ -5325,13 +5997,13 @@
         <w:ind w:start="5040" w:hanging="360"/>
       </w:pPr>
       <w:rPr>
-        <w:rFonts w:ascii="Symbol" w:hAnsi="Symbol" w:cs="Symbol" w:hint="default"/>
+        <w:rFonts w:ascii="Noto Serif" w:hAnsi="Noto Serif" w:cs="Symbol"/>
       </w:rPr>
     </w:lvl>
     <w:lvl w:ilvl="7">
-      <w:start w:val="0"/>
-      <w:numFmt w:val="bullet"/>
-      <w:lvlText w:val="o"/>
+      <w:start w:val="1"/>
+      <w:numFmt w:val="lowerLetter"/>
+      <w:lvlText w:val="%8)"/>
       <w:lvlJc w:val="start"/>
       <w:pPr>
         <w:tabs>
@@ -5340,13 +6012,13 @@
         <w:ind w:start="5760" w:hanging="360"/>
       </w:pPr>
       <w:rPr>
-        <w:rFonts w:ascii="Courier New" w:hAnsi="Courier New" w:cs="Courier New" w:hint="default"/>
+        <w:rFonts w:cs="Courier New"/>
       </w:rPr>
     </w:lvl>
     <w:lvl w:ilvl="8">
-      <w:start w:val="0"/>
-      <w:numFmt w:val="bullet"/>
-      <w:lvlText w:val=""/>
+      <w:start w:val="1"/>
+      <w:numFmt w:val="lowerLetter"/>
+      <w:lvlText w:val="%9)"/>
       <w:lvlJc w:val="start"/>
       <w:pPr>
         <w:tabs>
@@ -5355,7 +6027,7 @@
         <w:ind w:start="6480" w:hanging="360"/>
       </w:pPr>
       <w:rPr>
-        <w:rFonts w:ascii="Wingdings" w:hAnsi="Wingdings" w:cs="Wingdings" w:hint="default"/>
+        <w:rFonts w:cs="Wingdings"/>
       </w:rPr>
     </w:lvl>
   </w:abstractNum>
@@ -5634,9 +6306,417 @@
   </w:abstractNum>
   <w:abstractNum w:abstractNumId="5">
     <w:lvl w:ilvl="0">
+      <w:numFmt w:val="bullet"/>
+      <w:lvlText w:val=""/>
+      <w:lvlJc w:val="start"/>
+      <w:pPr>
+        <w:tabs>
+          <w:tab w:val="num" w:pos="0"/>
+        </w:tabs>
+        <w:ind w:start="720" w:hanging="360"/>
+      </w:pPr>
+      <w:rPr>
+        <w:rFonts w:ascii="Symbol" w:hAnsi="Symbol" w:cs="Symbol" w:hint="default"/>
+      </w:rPr>
+    </w:lvl>
+    <w:lvl w:ilvl="1">
+      <w:start w:val="0"/>
+      <w:numFmt w:val="bullet"/>
+      <w:lvlText w:val="o"/>
+      <w:lvlJc w:val="start"/>
+      <w:pPr>
+        <w:tabs>
+          <w:tab w:val="num" w:pos="0"/>
+        </w:tabs>
+        <w:ind w:start="1440" w:hanging="360"/>
+      </w:pPr>
+      <w:rPr>
+        <w:rFonts w:ascii="Courier New" w:hAnsi="Courier New" w:cs="Courier New" w:hint="default"/>
+      </w:rPr>
+    </w:lvl>
+    <w:lvl w:ilvl="2">
+      <w:start w:val="0"/>
+      <w:numFmt w:val="bullet"/>
+      <w:lvlText w:val=""/>
+      <w:lvlJc w:val="start"/>
+      <w:pPr>
+        <w:tabs>
+          <w:tab w:val="num" w:pos="0"/>
+        </w:tabs>
+        <w:ind w:start="2160" w:hanging="360"/>
+      </w:pPr>
+      <w:rPr>
+        <w:rFonts w:ascii="Wingdings" w:hAnsi="Wingdings" w:cs="Wingdings" w:hint="default"/>
+      </w:rPr>
+    </w:lvl>
+    <w:lvl w:ilvl="3">
+      <w:start w:val="0"/>
+      <w:numFmt w:val="bullet"/>
+      <w:lvlText w:val=""/>
+      <w:lvlJc w:val="start"/>
+      <w:pPr>
+        <w:tabs>
+          <w:tab w:val="num" w:pos="0"/>
+        </w:tabs>
+        <w:ind w:start="2880" w:hanging="360"/>
+      </w:pPr>
+      <w:rPr>
+        <w:rFonts w:ascii="Symbol" w:hAnsi="Symbol" w:cs="Symbol" w:hint="default"/>
+      </w:rPr>
+    </w:lvl>
+    <w:lvl w:ilvl="4">
+      <w:start w:val="0"/>
+      <w:numFmt w:val="bullet"/>
+      <w:lvlText w:val="o"/>
+      <w:lvlJc w:val="start"/>
+      <w:pPr>
+        <w:tabs>
+          <w:tab w:val="num" w:pos="0"/>
+        </w:tabs>
+        <w:ind w:start="3600" w:hanging="360"/>
+      </w:pPr>
+      <w:rPr>
+        <w:rFonts w:ascii="Courier New" w:hAnsi="Courier New" w:cs="Courier New" w:hint="default"/>
+      </w:rPr>
+    </w:lvl>
+    <w:lvl w:ilvl="5">
+      <w:start w:val="0"/>
+      <w:numFmt w:val="bullet"/>
+      <w:lvlText w:val=""/>
+      <w:lvlJc w:val="start"/>
+      <w:pPr>
+        <w:tabs>
+          <w:tab w:val="num" w:pos="0"/>
+        </w:tabs>
+        <w:ind w:start="4320" w:hanging="360"/>
+      </w:pPr>
+      <w:rPr>
+        <w:rFonts w:ascii="Wingdings" w:hAnsi="Wingdings" w:cs="Wingdings" w:hint="default"/>
+      </w:rPr>
+    </w:lvl>
+    <w:lvl w:ilvl="6">
+      <w:start w:val="0"/>
+      <w:numFmt w:val="bullet"/>
+      <w:lvlText w:val=""/>
+      <w:lvlJc w:val="start"/>
+      <w:pPr>
+        <w:tabs>
+          <w:tab w:val="num" w:pos="0"/>
+        </w:tabs>
+        <w:ind w:start="5040" w:hanging="360"/>
+      </w:pPr>
+      <w:rPr>
+        <w:rFonts w:ascii="Symbol" w:hAnsi="Symbol" w:cs="Symbol" w:hint="default"/>
+      </w:rPr>
+    </w:lvl>
+    <w:lvl w:ilvl="7">
+      <w:start w:val="0"/>
+      <w:numFmt w:val="bullet"/>
+      <w:lvlText w:val="o"/>
+      <w:lvlJc w:val="start"/>
+      <w:pPr>
+        <w:tabs>
+          <w:tab w:val="num" w:pos="0"/>
+        </w:tabs>
+        <w:ind w:start="5760" w:hanging="360"/>
+      </w:pPr>
+      <w:rPr>
+        <w:rFonts w:ascii="Courier New" w:hAnsi="Courier New" w:cs="Courier New" w:hint="default"/>
+      </w:rPr>
+    </w:lvl>
+    <w:lvl w:ilvl="8">
+      <w:start w:val="0"/>
+      <w:numFmt w:val="bullet"/>
+      <w:lvlText w:val=""/>
+      <w:lvlJc w:val="start"/>
+      <w:pPr>
+        <w:tabs>
+          <w:tab w:val="num" w:pos="0"/>
+        </w:tabs>
+        <w:ind w:start="6480" w:hanging="360"/>
+      </w:pPr>
+      <w:rPr>
+        <w:rFonts w:ascii="Wingdings" w:hAnsi="Wingdings" w:cs="Wingdings" w:hint="default"/>
+      </w:rPr>
+    </w:lvl>
+  </w:abstractNum>
+  <w:abstractNum w:abstractNumId="6">
+    <w:lvl w:ilvl="0">
+      <w:numFmt w:val="bullet"/>
+      <w:lvlText w:val=""/>
+      <w:lvlJc w:val="start"/>
+      <w:pPr>
+        <w:tabs>
+          <w:tab w:val="num" w:pos="0"/>
+        </w:tabs>
+        <w:ind w:start="720" w:hanging="360"/>
+      </w:pPr>
+      <w:rPr>
+        <w:rFonts w:ascii="Symbol" w:hAnsi="Symbol" w:cs="Symbol" w:hint="default"/>
+      </w:rPr>
+    </w:lvl>
+    <w:lvl w:ilvl="1">
+      <w:start w:val="0"/>
+      <w:numFmt w:val="bullet"/>
+      <w:lvlText w:val="o"/>
+      <w:lvlJc w:val="start"/>
+      <w:pPr>
+        <w:tabs>
+          <w:tab w:val="num" w:pos="0"/>
+        </w:tabs>
+        <w:ind w:start="1440" w:hanging="360"/>
+      </w:pPr>
+      <w:rPr>
+        <w:rFonts w:ascii="Courier New" w:hAnsi="Courier New" w:cs="Courier New" w:hint="default"/>
+      </w:rPr>
+    </w:lvl>
+    <w:lvl w:ilvl="2">
+      <w:start w:val="0"/>
+      <w:numFmt w:val="bullet"/>
+      <w:lvlText w:val=""/>
+      <w:lvlJc w:val="start"/>
+      <w:pPr>
+        <w:tabs>
+          <w:tab w:val="num" w:pos="0"/>
+        </w:tabs>
+        <w:ind w:start="2160" w:hanging="360"/>
+      </w:pPr>
+      <w:rPr>
+        <w:rFonts w:ascii="Wingdings" w:hAnsi="Wingdings" w:cs="Wingdings" w:hint="default"/>
+      </w:rPr>
+    </w:lvl>
+    <w:lvl w:ilvl="3">
+      <w:start w:val="0"/>
+      <w:numFmt w:val="bullet"/>
+      <w:lvlText w:val=""/>
+      <w:lvlJc w:val="start"/>
+      <w:pPr>
+        <w:tabs>
+          <w:tab w:val="num" w:pos="0"/>
+        </w:tabs>
+        <w:ind w:start="2880" w:hanging="360"/>
+      </w:pPr>
+      <w:rPr>
+        <w:rFonts w:ascii="Symbol" w:hAnsi="Symbol" w:cs="Symbol" w:hint="default"/>
+      </w:rPr>
+    </w:lvl>
+    <w:lvl w:ilvl="4">
+      <w:start w:val="0"/>
+      <w:numFmt w:val="bullet"/>
+      <w:lvlText w:val="o"/>
+      <w:lvlJc w:val="start"/>
+      <w:pPr>
+        <w:tabs>
+          <w:tab w:val="num" w:pos="0"/>
+        </w:tabs>
+        <w:ind w:start="3600" w:hanging="360"/>
+      </w:pPr>
+      <w:rPr>
+        <w:rFonts w:ascii="Courier New" w:hAnsi="Courier New" w:cs="Courier New" w:hint="default"/>
+      </w:rPr>
+    </w:lvl>
+    <w:lvl w:ilvl="5">
+      <w:start w:val="0"/>
+      <w:numFmt w:val="bullet"/>
+      <w:lvlText w:val=""/>
+      <w:lvlJc w:val="start"/>
+      <w:pPr>
+        <w:tabs>
+          <w:tab w:val="num" w:pos="0"/>
+        </w:tabs>
+        <w:ind w:start="4320" w:hanging="360"/>
+      </w:pPr>
+      <w:rPr>
+        <w:rFonts w:ascii="Wingdings" w:hAnsi="Wingdings" w:cs="Wingdings" w:hint="default"/>
+      </w:rPr>
+    </w:lvl>
+    <w:lvl w:ilvl="6">
+      <w:start w:val="0"/>
+      <w:numFmt w:val="bullet"/>
+      <w:lvlText w:val=""/>
+      <w:lvlJc w:val="start"/>
+      <w:pPr>
+        <w:tabs>
+          <w:tab w:val="num" w:pos="0"/>
+        </w:tabs>
+        <w:ind w:start="5040" w:hanging="360"/>
+      </w:pPr>
+      <w:rPr>
+        <w:rFonts w:ascii="Symbol" w:hAnsi="Symbol" w:cs="Symbol" w:hint="default"/>
+      </w:rPr>
+    </w:lvl>
+    <w:lvl w:ilvl="7">
+      <w:start w:val="0"/>
+      <w:numFmt w:val="bullet"/>
+      <w:lvlText w:val="o"/>
+      <w:lvlJc w:val="start"/>
+      <w:pPr>
+        <w:tabs>
+          <w:tab w:val="num" w:pos="0"/>
+        </w:tabs>
+        <w:ind w:start="5760" w:hanging="360"/>
+      </w:pPr>
+      <w:rPr>
+        <w:rFonts w:ascii="Courier New" w:hAnsi="Courier New" w:cs="Courier New" w:hint="default"/>
+      </w:rPr>
+    </w:lvl>
+    <w:lvl w:ilvl="8">
+      <w:start w:val="0"/>
+      <w:numFmt w:val="bullet"/>
+      <w:lvlText w:val=""/>
+      <w:lvlJc w:val="start"/>
+      <w:pPr>
+        <w:tabs>
+          <w:tab w:val="num" w:pos="0"/>
+        </w:tabs>
+        <w:ind w:start="6480" w:hanging="360"/>
+      </w:pPr>
+      <w:rPr>
+        <w:rFonts w:ascii="Wingdings" w:hAnsi="Wingdings" w:cs="Wingdings" w:hint="default"/>
+      </w:rPr>
+    </w:lvl>
+  </w:abstractNum>
+  <w:abstractNum w:abstractNumId="7">
+    <w:lvl w:ilvl="0">
+      <w:numFmt w:val="bullet"/>
+      <w:lvlText w:val=""/>
+      <w:lvlJc w:val="start"/>
+      <w:pPr>
+        <w:tabs>
+          <w:tab w:val="num" w:pos="0"/>
+        </w:tabs>
+        <w:ind w:start="720" w:hanging="360"/>
+      </w:pPr>
+      <w:rPr>
+        <w:rFonts w:ascii="Symbol" w:hAnsi="Symbol" w:cs="Symbol" w:hint="default"/>
+      </w:rPr>
+    </w:lvl>
+    <w:lvl w:ilvl="1">
+      <w:start w:val="0"/>
+      <w:numFmt w:val="bullet"/>
+      <w:lvlText w:val="o"/>
+      <w:lvlJc w:val="start"/>
+      <w:pPr>
+        <w:tabs>
+          <w:tab w:val="num" w:pos="0"/>
+        </w:tabs>
+        <w:ind w:start="1440" w:hanging="360"/>
+      </w:pPr>
+      <w:rPr>
+        <w:rFonts w:ascii="Courier New" w:hAnsi="Courier New" w:cs="Courier New" w:hint="default"/>
+      </w:rPr>
+    </w:lvl>
+    <w:lvl w:ilvl="2">
+      <w:start w:val="0"/>
+      <w:numFmt w:val="bullet"/>
+      <w:lvlText w:val=""/>
+      <w:lvlJc w:val="start"/>
+      <w:pPr>
+        <w:tabs>
+          <w:tab w:val="num" w:pos="0"/>
+        </w:tabs>
+        <w:ind w:start="2160" w:hanging="360"/>
+      </w:pPr>
+      <w:rPr>
+        <w:rFonts w:ascii="Wingdings" w:hAnsi="Wingdings" w:cs="Wingdings" w:hint="default"/>
+      </w:rPr>
+    </w:lvl>
+    <w:lvl w:ilvl="3">
+      <w:start w:val="0"/>
+      <w:numFmt w:val="bullet"/>
+      <w:lvlText w:val=""/>
+      <w:lvlJc w:val="start"/>
+      <w:pPr>
+        <w:tabs>
+          <w:tab w:val="num" w:pos="0"/>
+        </w:tabs>
+        <w:ind w:start="2880" w:hanging="360"/>
+      </w:pPr>
+      <w:rPr>
+        <w:rFonts w:ascii="Symbol" w:hAnsi="Symbol" w:cs="Symbol" w:hint="default"/>
+      </w:rPr>
+    </w:lvl>
+    <w:lvl w:ilvl="4">
+      <w:start w:val="0"/>
+      <w:numFmt w:val="bullet"/>
+      <w:lvlText w:val="o"/>
+      <w:lvlJc w:val="start"/>
+      <w:pPr>
+        <w:tabs>
+          <w:tab w:val="num" w:pos="0"/>
+        </w:tabs>
+        <w:ind w:start="3600" w:hanging="360"/>
+      </w:pPr>
+      <w:rPr>
+        <w:rFonts w:ascii="Courier New" w:hAnsi="Courier New" w:cs="Courier New" w:hint="default"/>
+      </w:rPr>
+    </w:lvl>
+    <w:lvl w:ilvl="5">
+      <w:start w:val="0"/>
+      <w:numFmt w:val="bullet"/>
+      <w:lvlText w:val=""/>
+      <w:lvlJc w:val="start"/>
+      <w:pPr>
+        <w:tabs>
+          <w:tab w:val="num" w:pos="0"/>
+        </w:tabs>
+        <w:ind w:start="4320" w:hanging="360"/>
+      </w:pPr>
+      <w:rPr>
+        <w:rFonts w:ascii="Wingdings" w:hAnsi="Wingdings" w:cs="Wingdings" w:hint="default"/>
+      </w:rPr>
+    </w:lvl>
+    <w:lvl w:ilvl="6">
+      <w:start w:val="0"/>
+      <w:numFmt w:val="bullet"/>
+      <w:lvlText w:val=""/>
+      <w:lvlJc w:val="start"/>
+      <w:pPr>
+        <w:tabs>
+          <w:tab w:val="num" w:pos="0"/>
+        </w:tabs>
+        <w:ind w:start="5040" w:hanging="360"/>
+      </w:pPr>
+      <w:rPr>
+        <w:rFonts w:ascii="Symbol" w:hAnsi="Symbol" w:cs="Symbol" w:hint="default"/>
+      </w:rPr>
+    </w:lvl>
+    <w:lvl w:ilvl="7">
+      <w:start w:val="0"/>
+      <w:numFmt w:val="bullet"/>
+      <w:lvlText w:val="o"/>
+      <w:lvlJc w:val="start"/>
+      <w:pPr>
+        <w:tabs>
+          <w:tab w:val="num" w:pos="0"/>
+        </w:tabs>
+        <w:ind w:start="5760" w:hanging="360"/>
+      </w:pPr>
+      <w:rPr>
+        <w:rFonts w:ascii="Courier New" w:hAnsi="Courier New" w:cs="Courier New" w:hint="default"/>
+      </w:rPr>
+    </w:lvl>
+    <w:lvl w:ilvl="8">
+      <w:start w:val="0"/>
+      <w:numFmt w:val="bullet"/>
+      <w:lvlText w:val=""/>
+      <w:lvlJc w:val="start"/>
+      <w:pPr>
+        <w:tabs>
+          <w:tab w:val="num" w:pos="0"/>
+        </w:tabs>
+        <w:ind w:start="6480" w:hanging="360"/>
+      </w:pPr>
+      <w:rPr>
+        <w:rFonts w:ascii="Wingdings" w:hAnsi="Wingdings" w:cs="Wingdings" w:hint="default"/>
+      </w:rPr>
+    </w:lvl>
+  </w:abstractNum>
+  <w:abstractNum w:abstractNumId="8">
+    <w:lvl w:ilvl="0">
       <w:start w:val="1"/>
-      <w:numFmt w:val="lowerLetter"/>
-      <w:lvlText w:val="%1)"/>
+      <w:numFmt w:val="decimal"/>
+      <w:lvlText w:val="%1."/>
       <w:lvlJc w:val="start"/>
       <w:pPr>
         <w:tabs>
@@ -5644,14 +6724,12 @@
         </w:tabs>
         <w:ind w:start="720" w:hanging="360"/>
       </w:pPr>
-      <w:rPr>
-        <w:rFonts w:ascii="Noto Serif" w:hAnsi="Noto Serif" w:cs="Symbol"/>
-      </w:rPr>
+      <w:rPr/>
     </w:lvl>
     <w:lvl w:ilvl="1">
       <w:start w:val="1"/>
-      <w:numFmt w:val="lowerLetter"/>
-      <w:lvlText w:val="%2)"/>
+      <w:numFmt w:val="decimal"/>
+      <w:lvlText w:val="%2."/>
       <w:lvlJc w:val="start"/>
       <w:pPr>
         <w:tabs>
@@ -5659,14 +6737,12 @@
         </w:tabs>
         <w:ind w:start="1440" w:hanging="360"/>
       </w:pPr>
-      <w:rPr>
-        <w:rFonts w:cs="Courier New"/>
-      </w:rPr>
+      <w:rPr/>
     </w:lvl>
     <w:lvl w:ilvl="2">
       <w:start w:val="1"/>
-      <w:numFmt w:val="lowerLetter"/>
-      <w:lvlText w:val="%3)"/>
+      <w:numFmt w:val="decimal"/>
+      <w:lvlText w:val="%3."/>
       <w:lvlJc w:val="start"/>
       <w:pPr>
         <w:tabs>
@@ -5674,14 +6750,12 @@
         </w:tabs>
         <w:ind w:start="2160" w:hanging="360"/>
       </w:pPr>
-      <w:rPr>
-        <w:rFonts w:cs="Wingdings"/>
-      </w:rPr>
+      <w:rPr/>
     </w:lvl>
     <w:lvl w:ilvl="3">
       <w:start w:val="1"/>
-      <w:numFmt w:val="lowerLetter"/>
-      <w:lvlText w:val="%4)"/>
+      <w:numFmt w:val="decimal"/>
+      <w:lvlText w:val="%4."/>
       <w:lvlJc w:val="start"/>
       <w:pPr>
         <w:tabs>
@@ -5689,14 +6763,12 @@
         </w:tabs>
         <w:ind w:start="2880" w:hanging="360"/>
       </w:pPr>
-      <w:rPr>
-        <w:rFonts w:ascii="Noto Serif" w:hAnsi="Noto Serif" w:cs="Symbol"/>
-      </w:rPr>
+      <w:rPr/>
     </w:lvl>
     <w:lvl w:ilvl="4">
       <w:start w:val="1"/>
-      <w:numFmt w:val="lowerLetter"/>
-      <w:lvlText w:val="%5)"/>
+      <w:numFmt w:val="decimal"/>
+      <w:lvlText w:val="%5."/>
       <w:lvlJc w:val="start"/>
       <w:pPr>
         <w:tabs>
@@ -5704,14 +6776,12 @@
         </w:tabs>
         <w:ind w:start="3600" w:hanging="360"/>
       </w:pPr>
-      <w:rPr>
-        <w:rFonts w:cs="Courier New"/>
-      </w:rPr>
+      <w:rPr/>
     </w:lvl>
     <w:lvl w:ilvl="5">
       <w:start w:val="1"/>
-      <w:numFmt w:val="lowerLetter"/>
-      <w:lvlText w:val="%6)"/>
+      <w:numFmt w:val="decimal"/>
+      <w:lvlText w:val="%6."/>
       <w:lvlJc w:val="start"/>
       <w:pPr>
         <w:tabs>
@@ -5719,14 +6789,12 @@
         </w:tabs>
         <w:ind w:start="4320" w:hanging="360"/>
       </w:pPr>
-      <w:rPr>
-        <w:rFonts w:cs="Wingdings"/>
-      </w:rPr>
+      <w:rPr/>
     </w:lvl>
     <w:lvl w:ilvl="6">
       <w:start w:val="1"/>
-      <w:numFmt w:val="lowerLetter"/>
-      <w:lvlText w:val="%7)"/>
+      <w:numFmt w:val="decimal"/>
+      <w:lvlText w:val="%7."/>
       <w:lvlJc w:val="start"/>
       <w:pPr>
         <w:tabs>
@@ -5734,14 +6802,12 @@
         </w:tabs>
         <w:ind w:start="5040" w:hanging="360"/>
       </w:pPr>
-      <w:rPr>
-        <w:rFonts w:ascii="Noto Serif" w:hAnsi="Noto Serif" w:cs="Symbol"/>
-      </w:rPr>
+      <w:rPr/>
     </w:lvl>
     <w:lvl w:ilvl="7">
       <w:start w:val="1"/>
-      <w:numFmt w:val="lowerLetter"/>
-      <w:lvlText w:val="%8)"/>
+      <w:numFmt w:val="decimal"/>
+      <w:lvlText w:val="%8."/>
       <w:lvlJc w:val="start"/>
       <w:pPr>
         <w:tabs>
@@ -5749,14 +6815,12 @@
         </w:tabs>
         <w:ind w:start="5760" w:hanging="360"/>
       </w:pPr>
-      <w:rPr>
-        <w:rFonts w:cs="Courier New"/>
-      </w:rPr>
+      <w:rPr/>
     </w:lvl>
     <w:lvl w:ilvl="8">
       <w:start w:val="1"/>
-      <w:numFmt w:val="lowerLetter"/>
-      <w:lvlText w:val="%9)"/>
+      <w:numFmt w:val="decimal"/>
+      <w:lvlText w:val="%9."/>
       <w:lvlJc w:val="start"/>
       <w:pPr>
         <w:tabs>
@@ -5764,12 +6828,282 @@
         </w:tabs>
         <w:ind w:start="6480" w:hanging="360"/>
       </w:pPr>
-      <w:rPr>
-        <w:rFonts w:cs="Wingdings"/>
-      </w:rPr>
+      <w:rPr/>
     </w:lvl>
   </w:abstractNum>
-  <w:abstractNum w:abstractNumId="6">
+  <w:abstractNum w:abstractNumId="9">
+    <w:lvl w:ilvl="0">
+      <w:numFmt w:val="bullet"/>
+      <w:lvlText w:val=""/>
+      <w:lvlJc w:val="start"/>
+      <w:pPr>
+        <w:tabs>
+          <w:tab w:val="num" w:pos="0"/>
+        </w:tabs>
+        <w:ind w:start="720" w:hanging="360"/>
+      </w:pPr>
+      <w:rPr>
+        <w:rFonts w:ascii="Symbol" w:hAnsi="Symbol" w:cs="Symbol" w:hint="default"/>
+      </w:rPr>
+    </w:lvl>
+    <w:lvl w:ilvl="1">
+      <w:start w:val="0"/>
+      <w:numFmt w:val="bullet"/>
+      <w:lvlText w:val="o"/>
+      <w:lvlJc w:val="start"/>
+      <w:pPr>
+        <w:tabs>
+          <w:tab w:val="num" w:pos="0"/>
+        </w:tabs>
+        <w:ind w:start="1440" w:hanging="360"/>
+      </w:pPr>
+      <w:rPr>
+        <w:rFonts w:ascii="Courier New" w:hAnsi="Courier New" w:cs="Courier New" w:hint="default"/>
+      </w:rPr>
+    </w:lvl>
+    <w:lvl w:ilvl="2">
+      <w:start w:val="0"/>
+      <w:numFmt w:val="bullet"/>
+      <w:lvlText w:val=""/>
+      <w:lvlJc w:val="start"/>
+      <w:pPr>
+        <w:tabs>
+          <w:tab w:val="num" w:pos="0"/>
+        </w:tabs>
+        <w:ind w:start="2160" w:hanging="360"/>
+      </w:pPr>
+      <w:rPr>
+        <w:rFonts w:ascii="Wingdings" w:hAnsi="Wingdings" w:cs="Wingdings" w:hint="default"/>
+      </w:rPr>
+    </w:lvl>
+    <w:lvl w:ilvl="3">
+      <w:start w:val="0"/>
+      <w:numFmt w:val="bullet"/>
+      <w:lvlText w:val=""/>
+      <w:lvlJc w:val="start"/>
+      <w:pPr>
+        <w:tabs>
+          <w:tab w:val="num" w:pos="0"/>
+        </w:tabs>
+        <w:ind w:start="2880" w:hanging="360"/>
+      </w:pPr>
+      <w:rPr>
+        <w:rFonts w:ascii="Symbol" w:hAnsi="Symbol" w:cs="Symbol" w:hint="default"/>
+      </w:rPr>
+    </w:lvl>
+    <w:lvl w:ilvl="4">
+      <w:start w:val="0"/>
+      <w:numFmt w:val="bullet"/>
+      <w:lvlText w:val="o"/>
+      <w:lvlJc w:val="start"/>
+      <w:pPr>
+        <w:tabs>
+          <w:tab w:val="num" w:pos="0"/>
+        </w:tabs>
+        <w:ind w:start="3600" w:hanging="360"/>
+      </w:pPr>
+      <w:rPr>
+        <w:rFonts w:ascii="Courier New" w:hAnsi="Courier New" w:cs="Courier New" w:hint="default"/>
+      </w:rPr>
+    </w:lvl>
+    <w:lvl w:ilvl="5">
+      <w:start w:val="0"/>
+      <w:numFmt w:val="bullet"/>
+      <w:lvlText w:val=""/>
+      <w:lvlJc w:val="start"/>
+      <w:pPr>
+        <w:tabs>
+          <w:tab w:val="num" w:pos="0"/>
+        </w:tabs>
+        <w:ind w:start="4320" w:hanging="360"/>
+      </w:pPr>
+      <w:rPr>
+        <w:rFonts w:ascii="Wingdings" w:hAnsi="Wingdings" w:cs="Wingdings" w:hint="default"/>
+      </w:rPr>
+    </w:lvl>
+    <w:lvl w:ilvl="6">
+      <w:start w:val="0"/>
+      <w:numFmt w:val="bullet"/>
+      <w:lvlText w:val=""/>
+      <w:lvlJc w:val="start"/>
+      <w:pPr>
+        <w:tabs>
+          <w:tab w:val="num" w:pos="0"/>
+        </w:tabs>
+        <w:ind w:start="5040" w:hanging="360"/>
+      </w:pPr>
+      <w:rPr>
+        <w:rFonts w:ascii="Symbol" w:hAnsi="Symbol" w:cs="Symbol" w:hint="default"/>
+      </w:rPr>
+    </w:lvl>
+    <w:lvl w:ilvl="7">
+      <w:start w:val="0"/>
+      <w:numFmt w:val="bullet"/>
+      <w:lvlText w:val="o"/>
+      <w:lvlJc w:val="start"/>
+      <w:pPr>
+        <w:tabs>
+          <w:tab w:val="num" w:pos="0"/>
+        </w:tabs>
+        <w:ind w:start="5760" w:hanging="360"/>
+      </w:pPr>
+      <w:rPr>
+        <w:rFonts w:ascii="Courier New" w:hAnsi="Courier New" w:cs="Courier New" w:hint="default"/>
+      </w:rPr>
+    </w:lvl>
+    <w:lvl w:ilvl="8">
+      <w:start w:val="0"/>
+      <w:numFmt w:val="bullet"/>
+      <w:lvlText w:val=""/>
+      <w:lvlJc w:val="start"/>
+      <w:pPr>
+        <w:tabs>
+          <w:tab w:val="num" w:pos="0"/>
+        </w:tabs>
+        <w:ind w:start="6480" w:hanging="360"/>
+      </w:pPr>
+      <w:rPr>
+        <w:rFonts w:ascii="Wingdings" w:hAnsi="Wingdings" w:cs="Wingdings" w:hint="default"/>
+      </w:rPr>
+    </w:lvl>
+  </w:abstractNum>
+  <w:abstractNum w:abstractNumId="10">
+    <w:lvl w:ilvl="0">
+      <w:numFmt w:val="bullet"/>
+      <w:lvlText w:val=""/>
+      <w:lvlJc w:val="start"/>
+      <w:pPr>
+        <w:tabs>
+          <w:tab w:val="num" w:pos="0"/>
+        </w:tabs>
+        <w:ind w:start="720" w:hanging="360"/>
+      </w:pPr>
+      <w:rPr>
+        <w:rFonts w:ascii="Symbol" w:hAnsi="Symbol" w:cs="Symbol" w:hint="default"/>
+      </w:rPr>
+    </w:lvl>
+    <w:lvl w:ilvl="1">
+      <w:start w:val="0"/>
+      <w:numFmt w:val="bullet"/>
+      <w:lvlText w:val="o"/>
+      <w:lvlJc w:val="start"/>
+      <w:pPr>
+        <w:tabs>
+          <w:tab w:val="num" w:pos="0"/>
+        </w:tabs>
+        <w:ind w:start="1440" w:hanging="360"/>
+      </w:pPr>
+      <w:rPr>
+        <w:rFonts w:ascii="Courier New" w:hAnsi="Courier New" w:cs="Courier New" w:hint="default"/>
+      </w:rPr>
+    </w:lvl>
+    <w:lvl w:ilvl="2">
+      <w:start w:val="0"/>
+      <w:numFmt w:val="bullet"/>
+      <w:lvlText w:val=""/>
+      <w:lvlJc w:val="start"/>
+      <w:pPr>
+        <w:tabs>
+          <w:tab w:val="num" w:pos="0"/>
+        </w:tabs>
+        <w:ind w:start="2160" w:hanging="360"/>
+      </w:pPr>
+      <w:rPr>
+        <w:rFonts w:ascii="Wingdings" w:hAnsi="Wingdings" w:cs="Wingdings" w:hint="default"/>
+      </w:rPr>
+    </w:lvl>
+    <w:lvl w:ilvl="3">
+      <w:start w:val="0"/>
+      <w:numFmt w:val="bullet"/>
+      <w:lvlText w:val=""/>
+      <w:lvlJc w:val="start"/>
+      <w:pPr>
+        <w:tabs>
+          <w:tab w:val="num" w:pos="0"/>
+        </w:tabs>
+        <w:ind w:start="2880" w:hanging="360"/>
+      </w:pPr>
+      <w:rPr>
+        <w:rFonts w:ascii="Symbol" w:hAnsi="Symbol" w:cs="Symbol" w:hint="default"/>
+      </w:rPr>
+    </w:lvl>
+    <w:lvl w:ilvl="4">
+      <w:start w:val="0"/>
+      <w:numFmt w:val="bullet"/>
+      <w:lvlText w:val="o"/>
+      <w:lvlJc w:val="start"/>
+      <w:pPr>
+        <w:tabs>
+          <w:tab w:val="num" w:pos="0"/>
+        </w:tabs>
+        <w:ind w:start="3600" w:hanging="360"/>
+      </w:pPr>
+      <w:rPr>
+        <w:rFonts w:ascii="Courier New" w:hAnsi="Courier New" w:cs="Courier New" w:hint="default"/>
+      </w:rPr>
+    </w:lvl>
+    <w:lvl w:ilvl="5">
+      <w:start w:val="0"/>
+      <w:numFmt w:val="bullet"/>
+      <w:lvlText w:val=""/>
+      <w:lvlJc w:val="start"/>
+      <w:pPr>
+        <w:tabs>
+          <w:tab w:val="num" w:pos="0"/>
+        </w:tabs>
+        <w:ind w:start="4320" w:hanging="360"/>
+      </w:pPr>
+      <w:rPr>
+        <w:rFonts w:ascii="Wingdings" w:hAnsi="Wingdings" w:cs="Wingdings" w:hint="default"/>
+      </w:rPr>
+    </w:lvl>
+    <w:lvl w:ilvl="6">
+      <w:start w:val="0"/>
+      <w:numFmt w:val="bullet"/>
+      <w:lvlText w:val=""/>
+      <w:lvlJc w:val="start"/>
+      <w:pPr>
+        <w:tabs>
+          <w:tab w:val="num" w:pos="0"/>
+        </w:tabs>
+        <w:ind w:start="5040" w:hanging="360"/>
+      </w:pPr>
+      <w:rPr>
+        <w:rFonts w:ascii="Symbol" w:hAnsi="Symbol" w:cs="Symbol" w:hint="default"/>
+      </w:rPr>
+    </w:lvl>
+    <w:lvl w:ilvl="7">
+      <w:start w:val="0"/>
+      <w:numFmt w:val="bullet"/>
+      <w:lvlText w:val="o"/>
+      <w:lvlJc w:val="start"/>
+      <w:pPr>
+        <w:tabs>
+          <w:tab w:val="num" w:pos="0"/>
+        </w:tabs>
+        <w:ind w:start="5760" w:hanging="360"/>
+      </w:pPr>
+      <w:rPr>
+        <w:rFonts w:ascii="Courier New" w:hAnsi="Courier New" w:cs="Courier New" w:hint="default"/>
+      </w:rPr>
+    </w:lvl>
+    <w:lvl w:ilvl="8">
+      <w:start w:val="0"/>
+      <w:numFmt w:val="bullet"/>
+      <w:lvlText w:val=""/>
+      <w:lvlJc w:val="start"/>
+      <w:pPr>
+        <w:tabs>
+          <w:tab w:val="num" w:pos="0"/>
+        </w:tabs>
+        <w:ind w:start="6480" w:hanging="360"/>
+      </w:pPr>
+      <w:rPr>
+        <w:rFonts w:ascii="Wingdings" w:hAnsi="Wingdings" w:cs="Wingdings" w:hint="default"/>
+      </w:rPr>
+    </w:lvl>
+  </w:abstractNum>
+  <w:abstractNum w:abstractNumId="11">
     <w:lvl w:ilvl="0">
       <w:start w:val="1"/>
       <w:numFmt w:val="none"/>
@@ -5907,13 +7241,28 @@
     <w:abstractNumId w:val="6"/>
   </w:num>
   <w:num w:numId="7">
-    <w:abstractNumId w:val="4"/>
+    <w:abstractNumId w:val="7"/>
+  </w:num>
+  <w:num w:numId="8">
+    <w:abstractNumId w:val="8"/>
+  </w:num>
+  <w:num w:numId="9">
+    <w:abstractNumId w:val="9"/>
+  </w:num>
+  <w:num w:numId="10">
+    <w:abstractNumId w:val="10"/>
+  </w:num>
+  <w:num w:numId="11">
+    <w:abstractNumId w:val="11"/>
+  </w:num>
+  <w:num w:numId="12">
+    <w:abstractNumId w:val="8"/>
     <w:lvlOverride w:ilvl="0">
       <w:startOverride w:val="1"/>
     </w:lvlOverride>
   </w:num>
-  <w:num w:numId="8">
-    <w:abstractNumId w:val="5"/>
+  <w:num w:numId="13">
+    <w:abstractNumId w:val="3"/>
     <w:lvlOverride w:ilvl="0">
       <w:startOverride w:val="1"/>
     </w:lvlOverride>

--- a/20_experiments/80_workshop/e1/s2/workshop1-2.docx
+++ b/20_experiments/80_workshop/e1/s2/workshop1-2.docx
@@ -8,7 +8,6 @@
         <w:spacing w:before="480" w:after="0"/>
         <w:rPr/>
       </w:pPr>
-      <w:bookmarkStart w:id="0" w:name="Xdef6236bb5f38117b519091ae3187e154a68fb8"/>
       <w:r>
         <w:rPr/>
         <w:t>Überblick des Experiments 1 – Ausführung durch Malte Grube</w:t>
@@ -35,7 +34,7 @@
         <w:pStyle w:val="Heading2"/>
         <w:rPr/>
       </w:pPr>
-      <w:bookmarkStart w:id="1" w:name="experimentaufbau"/>
+      <w:bookmarkStart w:id="0" w:name="experimentaufbau"/>
       <w:r>
         <w:rPr/>
         <w:t>Experimentaufbau</w:t>
@@ -89,7 +88,7 @@
         <w:pStyle w:val="Compact"/>
         <w:numPr>
           <w:ilvl w:val="0"/>
-          <w:numId w:val="4"/>
+          <w:numId w:val="1"/>
         </w:numPr>
         <w:rPr>
           <w:sz w:val="22"/>
@@ -102,6 +101,1034 @@
           <w:szCs w:val="22"/>
         </w:rPr>
         <w:t>Aufteilung in 7 einzelne TXT-Files (Layer 1-7)</w:t>
+      </w:r>
+    </w:p>
+    <w:p>
+      <w:pPr>
+        <w:pStyle w:val="Compact"/>
+        <w:numPr>
+          <w:ilvl w:val="0"/>
+          <w:numId w:val="1"/>
+        </w:numPr>
+        <w:rPr>
+          <w:sz w:val="22"/>
+          <w:szCs w:val="22"/>
+        </w:rPr>
+      </w:pPr>
+      <w:r>
+        <w:rPr>
+          <w:sz w:val="22"/>
+          <w:szCs w:val="22"/>
+        </w:rPr>
+        <w:t>Bei Fragengenerierung wurde zum schnellen Nachvollziehen nachträglich der jeweilige Layer-Text in das Frage-File geschrieben</w:t>
+      </w:r>
+    </w:p>
+    <w:p>
+      <w:pPr>
+        <w:pStyle w:val="FirstParagraph"/>
+        <w:rPr>
+          <w:sz w:val="22"/>
+          <w:szCs w:val="22"/>
+        </w:rPr>
+      </w:pPr>
+      <w:r>
+        <w:rPr>
+          <w:b/>
+          <w:bCs/>
+          <w:sz w:val="22"/>
+          <w:szCs w:val="22"/>
+        </w:rPr>
+        <w:t>Wertigkeit der Fragen:</w:t>
+      </w:r>
+    </w:p>
+    <w:p>
+      <w:pPr>
+        <w:pStyle w:val="BodyText"/>
+        <w:rPr>
+          <w:sz w:val="22"/>
+          <w:szCs w:val="22"/>
+        </w:rPr>
+      </w:pPr>
+      <w:r>
+        <w:rPr>
+          <w:sz w:val="22"/>
+          <w:szCs w:val="22"/>
+        </w:rPr>
+        <w:t xml:space="preserve">In jede Frage wurde ein bestimmtes Lernziel integriert, basierend auf dem jeweiligen OSI-Layer (1/7), welches durch die Frage zu erfüllen ist. Das Einhalten dessen soll mit der </w:t>
+      </w:r>
+      <w:r>
+        <w:rPr>
+          <w:b/>
+          <w:bCs/>
+          <w:sz w:val="22"/>
+          <w:szCs w:val="22"/>
+        </w:rPr>
+        <w:t>Wertigkeit</w:t>
+      </w:r>
+      <w:r>
+        <w:rPr>
+          <w:sz w:val="22"/>
+          <w:szCs w:val="22"/>
+        </w:rPr>
+        <w:t>-Kategorie in der Rubrik bewertet werden. Dies wurde eingebunden, da die Wertigkeit einer Frage ein wichtiger Aspekt der Fragequalität ist, jedoch nicht über eine Zahl allein abgebildet werden kann.</w:t>
+      </w:r>
+      <w:bookmarkEnd w:id="0"/>
+    </w:p>
+    <w:p>
+      <w:pPr>
+        <w:pStyle w:val="Heading2"/>
+        <w:rPr/>
+      </w:pPr>
+      <w:r>
+        <w:rPr/>
+        <w:t>Anleitung für Experten</w:t>
+      </w:r>
+    </w:p>
+    <w:p>
+      <w:pPr>
+        <w:pStyle w:val="Heading3"/>
+        <w:rPr/>
+      </w:pPr>
+      <w:bookmarkStart w:id="1" w:name="schritt-1-bewertungskriterien-verstehen"/>
+      <w:r>
+        <w:rPr/>
+        <w:t>Schritt 1: Bewertungskriterien verstehen</w:t>
+      </w:r>
+    </w:p>
+    <w:p>
+      <w:pPr>
+        <w:pStyle w:val="FirstParagraph"/>
+        <w:rPr/>
+      </w:pPr>
+      <w:r>
+        <w:rPr>
+          <w:sz w:val="22"/>
+          <w:szCs w:val="22"/>
+        </w:rPr>
+        <w:t xml:space="preserve">Lesen Sie die Rubrik </w:t>
+      </w:r>
+      <w:r>
+        <w:rPr>
+          <w:rStyle w:val="VerbatimChar"/>
+          <w:sz w:val="22"/>
+          <w:szCs w:val="22"/>
+        </w:rPr>
+        <w:t>exp1_rubric.md</w:t>
+      </w:r>
+      <w:r>
+        <w:rPr>
+          <w:sz w:val="22"/>
+          <w:szCs w:val="22"/>
+        </w:rPr>
+        <w:t>, die folgende Kategorien umfasst (jeweils 1-5 Punkte). Bestimmte Kategorien fokussieren sich auf die Bewertung der Fragen selbst, andere auf die Bewertung der Antworten.</w:t>
+      </w:r>
+    </w:p>
+    <w:p>
+      <w:pPr>
+        <w:pStyle w:val="BodyText"/>
+        <w:rPr>
+          <w:sz w:val="22"/>
+          <w:szCs w:val="22"/>
+        </w:rPr>
+      </w:pPr>
+      <w:r>
+        <w:rPr>
+          <w:b/>
+          <w:bCs/>
+          <w:sz w:val="22"/>
+          <w:szCs w:val="22"/>
+        </w:rPr>
+        <w:t>Fragenbewertung:</w:t>
+      </w:r>
+    </w:p>
+    <w:p>
+      <w:pPr>
+        <w:pStyle w:val="Compact"/>
+        <w:numPr>
+          <w:ilvl w:val="0"/>
+          <w:numId w:val="1"/>
+        </w:numPr>
+        <w:rPr>
+          <w:sz w:val="22"/>
+          <w:szCs w:val="22"/>
+        </w:rPr>
+      </w:pPr>
+      <w:r>
+        <w:rPr>
+          <w:b/>
+          <w:bCs/>
+          <w:sz w:val="22"/>
+          <w:szCs w:val="22"/>
+        </w:rPr>
+        <w:t>Relevanz:</w:t>
+      </w:r>
+      <w:r>
+        <w:rPr>
+          <w:sz w:val="22"/>
+          <w:szCs w:val="22"/>
+        </w:rPr>
+        <w:t xml:space="preserve"> Bezug zum Thema des Textinhalts</w:t>
+      </w:r>
+    </w:p>
+    <w:p>
+      <w:pPr>
+        <w:pStyle w:val="Compact"/>
+        <w:numPr>
+          <w:ilvl w:val="0"/>
+          <w:numId w:val="1"/>
+        </w:numPr>
+        <w:rPr>
+          <w:sz w:val="22"/>
+          <w:szCs w:val="22"/>
+        </w:rPr>
+      </w:pPr>
+      <w:r>
+        <w:rPr>
+          <w:b/>
+          <w:bCs/>
+          <w:sz w:val="22"/>
+          <w:szCs w:val="22"/>
+        </w:rPr>
+        <w:t>Klarheit:</w:t>
+      </w:r>
+      <w:r>
+        <w:rPr>
+          <w:sz w:val="22"/>
+          <w:szCs w:val="22"/>
+        </w:rPr>
+        <w:t xml:space="preserve"> Eindeutigkeit der Formulierung</w:t>
+      </w:r>
+    </w:p>
+    <w:p>
+      <w:pPr>
+        <w:pStyle w:val="Compact"/>
+        <w:numPr>
+          <w:ilvl w:val="0"/>
+          <w:numId w:val="1"/>
+        </w:numPr>
+        <w:rPr>
+          <w:sz w:val="22"/>
+          <w:szCs w:val="22"/>
+        </w:rPr>
+      </w:pPr>
+      <w:r>
+        <w:rPr>
+          <w:b/>
+          <w:bCs/>
+          <w:sz w:val="22"/>
+          <w:szCs w:val="22"/>
+        </w:rPr>
+        <w:t>Beantwortbarkeit:</w:t>
+      </w:r>
+      <w:r>
+        <w:rPr>
+          <w:sz w:val="22"/>
+          <w:szCs w:val="22"/>
+        </w:rPr>
+        <w:t xml:space="preserve"> Verfügbarkeit der Informationen im Text</w:t>
+      </w:r>
+    </w:p>
+    <w:p>
+      <w:pPr>
+        <w:pStyle w:val="Compact"/>
+        <w:numPr>
+          <w:ilvl w:val="0"/>
+          <w:numId w:val="1"/>
+        </w:numPr>
+        <w:rPr>
+          <w:sz w:val="22"/>
+          <w:szCs w:val="22"/>
+        </w:rPr>
+      </w:pPr>
+      <w:r>
+        <w:rPr>
+          <w:b/>
+          <w:bCs/>
+          <w:sz w:val="22"/>
+          <w:szCs w:val="22"/>
+        </w:rPr>
+        <w:t>Herausforderung:</w:t>
+      </w:r>
+      <w:r>
+        <w:rPr>
+          <w:sz w:val="22"/>
+          <w:szCs w:val="22"/>
+        </w:rPr>
+        <w:t xml:space="preserve"> Anspruchsniveau der Frage</w:t>
+      </w:r>
+    </w:p>
+    <w:p>
+      <w:pPr>
+        <w:pStyle w:val="Compact"/>
+        <w:numPr>
+          <w:ilvl w:val="0"/>
+          <w:numId w:val="1"/>
+        </w:numPr>
+        <w:rPr>
+          <w:sz w:val="22"/>
+          <w:szCs w:val="22"/>
+        </w:rPr>
+      </w:pPr>
+      <w:r>
+        <w:rPr>
+          <w:b/>
+          <w:bCs/>
+          <w:sz w:val="22"/>
+          <w:szCs w:val="22"/>
+        </w:rPr>
+        <w:t>Wertigkeit:</w:t>
+      </w:r>
+      <w:r>
+        <w:rPr>
+          <w:sz w:val="22"/>
+          <w:szCs w:val="22"/>
+        </w:rPr>
+        <w:t xml:space="preserve"> Bedeutung für vorgegebenes Lernziel</w:t>
+      </w:r>
+    </w:p>
+    <w:p>
+      <w:pPr>
+        <w:pStyle w:val="Compact"/>
+        <w:numPr>
+          <w:ilvl w:val="0"/>
+          <w:numId w:val="1"/>
+        </w:numPr>
+        <w:rPr>
+          <w:sz w:val="22"/>
+          <w:szCs w:val="22"/>
+        </w:rPr>
+      </w:pPr>
+      <w:r>
+        <w:rPr>
+          <w:b/>
+          <w:bCs/>
+          <w:sz w:val="22"/>
+          <w:szCs w:val="22"/>
+        </w:rPr>
+        <w:t>Sprachqualität:</w:t>
+      </w:r>
+      <w:r>
+        <w:rPr>
+          <w:sz w:val="22"/>
+          <w:szCs w:val="22"/>
+        </w:rPr>
+        <w:t xml:space="preserve"> Verständlichkeit und Angemessenheit</w:t>
+      </w:r>
+    </w:p>
+    <w:p>
+      <w:pPr>
+        <w:pStyle w:val="Compact"/>
+        <w:rPr>
+          <w:sz w:val="22"/>
+          <w:szCs w:val="22"/>
+        </w:rPr>
+      </w:pPr>
+      <w:r>
+        <w:rPr>
+          <w:sz w:val="22"/>
+          <w:szCs w:val="22"/>
+        </w:rPr>
+      </w:r>
+    </w:p>
+    <w:p>
+      <w:pPr>
+        <w:pStyle w:val="FirstParagraph"/>
+        <w:rPr>
+          <w:sz w:val="22"/>
+          <w:szCs w:val="22"/>
+        </w:rPr>
+      </w:pPr>
+      <w:r>
+        <w:rPr>
+          <w:b/>
+          <w:bCs/>
+          <w:sz w:val="22"/>
+          <w:szCs w:val="22"/>
+        </w:rPr>
+        <w:t>Antwortbewertung:</w:t>
+      </w:r>
+    </w:p>
+    <w:p>
+      <w:pPr>
+        <w:pStyle w:val="Compact"/>
+        <w:numPr>
+          <w:ilvl w:val="0"/>
+          <w:numId w:val="1"/>
+        </w:numPr>
+        <w:rPr>
+          <w:sz w:val="22"/>
+          <w:szCs w:val="22"/>
+        </w:rPr>
+      </w:pPr>
+      <w:r>
+        <w:rPr>
+          <w:b/>
+          <w:bCs/>
+          <w:sz w:val="22"/>
+          <w:szCs w:val="22"/>
+        </w:rPr>
+        <w:t>Klarheit:</w:t>
+      </w:r>
+      <w:r>
+        <w:rPr>
+          <w:sz w:val="22"/>
+          <w:szCs w:val="22"/>
+        </w:rPr>
+        <w:t xml:space="preserve"> Eindeutigkeit der Formulierung</w:t>
+      </w:r>
+    </w:p>
+    <w:p>
+      <w:pPr>
+        <w:pStyle w:val="Compact"/>
+        <w:numPr>
+          <w:ilvl w:val="0"/>
+          <w:numId w:val="1"/>
+        </w:numPr>
+        <w:rPr>
+          <w:sz w:val="22"/>
+          <w:szCs w:val="22"/>
+        </w:rPr>
+      </w:pPr>
+      <w:r>
+        <w:rPr>
+          <w:b/>
+          <w:bCs/>
+          <w:sz w:val="22"/>
+          <w:szCs w:val="22"/>
+        </w:rPr>
+        <w:t>Sprachqualität:</w:t>
+      </w:r>
+      <w:r>
+        <w:rPr>
+          <w:sz w:val="22"/>
+          <w:szCs w:val="22"/>
+        </w:rPr>
+        <w:t xml:space="preserve"> Verständlichkeit und Angemessenheit</w:t>
+      </w:r>
+    </w:p>
+    <w:p>
+      <w:pPr>
+        <w:pStyle w:val="Compact"/>
+        <w:numPr>
+          <w:ilvl w:val="0"/>
+          <w:numId w:val="1"/>
+        </w:numPr>
+        <w:rPr>
+          <w:sz w:val="22"/>
+          <w:szCs w:val="22"/>
+        </w:rPr>
+      </w:pPr>
+      <w:r>
+        <w:rPr>
+          <w:b/>
+          <w:bCs/>
+          <w:sz w:val="22"/>
+          <w:szCs w:val="22"/>
+        </w:rPr>
+        <w:t>Korrektheit:</w:t>
+      </w:r>
+      <w:r>
+        <w:rPr>
+          <w:sz w:val="22"/>
+          <w:szCs w:val="22"/>
+        </w:rPr>
+        <w:t xml:space="preserve"> Fachliche Richtigkeit bezogen auf den Text, gemessen als Inhaltstreue zur Quelle</w:t>
+      </w:r>
+      <w:bookmarkEnd w:id="1"/>
+    </w:p>
+    <w:p>
+      <w:pPr>
+        <w:pStyle w:val="Heading3"/>
+        <w:rPr/>
+      </w:pPr>
+      <w:bookmarkStart w:id="2" w:name="schritt-2-csv-struktur-verstehen"/>
+      <w:r>
+        <w:rPr/>
+        <w:t>Schritt 2: CSV-Struktur verstehen</w:t>
+      </w:r>
+    </w:p>
+    <w:p>
+      <w:pPr>
+        <w:pStyle w:val="FirstParagraph"/>
+        <w:rPr/>
+      </w:pPr>
+      <w:r>
+        <w:rPr>
+          <w:sz w:val="22"/>
+          <w:szCs w:val="22"/>
+        </w:rPr>
+        <w:t xml:space="preserve">Die Datei </w:t>
+      </w:r>
+      <w:r>
+        <w:rPr>
+          <w:rStyle w:val="VerbatimChar"/>
+          <w:sz w:val="22"/>
+          <w:szCs w:val="22"/>
+        </w:rPr>
+        <w:t>exp1.csv</w:t>
+      </w:r>
+      <w:r>
+        <w:rPr>
+          <w:sz w:val="22"/>
+          <w:szCs w:val="22"/>
+        </w:rPr>
+        <w:t xml:space="preserve"> enthält:</w:t>
+      </w:r>
+    </w:p>
+    <w:p>
+      <w:pPr>
+        <w:pStyle w:val="Compact"/>
+        <w:numPr>
+          <w:ilvl w:val="0"/>
+          <w:numId w:val="1"/>
+        </w:numPr>
+        <w:rPr/>
+      </w:pPr>
+      <w:r>
+        <w:rPr>
+          <w:rStyle w:val="VerbatimChar"/>
+          <w:sz w:val="22"/>
+          <w:szCs w:val="22"/>
+        </w:rPr>
+        <w:t>sample_id</w:t>
+      </w:r>
+      <w:r>
+        <w:rPr>
+          <w:sz w:val="22"/>
+          <w:szCs w:val="22"/>
+        </w:rPr>
+        <w:t>: Eindeutige ID (001-024) für Zuordnung zur Fragendatei</w:t>
+      </w:r>
+    </w:p>
+    <w:p>
+      <w:pPr>
+        <w:pStyle w:val="Compact"/>
+        <w:numPr>
+          <w:ilvl w:val="0"/>
+          <w:numId w:val="1"/>
+        </w:numPr>
+        <w:rPr/>
+      </w:pPr>
+      <w:r>
+        <w:rPr>
+          <w:rStyle w:val="VerbatimChar"/>
+          <w:sz w:val="22"/>
+          <w:szCs w:val="22"/>
+        </w:rPr>
+        <w:t>layer</w:t>
+      </w:r>
+      <w:r>
+        <w:rPr>
+          <w:sz w:val="22"/>
+          <w:szCs w:val="22"/>
+        </w:rPr>
+        <w:t>: OSI-Layer (1-7), aus dem die Frage generiert wurde</w:t>
+      </w:r>
+    </w:p>
+    <w:p>
+      <w:pPr>
+        <w:pStyle w:val="Compact"/>
+        <w:numPr>
+          <w:ilvl w:val="0"/>
+          <w:numId w:val="1"/>
+        </w:numPr>
+        <w:rPr/>
+      </w:pPr>
+      <w:r>
+        <w:rPr>
+          <w:rStyle w:val="VerbatimChar"/>
+          <w:sz w:val="22"/>
+          <w:szCs w:val="22"/>
+        </w:rPr>
+        <w:t>question_type</w:t>
+      </w:r>
+      <w:r>
+        <w:rPr>
+          <w:sz w:val="22"/>
+          <w:szCs w:val="22"/>
+        </w:rPr>
+        <w:t xml:space="preserve">: </w:t>
+      </w:r>
+      <w:r>
+        <w:rPr>
+          <w:rStyle w:val="VerbatimChar"/>
+          <w:sz w:val="22"/>
+          <w:szCs w:val="22"/>
+        </w:rPr>
+        <w:t>mcq</w:t>
+      </w:r>
+      <w:r>
+        <w:rPr>
+          <w:sz w:val="22"/>
+          <w:szCs w:val="22"/>
+        </w:rPr>
+        <w:t xml:space="preserve"> oder </w:t>
+      </w:r>
+      <w:r>
+        <w:rPr>
+          <w:rStyle w:val="VerbatimChar"/>
+          <w:sz w:val="22"/>
+          <w:szCs w:val="22"/>
+        </w:rPr>
+        <w:t>open_ended</w:t>
+      </w:r>
+    </w:p>
+    <w:p>
+      <w:pPr>
+        <w:pStyle w:val="Compact"/>
+        <w:numPr>
+          <w:ilvl w:val="0"/>
+          <w:numId w:val="1"/>
+        </w:numPr>
+        <w:rPr>
+          <w:sz w:val="22"/>
+          <w:szCs w:val="22"/>
+        </w:rPr>
+      </w:pPr>
+      <w:r>
+        <w:rPr>
+          <w:sz w:val="22"/>
+          <w:szCs w:val="22"/>
+        </w:rPr>
+        <w:t>Die 6 Bewertungsspalten für die Fragenbewertung (q_relevance, q_clarity, q_answerability, q_challenge, q_value, q_language)</w:t>
+      </w:r>
+    </w:p>
+    <w:p>
+      <w:pPr>
+        <w:pStyle w:val="Compact"/>
+        <w:numPr>
+          <w:ilvl w:val="0"/>
+          <w:numId w:val="1"/>
+        </w:numPr>
+        <w:rPr>
+          <w:sz w:val="22"/>
+          <w:szCs w:val="22"/>
+        </w:rPr>
+      </w:pPr>
+      <w:r>
+        <w:rPr>
+          <w:sz w:val="22"/>
+          <w:szCs w:val="22"/>
+        </w:rPr>
+        <w:t>Die 3 Bewertungsspalten für die Antwortenbewertung (a_clarity, a_language, a_correctness)</w:t>
+      </w:r>
+    </w:p>
+    <w:p>
+      <w:pPr>
+        <w:pStyle w:val="Compact"/>
+        <w:numPr>
+          <w:ilvl w:val="0"/>
+          <w:numId w:val="1"/>
+        </w:numPr>
+        <w:rPr/>
+      </w:pPr>
+      <w:r>
+        <w:rPr>
+          <w:rStyle w:val="VerbatimChar"/>
+          <w:sz w:val="22"/>
+          <w:szCs w:val="22"/>
+        </w:rPr>
+        <w:t>answer_problems</w:t>
+      </w:r>
+      <w:r>
+        <w:rPr>
+          <w:sz w:val="22"/>
+          <w:szCs w:val="22"/>
+        </w:rPr>
+        <w:t>: Sind gewisse Antworten problematisch? Warum?</w:t>
+      </w:r>
+    </w:p>
+    <w:p>
+      <w:pPr>
+        <w:pStyle w:val="Compact"/>
+        <w:numPr>
+          <w:ilvl w:val="0"/>
+          <w:numId w:val="1"/>
+        </w:numPr>
+        <w:rPr/>
+      </w:pPr>
+      <w:r>
+        <w:rPr>
+          <w:rStyle w:val="VerbatimChar"/>
+          <w:sz w:val="22"/>
+          <w:szCs w:val="22"/>
+        </w:rPr>
+        <w:t>comments</w:t>
+      </w:r>
+      <w:r>
+        <w:rPr>
+          <w:sz w:val="22"/>
+          <w:szCs w:val="22"/>
+        </w:rPr>
+        <w:t>: Für zusätzliche Anmerkungen</w:t>
+      </w:r>
+      <w:bookmarkEnd w:id="2"/>
+    </w:p>
+    <w:p>
+      <w:pPr>
+        <w:pStyle w:val="Heading3"/>
+        <w:rPr/>
+      </w:pPr>
+      <w:r>
+        <w:rPr/>
+        <w:t>Schritt 3: Bewertung durchführen</w:t>
+      </w:r>
+    </w:p>
+    <w:p>
+      <w:pPr>
+        <w:pStyle w:val="Compact"/>
+        <w:numPr>
+          <w:ilvl w:val="0"/>
+          <w:numId w:val="8"/>
+        </w:numPr>
+        <w:rPr/>
+      </w:pPr>
+      <w:r>
+        <w:rPr>
+          <w:sz w:val="22"/>
+          <w:szCs w:val="22"/>
+        </w:rPr>
+        <w:t xml:space="preserve">Öffnen Sie </w:t>
+      </w:r>
+      <w:r>
+        <w:rPr>
+          <w:rStyle w:val="VerbatimChar"/>
+          <w:sz w:val="22"/>
+          <w:szCs w:val="22"/>
+        </w:rPr>
+        <w:t>exp1.csv</w:t>
+      </w:r>
+    </w:p>
+    <w:p>
+      <w:pPr>
+        <w:pStyle w:val="Compact"/>
+        <w:numPr>
+          <w:ilvl w:val="0"/>
+          <w:numId w:val="5"/>
+        </w:numPr>
+        <w:rPr>
+          <w:sz w:val="22"/>
+          <w:szCs w:val="22"/>
+        </w:rPr>
+      </w:pPr>
+      <w:r>
+        <w:rPr>
+          <w:sz w:val="22"/>
+          <w:szCs w:val="22"/>
+        </w:rPr>
+        <w:t>Für jede Zeile:</w:t>
+      </w:r>
+    </w:p>
+    <w:p>
+      <w:pPr>
+        <w:pStyle w:val="Compact"/>
+        <w:numPr>
+          <w:ilvl w:val="1"/>
+          <w:numId w:val="1"/>
+        </w:numPr>
+        <w:rPr>
+          <w:sz w:val="22"/>
+          <w:szCs w:val="22"/>
+        </w:rPr>
+      </w:pPr>
+      <w:r>
+        <w:rPr>
+          <w:sz w:val="22"/>
+          <w:szCs w:val="22"/>
+        </w:rPr>
+        <w:t>Öffnen Sie die entsprechende Fragendatei und lesen Sie die Frage sorgfältig</w:t>
+      </w:r>
+    </w:p>
+    <w:p>
+      <w:pPr>
+        <w:pStyle w:val="Compact"/>
+        <w:numPr>
+          <w:ilvl w:val="1"/>
+          <w:numId w:val="1"/>
+        </w:numPr>
+        <w:rPr>
+          <w:sz w:val="22"/>
+          <w:szCs w:val="22"/>
+        </w:rPr>
+      </w:pPr>
+      <w:r>
+        <w:rPr>
+          <w:sz w:val="22"/>
+          <w:szCs w:val="22"/>
+        </w:rPr>
+        <w:t>Prüfen Sie den Quelltext (direkt unter der Frage angegeben)</w:t>
+      </w:r>
+    </w:p>
+    <w:p>
+      <w:pPr>
+        <w:pStyle w:val="Compact"/>
+        <w:numPr>
+          <w:ilvl w:val="1"/>
+          <w:numId w:val="1"/>
+        </w:numPr>
+        <w:rPr>
+          <w:sz w:val="22"/>
+          <w:szCs w:val="22"/>
+        </w:rPr>
+      </w:pPr>
+      <w:r>
+        <w:rPr>
+          <w:sz w:val="22"/>
+          <w:szCs w:val="22"/>
+        </w:rPr>
+        <w:t>Bewerten Sie nach den 6 Kategorien der Rubrik für die Frage</w:t>
+      </w:r>
+    </w:p>
+    <w:p>
+      <w:pPr>
+        <w:pStyle w:val="Compact"/>
+        <w:numPr>
+          <w:ilvl w:val="1"/>
+          <w:numId w:val="1"/>
+        </w:numPr>
+        <w:rPr>
+          <w:sz w:val="22"/>
+          <w:szCs w:val="22"/>
+        </w:rPr>
+      </w:pPr>
+      <w:r>
+        <w:rPr>
+          <w:sz w:val="22"/>
+          <w:szCs w:val="22"/>
+        </w:rPr>
+        <w:t>Bewerten Sie nach den 3 Kategorien der Rubrik für die Antworten</w:t>
+      </w:r>
+    </w:p>
+    <w:p>
+      <w:pPr>
+        <w:pStyle w:val="Compact"/>
+        <w:numPr>
+          <w:ilvl w:val="1"/>
+          <w:numId w:val="1"/>
+        </w:numPr>
+        <w:rPr>
+          <w:sz w:val="22"/>
+          <w:szCs w:val="22"/>
+        </w:rPr>
+      </w:pPr>
+      <w:r>
+        <w:rPr>
+          <w:sz w:val="22"/>
+          <w:szCs w:val="22"/>
+        </w:rPr>
+        <w:t>Notieren Sie Ihre Bewertungen entsprechend in die CSV</w:t>
+      </w:r>
+    </w:p>
+    <w:p>
+      <w:pPr>
+        <w:pStyle w:val="Compact"/>
+        <w:numPr>
+          <w:ilvl w:val="1"/>
+          <w:numId w:val="1"/>
+        </w:numPr>
+        <w:rPr/>
+      </w:pPr>
+      <w:r>
+        <w:rPr>
+          <w:sz w:val="22"/>
+          <w:szCs w:val="22"/>
+        </w:rPr>
+        <w:t xml:space="preserve">Notieren Sie gegebenenfalls problematische Antworten/Antwortoptionen in </w:t>
+      </w:r>
+      <w:r>
+        <w:rPr>
+          <w:rStyle w:val="VerbatimChar"/>
+          <w:sz w:val="22"/>
+          <w:szCs w:val="22"/>
+        </w:rPr>
+        <w:t>answer_problems</w:t>
+      </w:r>
+      <w:r>
+        <w:rPr>
+          <w:sz w:val="22"/>
+          <w:szCs w:val="22"/>
+        </w:rPr>
+        <w:t>, und warum diese problematisch sind</w:t>
+      </w:r>
+    </w:p>
+    <w:p>
+      <w:pPr>
+        <w:pStyle w:val="Compact"/>
+        <w:numPr>
+          <w:ilvl w:val="1"/>
+          <w:numId w:val="1"/>
+        </w:numPr>
+        <w:rPr/>
+      </w:pPr>
+      <w:r>
+        <w:rPr>
+          <w:sz w:val="22"/>
+          <w:szCs w:val="22"/>
+        </w:rPr>
+        <w:t xml:space="preserve">Ergänzen Sie bei Bedarf weitere Kommentare in </w:t>
+      </w:r>
+      <w:r>
+        <w:rPr>
+          <w:rStyle w:val="VerbatimChar"/>
+          <w:sz w:val="22"/>
+          <w:szCs w:val="22"/>
+        </w:rPr>
+        <w:t>comments</w:t>
+      </w:r>
+    </w:p>
+    <w:p>
+      <w:pPr>
+        <w:pStyle w:val="FirstParagraph"/>
+        <w:rPr>
+          <w:sz w:val="22"/>
+          <w:szCs w:val="22"/>
+        </w:rPr>
+      </w:pPr>
+      <w:r>
+        <w:rPr>
+          <w:b/>
+          <w:bCs/>
+          <w:sz w:val="22"/>
+          <w:szCs w:val="22"/>
+        </w:rPr>
+        <w:t>Bewertungsfokus:</w:t>
+      </w:r>
+    </w:p>
+    <w:p>
+      <w:pPr>
+        <w:pStyle w:val="Compact"/>
+        <w:numPr>
+          <w:ilvl w:val="0"/>
+          <w:numId w:val="1"/>
+        </w:numPr>
+        <w:rPr>
+          <w:sz w:val="22"/>
+          <w:szCs w:val="22"/>
+        </w:rPr>
+      </w:pPr>
+      <w:r>
+        <w:rPr>
+          <w:sz w:val="22"/>
+          <w:szCs w:val="22"/>
+        </w:rPr>
+        <w:t>Ist die Frage fachlich korrekt bezogen auf den Layer-Text?</w:t>
+      </w:r>
+    </w:p>
+    <w:p>
+      <w:pPr>
+        <w:pStyle w:val="Compact"/>
+        <w:numPr>
+          <w:ilvl w:val="0"/>
+          <w:numId w:val="1"/>
+        </w:numPr>
+        <w:rPr>
+          <w:sz w:val="22"/>
+          <w:szCs w:val="22"/>
+        </w:rPr>
+      </w:pPr>
+      <w:bookmarkStart w:id="3" w:name="anleitung-für-experten"/>
+      <w:bookmarkStart w:id="4" w:name="schritt-3-bewertung-durchführen"/>
+      <w:r>
+        <w:rPr>
+          <w:sz w:val="22"/>
+          <w:szCs w:val="22"/>
+        </w:rPr>
+        <w:t>Sind alle im Text enthaltenen Informationen richtig wiedergegeben?</w:t>
+      </w:r>
+      <w:bookmarkEnd w:id="3"/>
+      <w:bookmarkEnd w:id="4"/>
+    </w:p>
+    <w:p>
+      <w:pPr>
+        <w:pStyle w:val="Heading2"/>
+        <w:rPr/>
+      </w:pPr>
+      <w:r>
+        <w:rPr/>
+        <w:t>Dankbarkeit</w:t>
+      </w:r>
+    </w:p>
+    <w:p>
+      <w:pPr>
+        <w:pStyle w:val="FirstParagraph"/>
+        <w:rPr>
+          <w:sz w:val="22"/>
+          <w:szCs w:val="22"/>
+        </w:rPr>
+      </w:pPr>
+      <w:bookmarkStart w:id="5" w:name="Xdef6236bb5f38117b519091ae3187e154a68fb8"/>
+      <w:bookmarkStart w:id="6" w:name="dankbarkeit"/>
+      <w:r>
+        <w:rPr>
+          <w:sz w:val="22"/>
+          <w:szCs w:val="22"/>
+        </w:rPr>
+        <w:t>Vielen Dank für Ihre Unterstützung bei der Evaluation! Ihre Einschätzungen sind wertvoll für die Forschung.</w:t>
+      </w:r>
+      <w:bookmarkEnd w:id="5"/>
+      <w:bookmarkEnd w:id="6"/>
+    </w:p>
+    <w:p>
+      <w:pPr>
+        <w:pStyle w:val="Heading1"/>
+        <w:rPr/>
+      </w:pPr>
+      <w:r>
+        <w:rPr/>
+        <w:t>Bewertungsrubrik für LLM-generierte Fragen</w:t>
+      </w:r>
+    </w:p>
+    <w:p>
+      <w:pPr>
+        <w:pStyle w:val="Heading2"/>
+        <w:rPr/>
+      </w:pPr>
+      <w:r>
+        <w:rPr/>
+        <w:t>Relevanz/Relevance</w:t>
+      </w:r>
+    </w:p>
+    <w:p>
+      <w:pPr>
+        <w:pStyle w:val="FirstParagraph"/>
+        <w:rPr>
+          <w:sz w:val="21"/>
+          <w:szCs w:val="21"/>
+        </w:rPr>
+      </w:pPr>
+      <w:r>
+        <w:rPr>
+          <w:b/>
+          <w:bCs/>
+          <w:sz w:val="21"/>
+          <w:szCs w:val="21"/>
+        </w:rPr>
+        <w:t>Fragestellung:</w:t>
+      </w:r>
+      <w:r>
+        <w:rPr>
+          <w:sz w:val="21"/>
+          <w:szCs w:val="21"/>
+        </w:rPr>
+        <w:t xml:space="preserve"> Wie gut bezieht sich die Frage aus Dozierendenperspektive auf zentrale Fachkonzepte, Themen und Fachbegriffe des bereitgestellten Textes?</w:t>
+      </w:r>
+    </w:p>
+    <w:p>
+      <w:pPr>
+        <w:pStyle w:val="BodyText"/>
+        <w:rPr>
+          <w:sz w:val="21"/>
+          <w:szCs w:val="21"/>
+        </w:rPr>
+      </w:pPr>
+      <w:r>
+        <w:rPr>
+          <w:i/>
+          <w:iCs/>
+          <w:sz w:val="21"/>
+          <w:szCs w:val="21"/>
+        </w:rPr>
+        <w:t>Hinweis: Hier geht es nicht darum, ob der Inhalt korrekt abgebildet wird, sondern nur um den thematischen Bezug.</w:t>
       </w:r>
     </w:p>
     <w:p>
@@ -112,135 +1139,103 @@
           <w:numId w:val="4"/>
         </w:numPr>
         <w:rPr>
-          <w:sz w:val="22"/>
-          <w:szCs w:val="22"/>
-        </w:rPr>
-      </w:pPr>
-      <w:r>
-        <w:rPr>
-          <w:sz w:val="22"/>
-          <w:szCs w:val="22"/>
-        </w:rPr>
-        <w:t>Bei Fragengenerierung wurde zum schnellen Nachvollziehen nachträglich der jeweilige Layer-Text in das Frage-File geschrieben</w:t>
-      </w:r>
-    </w:p>
-    <w:p>
-      <w:pPr>
-        <w:pStyle w:val="FirstParagraph"/>
-        <w:rPr>
-          <w:sz w:val="22"/>
-          <w:szCs w:val="22"/>
+          <w:sz w:val="21"/>
+          <w:szCs w:val="21"/>
         </w:rPr>
       </w:pPr>
       <w:r>
         <w:rPr>
           <w:b/>
           <w:bCs/>
-          <w:sz w:val="22"/>
-          <w:szCs w:val="22"/>
-        </w:rPr>
-        <w:t>Wertigkeit der Fragen:</w:t>
-      </w:r>
-    </w:p>
-    <w:p>
-      <w:pPr>
-        <w:pStyle w:val="BodyText"/>
-        <w:rPr>
-          <w:sz w:val="22"/>
-          <w:szCs w:val="22"/>
-        </w:rPr>
-      </w:pPr>
-      <w:r>
-        <w:rPr>
-          <w:sz w:val="22"/>
-          <w:szCs w:val="22"/>
-        </w:rPr>
-        <w:t xml:space="preserve">In jede Frage wurde ein bestimmtes Lernziel integriert, basierend auf dem jeweiligen OSI-Layer (1/7), welches durch die Frage zu erfüllen ist. Das Einhalten dessen soll mit der </w:t>
-      </w:r>
+          <w:sz w:val="21"/>
+          <w:szCs w:val="21"/>
+        </w:rPr>
+        <w:t>5 - Überaus relevant:</w:t>
+      </w:r>
+      <w:r>
+        <w:rPr>
+          <w:sz w:val="21"/>
+          <w:szCs w:val="21"/>
+        </w:rPr>
+        <w:t xml:space="preserve"> Bezieht sich auf zentrale Themen und korrekte Fachbegriffe</w:t>
+      </w:r>
+    </w:p>
+    <w:p>
+      <w:pPr>
+        <w:pStyle w:val="Compact"/>
+        <w:numPr>
+          <w:ilvl w:val="1"/>
+          <w:numId w:val="4"/>
+        </w:numPr>
+        <w:rPr>
+          <w:sz w:val="21"/>
+          <w:szCs w:val="21"/>
+        </w:rPr>
+      </w:pPr>
+      <w:r>
+        <w:rPr>
+          <w:sz w:val="21"/>
+          <w:szCs w:val="21"/>
+        </w:rPr>
+        <w:t>Bsp.: “Welche Kernaufgaben erfüllt der Data Link Layer und worin unterscheiden sich diese hinsichtlich ihrer Zielsetzung?”</w:t>
+      </w:r>
+    </w:p>
+    <w:p>
+      <w:pPr>
+        <w:pStyle w:val="Compact"/>
+        <w:numPr>
+          <w:ilvl w:val="0"/>
+          <w:numId w:val="4"/>
+        </w:numPr>
+        <w:rPr>
+          <w:sz w:val="21"/>
+          <w:szCs w:val="21"/>
+        </w:rPr>
+      </w:pPr>
       <w:r>
         <w:rPr>
           <w:b/>
           <w:bCs/>
-          <w:sz w:val="22"/>
-          <w:szCs w:val="22"/>
-        </w:rPr>
-        <w:t>Wertigkeit</w:t>
-      </w:r>
-      <w:r>
-        <w:rPr>
-          <w:sz w:val="22"/>
-          <w:szCs w:val="22"/>
-        </w:rPr>
-        <w:t>-Kategorie in der Rubrik bewertet werden. Dies wurde eingebunden, da die Wertigkeit einer Frage ein wichtiger Aspekt der Fragequalität ist, jedoch nicht über eine Zahl allein abgebildet werden kann.</w:t>
-      </w:r>
-      <w:bookmarkEnd w:id="1"/>
-    </w:p>
-    <w:p>
-      <w:pPr>
-        <w:pStyle w:val="Heading2"/>
-        <w:rPr/>
-      </w:pPr>
-      <w:bookmarkStart w:id="2" w:name="anleitung-für-experten"/>
-      <w:r>
-        <w:rPr/>
-        <w:t>Anleitung für Experten</w:t>
-      </w:r>
-    </w:p>
-    <w:p>
-      <w:pPr>
-        <w:pStyle w:val="Heading3"/>
-        <w:rPr/>
-      </w:pPr>
-      <w:bookmarkStart w:id="3" w:name="schritt-1-bewertungskriterien-verstehen"/>
-      <w:r>
-        <w:rPr/>
-        <w:t>Schritt 1: Bewertungskriterien verstehen</w:t>
-      </w:r>
-    </w:p>
-    <w:p>
-      <w:pPr>
-        <w:pStyle w:val="FirstParagraph"/>
-        <w:rPr/>
-      </w:pPr>
-      <w:r>
-        <w:rPr>
-          <w:sz w:val="22"/>
-          <w:szCs w:val="22"/>
-        </w:rPr>
-        <w:t xml:space="preserve">Lesen Sie die Rubrik </w:t>
-      </w:r>
-      <w:r>
-        <w:rPr>
-          <w:rStyle w:val="VerbatimChar"/>
-          <w:sz w:val="22"/>
-          <w:szCs w:val="22"/>
-        </w:rPr>
-        <w:t>exp1_rubric.md</w:t>
-      </w:r>
-      <w:r>
-        <w:rPr>
-          <w:sz w:val="22"/>
-          <w:szCs w:val="22"/>
-        </w:rPr>
-        <w:t>, die folgende Kategorien umfasst (jeweils 1-5 Punkte). Bestimmte Kategorien fokussieren sich auf die Bewertung der Fragen selbst, andere auf die Bewertung der Antworten.</w:t>
-      </w:r>
-    </w:p>
-    <w:p>
-      <w:pPr>
-        <w:pStyle w:val="BodyText"/>
-        <w:rPr>
-          <w:sz w:val="22"/>
-          <w:szCs w:val="22"/>
+          <w:sz w:val="21"/>
+          <w:szCs w:val="21"/>
+        </w:rPr>
+        <w:t>4 - Relevant:</w:t>
+      </w:r>
+      <w:r>
+        <w:rPr>
+          <w:sz w:val="21"/>
+          <w:szCs w:val="21"/>
+        </w:rPr>
+        <w:t xml:space="preserve"> Bezieht sich auf wichtige Fachkonzepte des Textes</w:t>
+      </w:r>
+    </w:p>
+    <w:p>
+      <w:pPr>
+        <w:pStyle w:val="Compact"/>
+        <w:numPr>
+          <w:ilvl w:val="0"/>
+          <w:numId w:val="4"/>
+        </w:numPr>
+        <w:rPr>
+          <w:sz w:val="21"/>
+          <w:szCs w:val="21"/>
         </w:rPr>
       </w:pPr>
       <w:r>
         <w:rPr>
           <w:b/>
           <w:bCs/>
-          <w:sz w:val="22"/>
-          <w:szCs w:val="22"/>
-        </w:rPr>
-        <w:t>Fragenbewertung:</w:t>
+          <w:sz w:val="21"/>
+          <w:szCs w:val="21"/>
+        </w:rPr>
+        <w:t>3 - Mäßig relevant:</w:t>
+      </w:r>
+      <w:r>
+        <w:rPr>
+          <w:sz w:val="21"/>
+          <w:szCs w:val="21"/>
+        </w:rPr>
+        <w:t xml:space="preserve"> Behandelt eher nebensächliche Aspekte oder Randthemen des Textes</w:t>
       </w:r>
     </w:p>
     <w:p>
@@ -251,25 +1246,25 @@
           <w:numId w:val="4"/>
         </w:numPr>
         <w:rPr>
-          <w:sz w:val="22"/>
-          <w:szCs w:val="22"/>
+          <w:sz w:val="21"/>
+          <w:szCs w:val="21"/>
         </w:rPr>
       </w:pPr>
       <w:r>
         <w:rPr>
           <w:b/>
           <w:bCs/>
-          <w:sz w:val="22"/>
-          <w:szCs w:val="22"/>
-        </w:rPr>
-        <w:t>Relevanz:</w:t>
-      </w:r>
-      <w:r>
-        <w:rPr>
-          <w:sz w:val="22"/>
-          <w:szCs w:val="22"/>
-        </w:rPr>
-        <w:t xml:space="preserve"> Bezug zum Thema des Textinhalts</w:t>
+          <w:sz w:val="21"/>
+          <w:szCs w:val="21"/>
+        </w:rPr>
+        <w:t>2 - Weniger relevant:</w:t>
+      </w:r>
+      <w:r>
+        <w:rPr>
+          <w:sz w:val="21"/>
+          <w:szCs w:val="21"/>
+        </w:rPr>
+        <w:t xml:space="preserve"> Nur oberflächlicher Bezug zu Fachkonzepten</w:t>
       </w:r>
     </w:p>
     <w:p>
@@ -280,25 +1275,100 @@
           <w:numId w:val="4"/>
         </w:numPr>
         <w:rPr>
-          <w:sz w:val="22"/>
-          <w:szCs w:val="22"/>
+          <w:sz w:val="21"/>
+          <w:szCs w:val="21"/>
         </w:rPr>
       </w:pPr>
       <w:r>
         <w:rPr>
           <w:b/>
           <w:bCs/>
-          <w:sz w:val="22"/>
-          <w:szCs w:val="22"/>
-        </w:rPr>
-        <w:t>Klarheit:</w:t>
-      </w:r>
-      <w:r>
-        <w:rPr>
-          <w:sz w:val="22"/>
-          <w:szCs w:val="22"/>
-        </w:rPr>
-        <w:t xml:space="preserve"> Eindeutigkeit der Formulierung</w:t>
+          <w:sz w:val="21"/>
+          <w:szCs w:val="21"/>
+        </w:rPr>
+        <w:t>1 - Nicht relevant:</w:t>
+      </w:r>
+      <w:r>
+        <w:rPr>
+          <w:sz w:val="21"/>
+          <w:szCs w:val="21"/>
+        </w:rPr>
+        <w:t xml:space="preserve"> Kein Bezug zu den im Text behandelten Fachkonzepten</w:t>
+      </w:r>
+    </w:p>
+    <w:p>
+      <w:pPr>
+        <w:pStyle w:val="Compact"/>
+        <w:numPr>
+          <w:ilvl w:val="1"/>
+          <w:numId w:val="4"/>
+        </w:numPr>
+        <w:rPr>
+          <w:sz w:val="21"/>
+          <w:szCs w:val="21"/>
+        </w:rPr>
+      </w:pPr>
+      <w:bookmarkStart w:id="7" w:name="relevanzrelevance"/>
+      <w:r>
+        <w:rPr>
+          <w:sz w:val="21"/>
+          <w:szCs w:val="21"/>
+        </w:rPr>
+        <w:t>Bsp.: “Welche Programmiersprache wird am häufigsten für die Implementierung von Netzwerkprotokollen verwendet?”</w:t>
+      </w:r>
+      <w:bookmarkEnd w:id="7"/>
+    </w:p>
+    <w:p>
+      <w:pPr>
+        <w:pStyle w:val="Heading2"/>
+        <w:rPr/>
+      </w:pPr>
+      <w:r>
+        <w:rPr/>
+        <w:t>Klarheit/Clarity</w:t>
+      </w:r>
+    </w:p>
+    <w:p>
+      <w:pPr>
+        <w:pStyle w:val="FirstParagraph"/>
+        <w:rPr>
+          <w:sz w:val="21"/>
+          <w:szCs w:val="21"/>
+        </w:rPr>
+      </w:pPr>
+      <w:r>
+        <w:rPr>
+          <w:b/>
+          <w:bCs/>
+          <w:sz w:val="21"/>
+          <w:szCs w:val="21"/>
+        </w:rPr>
+        <w:t>Fragestellung:</w:t>
+      </w:r>
+      <w:r>
+        <w:rPr>
+          <w:sz w:val="21"/>
+          <w:szCs w:val="21"/>
+        </w:rPr>
+        <w:t xml:space="preserve"> Wie präzise und inhaltlich eindeutig ist die Frage aus Dozierendenperspektive formuliert? Bewerten Sie auch die inhaltliche Klarheit im Nachhinein für die Beantwortung der Frage.</w:t>
+      </w:r>
+    </w:p>
+    <w:p>
+      <w:pPr>
+        <w:pStyle w:val="BodyText"/>
+        <w:rPr>
+          <w:sz w:val="21"/>
+          <w:szCs w:val="21"/>
+        </w:rPr>
+      </w:pPr>
+      <w:r>
+        <w:rPr>
+          <w:i/>
+          <w:iCs/>
+          <w:sz w:val="21"/>
+          <w:szCs w:val="21"/>
+        </w:rPr>
+        <w:t>Hinweis: Hier geht es um inhaltliche Verständlichkeit und Eindeutigkeit, nicht um sprachliche Formulierungen.</w:t>
       </w:r>
     </w:p>
     <w:p>
@@ -309,25 +1379,45 @@
           <w:numId w:val="4"/>
         </w:numPr>
         <w:rPr>
-          <w:sz w:val="22"/>
-          <w:szCs w:val="22"/>
+          <w:sz w:val="21"/>
+          <w:szCs w:val="21"/>
         </w:rPr>
       </w:pPr>
       <w:r>
         <w:rPr>
           <w:b/>
           <w:bCs/>
-          <w:sz w:val="22"/>
-          <w:szCs w:val="22"/>
-        </w:rPr>
-        <w:t>Beantwortbarkeit:</w:t>
-      </w:r>
-      <w:r>
-        <w:rPr>
-          <w:sz w:val="22"/>
-          <w:szCs w:val="22"/>
-        </w:rPr>
-        <w:t xml:space="preserve"> Verfügbarkeit der Informationen im Text</w:t>
+          <w:sz w:val="21"/>
+          <w:szCs w:val="21"/>
+        </w:rPr>
+        <w:t>5 - Sehr klar:</w:t>
+      </w:r>
+      <w:r>
+        <w:rPr>
+          <w:sz w:val="21"/>
+          <w:szCs w:val="21"/>
+        </w:rPr>
+        <w:t xml:space="preserve"> Inhaltlich präzise und eindeutig formuliert, keine Mehrdeutigkeiten</w:t>
+      </w:r>
+    </w:p>
+    <w:p>
+      <w:pPr>
+        <w:pStyle w:val="Compact"/>
+        <w:numPr>
+          <w:ilvl w:val="1"/>
+          <w:numId w:val="4"/>
+        </w:numPr>
+        <w:rPr>
+          <w:sz w:val="21"/>
+          <w:szCs w:val="21"/>
+        </w:rPr>
+      </w:pPr>
+      <w:r>
+        <w:rPr>
+          <w:sz w:val="21"/>
+          <w:szCs w:val="21"/>
+        </w:rPr>
+        <w:t>Bsp.: “Nennen Sie die Kernaufgaben des Session Layer und erläutern Sie jeweils deren Funktion.”</w:t>
       </w:r>
     </w:p>
     <w:p>
@@ -338,25 +1428,25 @@
           <w:numId w:val="4"/>
         </w:numPr>
         <w:rPr>
-          <w:sz w:val="22"/>
-          <w:szCs w:val="22"/>
+          <w:sz w:val="21"/>
+          <w:szCs w:val="21"/>
         </w:rPr>
       </w:pPr>
       <w:r>
         <w:rPr>
           <w:b/>
           <w:bCs/>
-          <w:sz w:val="22"/>
-          <w:szCs w:val="22"/>
-        </w:rPr>
-        <w:t>Herausforderung:</w:t>
-      </w:r>
-      <w:r>
-        <w:rPr>
-          <w:sz w:val="22"/>
-          <w:szCs w:val="22"/>
-        </w:rPr>
-        <w:t xml:space="preserve"> Anspruchsniveau der Frage</w:t>
+          <w:sz w:val="21"/>
+          <w:szCs w:val="21"/>
+        </w:rPr>
+        <w:t>4 - Klar:</w:t>
+      </w:r>
+      <w:r>
+        <w:rPr>
+          <w:sz w:val="21"/>
+          <w:szCs w:val="21"/>
+        </w:rPr>
+        <w:t xml:space="preserve"> Inhaltlich verständlich mit minimalen Unklarheiten</w:t>
       </w:r>
     </w:p>
     <w:p>
@@ -367,25 +1457,25 @@
           <w:numId w:val="4"/>
         </w:numPr>
         <w:rPr>
-          <w:sz w:val="22"/>
-          <w:szCs w:val="22"/>
+          <w:sz w:val="21"/>
+          <w:szCs w:val="21"/>
         </w:rPr>
       </w:pPr>
       <w:r>
         <w:rPr>
           <w:b/>
           <w:bCs/>
-          <w:sz w:val="22"/>
-          <w:szCs w:val="22"/>
-        </w:rPr>
-        <w:t>Wertigkeit:</w:t>
-      </w:r>
-      <w:r>
-        <w:rPr>
-          <w:sz w:val="22"/>
-          <w:szCs w:val="22"/>
-        </w:rPr>
-        <w:t xml:space="preserve"> Bedeutung für vorgegebenes Lernziel</w:t>
+          <w:sz w:val="21"/>
+          <w:szCs w:val="21"/>
+        </w:rPr>
+        <w:t>3 - Mäßig klar:</w:t>
+      </w:r>
+      <w:r>
+        <w:rPr>
+          <w:sz w:val="21"/>
+          <w:szCs w:val="21"/>
+        </w:rPr>
+        <w:t xml:space="preserve"> Enthält einige inhaltlich unklare Formulierungen</w:t>
       </w:r>
     </w:p>
     <w:p>
@@ -396,58 +1486,129 @@
           <w:numId w:val="4"/>
         </w:numPr>
         <w:rPr>
-          <w:sz w:val="22"/>
-          <w:szCs w:val="22"/>
+          <w:sz w:val="21"/>
+          <w:szCs w:val="21"/>
         </w:rPr>
       </w:pPr>
       <w:r>
         <w:rPr>
           <w:b/>
           <w:bCs/>
-          <w:sz w:val="22"/>
-          <w:szCs w:val="22"/>
-        </w:rPr>
-        <w:t>Sprachqualität:</w:t>
-      </w:r>
-      <w:r>
-        <w:rPr>
-          <w:sz w:val="22"/>
-          <w:szCs w:val="22"/>
-        </w:rPr>
-        <w:t xml:space="preserve"> Verständlichkeit und Angemessenheit</w:t>
-      </w:r>
-    </w:p>
-    <w:p>
-      <w:pPr>
-        <w:pStyle w:val="Compact"/>
-        <w:rPr>
-          <w:sz w:val="22"/>
-          <w:szCs w:val="22"/>
-        </w:rPr>
-      </w:pPr>
-      <w:r>
-        <w:rPr>
-          <w:sz w:val="22"/>
-          <w:szCs w:val="22"/>
-        </w:rPr>
-      </w:r>
-    </w:p>
-    <w:p>
-      <w:pPr>
-        <w:pStyle w:val="FirstParagraph"/>
-        <w:rPr>
-          <w:sz w:val="22"/>
-          <w:szCs w:val="22"/>
+          <w:sz w:val="21"/>
+          <w:szCs w:val="21"/>
+        </w:rPr>
+        <w:t>2 - Unklar:</w:t>
+      </w:r>
+      <w:r>
+        <w:rPr>
+          <w:sz w:val="21"/>
+          <w:szCs w:val="21"/>
+        </w:rPr>
+        <w:t xml:space="preserve"> Enthält mehrere mehrdeutige oder verwirrende inhaltliche Elemente</w:t>
+      </w:r>
+    </w:p>
+    <w:p>
+      <w:pPr>
+        <w:pStyle w:val="Compact"/>
+        <w:numPr>
+          <w:ilvl w:val="0"/>
+          <w:numId w:val="4"/>
+        </w:numPr>
+        <w:rPr>
+          <w:sz w:val="21"/>
+          <w:szCs w:val="21"/>
         </w:rPr>
       </w:pPr>
       <w:r>
         <w:rPr>
           <w:b/>
           <w:bCs/>
-          <w:sz w:val="22"/>
-          <w:szCs w:val="22"/>
-        </w:rPr>
-        <w:t>Antwortbewertung:</w:t>
+          <w:sz w:val="21"/>
+          <w:szCs w:val="21"/>
+        </w:rPr>
+        <w:t>1 - Sehr unklar:</w:t>
+      </w:r>
+      <w:r>
+        <w:rPr>
+          <w:sz w:val="21"/>
+          <w:szCs w:val="21"/>
+        </w:rPr>
+        <w:t xml:space="preserve"> Inhaltlich unverständlich, Intention der Frage nicht erkennbar</w:t>
+      </w:r>
+    </w:p>
+    <w:p>
+      <w:pPr>
+        <w:pStyle w:val="Compact"/>
+        <w:numPr>
+          <w:ilvl w:val="1"/>
+          <w:numId w:val="4"/>
+        </w:numPr>
+        <w:rPr>
+          <w:sz w:val="21"/>
+          <w:szCs w:val="21"/>
+        </w:rPr>
+      </w:pPr>
+      <w:bookmarkStart w:id="8" w:name="klarheitclarity"/>
+      <w:r>
+        <w:rPr>
+          <w:sz w:val="21"/>
+          <w:szCs w:val="21"/>
+        </w:rPr>
+        <w:t>Bsp.: “Inwiefern spielt die Schicht eine Rolle bei dem, was passiert, wenn Kommunikation stattfindet?”</w:t>
+      </w:r>
+      <w:bookmarkEnd w:id="8"/>
+    </w:p>
+    <w:p>
+      <w:pPr>
+        <w:pStyle w:val="Heading2"/>
+        <w:rPr/>
+      </w:pPr>
+      <w:r>
+        <w:rPr/>
+        <w:t>Beantwortbarkeit/Answerability</w:t>
+      </w:r>
+    </w:p>
+    <w:p>
+      <w:pPr>
+        <w:pStyle w:val="FirstParagraph"/>
+        <w:rPr>
+          <w:sz w:val="21"/>
+          <w:szCs w:val="21"/>
+        </w:rPr>
+      </w:pPr>
+      <w:r>
+        <w:rPr>
+          <w:b/>
+          <w:bCs/>
+          <w:sz w:val="21"/>
+          <w:szCs w:val="21"/>
+        </w:rPr>
+        <w:t>Fragestellung:</w:t>
+      </w:r>
+      <w:r>
+        <w:rPr>
+          <w:sz w:val="21"/>
+          <w:szCs w:val="21"/>
+        </w:rPr>
+        <w:t xml:space="preserve"> Hat man aus der Studierendenperspektive ausreichend Informationen im bereitgestellten Text, um die Frage vollständig zu beantworten?</w:t>
+      </w:r>
+    </w:p>
+    <w:p>
+      <w:pPr>
+        <w:pStyle w:val="BodyText"/>
+        <w:rPr>
+          <w:sz w:val="21"/>
+          <w:szCs w:val="21"/>
+        </w:rPr>
+      </w:pPr>
+      <w:r>
+        <w:rPr>
+          <w:i/>
+          <w:iCs/>
+          <w:sz w:val="21"/>
+          <w:szCs w:val="21"/>
+        </w:rPr>
+        <w:t>Hinweis: Hier geht es nicht um die Schwierigkeit der Frage, sondern nur um die Verfügbarkeit der benötigten Informationen.</w:t>
       </w:r>
     </w:p>
     <w:p>
@@ -458,25 +1619,45 @@
           <w:numId w:val="4"/>
         </w:numPr>
         <w:rPr>
-          <w:sz w:val="22"/>
-          <w:szCs w:val="22"/>
+          <w:sz w:val="21"/>
+          <w:szCs w:val="21"/>
         </w:rPr>
       </w:pPr>
       <w:r>
         <w:rPr>
           <w:b/>
           <w:bCs/>
-          <w:sz w:val="22"/>
-          <w:szCs w:val="22"/>
-        </w:rPr>
-        <w:t>Klarheit:</w:t>
-      </w:r>
-      <w:r>
-        <w:rPr>
-          <w:sz w:val="22"/>
-          <w:szCs w:val="22"/>
-        </w:rPr>
-        <w:t xml:space="preserve"> Eindeutigkeit der Formulierung</w:t>
+          <w:sz w:val="21"/>
+          <w:szCs w:val="21"/>
+        </w:rPr>
+        <w:t>5 - Vollständig beantwortbar:</w:t>
+      </w:r>
+      <w:r>
+        <w:rPr>
+          <w:sz w:val="21"/>
+          <w:szCs w:val="21"/>
+        </w:rPr>
+        <w:t xml:space="preserve"> Alle Infos explizit im Text verfügbar</w:t>
+      </w:r>
+    </w:p>
+    <w:p>
+      <w:pPr>
+        <w:pStyle w:val="Compact"/>
+        <w:numPr>
+          <w:ilvl w:val="1"/>
+          <w:numId w:val="4"/>
+        </w:numPr>
+        <w:rPr>
+          <w:sz w:val="21"/>
+          <w:szCs w:val="21"/>
+        </w:rPr>
+      </w:pPr>
+      <w:r>
+        <w:rPr>
+          <w:sz w:val="21"/>
+          <w:szCs w:val="21"/>
+        </w:rPr>
+        <w:t>Bsp: “Welche Kernaufgaben hat der Presentation Layer?”</w:t>
       </w:r>
     </w:p>
     <w:p>
@@ -487,25 +1668,25 @@
           <w:numId w:val="4"/>
         </w:numPr>
         <w:rPr>
-          <w:sz w:val="22"/>
-          <w:szCs w:val="22"/>
+          <w:sz w:val="21"/>
+          <w:szCs w:val="21"/>
         </w:rPr>
       </w:pPr>
       <w:r>
         <w:rPr>
           <w:b/>
           <w:bCs/>
-          <w:sz w:val="22"/>
-          <w:szCs w:val="22"/>
-        </w:rPr>
-        <w:t>Sprachqualität:</w:t>
-      </w:r>
-      <w:r>
-        <w:rPr>
-          <w:sz w:val="22"/>
-          <w:szCs w:val="22"/>
-        </w:rPr>
-        <w:t xml:space="preserve"> Verständlichkeit und Angemessenheit</w:t>
+          <w:sz w:val="21"/>
+          <w:szCs w:val="21"/>
+        </w:rPr>
+        <w:t>4 - Gut beantwortbar:</w:t>
+      </w:r>
+      <w:r>
+        <w:rPr>
+          <w:sz w:val="21"/>
+          <w:szCs w:val="21"/>
+        </w:rPr>
+        <w:t xml:space="preserve"> Die meisten Infos im Text</w:t>
       </w:r>
     </w:p>
     <w:p>
@@ -516,65 +1697,25 @@
           <w:numId w:val="4"/>
         </w:numPr>
         <w:rPr>
-          <w:sz w:val="22"/>
-          <w:szCs w:val="22"/>
+          <w:sz w:val="21"/>
+          <w:szCs w:val="21"/>
         </w:rPr>
       </w:pPr>
       <w:r>
         <w:rPr>
           <w:b/>
           <w:bCs/>
-          <w:sz w:val="22"/>
-          <w:szCs w:val="22"/>
-        </w:rPr>
-        <w:t>Korrektheit:</w:t>
-      </w:r>
-      <w:r>
-        <w:rPr>
-          <w:sz w:val="22"/>
-          <w:szCs w:val="22"/>
-        </w:rPr>
-        <w:t xml:space="preserve"> Fachliche Richtigkeit bezogen auf den Text, gemessen als Inhaltstreue zur Quelle</w:t>
-      </w:r>
-      <w:bookmarkEnd w:id="3"/>
-    </w:p>
-    <w:p>
-      <w:pPr>
-        <w:pStyle w:val="Heading3"/>
-        <w:rPr/>
-      </w:pPr>
-      <w:bookmarkStart w:id="4" w:name="schritt-2-csv-struktur-verstehen"/>
-      <w:r>
-        <w:rPr/>
-        <w:t>Schritt 2: CSV-Struktur verstehen</w:t>
-      </w:r>
-    </w:p>
-    <w:p>
-      <w:pPr>
-        <w:pStyle w:val="FirstParagraph"/>
-        <w:rPr/>
-      </w:pPr>
-      <w:r>
-        <w:rPr>
-          <w:sz w:val="22"/>
-          <w:szCs w:val="22"/>
-        </w:rPr>
-        <w:t xml:space="preserve">Die Datei </w:t>
-      </w:r>
-      <w:r>
-        <w:rPr>
-          <w:rStyle w:val="VerbatimChar"/>
-          <w:sz w:val="22"/>
-          <w:szCs w:val="22"/>
-        </w:rPr>
-        <w:t>exp1.csv</w:t>
-      </w:r>
-      <w:r>
-        <w:rPr>
-          <w:sz w:val="22"/>
-          <w:szCs w:val="22"/>
-        </w:rPr>
-        <w:t xml:space="preserve"> enthält:</w:t>
+          <w:sz w:val="21"/>
+          <w:szCs w:val="21"/>
+        </w:rPr>
+        <w:t>3 - Teilweise beantwortbar:</w:t>
+      </w:r>
+      <w:r>
+        <w:rPr>
+          <w:sz w:val="21"/>
+          <w:szCs w:val="21"/>
+        </w:rPr>
+        <w:t xml:space="preserve"> Grundinfos vorhanden</w:t>
       </w:r>
     </w:p>
     <w:p>
@@ -584,22 +1725,26 @@
           <w:ilvl w:val="0"/>
           <w:numId w:val="4"/>
         </w:numPr>
-        <w:rPr/>
-      </w:pPr>
-      <w:r>
-        <w:rPr>
-          <w:rStyle w:val="VerbatimChar"/>
-          <w:sz w:val="22"/>
-          <w:szCs w:val="22"/>
-        </w:rPr>
-        <w:t>sample_id</w:t>
-      </w:r>
-      <w:r>
-        <w:rPr>
-          <w:sz w:val="22"/>
-          <w:szCs w:val="22"/>
-        </w:rPr>
-        <w:t>: Eindeutige ID (001-024) für Zuordnung zur Fragendatei</w:t>
+        <w:rPr>
+          <w:sz w:val="21"/>
+          <w:szCs w:val="21"/>
+        </w:rPr>
+      </w:pPr>
+      <w:r>
+        <w:rPr>
+          <w:b/>
+          <w:bCs/>
+          <w:sz w:val="21"/>
+          <w:szCs w:val="21"/>
+        </w:rPr>
+        <w:t>2 - Schwer beantwortbar:</w:t>
+      </w:r>
+      <w:r>
+        <w:rPr>
+          <w:sz w:val="21"/>
+          <w:szCs w:val="21"/>
+        </w:rPr>
+        <w:t xml:space="preserve"> Wenige Infos zur Beantwortung vorhanden</w:t>
       </w:r>
     </w:p>
     <w:p>
@@ -609,22 +1754,101 @@
           <w:ilvl w:val="0"/>
           <w:numId w:val="4"/>
         </w:numPr>
-        <w:rPr/>
-      </w:pPr>
-      <w:r>
-        <w:rPr>
-          <w:rStyle w:val="VerbatimChar"/>
-          <w:sz w:val="22"/>
-          <w:szCs w:val="22"/>
-        </w:rPr>
-        <w:t>layer</w:t>
-      </w:r>
-      <w:r>
-        <w:rPr>
-          <w:sz w:val="22"/>
-          <w:szCs w:val="22"/>
-        </w:rPr>
-        <w:t>: OSI-Layer (1-7), aus dem die Frage generiert wurde</w:t>
+        <w:rPr>
+          <w:sz w:val="21"/>
+          <w:szCs w:val="21"/>
+        </w:rPr>
+      </w:pPr>
+      <w:r>
+        <w:rPr>
+          <w:b/>
+          <w:bCs/>
+          <w:sz w:val="21"/>
+          <w:szCs w:val="21"/>
+        </w:rPr>
+        <w:t>1 - Nicht beantwortbar:</w:t>
+      </w:r>
+      <w:r>
+        <w:rPr>
+          <w:sz w:val="21"/>
+          <w:szCs w:val="21"/>
+        </w:rPr>
+        <w:t xml:space="preserve"> Benötigte Informationen fehlen</w:t>
+      </w:r>
+    </w:p>
+    <w:p>
+      <w:pPr>
+        <w:pStyle w:val="Compact"/>
+        <w:numPr>
+          <w:ilvl w:val="1"/>
+          <w:numId w:val="4"/>
+        </w:numPr>
+        <w:rPr>
+          <w:sz w:val="21"/>
+          <w:szCs w:val="21"/>
+        </w:rPr>
+      </w:pPr>
+      <w:bookmarkStart w:id="9" w:name="beantwortbarkeitanswerability"/>
+      <w:r>
+        <w:rPr>
+          <w:sz w:val="21"/>
+          <w:szCs w:val="21"/>
+        </w:rPr>
+        <w:t>Bsp.: “Vergleichen Sie die Effizienz des ISO-OSI-Modells mit modernen Software-Defined-Networking-Ansätzen.”</w:t>
+      </w:r>
+      <w:bookmarkEnd w:id="9"/>
+    </w:p>
+    <w:p>
+      <w:pPr>
+        <w:pStyle w:val="Heading2"/>
+        <w:rPr/>
+      </w:pPr>
+      <w:r>
+        <w:rPr/>
+        <w:t>Herausforderung/Challenging</w:t>
+      </w:r>
+    </w:p>
+    <w:p>
+      <w:pPr>
+        <w:pStyle w:val="FirstParagraph"/>
+        <w:rPr>
+          <w:sz w:val="21"/>
+          <w:szCs w:val="21"/>
+        </w:rPr>
+      </w:pPr>
+      <w:r>
+        <w:rPr>
+          <w:b/>
+          <w:bCs/>
+          <w:sz w:val="21"/>
+          <w:szCs w:val="21"/>
+        </w:rPr>
+        <w:t>Fragestellung:</w:t>
+      </w:r>
+      <w:r>
+        <w:rPr>
+          <w:sz w:val="21"/>
+          <w:szCs w:val="21"/>
+        </w:rPr>
+        <w:t xml:space="preserve"> Wie viel kognitive Anstrengung erfordert die Beantwortung der Frage aus Studierendenperspektive?</w:t>
+      </w:r>
+    </w:p>
+    <w:p>
+      <w:pPr>
+        <w:pStyle w:val="BodyText"/>
+        <w:rPr>
+          <w:sz w:val="21"/>
+          <w:szCs w:val="21"/>
+        </w:rPr>
+      </w:pPr>
+      <w:r>
+        <w:rPr>
+          <w:i/>
+          <w:iCs/>
+          <w:sz w:val="21"/>
+          <w:szCs w:val="21"/>
+        </w:rPr>
+        <w:t>Hinweis: Nicht die Bloom-Taxonomie als Grundlage nehmen, sondern die tatsächlich benötigte kognitive Last einschätzen.</w:t>
       </w:r>
     </w:p>
     <w:p>
@@ -634,45 +1858,46 @@
           <w:ilvl w:val="0"/>
           <w:numId w:val="4"/>
         </w:numPr>
-        <w:rPr/>
-      </w:pPr>
-      <w:r>
-        <w:rPr>
-          <w:rStyle w:val="VerbatimChar"/>
-          <w:sz w:val="22"/>
-          <w:szCs w:val="22"/>
-        </w:rPr>
-        <w:t>question_type</w:t>
-      </w:r>
-      <w:r>
-        <w:rPr>
-          <w:sz w:val="22"/>
-          <w:szCs w:val="22"/>
-        </w:rPr>
-        <w:t xml:space="preserve">: </w:t>
-      </w:r>
-      <w:r>
-        <w:rPr>
-          <w:rStyle w:val="VerbatimChar"/>
-          <w:sz w:val="22"/>
-          <w:szCs w:val="22"/>
-        </w:rPr>
-        <w:t>mcq</w:t>
-      </w:r>
-      <w:r>
-        <w:rPr>
-          <w:sz w:val="22"/>
-          <w:szCs w:val="22"/>
-        </w:rPr>
-        <w:t xml:space="preserve"> oder </w:t>
-      </w:r>
-      <w:r>
-        <w:rPr>
-          <w:rStyle w:val="VerbatimChar"/>
-          <w:sz w:val="22"/>
-          <w:szCs w:val="22"/>
-        </w:rPr>
-        <w:t>open_ended</w:t>
+        <w:rPr>
+          <w:sz w:val="21"/>
+          <w:szCs w:val="21"/>
+        </w:rPr>
+      </w:pPr>
+      <w:r>
+        <w:rPr>
+          <w:b/>
+          <w:bCs/>
+          <w:sz w:val="21"/>
+          <w:szCs w:val="21"/>
+        </w:rPr>
+        <w:t>5 - Sehr herausfordernd:</w:t>
+      </w:r>
+      <w:r>
+        <w:rPr>
+          <w:sz w:val="21"/>
+          <w:szCs w:val="21"/>
+        </w:rPr>
+        <w:t xml:space="preserve"> Erfordert mehrfaches Lesen des gesamten Textes und Verknüpfung vieler Informationen</w:t>
+      </w:r>
+    </w:p>
+    <w:p>
+      <w:pPr>
+        <w:pStyle w:val="Compact"/>
+        <w:numPr>
+          <w:ilvl w:val="1"/>
+          <w:numId w:val="4"/>
+        </w:numPr>
+        <w:rPr>
+          <w:sz w:val="21"/>
+          <w:szCs w:val="21"/>
+        </w:rPr>
+      </w:pPr>
+      <w:r>
+        <w:rPr>
+          <w:sz w:val="21"/>
+          <w:szCs w:val="21"/>
+        </w:rPr>
+        <w:t>Bsp.: “Analysieren Sie, warum Flusssteuerung auf mehreren OSI-Schichten implementiert wird, und bewerten Sie die Notwendigkeit dieser Redundanz.”</w:t>
       </w:r>
     </w:p>
     <w:p>
@@ -683,16 +1908,25 @@
           <w:numId w:val="4"/>
         </w:numPr>
         <w:rPr>
-          <w:sz w:val="22"/>
-          <w:szCs w:val="22"/>
-        </w:rPr>
-      </w:pPr>
-      <w:r>
-        <w:rPr>
-          <w:sz w:val="22"/>
-          <w:szCs w:val="22"/>
-        </w:rPr>
-        <w:t>Die 6 Bewertungsspalten für die Fragenbewertung (q_relevance, q_clarity, q_answerability, q_challenge, q_value, q_language)</w:t>
+          <w:sz w:val="21"/>
+          <w:szCs w:val="21"/>
+        </w:rPr>
+      </w:pPr>
+      <w:r>
+        <w:rPr>
+          <w:b/>
+          <w:bCs/>
+          <w:sz w:val="21"/>
+          <w:szCs w:val="21"/>
+        </w:rPr>
+        <w:t>4 - Herausfordernd:</w:t>
+      </w:r>
+      <w:r>
+        <w:rPr>
+          <w:sz w:val="21"/>
+          <w:szCs w:val="21"/>
+        </w:rPr>
+        <w:t xml:space="preserve"> Erfordert Zusammenführen von Informationen aus verschiedenen Textabschnitten</w:t>
       </w:r>
     </w:p>
     <w:p>
@@ -703,16 +1937,25 @@
           <w:numId w:val="4"/>
         </w:numPr>
         <w:rPr>
-          <w:sz w:val="22"/>
-          <w:szCs w:val="22"/>
-        </w:rPr>
-      </w:pPr>
-      <w:r>
-        <w:rPr>
-          <w:sz w:val="22"/>
-          <w:szCs w:val="22"/>
-        </w:rPr>
-        <w:t>Die 3 Bewertungsspalten für die Antwortenbewertung (a_clarity, a_language, a_correctness)</w:t>
+          <w:sz w:val="21"/>
+          <w:szCs w:val="21"/>
+        </w:rPr>
+      </w:pPr>
+      <w:r>
+        <w:rPr>
+          <w:b/>
+          <w:bCs/>
+          <w:sz w:val="21"/>
+          <w:szCs w:val="21"/>
+        </w:rPr>
+        <w:t>3 - Mäßig herausfordernd:</w:t>
+      </w:r>
+      <w:r>
+        <w:rPr>
+          <w:sz w:val="21"/>
+          <w:szCs w:val="21"/>
+        </w:rPr>
+        <w:t xml:space="preserve"> Erfordert Nachdenken und eigenes Formulieren, nicht nur Ablesen</w:t>
       </w:r>
     </w:p>
     <w:p>
@@ -722,22 +1965,26 @@
           <w:ilvl w:val="0"/>
           <w:numId w:val="4"/>
         </w:numPr>
-        <w:rPr/>
-      </w:pPr>
-      <w:r>
-        <w:rPr>
-          <w:rStyle w:val="VerbatimChar"/>
-          <w:sz w:val="22"/>
-          <w:szCs w:val="22"/>
-        </w:rPr>
-        <w:t>answer_problems</w:t>
-      </w:r>
-      <w:r>
-        <w:rPr>
-          <w:sz w:val="22"/>
-          <w:szCs w:val="22"/>
-        </w:rPr>
-        <w:t>: Sind gewisse Antworten problematisch? Warum?</w:t>
+        <w:rPr>
+          <w:sz w:val="21"/>
+          <w:szCs w:val="21"/>
+        </w:rPr>
+      </w:pPr>
+      <w:r>
+        <w:rPr>
+          <w:b/>
+          <w:bCs/>
+          <w:sz w:val="21"/>
+          <w:szCs w:val="21"/>
+        </w:rPr>
+        <w:t>2 - Wenig herausfordernd:</w:t>
+      </w:r>
+      <w:r>
+        <w:rPr>
+          <w:sz w:val="21"/>
+          <w:szCs w:val="21"/>
+        </w:rPr>
+        <w:t xml:space="preserve"> Erfordert gezieltes Suchen und Wiedergeben einer Textstelle</w:t>
       </w:r>
     </w:p>
     <w:p>
@@ -747,79 +1994,26 @@
           <w:ilvl w:val="0"/>
           <w:numId w:val="4"/>
         </w:numPr>
-        <w:rPr/>
-      </w:pPr>
-      <w:r>
-        <w:rPr>
-          <w:rStyle w:val="VerbatimChar"/>
-          <w:sz w:val="22"/>
-          <w:szCs w:val="22"/>
-        </w:rPr>
-        <w:t>comments</w:t>
-      </w:r>
-      <w:r>
-        <w:rPr>
-          <w:sz w:val="22"/>
-          <w:szCs w:val="22"/>
-        </w:rPr>
-        <w:t>: Für zusätzliche Anmerkungen</w:t>
-      </w:r>
-      <w:bookmarkEnd w:id="4"/>
-    </w:p>
-    <w:p>
-      <w:pPr>
-        <w:pStyle w:val="Heading3"/>
-        <w:rPr/>
-      </w:pPr>
-      <w:bookmarkStart w:id="5" w:name="schritt-3-bewertung-durchführen"/>
-      <w:r>
-        <w:rPr/>
-        <w:t>Schritt 3: Bewertung durchführen</w:t>
-      </w:r>
-    </w:p>
-    <w:p>
-      <w:pPr>
-        <w:pStyle w:val="Compact"/>
-        <w:numPr>
-          <w:ilvl w:val="0"/>
-          <w:numId w:val="12"/>
-        </w:numPr>
-        <w:rPr/>
-      </w:pPr>
-      <w:r>
-        <w:rPr>
-          <w:sz w:val="22"/>
-          <w:szCs w:val="22"/>
-        </w:rPr>
-        <w:t xml:space="preserve">Öffnen Sie </w:t>
-      </w:r>
-      <w:r>
-        <w:rPr>
-          <w:rStyle w:val="VerbatimChar"/>
-          <w:sz w:val="22"/>
-          <w:szCs w:val="22"/>
-        </w:rPr>
-        <w:t>exp1.csv</w:t>
-      </w:r>
-    </w:p>
-    <w:p>
-      <w:pPr>
-        <w:pStyle w:val="Compact"/>
-        <w:numPr>
-          <w:ilvl w:val="0"/>
-          <w:numId w:val="8"/>
-        </w:numPr>
-        <w:rPr>
-          <w:sz w:val="22"/>
-          <w:szCs w:val="22"/>
-        </w:rPr>
-      </w:pPr>
-      <w:r>
-        <w:rPr>
-          <w:sz w:val="22"/>
-          <w:szCs w:val="22"/>
-        </w:rPr>
-        <w:t>Für jede Zeile:</w:t>
+        <w:rPr>
+          <w:sz w:val="21"/>
+          <w:szCs w:val="21"/>
+        </w:rPr>
+      </w:pPr>
+      <w:r>
+        <w:rPr>
+          <w:b/>
+          <w:bCs/>
+          <w:sz w:val="21"/>
+          <w:szCs w:val="21"/>
+        </w:rPr>
+        <w:t>1 - Nicht herausfordernd:</w:t>
+      </w:r>
+      <w:r>
+        <w:rPr>
+          <w:sz w:val="21"/>
+          <w:szCs w:val="21"/>
+        </w:rPr>
+        <w:t xml:space="preserve"> Antwort kann direkt abgelesen oder mit einem Wort beantwortet werden</w:t>
       </w:r>
     </w:p>
     <w:p>
@@ -830,16 +2024,130 @@
           <w:numId w:val="4"/>
         </w:numPr>
         <w:rPr>
-          <w:sz w:val="22"/>
-          <w:szCs w:val="22"/>
-        </w:rPr>
-      </w:pPr>
-      <w:r>
-        <w:rPr>
-          <w:sz w:val="22"/>
-          <w:szCs w:val="22"/>
-        </w:rPr>
-        <w:t>Öffnen Sie die entsprechende Fragendatei und lesen Sie die Frage sorgfältig</w:t>
+          <w:sz w:val="21"/>
+          <w:szCs w:val="21"/>
+        </w:rPr>
+      </w:pPr>
+      <w:bookmarkStart w:id="10" w:name="herausforderungchallenging"/>
+      <w:r>
+        <w:rPr>
+          <w:sz w:val="21"/>
+          <w:szCs w:val="21"/>
+        </w:rPr>
+        <w:t>Bsp.: “Wie viele Kernaufgaben hat der Physical Layer?”</w:t>
+      </w:r>
+      <w:bookmarkEnd w:id="10"/>
+    </w:p>
+    <w:p>
+      <w:pPr>
+        <w:pStyle w:val="Compact"/>
+        <w:rPr>
+          <w:sz w:val="22"/>
+          <w:szCs w:val="22"/>
+        </w:rPr>
+      </w:pPr>
+      <w:r>
+        <w:rPr>
+          <w:sz w:val="22"/>
+          <w:szCs w:val="22"/>
+        </w:rPr>
+      </w:r>
+    </w:p>
+    <w:p>
+      <w:pPr>
+        <w:pStyle w:val="Compact"/>
+        <w:rPr>
+          <w:sz w:val="22"/>
+          <w:szCs w:val="22"/>
+        </w:rPr>
+      </w:pPr>
+      <w:r>
+        <w:rPr>
+          <w:sz w:val="22"/>
+          <w:szCs w:val="22"/>
+        </w:rPr>
+      </w:r>
+    </w:p>
+    <w:p>
+      <w:pPr>
+        <w:pStyle w:val="Heading2"/>
+        <w:rPr/>
+      </w:pPr>
+      <w:r>
+        <w:rPr/>
+        <w:t>Wertigkeit/Value bzgl. Lernzielintegration</w:t>
+      </w:r>
+    </w:p>
+    <w:p>
+      <w:pPr>
+        <w:pStyle w:val="FirstParagraph"/>
+        <w:rPr>
+          <w:sz w:val="21"/>
+          <w:szCs w:val="21"/>
+        </w:rPr>
+      </w:pPr>
+      <w:r>
+        <w:rPr>
+          <w:b/>
+          <w:bCs/>
+          <w:sz w:val="21"/>
+          <w:szCs w:val="21"/>
+        </w:rPr>
+        <w:t>Fragestellung:</w:t>
+      </w:r>
+      <w:r>
+        <w:rPr>
+          <w:sz w:val="21"/>
+          <w:szCs w:val="21"/>
+        </w:rPr>
+        <w:t xml:space="preserve"> Wie zentral ist das in der Frage behandelte Fachkonzept für das angestrebte Lernziel des Moduls? Nehmen Sie bei der Bewertung die Perspektive der Dozierenden ein.</w:t>
+      </w:r>
+    </w:p>
+    <w:p>
+      <w:pPr>
+        <w:pStyle w:val="BodyText"/>
+        <w:rPr>
+          <w:sz w:val="21"/>
+          <w:szCs w:val="21"/>
+        </w:rPr>
+      </w:pPr>
+      <w:r>
+        <w:rPr>
+          <w:i/>
+          <w:iCs/>
+          <w:sz w:val="21"/>
+          <w:szCs w:val="21"/>
+        </w:rPr>
+        <w:t>Hinweis: Diese Kategorie bewertet, wie gut die Frage dazu beiträgt, das beschriebene Lernziel des Moduls zu erreichen.</w:t>
+      </w:r>
+    </w:p>
+    <w:p>
+      <w:pPr>
+        <w:pStyle w:val="Compact"/>
+        <w:numPr>
+          <w:ilvl w:val="0"/>
+          <w:numId w:val="4"/>
+        </w:numPr>
+        <w:rPr>
+          <w:sz w:val="21"/>
+          <w:szCs w:val="21"/>
+        </w:rPr>
+      </w:pPr>
+      <w:r>
+        <w:rPr>
+          <w:b/>
+          <w:bCs/>
+          <w:sz w:val="21"/>
+          <w:szCs w:val="21"/>
+        </w:rPr>
+        <w:t>5 - Sehr Hoch:</w:t>
+      </w:r>
+      <w:r>
+        <w:rPr>
+          <w:sz w:val="21"/>
+          <w:szCs w:val="21"/>
+        </w:rPr>
+        <w:t xml:space="preserve"> Behandelt Kernkonzept und zentrales Lernziel (hochrelevant)</w:t>
       </w:r>
     </w:p>
     <w:p>
@@ -850,37 +2158,132 @@
           <w:numId w:val="4"/>
         </w:numPr>
         <w:rPr>
-          <w:sz w:val="22"/>
-          <w:szCs w:val="22"/>
-        </w:rPr>
-      </w:pPr>
-      <w:r>
-        <w:rPr>
-          <w:sz w:val="22"/>
-          <w:szCs w:val="22"/>
-        </w:rPr>
-        <w:t xml:space="preserve">Prüfen Sie den Quelltext </w:t>
-      </w:r>
-      <w:r>
-        <w:rPr>
-          <w:sz w:val="22"/>
-          <w:szCs w:val="22"/>
-        </w:rPr>
-        <w:t>(</w:t>
-      </w:r>
-      <w:r>
-        <w:rPr>
-          <w:sz w:val="22"/>
-          <w:szCs w:val="22"/>
-        </w:rPr>
-        <w:t>direkt unter der Frage angegeben</w:t>
-      </w:r>
-      <w:r>
-        <w:rPr>
-          <w:sz w:val="22"/>
-          <w:szCs w:val="22"/>
-        </w:rPr>
-        <w:t>)</w:t>
+          <w:sz w:val="21"/>
+          <w:szCs w:val="21"/>
+        </w:rPr>
+      </w:pPr>
+      <w:r>
+        <w:rPr>
+          <w:sz w:val="21"/>
+          <w:szCs w:val="21"/>
+        </w:rPr>
+        <w:t>Bsp.: “Erklären Sie das Zusammenspiel von Codierung, Transport und Decodierung bei der Übertragung logischer Werte auf physikalischer Ebene.”</w:t>
+      </w:r>
+    </w:p>
+    <w:p>
+      <w:pPr>
+        <w:pStyle w:val="Compact"/>
+        <w:numPr>
+          <w:ilvl w:val="0"/>
+          <w:numId w:val="4"/>
+        </w:numPr>
+        <w:rPr>
+          <w:sz w:val="21"/>
+          <w:szCs w:val="21"/>
+        </w:rPr>
+      </w:pPr>
+      <w:r>
+        <w:rPr>
+          <w:b/>
+          <w:bCs/>
+          <w:sz w:val="21"/>
+          <w:szCs w:val="21"/>
+        </w:rPr>
+        <w:t>4 - Hoch:</w:t>
+      </w:r>
+      <w:r>
+        <w:rPr>
+          <w:sz w:val="21"/>
+          <w:szCs w:val="21"/>
+        </w:rPr>
+        <w:t xml:space="preserve"> Behandelt grundlegendes Konzept zum Lernziel</w:t>
+      </w:r>
+    </w:p>
+    <w:p>
+      <w:pPr>
+        <w:pStyle w:val="Compact"/>
+        <w:numPr>
+          <w:ilvl w:val="0"/>
+          <w:numId w:val="4"/>
+        </w:numPr>
+        <w:rPr>
+          <w:sz w:val="21"/>
+          <w:szCs w:val="21"/>
+        </w:rPr>
+      </w:pPr>
+      <w:r>
+        <w:rPr>
+          <w:b/>
+          <w:bCs/>
+          <w:sz w:val="21"/>
+          <w:szCs w:val="21"/>
+        </w:rPr>
+        <w:t>3 - Mäßig:</w:t>
+      </w:r>
+      <w:r>
+        <w:rPr>
+          <w:sz w:val="21"/>
+          <w:szCs w:val="21"/>
+        </w:rPr>
+        <w:t xml:space="preserve"> Behandelt Grundlagen, die aber nicht direkt zum Lernziel passen (oder gehen darüber hinaus)</w:t>
+      </w:r>
+    </w:p>
+    <w:p>
+      <w:pPr>
+        <w:pStyle w:val="Compact"/>
+        <w:numPr>
+          <w:ilvl w:val="0"/>
+          <w:numId w:val="4"/>
+        </w:numPr>
+        <w:rPr>
+          <w:sz w:val="21"/>
+          <w:szCs w:val="21"/>
+        </w:rPr>
+      </w:pPr>
+      <w:r>
+        <w:rPr>
+          <w:b/>
+          <w:bCs/>
+          <w:sz w:val="21"/>
+          <w:szCs w:val="21"/>
+        </w:rPr>
+        <w:t>2 - Gering:</w:t>
+      </w:r>
+      <w:r>
+        <w:rPr>
+          <w:sz w:val="21"/>
+          <w:szCs w:val="21"/>
+        </w:rPr>
+        <w:t xml:space="preserve"> Fokussiert auf nebensächliches Detail oder ist ineffizient für das Lernziel</w:t>
+      </w:r>
+    </w:p>
+    <w:p>
+      <w:pPr>
+        <w:pStyle w:val="Compact"/>
+        <w:numPr>
+          <w:ilvl w:val="0"/>
+          <w:numId w:val="4"/>
+        </w:numPr>
+        <w:rPr>
+          <w:sz w:val="21"/>
+          <w:szCs w:val="21"/>
+        </w:rPr>
+      </w:pPr>
+      <w:r>
+        <w:rPr>
+          <w:b/>
+          <w:bCs/>
+          <w:sz w:val="21"/>
+          <w:szCs w:val="21"/>
+        </w:rPr>
+        <w:t>1 - Nicht vorhanden:</w:t>
+      </w:r>
+      <w:r>
+        <w:rPr>
+          <w:sz w:val="21"/>
+          <w:szCs w:val="21"/>
+        </w:rPr>
+        <w:t xml:space="preserve"> Passt gar nicht zum Lernziel</w:t>
       </w:r>
     </w:p>
     <w:p>
@@ -891,16 +2294,100 @@
           <w:numId w:val="4"/>
         </w:numPr>
         <w:rPr>
-          <w:sz w:val="22"/>
-          <w:szCs w:val="22"/>
-        </w:rPr>
-      </w:pPr>
-      <w:r>
-        <w:rPr>
-          <w:sz w:val="22"/>
-          <w:szCs w:val="22"/>
-        </w:rPr>
-        <w:t>Bewerten Sie nach den 6 Kategorien der Rubrik für die Frage</w:t>
+          <w:sz w:val="21"/>
+          <w:szCs w:val="21"/>
+        </w:rPr>
+      </w:pPr>
+      <w:bookmarkStart w:id="11" w:name="Xc726736414fc4f5118f498bc21832f0e03ad1b3"/>
+      <w:r>
+        <w:rPr>
+          <w:sz w:val="21"/>
+          <w:szCs w:val="21"/>
+        </w:rPr>
+        <w:t>Bsp.: “Nennen Sie ein Beispiel für ein Kabel, das zur Datenübertragung verwendet werden kann.”</w:t>
+      </w:r>
+      <w:bookmarkEnd w:id="11"/>
+    </w:p>
+    <w:p>
+      <w:pPr>
+        <w:pStyle w:val="Heading2"/>
+        <w:rPr/>
+      </w:pPr>
+      <w:r>
+        <w:rPr/>
+        <w:t>Sprachqualität/Language</w:t>
+      </w:r>
+    </w:p>
+    <w:p>
+      <w:pPr>
+        <w:pStyle w:val="FirstParagraph"/>
+        <w:rPr>
+          <w:sz w:val="21"/>
+          <w:szCs w:val="21"/>
+        </w:rPr>
+      </w:pPr>
+      <w:r>
+        <w:rPr>
+          <w:b/>
+          <w:bCs/>
+          <w:sz w:val="21"/>
+          <w:szCs w:val="21"/>
+        </w:rPr>
+        <w:t>Fragestellung:</w:t>
+      </w:r>
+      <w:r>
+        <w:rPr>
+          <w:sz w:val="21"/>
+          <w:szCs w:val="21"/>
+        </w:rPr>
+        <w:t xml:space="preserve"> Wie angemessen ist aus Dozierendenperspektive die sprachliche Formulierung hinsichtlich Grammatik und Verständlichkeit? Bewerten Sie auch die sprachliche Präzision im Nachhinein für die Beantwortung der Frage.</w:t>
+      </w:r>
+    </w:p>
+    <w:p>
+      <w:pPr>
+        <w:pStyle w:val="BodyText"/>
+        <w:rPr>
+          <w:sz w:val="21"/>
+          <w:szCs w:val="21"/>
+        </w:rPr>
+      </w:pPr>
+      <w:r>
+        <w:rPr>
+          <w:i/>
+          <w:iCs/>
+          <w:sz w:val="21"/>
+          <w:szCs w:val="21"/>
+        </w:rPr>
+        <w:t>Hinweis: Hier geht es ausschließlich um die sprachliche Form und Präzision, nicht um den Inhalt.</w:t>
+      </w:r>
+    </w:p>
+    <w:p>
+      <w:pPr>
+        <w:pStyle w:val="Compact"/>
+        <w:numPr>
+          <w:ilvl w:val="0"/>
+          <w:numId w:val="4"/>
+        </w:numPr>
+        <w:rPr>
+          <w:sz w:val="21"/>
+          <w:szCs w:val="21"/>
+        </w:rPr>
+      </w:pPr>
+      <w:r>
+        <w:rPr>
+          <w:b/>
+          <w:bCs/>
+          <w:sz w:val="21"/>
+          <w:szCs w:val="21"/>
+        </w:rPr>
+        <w:t>5 - Ausgezeichnet:</w:t>
+      </w:r>
+      <w:r>
+        <w:rPr>
+          <w:sz w:val="21"/>
+          <w:szCs w:val="21"/>
+        </w:rPr>
+        <w:t xml:space="preserve"> Präzise, angemessen, gut verständlich</w:t>
       </w:r>
     </w:p>
     <w:p>
@@ -911,16 +2398,132 @@
           <w:numId w:val="4"/>
         </w:numPr>
         <w:rPr>
-          <w:sz w:val="22"/>
-          <w:szCs w:val="22"/>
-        </w:rPr>
-      </w:pPr>
-      <w:r>
-        <w:rPr>
-          <w:sz w:val="22"/>
-          <w:szCs w:val="22"/>
-        </w:rPr>
-        <w:t>Bewerten Sie nach den 3 Kategorien der Rubrik für die Antworten</w:t>
+          <w:sz w:val="21"/>
+          <w:szCs w:val="21"/>
+        </w:rPr>
+      </w:pPr>
+      <w:r>
+        <w:rPr>
+          <w:sz w:val="21"/>
+          <w:szCs w:val="21"/>
+        </w:rPr>
+        <w:t>Bsp.: “Ermitteln Sie, welche OSI-Schicht für das Setzen von Synchronisationspunkten verantwortlich ist, und erläutern Sie deren Zweck.”</w:t>
+      </w:r>
+    </w:p>
+    <w:p>
+      <w:pPr>
+        <w:pStyle w:val="Compact"/>
+        <w:numPr>
+          <w:ilvl w:val="0"/>
+          <w:numId w:val="4"/>
+        </w:numPr>
+        <w:rPr>
+          <w:sz w:val="21"/>
+          <w:szCs w:val="21"/>
+        </w:rPr>
+      </w:pPr>
+      <w:r>
+        <w:rPr>
+          <w:b/>
+          <w:bCs/>
+          <w:sz w:val="21"/>
+          <w:szCs w:val="21"/>
+        </w:rPr>
+        <w:t>4 - Gut:</w:t>
+      </w:r>
+      <w:r>
+        <w:rPr>
+          <w:sz w:val="21"/>
+          <w:szCs w:val="21"/>
+        </w:rPr>
+        <w:t xml:space="preserve"> Verständlich mit kleinen Schwächen</w:t>
+      </w:r>
+    </w:p>
+    <w:p>
+      <w:pPr>
+        <w:pStyle w:val="Compact"/>
+        <w:numPr>
+          <w:ilvl w:val="0"/>
+          <w:numId w:val="4"/>
+        </w:numPr>
+        <w:rPr>
+          <w:sz w:val="21"/>
+          <w:szCs w:val="21"/>
+        </w:rPr>
+      </w:pPr>
+      <w:r>
+        <w:rPr>
+          <w:b/>
+          <w:bCs/>
+          <w:sz w:val="21"/>
+          <w:szCs w:val="21"/>
+        </w:rPr>
+        <w:t>3 - Befriedigend:</w:t>
+      </w:r>
+      <w:r>
+        <w:rPr>
+          <w:sz w:val="21"/>
+          <w:szCs w:val="21"/>
+        </w:rPr>
+        <w:t xml:space="preserve"> Umständlich oder unpräzise</w:t>
+      </w:r>
+    </w:p>
+    <w:p>
+      <w:pPr>
+        <w:pStyle w:val="Compact"/>
+        <w:numPr>
+          <w:ilvl w:val="0"/>
+          <w:numId w:val="4"/>
+        </w:numPr>
+        <w:rPr>
+          <w:sz w:val="21"/>
+          <w:szCs w:val="21"/>
+        </w:rPr>
+      </w:pPr>
+      <w:r>
+        <w:rPr>
+          <w:b/>
+          <w:bCs/>
+          <w:sz w:val="21"/>
+          <w:szCs w:val="21"/>
+        </w:rPr>
+        <w:t>2 - Mangelhaft:</w:t>
+      </w:r>
+      <w:r>
+        <w:rPr>
+          <w:sz w:val="21"/>
+          <w:szCs w:val="21"/>
+        </w:rPr>
+        <w:t xml:space="preserve"> Schwerfällig, weitschweifig oder unnötig komplex</w:t>
+      </w:r>
+    </w:p>
+    <w:p>
+      <w:pPr>
+        <w:pStyle w:val="Compact"/>
+        <w:numPr>
+          <w:ilvl w:val="0"/>
+          <w:numId w:val="4"/>
+        </w:numPr>
+        <w:rPr>
+          <w:sz w:val="21"/>
+          <w:szCs w:val="21"/>
+        </w:rPr>
+      </w:pPr>
+      <w:r>
+        <w:rPr>
+          <w:b/>
+          <w:bCs/>
+          <w:sz w:val="21"/>
+          <w:szCs w:val="21"/>
+        </w:rPr>
+        <w:t>1 - Ungenügend:</w:t>
+      </w:r>
+      <w:r>
+        <w:rPr>
+          <w:sz w:val="21"/>
+          <w:szCs w:val="21"/>
+        </w:rPr>
+        <w:t xml:space="preserve"> Gar nicht verständlich</w:t>
       </w:r>
     </w:p>
     <w:p>
@@ -931,16 +2534,100 @@
           <w:numId w:val="4"/>
         </w:numPr>
         <w:rPr>
-          <w:sz w:val="22"/>
-          <w:szCs w:val="22"/>
-        </w:rPr>
-      </w:pPr>
-      <w:r>
-        <w:rPr>
-          <w:sz w:val="22"/>
-          <w:szCs w:val="22"/>
-        </w:rPr>
-        <w:t>Notieren Sie Ihre Bewertungen entsprechend in die CSV</w:t>
+          <w:sz w:val="21"/>
+          <w:szCs w:val="21"/>
+        </w:rPr>
+      </w:pPr>
+      <w:bookmarkStart w:id="12" w:name="sprachqualitätlanguage"/>
+      <w:r>
+        <w:rPr>
+          <w:sz w:val="21"/>
+          <w:szCs w:val="21"/>
+        </w:rPr>
+        <w:t>Bsp.: “Im Kontext der vielschichtigen und diversen Betrachtungsweise der Aufgabenbereiche, die dem Physical Layer im Rahmen des OSI-Referenzmodells zugeschrieben werden können, erläutern Sie diese unter Berücksichtigung relevanter Aspekte.”</w:t>
+      </w:r>
+      <w:bookmarkEnd w:id="12"/>
+    </w:p>
+    <w:p>
+      <w:pPr>
+        <w:pStyle w:val="Heading2"/>
+        <w:rPr/>
+      </w:pPr>
+      <w:r>
+        <w:rPr/>
+        <w:t>Korrektheit/Correctness</w:t>
+      </w:r>
+    </w:p>
+    <w:p>
+      <w:pPr>
+        <w:pStyle w:val="FirstParagraph"/>
+        <w:rPr>
+          <w:sz w:val="21"/>
+          <w:szCs w:val="21"/>
+        </w:rPr>
+      </w:pPr>
+      <w:r>
+        <w:rPr>
+          <w:b/>
+          <w:bCs/>
+          <w:sz w:val="21"/>
+          <w:szCs w:val="21"/>
+        </w:rPr>
+        <w:t>Fragestellung:</w:t>
+      </w:r>
+      <w:r>
+        <w:rPr>
+          <w:sz w:val="21"/>
+          <w:szCs w:val="21"/>
+        </w:rPr>
+        <w:t xml:space="preserve"> Wie korrekt ist die generierte Antwort auf Basis des Textinhalts? Nehmen Sie bei der Bewertung die Perspektive der Dozierenden ein.</w:t>
+      </w:r>
+    </w:p>
+    <w:p>
+      <w:pPr>
+        <w:pStyle w:val="BodyText"/>
+        <w:rPr>
+          <w:sz w:val="21"/>
+          <w:szCs w:val="21"/>
+        </w:rPr>
+      </w:pPr>
+      <w:r>
+        <w:rPr>
+          <w:i/>
+          <w:iCs/>
+          <w:sz w:val="21"/>
+          <w:szCs w:val="21"/>
+        </w:rPr>
+        <w:t>Hinweis: Diese Kategorie bewertet die Passung der Antwort zu Textinhalt und Frage.</w:t>
+      </w:r>
+    </w:p>
+    <w:p>
+      <w:pPr>
+        <w:pStyle w:val="Compact"/>
+        <w:numPr>
+          <w:ilvl w:val="0"/>
+          <w:numId w:val="4"/>
+        </w:numPr>
+        <w:rPr>
+          <w:sz w:val="21"/>
+          <w:szCs w:val="21"/>
+        </w:rPr>
+      </w:pPr>
+      <w:r>
+        <w:rPr>
+          <w:b/>
+          <w:bCs/>
+          <w:sz w:val="21"/>
+          <w:szCs w:val="21"/>
+        </w:rPr>
+        <w:t>5 - Vollständig korrekt:</w:t>
+      </w:r>
+      <w:r>
+        <w:rPr>
+          <w:sz w:val="21"/>
+          <w:szCs w:val="21"/>
+        </w:rPr>
+        <w:t xml:space="preserve"> Antwort entspricht vollständig dem Textinhalt</w:t>
       </w:r>
     </w:p>
     <w:p>
@@ -950,29 +2637,133 @@
           <w:ilvl w:val="1"/>
           <w:numId w:val="4"/>
         </w:numPr>
-        <w:rPr/>
-      </w:pPr>
-      <w:r>
-        <w:rPr>
-          <w:sz w:val="22"/>
-          <w:szCs w:val="22"/>
-        </w:rPr>
-        <w:t xml:space="preserve">Notieren Sie gegebenenfalls problematische Antworten/Antwortoptionen in </w:t>
-      </w:r>
-      <w:r>
-        <w:rPr>
-          <w:rStyle w:val="VerbatimChar"/>
-          <w:sz w:val="22"/>
-          <w:szCs w:val="22"/>
-        </w:rPr>
-        <w:t>answer_problems</w:t>
-      </w:r>
-      <w:r>
-        <w:rPr>
-          <w:sz w:val="22"/>
-          <w:szCs w:val="22"/>
-        </w:rPr>
-        <w:t>, und warum diese problematisch sind</w:t>
+        <w:rPr>
+          <w:sz w:val="21"/>
+          <w:szCs w:val="21"/>
+        </w:rPr>
+      </w:pPr>
+      <w:r>
+        <w:rPr>
+          <w:sz w:val="21"/>
+          <w:szCs w:val="21"/>
+        </w:rPr>
+        <w:t>Bsp.: “Beschreiben Sie, wie der Network Layer die Kommunikation zwischen Geräten in unterschiedlichen Netzen ermöglicht.”</w:t>
+      </w:r>
+    </w:p>
+    <w:p>
+      <w:pPr>
+        <w:pStyle w:val="Compact"/>
+        <w:numPr>
+          <w:ilvl w:val="0"/>
+          <w:numId w:val="4"/>
+        </w:numPr>
+        <w:rPr>
+          <w:sz w:val="21"/>
+          <w:szCs w:val="21"/>
+        </w:rPr>
+      </w:pPr>
+      <w:r>
+        <w:rPr>
+          <w:b/>
+          <w:bCs/>
+          <w:sz w:val="21"/>
+          <w:szCs w:val="21"/>
+        </w:rPr>
+        <w:t>4 - Überwiegend korrekt:</w:t>
+      </w:r>
+      <w:r>
+        <w:rPr>
+          <w:sz w:val="21"/>
+          <w:szCs w:val="21"/>
+        </w:rPr>
+        <w:t xml:space="preserve"> Antwort überwiegend korrekt, minimale Ungenauigkeiten</w:t>
+      </w:r>
+    </w:p>
+    <w:p>
+      <w:pPr>
+        <w:pStyle w:val="Compact"/>
+        <w:numPr>
+          <w:ilvl w:val="0"/>
+          <w:numId w:val="4"/>
+        </w:numPr>
+        <w:rPr>
+          <w:sz w:val="21"/>
+          <w:szCs w:val="21"/>
+        </w:rPr>
+      </w:pPr>
+      <w:r>
+        <w:rPr>
+          <w:b/>
+          <w:bCs/>
+          <w:sz w:val="21"/>
+          <w:szCs w:val="21"/>
+        </w:rPr>
+        <w:t>3 - Teilweise korrekt:</w:t>
+      </w:r>
+      <w:r>
+        <w:rPr>
+          <w:sz w:val="21"/>
+          <w:szCs w:val="21"/>
+        </w:rPr>
+        <w:t xml:space="preserve"> Erkennbare Ungenauigkeiten oder unvollständige Wiedergabe von Fakten</w:t>
+      </w:r>
+    </w:p>
+    <w:p>
+      <w:pPr>
+        <w:pStyle w:val="Compact"/>
+        <w:numPr>
+          <w:ilvl w:val="0"/>
+          <w:numId w:val="4"/>
+        </w:numPr>
+        <w:rPr>
+          <w:sz w:val="21"/>
+          <w:szCs w:val="21"/>
+        </w:rPr>
+      </w:pPr>
+      <w:r>
+        <w:rPr>
+          <w:b/>
+          <w:bCs/>
+          <w:sz w:val="21"/>
+          <w:szCs w:val="21"/>
+        </w:rPr>
+        <w:t>2 - Größtenteils inkorrekt:</w:t>
+      </w:r>
+      <w:r>
+        <w:rPr>
+          <w:sz w:val="21"/>
+          <w:szCs w:val="21"/>
+        </w:rPr>
+        <w:t xml:space="preserve"> Mehrere Fehler oder Missverständnisse des Textinhalts</w:t>
+      </w:r>
+    </w:p>
+    <w:p>
+      <w:pPr>
+        <w:pStyle w:val="Compact"/>
+        <w:numPr>
+          <w:ilvl w:val="0"/>
+          <w:numId w:val="4"/>
+        </w:numPr>
+        <w:rPr>
+          <w:sz w:val="21"/>
+          <w:szCs w:val="21"/>
+        </w:rPr>
+      </w:pPr>
+      <w:r>
+        <w:rPr>
+          <w:b/>
+          <w:bCs/>
+          <w:sz w:val="21"/>
+          <w:szCs w:val="21"/>
+        </w:rPr>
+        <w:t>1 - Völlig inkorrekt:</w:t>
+      </w:r>
+      <w:r>
+        <w:rPr>
+          <w:sz w:val="21"/>
+          <w:szCs w:val="21"/>
+        </w:rPr>
+        <w:t xml:space="preserve"> Antwort enthält grundlegend falsche Inhalte</w:t>
       </w:r>
     </w:p>
     <w:p>
@@ -982,1890 +2773,284 @@
           <w:ilvl w:val="1"/>
           <w:numId w:val="4"/>
         </w:numPr>
-        <w:rPr/>
-      </w:pPr>
-      <w:r>
-        <w:rPr>
-          <w:sz w:val="22"/>
-          <w:szCs w:val="22"/>
-        </w:rPr>
-        <w:t xml:space="preserve">Ergänzen Sie bei Bedarf weitere Kommentare in </w:t>
-      </w:r>
-      <w:r>
-        <w:rPr>
-          <w:rStyle w:val="VerbatimChar"/>
-          <w:sz w:val="22"/>
-          <w:szCs w:val="22"/>
-        </w:rPr>
-        <w:t>comments</w:t>
-      </w:r>
-    </w:p>
-    <w:p>
-      <w:pPr>
-        <w:pStyle w:val="FirstParagraph"/>
-        <w:rPr>
-          <w:sz w:val="22"/>
-          <w:szCs w:val="22"/>
-        </w:rPr>
-      </w:pPr>
-      <w:r>
-        <w:rPr>
-          <w:b/>
-          <w:bCs/>
-          <w:sz w:val="22"/>
-          <w:szCs w:val="22"/>
-        </w:rPr>
-        <w:t>Bewertungsfokus:</w:t>
-      </w:r>
-    </w:p>
-    <w:p>
-      <w:pPr>
-        <w:pStyle w:val="Compact"/>
-        <w:numPr>
-          <w:ilvl w:val="0"/>
-          <w:numId w:val="4"/>
-        </w:numPr>
-        <w:rPr>
-          <w:sz w:val="22"/>
-          <w:szCs w:val="22"/>
-        </w:rPr>
-      </w:pPr>
-      <w:r>
-        <w:rPr>
-          <w:sz w:val="22"/>
-          <w:szCs w:val="22"/>
-        </w:rPr>
-        <w:t>Ist die Frage fachlich korrekt bezogen auf den Layer-Text?</w:t>
-      </w:r>
-    </w:p>
-    <w:p>
-      <w:pPr>
-        <w:pStyle w:val="Compact"/>
-        <w:numPr>
-          <w:ilvl w:val="0"/>
-          <w:numId w:val="4"/>
-        </w:numPr>
-        <w:rPr>
-          <w:sz w:val="22"/>
-          <w:szCs w:val="22"/>
-        </w:rPr>
-      </w:pPr>
-      <w:bookmarkStart w:id="6" w:name="anleitung-für-experten"/>
-      <w:bookmarkStart w:id="7" w:name="schritt-3-bewertung-durchführen"/>
-      <w:r>
-        <w:rPr>
-          <w:sz w:val="22"/>
-          <w:szCs w:val="22"/>
-        </w:rPr>
-        <w:t>Sind alle im Text enthaltenen Informationen richtig wiedergegeben?</w:t>
-      </w:r>
-      <w:bookmarkEnd w:id="6"/>
-      <w:bookmarkEnd w:id="7"/>
-    </w:p>
-    <w:p>
-      <w:pPr>
-        <w:pStyle w:val="Heading2"/>
-        <w:rPr/>
-      </w:pPr>
-      <w:bookmarkStart w:id="8" w:name="dankbarkeit"/>
-      <w:r>
-        <w:rPr/>
-        <w:t>Dankbarkeit</w:t>
-      </w:r>
-    </w:p>
-    <w:p>
-      <w:pPr>
-        <w:pStyle w:val="FirstParagraph"/>
-        <w:rPr>
-          <w:sz w:val="22"/>
-          <w:szCs w:val="22"/>
-        </w:rPr>
-      </w:pPr>
-      <w:bookmarkStart w:id="9" w:name="Xdef6236bb5f38117b519091ae3187e154a68fb8"/>
-      <w:bookmarkStart w:id="10" w:name="dankbarkeit"/>
-      <w:r>
-        <w:rPr>
-          <w:sz w:val="22"/>
-          <w:szCs w:val="22"/>
-        </w:rPr>
-        <w:t>Vielen Dank für Ihre Unterstützung bei der Evaluation! Ihre Einschätzungen sind wertvoll für die Forschung.</w:t>
-      </w:r>
-      <w:bookmarkEnd w:id="9"/>
-      <w:bookmarkEnd w:id="10"/>
-    </w:p>
-    <w:p>
-      <w:pPr>
-        <w:pStyle w:val="Heading1"/>
-        <w:bidi w:val="0"/>
-        <w:jc w:val="start"/>
-        <w:rPr/>
-      </w:pPr>
-      <w:r>
-        <w:rPr/>
-        <w:t>Bewertungsrubrik für LLM-generierte Fragen</w:t>
-      </w:r>
-    </w:p>
-    <w:p>
-      <w:pPr>
-        <w:pStyle w:val="Heading2"/>
-        <w:bidi w:val="0"/>
-        <w:jc w:val="start"/>
-        <w:rPr/>
-      </w:pPr>
-      <w:r>
-        <w:rPr/>
-        <w:t>Relevanz/Relevance</w:t>
-      </w:r>
-    </w:p>
-    <w:p>
-      <w:pPr>
-        <w:pStyle w:val="FirstParagraph"/>
-        <w:bidi w:val="0"/>
-        <w:jc w:val="start"/>
-        <w:rPr>
-          <w:sz w:val="22"/>
-          <w:szCs w:val="22"/>
-        </w:rPr>
-      </w:pPr>
-      <w:r>
-        <w:rPr>
-          <w:b/>
-          <w:bCs/>
-          <w:sz w:val="22"/>
-          <w:szCs w:val="22"/>
-        </w:rPr>
-        <w:t>Fragestellung:</w:t>
-      </w:r>
-      <w:r>
-        <w:rPr>
-          <w:sz w:val="22"/>
-          <w:szCs w:val="22"/>
-        </w:rPr>
-        <w:t xml:space="preserve"> Wie gut bezieht sich die Frage auf den Inhalt des bereitgestellten Textes?</w:t>
-      </w:r>
-    </w:p>
-    <w:p>
-      <w:pPr>
-        <w:pStyle w:val="Compact"/>
-        <w:numPr>
-          <w:ilvl w:val="0"/>
-          <w:numId w:val="1"/>
-        </w:numPr>
-        <w:bidi w:val="0"/>
-        <w:jc w:val="start"/>
-        <w:rPr>
-          <w:sz w:val="22"/>
-          <w:szCs w:val="22"/>
-        </w:rPr>
-      </w:pPr>
-      <w:r>
-        <w:rPr>
-          <w:b/>
-          <w:bCs/>
-          <w:sz w:val="22"/>
-          <w:szCs w:val="22"/>
-        </w:rPr>
-        <w:t>5 - Überaus relevant:</w:t>
-      </w:r>
-      <w:r>
-        <w:rPr>
-          <w:sz w:val="22"/>
-          <w:szCs w:val="22"/>
-        </w:rPr>
-        <w:t xml:space="preserve"> Bezieht sich auf zentrale Themen und korrekte Fachbegriffe</w:t>
-      </w:r>
-    </w:p>
-    <w:p>
-      <w:pPr>
-        <w:pStyle w:val="Compact"/>
-        <w:numPr>
-          <w:ilvl w:val="1"/>
-          <w:numId w:val="1"/>
-        </w:numPr>
-        <w:bidi w:val="0"/>
-        <w:jc w:val="start"/>
-        <w:rPr>
-          <w:sz w:val="22"/>
-          <w:szCs w:val="22"/>
-        </w:rPr>
-      </w:pPr>
-      <w:r>
-        <w:rPr>
-          <w:sz w:val="22"/>
-          <w:szCs w:val="22"/>
-        </w:rPr>
-        <w:t>Bsp.: “Welche Kernaufgaben erfüllt der Data Link Layer und worin unterscheiden sich diese hinsichtlich ihrer Zielsetzung?”</w:t>
-      </w:r>
-    </w:p>
-    <w:p>
-      <w:pPr>
-        <w:pStyle w:val="Compact"/>
-        <w:numPr>
-          <w:ilvl w:val="0"/>
-          <w:numId w:val="1"/>
-        </w:numPr>
-        <w:bidi w:val="0"/>
-        <w:jc w:val="start"/>
-        <w:rPr>
-          <w:sz w:val="22"/>
-          <w:szCs w:val="22"/>
-        </w:rPr>
-      </w:pPr>
-      <w:r>
-        <w:rPr>
-          <w:b/>
-          <w:bCs/>
-          <w:sz w:val="22"/>
-          <w:szCs w:val="22"/>
-        </w:rPr>
-        <w:t>4 - Relevant:</w:t>
-      </w:r>
-      <w:r>
-        <w:rPr>
-          <w:sz w:val="22"/>
-          <w:szCs w:val="22"/>
-        </w:rPr>
-        <w:t xml:space="preserve"> Bezieht sich auf wichtige Textinhalte</w:t>
-      </w:r>
-    </w:p>
-    <w:p>
-      <w:pPr>
-        <w:pStyle w:val="Compact"/>
-        <w:numPr>
-          <w:ilvl w:val="0"/>
-          <w:numId w:val="1"/>
-        </w:numPr>
-        <w:bidi w:val="0"/>
-        <w:jc w:val="start"/>
-        <w:rPr>
-          <w:sz w:val="22"/>
-          <w:szCs w:val="22"/>
-        </w:rPr>
-      </w:pPr>
-      <w:r>
-        <w:rPr>
-          <w:b/>
-          <w:bCs/>
-          <w:sz w:val="22"/>
-          <w:szCs w:val="22"/>
-        </w:rPr>
-        <w:t>3 - Mäßig relevant:</w:t>
-      </w:r>
-      <w:r>
-        <w:rPr>
-          <w:sz w:val="22"/>
-          <w:szCs w:val="22"/>
-        </w:rPr>
-        <w:t xml:space="preserve"> Behandelt eher nebensächliche Aspekte des Textes</w:t>
-      </w:r>
-    </w:p>
-    <w:p>
-      <w:pPr>
-        <w:pStyle w:val="Compact"/>
-        <w:numPr>
-          <w:ilvl w:val="0"/>
-          <w:numId w:val="1"/>
-        </w:numPr>
-        <w:bidi w:val="0"/>
-        <w:jc w:val="start"/>
-        <w:rPr>
-          <w:sz w:val="22"/>
-          <w:szCs w:val="22"/>
-        </w:rPr>
-      </w:pPr>
-      <w:r>
-        <w:rPr>
-          <w:b/>
-          <w:bCs/>
-          <w:sz w:val="22"/>
-          <w:szCs w:val="22"/>
-        </w:rPr>
-        <w:t>2 - Weniger relevant:</w:t>
-      </w:r>
-      <w:r>
-        <w:rPr>
-          <w:sz w:val="22"/>
-          <w:szCs w:val="22"/>
-        </w:rPr>
-        <w:t xml:space="preserve"> Nur oberflächlicher Textbezug</w:t>
-      </w:r>
-    </w:p>
-    <w:p>
-      <w:pPr>
-        <w:pStyle w:val="Compact"/>
-        <w:numPr>
-          <w:ilvl w:val="0"/>
-          <w:numId w:val="1"/>
-        </w:numPr>
-        <w:bidi w:val="0"/>
-        <w:jc w:val="start"/>
-        <w:rPr>
-          <w:sz w:val="22"/>
-          <w:szCs w:val="22"/>
-        </w:rPr>
-      </w:pPr>
-      <w:r>
-        <w:rPr>
-          <w:b/>
-          <w:bCs/>
-          <w:sz w:val="22"/>
-          <w:szCs w:val="22"/>
-        </w:rPr>
-        <w:t>1 - Nicht relevant:</w:t>
-      </w:r>
-      <w:r>
-        <w:rPr>
-          <w:sz w:val="22"/>
-          <w:szCs w:val="22"/>
-        </w:rPr>
-        <w:t xml:space="preserve"> Kein Bezug zum Textinhalt</w:t>
-      </w:r>
-    </w:p>
-    <w:p>
-      <w:pPr>
-        <w:pStyle w:val="Compact"/>
-        <w:numPr>
-          <w:ilvl w:val="1"/>
-          <w:numId w:val="1"/>
-        </w:numPr>
-        <w:bidi w:val="0"/>
-        <w:jc w:val="start"/>
-        <w:rPr>
-          <w:sz w:val="22"/>
-          <w:szCs w:val="22"/>
-        </w:rPr>
-      </w:pPr>
-      <w:bookmarkStart w:id="11" w:name="relevanzrelevance"/>
-      <w:r>
-        <w:rPr>
-          <w:sz w:val="22"/>
-          <w:szCs w:val="22"/>
-        </w:rPr>
-        <w:t>Bsp.: “Welche Programmiersprache wird am häufigsten für die Implementierung von Netzwerkprotokollen verwendet?”</w:t>
-      </w:r>
-      <w:bookmarkEnd w:id="11"/>
-    </w:p>
-    <w:p>
-      <w:pPr>
-        <w:pStyle w:val="Heading2"/>
-        <w:bidi w:val="0"/>
-        <w:jc w:val="start"/>
-        <w:rPr/>
-      </w:pPr>
-      <w:r>
-        <w:rPr/>
-        <w:t>Klarheit/Clarity</w:t>
-      </w:r>
-    </w:p>
-    <w:p>
-      <w:pPr>
-        <w:pStyle w:val="FirstParagraph"/>
-        <w:bidi w:val="0"/>
-        <w:jc w:val="start"/>
-        <w:rPr>
-          <w:sz w:val="22"/>
-          <w:szCs w:val="22"/>
-        </w:rPr>
-      </w:pPr>
-      <w:r>
-        <w:rPr>
-          <w:b/>
-          <w:bCs/>
-          <w:sz w:val="22"/>
-          <w:szCs w:val="22"/>
-        </w:rPr>
-        <w:t>Fragestellung:</w:t>
-      </w:r>
-      <w:r>
-        <w:rPr>
-          <w:sz w:val="22"/>
-          <w:szCs w:val="22"/>
-        </w:rPr>
-        <w:t xml:space="preserve"> Wie eindeutig und verständlich ist die Frage formuliert?</w:t>
-      </w:r>
-    </w:p>
-    <w:p>
-      <w:pPr>
-        <w:pStyle w:val="Compact"/>
-        <w:numPr>
-          <w:ilvl w:val="0"/>
-          <w:numId w:val="1"/>
-        </w:numPr>
-        <w:bidi w:val="0"/>
-        <w:jc w:val="start"/>
-        <w:rPr>
-          <w:sz w:val="22"/>
-          <w:szCs w:val="22"/>
-        </w:rPr>
-      </w:pPr>
-      <w:r>
-        <w:rPr>
-          <w:b/>
-          <w:bCs/>
-          <w:sz w:val="22"/>
-          <w:szCs w:val="22"/>
-        </w:rPr>
-        <w:t>5 - Sehr klar:</w:t>
-      </w:r>
-      <w:r>
-        <w:rPr>
-          <w:sz w:val="22"/>
-          <w:szCs w:val="22"/>
-        </w:rPr>
-        <w:t xml:space="preserve"> Präzise, eindeutig formuliert, keine Mehrdeutigkeiten</w:t>
-      </w:r>
-    </w:p>
-    <w:p>
-      <w:pPr>
-        <w:pStyle w:val="Compact"/>
-        <w:numPr>
-          <w:ilvl w:val="1"/>
-          <w:numId w:val="1"/>
-        </w:numPr>
-        <w:bidi w:val="0"/>
-        <w:jc w:val="start"/>
-        <w:rPr>
-          <w:sz w:val="22"/>
-          <w:szCs w:val="22"/>
-        </w:rPr>
-      </w:pPr>
-      <w:r>
-        <w:rPr>
-          <w:sz w:val="22"/>
-          <w:szCs w:val="22"/>
-        </w:rPr>
-        <w:t>Bsp.: “Nennen Sie die Kernaufgaben der Session Layer und erläutern Sie jeweils deren Funktion.”</w:t>
-      </w:r>
-    </w:p>
-    <w:p>
-      <w:pPr>
-        <w:pStyle w:val="Compact"/>
-        <w:numPr>
-          <w:ilvl w:val="0"/>
-          <w:numId w:val="1"/>
-        </w:numPr>
-        <w:bidi w:val="0"/>
-        <w:jc w:val="start"/>
-        <w:rPr>
-          <w:sz w:val="22"/>
-          <w:szCs w:val="22"/>
-        </w:rPr>
-      </w:pPr>
-      <w:r>
-        <w:rPr>
-          <w:b/>
-          <w:bCs/>
-          <w:sz w:val="22"/>
-          <w:szCs w:val="22"/>
-        </w:rPr>
-        <w:t>4 - Klar:</w:t>
-      </w:r>
-      <w:r>
-        <w:rPr>
-          <w:sz w:val="22"/>
-          <w:szCs w:val="22"/>
-        </w:rPr>
-        <w:t xml:space="preserve"> Verständlich mit minimalen Unklarheiten</w:t>
-      </w:r>
-    </w:p>
-    <w:p>
-      <w:pPr>
-        <w:pStyle w:val="Compact"/>
-        <w:numPr>
-          <w:ilvl w:val="0"/>
-          <w:numId w:val="1"/>
-        </w:numPr>
-        <w:bidi w:val="0"/>
-        <w:jc w:val="start"/>
-        <w:rPr>
-          <w:sz w:val="22"/>
-          <w:szCs w:val="22"/>
-        </w:rPr>
-      </w:pPr>
-      <w:r>
-        <w:rPr>
-          <w:b/>
-          <w:bCs/>
-          <w:sz w:val="22"/>
-          <w:szCs w:val="22"/>
-        </w:rPr>
-        <w:t>3 - Mäßig klar:</w:t>
-      </w:r>
-      <w:r>
-        <w:rPr>
-          <w:sz w:val="22"/>
-          <w:szCs w:val="22"/>
-        </w:rPr>
-        <w:t xml:space="preserve"> Enthält einige unklare Formulierungen</w:t>
-      </w:r>
-    </w:p>
-    <w:p>
-      <w:pPr>
-        <w:pStyle w:val="Compact"/>
-        <w:numPr>
-          <w:ilvl w:val="0"/>
-          <w:numId w:val="1"/>
-        </w:numPr>
-        <w:bidi w:val="0"/>
-        <w:jc w:val="start"/>
-        <w:rPr>
-          <w:sz w:val="22"/>
-          <w:szCs w:val="22"/>
-        </w:rPr>
-      </w:pPr>
-      <w:r>
-        <w:rPr>
-          <w:b/>
-          <w:bCs/>
-          <w:sz w:val="22"/>
-          <w:szCs w:val="22"/>
-        </w:rPr>
-        <w:t>2 - Unklar:</w:t>
-      </w:r>
-      <w:r>
-        <w:rPr>
-          <w:sz w:val="22"/>
-          <w:szCs w:val="22"/>
-        </w:rPr>
-        <w:t xml:space="preserve"> Enthält mehrere mehrdeutige oder verwirrende Elemente</w:t>
-      </w:r>
-    </w:p>
-    <w:p>
-      <w:pPr>
-        <w:pStyle w:val="Compact"/>
-        <w:numPr>
-          <w:ilvl w:val="0"/>
-          <w:numId w:val="1"/>
-        </w:numPr>
-        <w:bidi w:val="0"/>
-        <w:jc w:val="start"/>
-        <w:rPr>
-          <w:sz w:val="22"/>
-          <w:szCs w:val="22"/>
-        </w:rPr>
-      </w:pPr>
-      <w:r>
-        <w:rPr>
-          <w:b/>
-          <w:bCs/>
-          <w:sz w:val="22"/>
-          <w:szCs w:val="22"/>
-        </w:rPr>
-        <w:t>1 - Sehr unklar:</w:t>
-      </w:r>
-      <w:r>
-        <w:rPr>
-          <w:sz w:val="22"/>
-          <w:szCs w:val="22"/>
-        </w:rPr>
-        <w:t xml:space="preserve"> Schwer verständlich oder grammatikalisch fehlerhaft</w:t>
-      </w:r>
-    </w:p>
-    <w:p>
-      <w:pPr>
-        <w:pStyle w:val="Compact"/>
-        <w:numPr>
-          <w:ilvl w:val="1"/>
-          <w:numId w:val="1"/>
-        </w:numPr>
-        <w:bidi w:val="0"/>
-        <w:jc w:val="start"/>
-        <w:rPr>
-          <w:sz w:val="22"/>
-          <w:szCs w:val="22"/>
-        </w:rPr>
-      </w:pPr>
-      <w:bookmarkStart w:id="12" w:name="klarheitclarity"/>
-      <w:r>
-        <w:rPr>
-          <w:sz w:val="22"/>
-          <w:szCs w:val="22"/>
-        </w:rPr>
-        <w:t>Bsp.: “Inwiefern spielt die Schicht eine Rolle bei dem, was passiert, wenn Kommunikation stattfindet?”</w:t>
-      </w:r>
-      <w:bookmarkEnd w:id="12"/>
-    </w:p>
-    <w:p>
-      <w:pPr>
-        <w:pStyle w:val="Heading2"/>
-        <w:bidi w:val="0"/>
-        <w:jc w:val="start"/>
-        <w:rPr/>
-      </w:pPr>
-      <w:r>
-        <w:rPr/>
-        <w:t>Beantwortbarkeit/Answerability</w:t>
-      </w:r>
-    </w:p>
-    <w:p>
-      <w:pPr>
-        <w:pStyle w:val="FirstParagraph"/>
-        <w:bidi w:val="0"/>
-        <w:jc w:val="start"/>
-        <w:rPr>
-          <w:sz w:val="22"/>
-          <w:szCs w:val="22"/>
-        </w:rPr>
-      </w:pPr>
-      <w:r>
-        <w:rPr>
-          <w:b/>
-          <w:bCs/>
-          <w:sz w:val="22"/>
-          <w:szCs w:val="22"/>
-        </w:rPr>
-        <w:t>Fragestellung:</w:t>
-      </w:r>
-      <w:r>
-        <w:rPr>
-          <w:sz w:val="22"/>
-          <w:szCs w:val="22"/>
-        </w:rPr>
-        <w:t xml:space="preserve"> Wie gut können Studierende die Frage mit den verfügbaren Textinformationen beantworten?</w:t>
-      </w:r>
-    </w:p>
-    <w:p>
-      <w:pPr>
-        <w:pStyle w:val="Compact"/>
-        <w:numPr>
-          <w:ilvl w:val="0"/>
-          <w:numId w:val="1"/>
-        </w:numPr>
-        <w:bidi w:val="0"/>
-        <w:jc w:val="start"/>
-        <w:rPr>
-          <w:sz w:val="22"/>
-          <w:szCs w:val="22"/>
-        </w:rPr>
-      </w:pPr>
-      <w:r>
-        <w:rPr>
-          <w:b/>
-          <w:bCs/>
-          <w:sz w:val="22"/>
-          <w:szCs w:val="22"/>
-        </w:rPr>
-        <w:t>5 - Vollständig beantwortbar:</w:t>
-      </w:r>
-      <w:r>
-        <w:rPr>
-          <w:sz w:val="22"/>
-          <w:szCs w:val="22"/>
-        </w:rPr>
-        <w:t xml:space="preserve"> Alle Infos explizit im Text verfügbar</w:t>
-      </w:r>
-    </w:p>
-    <w:p>
-      <w:pPr>
-        <w:pStyle w:val="Compact"/>
-        <w:numPr>
-          <w:ilvl w:val="1"/>
-          <w:numId w:val="1"/>
-        </w:numPr>
-        <w:bidi w:val="0"/>
-        <w:jc w:val="start"/>
-        <w:rPr>
-          <w:sz w:val="22"/>
-          <w:szCs w:val="22"/>
-        </w:rPr>
-      </w:pPr>
-      <w:r>
-        <w:rPr>
-          <w:sz w:val="22"/>
-          <w:szCs w:val="22"/>
-        </w:rPr>
-        <w:t>Bsp: “Welche Kernaufgaben hat der Presentation Layer?”</w:t>
-      </w:r>
-    </w:p>
-    <w:p>
-      <w:pPr>
-        <w:pStyle w:val="Compact"/>
-        <w:numPr>
-          <w:ilvl w:val="0"/>
-          <w:numId w:val="1"/>
-        </w:numPr>
-        <w:bidi w:val="0"/>
-        <w:jc w:val="start"/>
-        <w:rPr>
-          <w:sz w:val="22"/>
-          <w:szCs w:val="22"/>
-        </w:rPr>
-      </w:pPr>
-      <w:r>
-        <w:rPr>
-          <w:b/>
-          <w:bCs/>
-          <w:sz w:val="22"/>
-          <w:szCs w:val="22"/>
-        </w:rPr>
-        <w:t>4 - Gut beantwortbar:</w:t>
-      </w:r>
-      <w:r>
-        <w:rPr>
-          <w:sz w:val="22"/>
-          <w:szCs w:val="22"/>
-        </w:rPr>
-        <w:t xml:space="preserve"> Die meisten Infos im Text, minimale Schlüsse nötig</w:t>
-      </w:r>
-    </w:p>
-    <w:p>
-      <w:pPr>
-        <w:pStyle w:val="Compact"/>
-        <w:numPr>
-          <w:ilvl w:val="0"/>
-          <w:numId w:val="1"/>
-        </w:numPr>
-        <w:bidi w:val="0"/>
-        <w:jc w:val="start"/>
-        <w:rPr>
-          <w:sz w:val="22"/>
-          <w:szCs w:val="22"/>
-        </w:rPr>
-      </w:pPr>
-      <w:r>
-        <w:rPr>
-          <w:b/>
-          <w:bCs/>
-          <w:sz w:val="22"/>
-          <w:szCs w:val="22"/>
-        </w:rPr>
-        <w:t>3 - Teilweise beantwortbar:</w:t>
-      </w:r>
-      <w:r>
-        <w:rPr>
-          <w:sz w:val="22"/>
-          <w:szCs w:val="22"/>
-        </w:rPr>
-        <w:t xml:space="preserve"> Grundinfos vorhanden, moderate Interpretation nötig</w:t>
-      </w:r>
-    </w:p>
-    <w:p>
-      <w:pPr>
-        <w:pStyle w:val="Compact"/>
-        <w:numPr>
-          <w:ilvl w:val="0"/>
-          <w:numId w:val="1"/>
-        </w:numPr>
-        <w:bidi w:val="0"/>
-        <w:jc w:val="start"/>
-        <w:rPr>
-          <w:sz w:val="22"/>
-          <w:szCs w:val="22"/>
-        </w:rPr>
-      </w:pPr>
-      <w:r>
-        <w:rPr>
-          <w:b/>
-          <w:bCs/>
-          <w:sz w:val="22"/>
-          <w:szCs w:val="22"/>
-        </w:rPr>
-        <w:t>2 - Schwer beantwortbar:</w:t>
-      </w:r>
-      <w:r>
-        <w:rPr>
-          <w:sz w:val="22"/>
-          <w:szCs w:val="22"/>
-        </w:rPr>
-        <w:t xml:space="preserve"> Wenige relevante Infos, viel eigene Ableitung erforderlich</w:t>
-      </w:r>
-    </w:p>
-    <w:p>
-      <w:pPr>
-        <w:pStyle w:val="Compact"/>
-        <w:numPr>
-          <w:ilvl w:val="0"/>
-          <w:numId w:val="1"/>
-        </w:numPr>
-        <w:bidi w:val="0"/>
-        <w:jc w:val="start"/>
-        <w:rPr>
-          <w:sz w:val="22"/>
-          <w:szCs w:val="22"/>
-        </w:rPr>
-      </w:pPr>
-      <w:r>
-        <w:rPr>
-          <w:b/>
-          <w:bCs/>
-          <w:sz w:val="22"/>
-          <w:szCs w:val="22"/>
-        </w:rPr>
-        <w:t>1 - Nicht beantwortbar:</w:t>
-      </w:r>
-      <w:r>
-        <w:rPr>
-          <w:sz w:val="22"/>
-          <w:szCs w:val="22"/>
-        </w:rPr>
-        <w:t xml:space="preserve"> Benötigte Informationen fehlen größtenteils</w:t>
-      </w:r>
-    </w:p>
-    <w:p>
-      <w:pPr>
-        <w:pStyle w:val="Compact"/>
-        <w:numPr>
-          <w:ilvl w:val="1"/>
-          <w:numId w:val="1"/>
-        </w:numPr>
-        <w:bidi w:val="0"/>
-        <w:jc w:val="start"/>
-        <w:rPr>
-          <w:sz w:val="22"/>
-          <w:szCs w:val="22"/>
-        </w:rPr>
-      </w:pPr>
-      <w:bookmarkStart w:id="13" w:name="beantwortbarkeitanswerability"/>
-      <w:r>
-        <w:rPr>
-          <w:sz w:val="22"/>
-          <w:szCs w:val="22"/>
-        </w:rPr>
-        <w:t>Bsp.: “Vergleichen Sie die Effizienz des ISO-OSI-Modells mit modernen Software-Defined-Networking-Ansätzen.”</w:t>
+        <w:rPr>
+          <w:sz w:val="21"/>
+          <w:szCs w:val="21"/>
+        </w:rPr>
+      </w:pPr>
+      <w:bookmarkStart w:id="13" w:name="korrektheitcorrectness"/>
+      <w:bookmarkStart w:id="14" w:name="X5adecf790d361ef61a0e462edd7ab013df4437a"/>
+      <w:r>
+        <w:rPr>
+          <w:sz w:val="21"/>
+          <w:szCs w:val="21"/>
+        </w:rPr>
+        <w:t>Bsp.: “Warum ist der Physical Layer für die Verschlüsselung von Daten zuständig?”</w:t>
       </w:r>
       <w:bookmarkEnd w:id="13"/>
-    </w:p>
-    <w:p>
-      <w:pPr>
-        <w:pStyle w:val="Heading2"/>
-        <w:bidi w:val="0"/>
-        <w:jc w:val="start"/>
-        <w:rPr/>
-      </w:pPr>
-      <w:r>
-        <w:rPr/>
-        <w:t>Herausforderung/Challenging</w:t>
-      </w:r>
-    </w:p>
-    <w:p>
-      <w:pPr>
-        <w:pStyle w:val="FirstParagraph"/>
-        <w:bidi w:val="0"/>
-        <w:jc w:val="start"/>
-        <w:rPr>
-          <w:sz w:val="22"/>
-          <w:szCs w:val="22"/>
-        </w:rPr>
-      </w:pPr>
-      <w:r>
-        <w:rPr>
-          <w:b/>
-          <w:bCs/>
-          <w:sz w:val="22"/>
-          <w:szCs w:val="22"/>
-        </w:rPr>
-        <w:t>Fragestellung:</w:t>
-      </w:r>
-      <w:r>
-        <w:rPr>
-          <w:sz w:val="22"/>
-          <w:szCs w:val="22"/>
-        </w:rPr>
-        <w:t xml:space="preserve"> Wie anspruchsvoll ist die kognitive Anforderung der Frage?</w:t>
-      </w:r>
-    </w:p>
-    <w:p>
-      <w:pPr>
-        <w:pStyle w:val="Compact"/>
-        <w:numPr>
-          <w:ilvl w:val="0"/>
-          <w:numId w:val="1"/>
-        </w:numPr>
-        <w:bidi w:val="0"/>
-        <w:jc w:val="start"/>
-        <w:rPr>
-          <w:sz w:val="22"/>
-          <w:szCs w:val="22"/>
-        </w:rPr>
-      </w:pPr>
-      <w:r>
-        <w:rPr>
-          <w:b/>
-          <w:bCs/>
-          <w:sz w:val="22"/>
-          <w:szCs w:val="22"/>
-        </w:rPr>
-        <w:t>5 - Sehr herausfordernd:</w:t>
-      </w:r>
-      <w:r>
-        <w:rPr>
-          <w:sz w:val="22"/>
-          <w:szCs w:val="22"/>
-        </w:rPr>
-        <w:t xml:space="preserve"> Erfordert tiefgehende Analyse des gesamten Textes</w:t>
-      </w:r>
-    </w:p>
-    <w:p>
-      <w:pPr>
-        <w:pStyle w:val="Compact"/>
-        <w:numPr>
-          <w:ilvl w:val="1"/>
-          <w:numId w:val="1"/>
-        </w:numPr>
-        <w:bidi w:val="0"/>
-        <w:jc w:val="start"/>
-        <w:rPr>
-          <w:sz w:val="22"/>
-          <w:szCs w:val="22"/>
-        </w:rPr>
-      </w:pPr>
-      <w:r>
-        <w:rPr>
-          <w:sz w:val="22"/>
-          <w:szCs w:val="22"/>
-        </w:rPr>
-        <w:t>Bsp.: “Analysieren Sie, warum Flusssteuerung auf mehreren OSI-Schichten implementiert wird, und bewerten Sie die Notwendigkeit dieser Redundanz.”</w:t>
-      </w:r>
-    </w:p>
-    <w:p>
-      <w:pPr>
-        <w:pStyle w:val="Compact"/>
-        <w:numPr>
-          <w:ilvl w:val="0"/>
-          <w:numId w:val="1"/>
-        </w:numPr>
-        <w:bidi w:val="0"/>
-        <w:jc w:val="start"/>
-        <w:rPr>
-          <w:sz w:val="22"/>
-          <w:szCs w:val="22"/>
-        </w:rPr>
-      </w:pPr>
-      <w:r>
-        <w:rPr>
-          <w:b/>
-          <w:bCs/>
-          <w:sz w:val="22"/>
-          <w:szCs w:val="22"/>
-        </w:rPr>
-        <w:t>4 - Herausfordernd:</w:t>
-      </w:r>
-      <w:r>
-        <w:rPr>
-          <w:sz w:val="22"/>
-          <w:szCs w:val="22"/>
-        </w:rPr>
-        <w:t xml:space="preserve"> Erfordert Integration von weit auseinanderliegenden Informationen</w:t>
-      </w:r>
-    </w:p>
-    <w:p>
-      <w:pPr>
-        <w:pStyle w:val="Compact"/>
-        <w:numPr>
-          <w:ilvl w:val="0"/>
-          <w:numId w:val="1"/>
-        </w:numPr>
-        <w:bidi w:val="0"/>
-        <w:jc w:val="start"/>
-        <w:rPr>
-          <w:sz w:val="22"/>
-          <w:szCs w:val="22"/>
-        </w:rPr>
-      </w:pPr>
-      <w:r>
-        <w:rPr>
-          <w:b/>
-          <w:bCs/>
-          <w:sz w:val="22"/>
-          <w:szCs w:val="22"/>
-        </w:rPr>
-        <w:t>3 - Mäßig herausfordernd:</w:t>
-      </w:r>
-      <w:r>
-        <w:rPr>
-          <w:sz w:val="22"/>
-          <w:szCs w:val="22"/>
-        </w:rPr>
-        <w:t xml:space="preserve"> Erfordert Verständnis und einfache Anwendung</w:t>
-      </w:r>
-    </w:p>
-    <w:p>
-      <w:pPr>
-        <w:pStyle w:val="Compact"/>
-        <w:numPr>
-          <w:ilvl w:val="0"/>
-          <w:numId w:val="1"/>
-        </w:numPr>
-        <w:bidi w:val="0"/>
-        <w:jc w:val="start"/>
-        <w:rPr>
-          <w:sz w:val="22"/>
-          <w:szCs w:val="22"/>
-        </w:rPr>
-      </w:pPr>
-      <w:r>
-        <w:rPr>
-          <w:b/>
-          <w:bCs/>
-          <w:sz w:val="22"/>
-          <w:szCs w:val="22"/>
-        </w:rPr>
-        <w:t>2 - Wenig herausfordernd:</w:t>
-      </w:r>
-      <w:r>
-        <w:rPr>
-          <w:sz w:val="22"/>
-          <w:szCs w:val="22"/>
-        </w:rPr>
-        <w:t xml:space="preserve"> Erfordert Auffinden und Wiedergeben</w:t>
-      </w:r>
-    </w:p>
-    <w:p>
-      <w:pPr>
-        <w:pStyle w:val="Compact"/>
-        <w:numPr>
-          <w:ilvl w:val="0"/>
-          <w:numId w:val="1"/>
-        </w:numPr>
-        <w:bidi w:val="0"/>
-        <w:jc w:val="start"/>
-        <w:rPr>
-          <w:sz w:val="22"/>
-          <w:szCs w:val="22"/>
-        </w:rPr>
-      </w:pPr>
-      <w:r>
-        <w:rPr>
-          <w:b/>
-          <w:bCs/>
-          <w:sz w:val="22"/>
-          <w:szCs w:val="22"/>
-        </w:rPr>
-        <w:t>1 - Nicht herausfordernd:</w:t>
-      </w:r>
-      <w:r>
-        <w:rPr>
-          <w:sz w:val="22"/>
-          <w:szCs w:val="22"/>
-        </w:rPr>
-        <w:t xml:space="preserve"> Trivial (Abschreiben oder Ja/Nein)</w:t>
-      </w:r>
-    </w:p>
-    <w:p>
-      <w:pPr>
-        <w:pStyle w:val="Compact"/>
-        <w:numPr>
-          <w:ilvl w:val="1"/>
-          <w:numId w:val="1"/>
-        </w:numPr>
-        <w:bidi w:val="0"/>
-        <w:jc w:val="start"/>
-        <w:rPr>
-          <w:sz w:val="22"/>
-          <w:szCs w:val="22"/>
-        </w:rPr>
-      </w:pPr>
-      <w:bookmarkStart w:id="14" w:name="herausforderungchallenging"/>
-      <w:r>
-        <w:rPr>
-          <w:sz w:val="22"/>
-          <w:szCs w:val="22"/>
-        </w:rPr>
-        <w:t>Bsp.: “Wie viele Kernaufgaben hat der Physical Layer?”</w:t>
-      </w:r>
       <w:bookmarkEnd w:id="14"/>
     </w:p>
     <w:p>
       <w:pPr>
-        <w:pStyle w:val="Heading2"/>
-        <w:bidi w:val="0"/>
-        <w:jc w:val="start"/>
-        <w:rPr/>
-      </w:pPr>
-      <w:r>
-        <w:rPr/>
-        <w:t>Wertigkeit/Value bzgl. Lernzielintegration</w:t>
-      </w:r>
-    </w:p>
-    <w:p>
-      <w:pPr>
-        <w:pStyle w:val="FirstParagraph"/>
-        <w:bidi w:val="0"/>
-        <w:jc w:val="start"/>
-        <w:rPr>
-          <w:sz w:val="22"/>
-          <w:szCs w:val="22"/>
-        </w:rPr>
-      </w:pPr>
-      <w:r>
-        <w:rPr>
-          <w:b/>
-          <w:bCs/>
-          <w:sz w:val="22"/>
-          <w:szCs w:val="22"/>
-        </w:rPr>
-        <w:t>Fragestellung:</w:t>
-      </w:r>
-      <w:r>
-        <w:rPr>
-          <w:sz w:val="22"/>
-          <w:szCs w:val="22"/>
-        </w:rPr>
-        <w:t xml:space="preserve"> Wie zentral ist das in der Frage behandelte Fachkonzept für das angestrebte Lernziel des Moduls?</w:t>
-      </w:r>
-    </w:p>
-    <w:p>
-      <w:pPr>
-        <w:pStyle w:val="Compact"/>
-        <w:numPr>
-          <w:ilvl w:val="0"/>
-          <w:numId w:val="1"/>
-        </w:numPr>
-        <w:bidi w:val="0"/>
-        <w:jc w:val="start"/>
-        <w:rPr>
-          <w:sz w:val="22"/>
-          <w:szCs w:val="22"/>
-        </w:rPr>
-      </w:pPr>
-      <w:r>
-        <w:rPr>
-          <w:b/>
-          <w:bCs/>
-          <w:sz w:val="22"/>
-          <w:szCs w:val="22"/>
-        </w:rPr>
-        <w:t>5 - Sehr Hoch:</w:t>
-      </w:r>
-      <w:r>
-        <w:rPr>
-          <w:sz w:val="22"/>
-          <w:szCs w:val="22"/>
-        </w:rPr>
-        <w:t xml:space="preserve"> Behandelt Kernkonzept und zentrales Lernziel (hochrelevant)</w:t>
-      </w:r>
-    </w:p>
-    <w:p>
-      <w:pPr>
-        <w:pStyle w:val="Compact"/>
-        <w:numPr>
-          <w:ilvl w:val="1"/>
-          <w:numId w:val="1"/>
-        </w:numPr>
-        <w:bidi w:val="0"/>
-        <w:jc w:val="start"/>
-        <w:rPr>
-          <w:sz w:val="22"/>
-          <w:szCs w:val="22"/>
-        </w:rPr>
-      </w:pPr>
-      <w:r>
-        <w:rPr>
-          <w:sz w:val="22"/>
-          <w:szCs w:val="22"/>
-        </w:rPr>
-        <w:t>Bsp.: “Erklären Sie das Zusammenspiel von Codierung, Transport und Decodierung bei der Übertragung logischer Werte auf physikalischer Ebene.”</w:t>
-      </w:r>
-    </w:p>
-    <w:p>
-      <w:pPr>
-        <w:pStyle w:val="Compact"/>
-        <w:numPr>
-          <w:ilvl w:val="0"/>
-          <w:numId w:val="1"/>
-        </w:numPr>
-        <w:bidi w:val="0"/>
-        <w:jc w:val="start"/>
-        <w:rPr>
-          <w:sz w:val="22"/>
-          <w:szCs w:val="22"/>
-        </w:rPr>
-      </w:pPr>
-      <w:r>
-        <w:rPr>
-          <w:b/>
-          <w:bCs/>
-          <w:sz w:val="22"/>
-          <w:szCs w:val="22"/>
-        </w:rPr>
-        <w:t>4 - Hoch:</w:t>
-      </w:r>
-      <w:r>
-        <w:rPr>
-          <w:sz w:val="22"/>
-          <w:szCs w:val="22"/>
-        </w:rPr>
-        <w:t xml:space="preserve"> Behandelt wichtiges, relevantes Konzept</w:t>
-      </w:r>
-    </w:p>
-    <w:p>
-      <w:pPr>
-        <w:pStyle w:val="Compact"/>
-        <w:numPr>
-          <w:ilvl w:val="0"/>
-          <w:numId w:val="1"/>
-        </w:numPr>
-        <w:bidi w:val="0"/>
-        <w:jc w:val="start"/>
-        <w:rPr>
-          <w:sz w:val="22"/>
-          <w:szCs w:val="22"/>
-        </w:rPr>
-      </w:pPr>
-      <w:r>
-        <w:rPr>
-          <w:b/>
-          <w:bCs/>
-          <w:sz w:val="22"/>
-          <w:szCs w:val="22"/>
-        </w:rPr>
-        <w:t>3 - Mäßig:</w:t>
-      </w:r>
-      <w:r>
-        <w:rPr>
-          <w:sz w:val="22"/>
-          <w:szCs w:val="22"/>
-        </w:rPr>
-        <w:t xml:space="preserve"> Behandelt Grundlagen oder deskriptive Aspekte</w:t>
-      </w:r>
-    </w:p>
-    <w:p>
-      <w:pPr>
-        <w:pStyle w:val="Compact"/>
-        <w:numPr>
-          <w:ilvl w:val="0"/>
-          <w:numId w:val="1"/>
-        </w:numPr>
-        <w:bidi w:val="0"/>
-        <w:jc w:val="start"/>
-        <w:rPr>
-          <w:sz w:val="22"/>
-          <w:szCs w:val="22"/>
-        </w:rPr>
-      </w:pPr>
-      <w:r>
-        <w:rPr>
-          <w:b/>
-          <w:bCs/>
-          <w:sz w:val="22"/>
-          <w:szCs w:val="22"/>
-        </w:rPr>
-        <w:t>2 - Gering:</w:t>
-      </w:r>
-      <w:r>
-        <w:rPr>
-          <w:sz w:val="22"/>
-          <w:szCs w:val="22"/>
-        </w:rPr>
-        <w:t xml:space="preserve"> Fokussiert auf nebensächliches Detail oder ist ineffizient</w:t>
-      </w:r>
-    </w:p>
-    <w:p>
-      <w:pPr>
-        <w:pStyle w:val="Compact"/>
-        <w:numPr>
-          <w:ilvl w:val="0"/>
-          <w:numId w:val="1"/>
-        </w:numPr>
-        <w:bidi w:val="0"/>
-        <w:jc w:val="start"/>
-        <w:rPr>
-          <w:sz w:val="22"/>
-          <w:szCs w:val="22"/>
-        </w:rPr>
-      </w:pPr>
-      <w:r>
-        <w:rPr>
-          <w:b/>
-          <w:bCs/>
-          <w:sz w:val="22"/>
-          <w:szCs w:val="22"/>
-        </w:rPr>
-        <w:t>1 - Nicht vorhanden:</w:t>
-      </w:r>
-      <w:r>
-        <w:rPr>
-          <w:sz w:val="22"/>
-          <w:szCs w:val="22"/>
-        </w:rPr>
-        <w:t xml:space="preserve"> Behandelt irrelevante Details (nicht Teil des Lernziels)</w:t>
-      </w:r>
-    </w:p>
-    <w:p>
-      <w:pPr>
-        <w:pStyle w:val="Compact"/>
-        <w:numPr>
-          <w:ilvl w:val="1"/>
-          <w:numId w:val="1"/>
-        </w:numPr>
-        <w:bidi w:val="0"/>
-        <w:jc w:val="start"/>
-        <w:rPr>
-          <w:sz w:val="22"/>
-          <w:szCs w:val="22"/>
-        </w:rPr>
-      </w:pPr>
-      <w:bookmarkStart w:id="15" w:name="Xc726736414fc4f5118f498bc21832f0e03ad1b3"/>
-      <w:r>
-        <w:rPr>
-          <w:sz w:val="22"/>
-          <w:szCs w:val="22"/>
-        </w:rPr>
-        <w:t>Bsp.: “Nennen Sie ein Beispiel für ein Kabel, das zur Datenübertragung verwendet werden kann.”</w:t>
-      </w:r>
-      <w:bookmarkEnd w:id="15"/>
-    </w:p>
-    <w:p>
-      <w:pPr>
-        <w:pStyle w:val="Heading2"/>
-        <w:bidi w:val="0"/>
-        <w:jc w:val="start"/>
-        <w:rPr/>
-      </w:pPr>
-      <w:r>
-        <w:rPr/>
-        <w:t>Sprachqualität/Language</w:t>
-      </w:r>
-    </w:p>
-    <w:p>
-      <w:pPr>
-        <w:pStyle w:val="FirstParagraph"/>
-        <w:bidi w:val="0"/>
-        <w:jc w:val="start"/>
-        <w:rPr>
-          <w:sz w:val="22"/>
-          <w:szCs w:val="22"/>
-        </w:rPr>
-      </w:pPr>
-      <w:r>
-        <w:rPr>
-          <w:b/>
-          <w:bCs/>
-          <w:sz w:val="22"/>
-          <w:szCs w:val="22"/>
-        </w:rPr>
-        <w:t>Fragestellung:</w:t>
-      </w:r>
-      <w:r>
-        <w:rPr>
-          <w:sz w:val="22"/>
-          <w:szCs w:val="22"/>
-        </w:rPr>
-        <w:t xml:space="preserve"> Wie angemessen ist die sprachliche Qualität der Frage?</w:t>
-      </w:r>
-    </w:p>
-    <w:p>
-      <w:pPr>
-        <w:pStyle w:val="Compact"/>
-        <w:numPr>
-          <w:ilvl w:val="0"/>
-          <w:numId w:val="1"/>
-        </w:numPr>
-        <w:bidi w:val="0"/>
-        <w:jc w:val="start"/>
-        <w:rPr>
-          <w:sz w:val="22"/>
-          <w:szCs w:val="22"/>
-        </w:rPr>
-      </w:pPr>
-      <w:r>
-        <w:rPr>
-          <w:b/>
-          <w:bCs/>
-          <w:sz w:val="22"/>
-          <w:szCs w:val="22"/>
-        </w:rPr>
-        <w:t>5 - Ausgezeichnet:</w:t>
-      </w:r>
-      <w:r>
-        <w:rPr>
-          <w:sz w:val="22"/>
-          <w:szCs w:val="22"/>
-        </w:rPr>
-        <w:t xml:space="preserve"> Präzise, angemessen, gut verständlich</w:t>
-      </w:r>
-    </w:p>
-    <w:p>
-      <w:pPr>
-        <w:pStyle w:val="Compact"/>
-        <w:numPr>
-          <w:ilvl w:val="1"/>
-          <w:numId w:val="1"/>
-        </w:numPr>
-        <w:bidi w:val="0"/>
-        <w:jc w:val="start"/>
-        <w:rPr>
-          <w:sz w:val="22"/>
-          <w:szCs w:val="22"/>
-        </w:rPr>
-      </w:pPr>
-      <w:r>
-        <w:rPr>
-          <w:sz w:val="22"/>
-          <w:szCs w:val="22"/>
-        </w:rPr>
-        <w:t>Bsp.: “Ermitteln Sie, welche OSI-Schicht für das Setzen von Synchronisationspunkten verantwortlich ist, und erläutern Sie deren Zweck.”</w:t>
-      </w:r>
-    </w:p>
-    <w:p>
-      <w:pPr>
-        <w:pStyle w:val="Compact"/>
-        <w:numPr>
-          <w:ilvl w:val="0"/>
-          <w:numId w:val="1"/>
-        </w:numPr>
-        <w:bidi w:val="0"/>
-        <w:jc w:val="start"/>
-        <w:rPr>
-          <w:sz w:val="22"/>
-          <w:szCs w:val="22"/>
-        </w:rPr>
-      </w:pPr>
-      <w:r>
-        <w:rPr>
-          <w:b/>
-          <w:bCs/>
-          <w:sz w:val="22"/>
-          <w:szCs w:val="22"/>
-        </w:rPr>
-        <w:t>4 - Gut:</w:t>
-      </w:r>
-      <w:r>
-        <w:rPr>
-          <w:sz w:val="22"/>
-          <w:szCs w:val="22"/>
-        </w:rPr>
-        <w:t xml:space="preserve"> Verständlich mit kleinen Schwächen</w:t>
-      </w:r>
-    </w:p>
-    <w:p>
-      <w:pPr>
-        <w:pStyle w:val="Compact"/>
-        <w:numPr>
-          <w:ilvl w:val="0"/>
-          <w:numId w:val="1"/>
-        </w:numPr>
-        <w:bidi w:val="0"/>
-        <w:jc w:val="start"/>
-        <w:rPr>
-          <w:sz w:val="22"/>
-          <w:szCs w:val="22"/>
-        </w:rPr>
-      </w:pPr>
-      <w:r>
-        <w:rPr>
-          <w:b/>
-          <w:bCs/>
-          <w:sz w:val="22"/>
-          <w:szCs w:val="22"/>
-        </w:rPr>
-        <w:t>3 - Befriedigend:</w:t>
-      </w:r>
-      <w:r>
-        <w:rPr>
-          <w:sz w:val="22"/>
-          <w:szCs w:val="22"/>
-        </w:rPr>
-        <w:t xml:space="preserve"> Umständlich oder unpräzise</w:t>
-      </w:r>
-    </w:p>
-    <w:p>
-      <w:pPr>
-        <w:pStyle w:val="Compact"/>
-        <w:numPr>
-          <w:ilvl w:val="0"/>
-          <w:numId w:val="1"/>
-        </w:numPr>
-        <w:bidi w:val="0"/>
-        <w:jc w:val="start"/>
-        <w:rPr>
-          <w:sz w:val="22"/>
-          <w:szCs w:val="22"/>
-        </w:rPr>
-      </w:pPr>
-      <w:r>
-        <w:rPr>
-          <w:b/>
-          <w:bCs/>
-          <w:sz w:val="22"/>
-          <w:szCs w:val="22"/>
-        </w:rPr>
-        <w:t>2 - Mangelhaft:</w:t>
-      </w:r>
-      <w:r>
-        <w:rPr>
-          <w:sz w:val="22"/>
-          <w:szCs w:val="22"/>
-        </w:rPr>
-        <w:t xml:space="preserve"> Schwerfällig, weitschweifig oder unnötig komplex</w:t>
-      </w:r>
-    </w:p>
-    <w:p>
-      <w:pPr>
-        <w:pStyle w:val="Compact"/>
-        <w:numPr>
-          <w:ilvl w:val="0"/>
-          <w:numId w:val="1"/>
-        </w:numPr>
-        <w:bidi w:val="0"/>
-        <w:jc w:val="start"/>
-        <w:rPr>
-          <w:sz w:val="22"/>
-          <w:szCs w:val="22"/>
-        </w:rPr>
-      </w:pPr>
-      <w:r>
-        <w:rPr>
-          <w:b/>
-          <w:bCs/>
-          <w:sz w:val="22"/>
-          <w:szCs w:val="22"/>
-        </w:rPr>
-        <w:t>1 - Ungenügend:</w:t>
-      </w:r>
-      <w:r>
-        <w:rPr>
-          <w:sz w:val="22"/>
-          <w:szCs w:val="22"/>
-        </w:rPr>
-        <w:t xml:space="preserve"> Schwer verständlich oder unangemessen</w:t>
-      </w:r>
-    </w:p>
-    <w:p>
-      <w:pPr>
-        <w:pStyle w:val="Compact"/>
-        <w:numPr>
-          <w:ilvl w:val="1"/>
-          <w:numId w:val="1"/>
-        </w:numPr>
-        <w:bidi w:val="0"/>
-        <w:jc w:val="start"/>
-        <w:rPr>
-          <w:sz w:val="22"/>
-          <w:szCs w:val="22"/>
-        </w:rPr>
-      </w:pPr>
-      <w:bookmarkStart w:id="16" w:name="sprachqualitätlanguage"/>
-      <w:r>
-        <w:rPr>
-          <w:sz w:val="22"/>
-          <w:szCs w:val="22"/>
-        </w:rPr>
-        <w:t>Bsp.: “Im Kontext der vielschichtigen und diversen Betrachtungsweise der Aufgabenbereiche, die dem Physical Layer im Rahmen des OSI-Referenzmodells zugeschrieben werden können, erläutern Sie diese unter Berücksichtigung sämtlicher relevanter Aspekte.”</w:t>
-      </w:r>
-      <w:bookmarkEnd w:id="16"/>
-    </w:p>
-    <w:p>
-      <w:pPr>
-        <w:pStyle w:val="Heading2"/>
-        <w:bidi w:val="0"/>
-        <w:jc w:val="start"/>
-        <w:rPr/>
-      </w:pPr>
-      <w:r>
-        <w:rPr/>
-        <w:t>Korrektheit/Correctness</w:t>
-      </w:r>
-    </w:p>
-    <w:p>
-      <w:pPr>
-        <w:pStyle w:val="FirstParagraph"/>
-        <w:bidi w:val="0"/>
-        <w:jc w:val="start"/>
-        <w:rPr>
-          <w:sz w:val="22"/>
-          <w:szCs w:val="22"/>
-        </w:rPr>
-      </w:pPr>
-      <w:r>
-        <w:rPr>
-          <w:b/>
-          <w:bCs/>
-          <w:sz w:val="22"/>
-          <w:szCs w:val="22"/>
-        </w:rPr>
-        <w:t>Fragestellung:</w:t>
-      </w:r>
-      <w:r>
-        <w:rPr>
-          <w:sz w:val="22"/>
-          <w:szCs w:val="22"/>
-        </w:rPr>
-        <w:t xml:space="preserve"> Wie korrekt sind die in der Frage selbst enthaltenen Aussagen, Annahmen oder impliziten Behauptungen bezogen auf den Text?</w:t>
-      </w:r>
-    </w:p>
-    <w:p>
-      <w:pPr>
-        <w:pStyle w:val="Compact"/>
-        <w:numPr>
-          <w:ilvl w:val="0"/>
-          <w:numId w:val="1"/>
-        </w:numPr>
-        <w:bidi w:val="0"/>
-        <w:jc w:val="start"/>
-        <w:rPr>
-          <w:sz w:val="22"/>
-          <w:szCs w:val="22"/>
-        </w:rPr>
-      </w:pPr>
-      <w:r>
-        <w:rPr>
-          <w:b/>
-          <w:bCs/>
-          <w:sz w:val="22"/>
-          <w:szCs w:val="22"/>
-        </w:rPr>
-        <w:t>5 - Vollständig korrekt:</w:t>
-      </w:r>
-      <w:r>
-        <w:rPr>
-          <w:sz w:val="22"/>
-          <w:szCs w:val="22"/>
-        </w:rPr>
-        <w:t xml:space="preserve"> Alle Aussagen entsprechen dem Textinhalt</w:t>
-      </w:r>
-    </w:p>
-    <w:p>
-      <w:pPr>
-        <w:pStyle w:val="Compact"/>
-        <w:numPr>
-          <w:ilvl w:val="1"/>
-          <w:numId w:val="1"/>
-        </w:numPr>
-        <w:bidi w:val="0"/>
-        <w:jc w:val="start"/>
-        <w:rPr>
-          <w:sz w:val="22"/>
-          <w:szCs w:val="22"/>
-        </w:rPr>
-      </w:pPr>
-      <w:r>
-        <w:rPr>
-          <w:sz w:val="22"/>
-          <w:szCs w:val="22"/>
-        </w:rPr>
-        <w:t>Bsp.: “Beschreiben Sie, wie der Network Layer die Kommunikation zwischen Geräten in unterschiedlichen Netzen ermöglicht.”</w:t>
-      </w:r>
-    </w:p>
-    <w:p>
-      <w:pPr>
-        <w:pStyle w:val="Compact"/>
-        <w:numPr>
-          <w:ilvl w:val="0"/>
-          <w:numId w:val="1"/>
-        </w:numPr>
-        <w:bidi w:val="0"/>
-        <w:jc w:val="start"/>
-        <w:rPr>
-          <w:sz w:val="22"/>
-          <w:szCs w:val="22"/>
-        </w:rPr>
-      </w:pPr>
-      <w:r>
-        <w:rPr>
-          <w:b/>
-          <w:bCs/>
-          <w:sz w:val="22"/>
-          <w:szCs w:val="22"/>
-        </w:rPr>
-        <w:t>4 - Überwiegend korrekt:</w:t>
-      </w:r>
-      <w:r>
-        <w:rPr>
-          <w:sz w:val="22"/>
-          <w:szCs w:val="22"/>
-        </w:rPr>
-        <w:t xml:space="preserve"> Überwiegend korrekt, minimale Ungenauigkeiten</w:t>
-      </w:r>
-    </w:p>
-    <w:p>
-      <w:pPr>
-        <w:pStyle w:val="Compact"/>
-        <w:numPr>
-          <w:ilvl w:val="0"/>
-          <w:numId w:val="1"/>
-        </w:numPr>
-        <w:bidi w:val="0"/>
-        <w:jc w:val="start"/>
-        <w:rPr>
-          <w:sz w:val="22"/>
-          <w:szCs w:val="22"/>
-        </w:rPr>
-      </w:pPr>
-      <w:r>
-        <w:rPr>
-          <w:b/>
-          <w:bCs/>
-          <w:sz w:val="22"/>
-          <w:szCs w:val="22"/>
-        </w:rPr>
-        <w:t>3 - Teilweise korrekt:</w:t>
-      </w:r>
-      <w:r>
-        <w:rPr>
-          <w:sz w:val="22"/>
-          <w:szCs w:val="22"/>
-        </w:rPr>
-        <w:t xml:space="preserve"> Erkennbare Ungenauigkeiten in der Frage</w:t>
-      </w:r>
-    </w:p>
-    <w:p>
-      <w:pPr>
-        <w:pStyle w:val="Compact"/>
-        <w:numPr>
-          <w:ilvl w:val="0"/>
-          <w:numId w:val="1"/>
-        </w:numPr>
-        <w:bidi w:val="0"/>
-        <w:jc w:val="start"/>
-        <w:rPr>
-          <w:sz w:val="22"/>
-          <w:szCs w:val="22"/>
-        </w:rPr>
-      </w:pPr>
-      <w:r>
-        <w:rPr>
-          <w:b/>
-          <w:bCs/>
-          <w:sz w:val="22"/>
-          <w:szCs w:val="22"/>
-        </w:rPr>
-        <w:t>2 - Größtenteils inkorrekt:</w:t>
-      </w:r>
-      <w:r>
-        <w:rPr>
-          <w:sz w:val="22"/>
-          <w:szCs w:val="22"/>
-        </w:rPr>
-        <w:t xml:space="preserve"> Mehrere falsche Aussagen oder Missverständnisse</w:t>
-      </w:r>
-    </w:p>
-    <w:p>
-      <w:pPr>
-        <w:pStyle w:val="Compact"/>
-        <w:numPr>
-          <w:ilvl w:val="0"/>
-          <w:numId w:val="1"/>
-        </w:numPr>
-        <w:bidi w:val="0"/>
-        <w:jc w:val="start"/>
-        <w:rPr>
-          <w:sz w:val="22"/>
-          <w:szCs w:val="22"/>
-        </w:rPr>
-      </w:pPr>
-      <w:r>
-        <w:rPr>
-          <w:b/>
-          <w:bCs/>
-          <w:sz w:val="22"/>
-          <w:szCs w:val="22"/>
-        </w:rPr>
-        <w:t>1 - Völlig inkorrekt:</w:t>
-      </w:r>
-      <w:r>
-        <w:rPr>
-          <w:sz w:val="22"/>
-          <w:szCs w:val="22"/>
-        </w:rPr>
-        <w:t xml:space="preserve"> Frage enthält grundlegend falsche Behauptungen</w:t>
-      </w:r>
-    </w:p>
-    <w:p>
-      <w:pPr>
-        <w:pStyle w:val="Compact"/>
-        <w:numPr>
-          <w:ilvl w:val="1"/>
-          <w:numId w:val="1"/>
-        </w:numPr>
+        <w:pStyle w:val="Compact"/>
+        <w:rPr>
+          <w:sz w:val="22"/>
+          <w:szCs w:val="22"/>
+        </w:rPr>
+      </w:pPr>
+      <w:r>
+        <w:rPr>
+          <w:sz w:val="22"/>
+          <w:szCs w:val="22"/>
+        </w:rPr>
+      </w:r>
+    </w:p>
+    <w:p>
+      <w:pPr>
+        <w:pStyle w:val="Compact"/>
+        <w:rPr>
+          <w:sz w:val="22"/>
+          <w:szCs w:val="22"/>
+        </w:rPr>
+      </w:pPr>
+      <w:r>
+        <w:rPr>
+          <w:sz w:val="22"/>
+          <w:szCs w:val="22"/>
+        </w:rPr>
+      </w:r>
+    </w:p>
+    <w:p>
+      <w:pPr>
+        <w:pStyle w:val="Compact"/>
+        <w:rPr>
+          <w:sz w:val="22"/>
+          <w:szCs w:val="22"/>
+        </w:rPr>
+      </w:pPr>
+      <w:r>
+        <w:rPr>
+          <w:sz w:val="22"/>
+          <w:szCs w:val="22"/>
+        </w:rPr>
+      </w:r>
+    </w:p>
+    <w:p>
+      <w:pPr>
+        <w:pStyle w:val="Compact"/>
+        <w:rPr>
+          <w:sz w:val="22"/>
+          <w:szCs w:val="22"/>
+        </w:rPr>
+      </w:pPr>
+      <w:r>
+        <w:rPr>
+          <w:sz w:val="22"/>
+          <w:szCs w:val="22"/>
+        </w:rPr>
+      </w:r>
+    </w:p>
+    <w:p>
+      <w:pPr>
+        <w:pStyle w:val="Compact"/>
+        <w:rPr>
+          <w:sz w:val="22"/>
+          <w:szCs w:val="22"/>
+        </w:rPr>
+      </w:pPr>
+      <w:r>
+        <w:rPr>
+          <w:sz w:val="22"/>
+          <w:szCs w:val="22"/>
+        </w:rPr>
+      </w:r>
+    </w:p>
+    <w:p>
+      <w:pPr>
+        <w:pStyle w:val="Compact"/>
+        <w:rPr>
+          <w:sz w:val="22"/>
+          <w:szCs w:val="22"/>
+        </w:rPr>
+      </w:pPr>
+      <w:r>
+        <w:rPr>
+          <w:sz w:val="22"/>
+          <w:szCs w:val="22"/>
+        </w:rPr>
+      </w:r>
+    </w:p>
+    <w:p>
+      <w:pPr>
+        <w:pStyle w:val="Compact"/>
+        <w:rPr>
+          <w:sz w:val="22"/>
+          <w:szCs w:val="22"/>
+        </w:rPr>
+      </w:pPr>
+      <w:r>
+        <w:rPr>
+          <w:sz w:val="22"/>
+          <w:szCs w:val="22"/>
+        </w:rPr>
+      </w:r>
+    </w:p>
+    <w:p>
+      <w:pPr>
+        <w:pStyle w:val="Compact"/>
+        <w:rPr>
+          <w:sz w:val="22"/>
+          <w:szCs w:val="22"/>
+        </w:rPr>
+      </w:pPr>
+      <w:r>
+        <w:rPr>
+          <w:sz w:val="22"/>
+          <w:szCs w:val="22"/>
+        </w:rPr>
+      </w:r>
+    </w:p>
+    <w:p>
+      <w:pPr>
+        <w:pStyle w:val="Compact"/>
+        <w:rPr>
+          <w:sz w:val="22"/>
+          <w:szCs w:val="22"/>
+        </w:rPr>
+      </w:pPr>
+      <w:r>
+        <w:rPr>
+          <w:sz w:val="22"/>
+          <w:szCs w:val="22"/>
+        </w:rPr>
+      </w:r>
+    </w:p>
+    <w:p>
+      <w:pPr>
+        <w:pStyle w:val="Compact"/>
+        <w:rPr>
+          <w:sz w:val="22"/>
+          <w:szCs w:val="22"/>
+        </w:rPr>
+      </w:pPr>
+      <w:r>
+        <w:rPr>
+          <w:sz w:val="22"/>
+          <w:szCs w:val="22"/>
+        </w:rPr>
+      </w:r>
+    </w:p>
+    <w:p>
+      <w:pPr>
+        <w:pStyle w:val="Compact"/>
+        <w:rPr>
+          <w:sz w:val="22"/>
+          <w:szCs w:val="22"/>
+        </w:rPr>
+      </w:pPr>
+      <w:r>
+        <w:rPr>
+          <w:sz w:val="22"/>
+          <w:szCs w:val="22"/>
+        </w:rPr>
+      </w:r>
+    </w:p>
+    <w:p>
+      <w:pPr>
+        <w:pStyle w:val="Compact"/>
+        <w:rPr>
+          <w:sz w:val="22"/>
+          <w:szCs w:val="22"/>
+        </w:rPr>
+      </w:pPr>
+      <w:r>
+        <w:rPr>
+          <w:sz w:val="22"/>
+          <w:szCs w:val="22"/>
+        </w:rPr>
+      </w:r>
+    </w:p>
+    <w:p>
+      <w:pPr>
+        <w:pStyle w:val="Compact"/>
+        <w:rPr>
+          <w:sz w:val="22"/>
+          <w:szCs w:val="22"/>
+        </w:rPr>
+      </w:pPr>
+      <w:r>
+        <w:rPr>
+          <w:sz w:val="22"/>
+          <w:szCs w:val="22"/>
+        </w:rPr>
+      </w:r>
+    </w:p>
+    <w:p>
+      <w:pPr>
+        <w:pStyle w:val="Compact"/>
+        <w:rPr>
+          <w:sz w:val="22"/>
+          <w:szCs w:val="22"/>
+        </w:rPr>
+      </w:pPr>
+      <w:r>
+        <w:rPr>
+          <w:sz w:val="22"/>
+          <w:szCs w:val="22"/>
+        </w:rPr>
+      </w:r>
+    </w:p>
+    <w:p>
+      <w:pPr>
+        <w:pStyle w:val="Compact"/>
+        <w:rPr>
+          <w:sz w:val="22"/>
+          <w:szCs w:val="22"/>
+        </w:rPr>
+      </w:pPr>
+      <w:r>
+        <w:rPr>
+          <w:sz w:val="22"/>
+          <w:szCs w:val="22"/>
+        </w:rPr>
+      </w:r>
+    </w:p>
+    <w:p>
+      <w:pPr>
+        <w:pStyle w:val="Compact"/>
+        <w:rPr>
+          <w:sz w:val="22"/>
+          <w:szCs w:val="22"/>
+        </w:rPr>
+      </w:pPr>
+      <w:r>
+        <w:rPr>
+          <w:sz w:val="22"/>
+          <w:szCs w:val="22"/>
+        </w:rPr>
+      </w:r>
+    </w:p>
+    <w:p>
+      <w:pPr>
+        <w:pStyle w:val="Compact"/>
+        <w:rPr>
+          <w:sz w:val="22"/>
+          <w:szCs w:val="22"/>
+        </w:rPr>
+      </w:pPr>
+      <w:r>
+        <w:rPr>
+          <w:sz w:val="22"/>
+          <w:szCs w:val="22"/>
+        </w:rPr>
+      </w:r>
+    </w:p>
+    <w:p>
+      <w:pPr>
+        <w:pStyle w:val="Compact"/>
         <w:bidi w:val="0"/>
         <w:spacing w:before="36" w:after="36"/>
         <w:jc w:val="start"/>
-        <w:rPr>
-          <w:sz w:val="22"/>
-          <w:szCs w:val="22"/>
-        </w:rPr>
-      </w:pPr>
-      <w:bookmarkStart w:id="17" w:name="X5adecf790d361ef61a0e462edd7ab013df4437a"/>
-      <w:bookmarkStart w:id="18" w:name="korrektheitcorrectness"/>
-      <w:r>
-        <w:rPr>
-          <w:sz w:val="22"/>
-          <w:szCs w:val="22"/>
-        </w:rPr>
-        <w:t>Bsp.: “Warum ist der Physical Layer für die Verschlüsselung von Daten zuständig?”</w:t>
-      </w:r>
-      <w:bookmarkEnd w:id="17"/>
-      <w:bookmarkEnd w:id="18"/>
-    </w:p>
-    <w:p>
-      <w:pPr>
-        <w:pStyle w:val="Compact"/>
-        <w:bidi w:val="0"/>
-        <w:spacing w:before="36" w:after="36"/>
-        <w:jc w:val="start"/>
-        <w:rPr/>
-      </w:pPr>
-      <w:r>
-        <w:rPr/>
-      </w:r>
-    </w:p>
-    <w:p>
-      <w:pPr>
-        <w:pStyle w:val="Compact"/>
-        <w:bidi w:val="0"/>
-        <w:spacing w:before="36" w:after="36"/>
-        <w:jc w:val="start"/>
-        <w:rPr/>
-      </w:pPr>
-      <w:r>
-        <w:rPr/>
-      </w:r>
-    </w:p>
-    <w:p>
-      <w:pPr>
-        <w:pStyle w:val="Compact"/>
-        <w:bidi w:val="0"/>
-        <w:spacing w:before="36" w:after="36"/>
-        <w:jc w:val="start"/>
-        <w:rPr/>
-      </w:pPr>
-      <w:r>
-        <w:rPr/>
-      </w:r>
-    </w:p>
-    <w:p>
-      <w:pPr>
-        <w:pStyle w:val="Compact"/>
-        <w:bidi w:val="0"/>
-        <w:spacing w:before="36" w:after="36"/>
-        <w:jc w:val="start"/>
-        <w:rPr/>
-      </w:pPr>
-      <w:r>
-        <w:rPr/>
-      </w:r>
-    </w:p>
-    <w:p>
-      <w:pPr>
-        <w:pStyle w:val="Compact"/>
-        <w:bidi w:val="0"/>
-        <w:spacing w:before="36" w:after="36"/>
-        <w:jc w:val="start"/>
-        <w:rPr/>
-      </w:pPr>
-      <w:r>
-        <w:rPr/>
-      </w:r>
-    </w:p>
-    <w:p>
-      <w:pPr>
-        <w:pStyle w:val="Compact"/>
-        <w:bidi w:val="0"/>
-        <w:spacing w:before="36" w:after="36"/>
-        <w:jc w:val="start"/>
-        <w:rPr/>
-      </w:pPr>
-      <w:r>
-        <w:rPr/>
-      </w:r>
-    </w:p>
-    <w:p>
-      <w:pPr>
-        <w:pStyle w:val="Compact"/>
-        <w:bidi w:val="0"/>
-        <w:spacing w:before="36" w:after="36"/>
-        <w:jc w:val="start"/>
         <w:rPr/>
       </w:pPr>
       <w:r>
@@ -2900,7 +3085,7 @@
           <w:szCs w:val="22"/>
         </w:rPr>
       </w:pPr>
-      <w:bookmarkStart w:id="19" w:name="lernziel"/>
+      <w:bookmarkStart w:id="15" w:name="lernziel"/>
       <w:r>
         <w:rPr>
           <w:sz w:val="22"/>
@@ -2908,7 +3093,7 @@
         </w:rPr>
         <w:t>Die Studierenden beherrschen die netzwerkübergreifende Kommunikation durch Adressierung, Routing und Flusssteuerung (End-to-End sowie Node-to-Node)</w:t>
       </w:r>
-      <w:bookmarkEnd w:id="19"/>
+      <w:bookmarkEnd w:id="15"/>
     </w:p>
     <w:p>
       <w:pPr>
@@ -2957,7 +3142,7 @@
         <w:pStyle w:val="Compact"/>
         <w:numPr>
           <w:ilvl w:val="0"/>
-          <w:numId w:val="13"/>
+          <w:numId w:val="9"/>
         </w:numPr>
         <w:rPr>
           <w:sz w:val="22"/>
@@ -2977,7 +3162,7 @@
         <w:pStyle w:val="Compact"/>
         <w:numPr>
           <w:ilvl w:val="0"/>
-          <w:numId w:val="3"/>
+          <w:numId w:val="6"/>
         </w:numPr>
         <w:rPr>
           <w:sz w:val="22"/>
@@ -2997,7 +3182,7 @@
         <w:pStyle w:val="Compact"/>
         <w:numPr>
           <w:ilvl w:val="0"/>
-          <w:numId w:val="3"/>
+          <w:numId w:val="6"/>
         </w:numPr>
         <w:rPr>
           <w:sz w:val="22"/>
@@ -3017,14 +3202,14 @@
         <w:pStyle w:val="Compact"/>
         <w:numPr>
           <w:ilvl w:val="0"/>
-          <w:numId w:val="3"/>
-        </w:numPr>
-        <w:rPr>
-          <w:sz w:val="22"/>
-          <w:szCs w:val="22"/>
-        </w:rPr>
-      </w:pPr>
-      <w:bookmarkStart w:id="20" w:name="formulierte-frage"/>
+          <w:numId w:val="6"/>
+        </w:numPr>
+        <w:rPr>
+          <w:sz w:val="22"/>
+          <w:szCs w:val="22"/>
+        </w:rPr>
+      </w:pPr>
+      <w:bookmarkStart w:id="16" w:name="formulierte-frage"/>
       <w:r>
         <w:rPr>
           <w:sz w:val="22"/>
@@ -3032,7 +3217,7 @@
         </w:rPr>
         <w:t>Routing (Falsch)</w:t>
       </w:r>
-      <w:bookmarkEnd w:id="20"/>
+      <w:bookmarkEnd w:id="16"/>
     </w:p>
     <w:p>
       <w:pPr>
@@ -3185,8 +3370,8 @@
           <w:szCs w:val="22"/>
         </w:rPr>
       </w:pPr>
-      <w:bookmarkStart w:id="21" w:name="quelltext"/>
-      <w:bookmarkStart w:id="22" w:name="multiple-choice-question"/>
+      <w:bookmarkStart w:id="17" w:name="quelltext"/>
+      <w:bookmarkStart w:id="18" w:name="multiple-choice-question"/>
       <w:r>
         <w:rPr>
           <w:sz w:val="22"/>
@@ -3194,8 +3379,8 @@
         </w:rPr>
         <w:t>Strategien, wenn zu schnell gesendet wird. End-to-End: Vom Sender zum weit entfernten Empfänger. Node-to-Node: Von jedem Knoten zum Nächsten.</w:t>
       </w:r>
-      <w:bookmarkEnd w:id="21"/>
-      <w:bookmarkEnd w:id="22"/>
+      <w:bookmarkEnd w:id="17"/>
+      <w:bookmarkEnd w:id="18"/>
     </w:p>
     <w:p>
       <w:pPr>
@@ -4553,7 +4738,7 @@
           <w:szCs w:val="22"/>
         </w:rPr>
       </w:pPr>
-      <w:bookmarkStart w:id="23" w:name="lernziel_Copy_1"/>
+      <w:bookmarkStart w:id="19" w:name="lernziel_Copy_1"/>
       <w:r>
         <w:rPr>
           <w:sz w:val="22"/>
@@ -4561,7 +4746,7 @@
         </w:rPr>
         <w:t>Die Studierenden beherrschen die Mechanismen zur fehlergesicherten Datenübertragung, einschließlich Fehlerkontrolle, Flusskontrolle, Segmentierung, Identifikation und Medienzugriff</w:t>
       </w:r>
-      <w:bookmarkEnd w:id="23"/>
+      <w:bookmarkEnd w:id="19"/>
     </w:p>
     <w:p>
       <w:pPr>
@@ -4597,7 +4782,7 @@
           <w:szCs w:val="22"/>
         </w:rPr>
       </w:pPr>
-      <w:bookmarkStart w:id="24" w:name="formulierte-frage_Copy_1"/>
+      <w:bookmarkStart w:id="20" w:name="formulierte-frage_Copy_1"/>
       <w:r>
         <w:rPr>
           <w:sz w:val="22"/>
@@ -4605,7 +4790,7 @@
         </w:rPr>
         <w:t>Antwort: Das Konzept priorisiert minimale Aktivitätsdauer (Duty Cycling) und niedrigen Overhead. Fehlerkontrolle: Leichte Fehlererkennung via CRC, bei Fehlern verwerfen (keine Retransmission, falls Applikation tolerierbar). Flusskontrolle: Stop-and-Wait, um Puffer zu sparen und Senderrate anzupassen. Segmentierung: Feste, kleine Rahmen (z.B. 64 Byte) mit minimalem Header, um Übertragungszeit und Fehlerwahrscheinlichkeit gering zu halten. Identifikation: Kurze, lokale Cluster-Adressen (2 Byte) statt globaler Adressen. Medienzugriff: TDMA-basiert mit vorab zugeteilten Zeitschlitzen; Knoten schlafen außerhalb ihrer Sende-/Empfangsfenster. Dies minimiert Listening, Kollisionen und Overhead, und integriert alle Aufgaben energieeffizient. (Richtig)</w:t>
       </w:r>
-      <w:bookmarkEnd w:id="24"/>
+      <w:bookmarkEnd w:id="20"/>
     </w:p>
     <w:p>
       <w:pPr>
@@ -4761,6 +4946,21 @@
           <w:szCs w:val="22"/>
         </w:rPr>
         <w:t>Zusammenfassen einzelner Bits zu größeren Einheiten. Universal-typisches Bsp: 8-bit Bytes.</w:t>
+      </w:r>
+    </w:p>
+    <w:p>
+      <w:pPr>
+        <w:pStyle w:val="BodyText"/>
+        <w:rPr>
+          <w:sz w:val="22"/>
+          <w:szCs w:val="22"/>
+        </w:rPr>
+      </w:pPr>
+      <w:r>
+        <w:rPr>
+          <w:sz w:val="22"/>
+          <w:szCs w:val="22"/>
+        </w:rPr>
       </w:r>
     </w:p>
     <w:p>
@@ -4822,8 +5022,8 @@
           <w:szCs w:val="22"/>
         </w:rPr>
       </w:pPr>
-      <w:bookmarkStart w:id="25" w:name="quelltext_Copy_1"/>
-      <w:bookmarkStart w:id="26" w:name="open-ended-question"/>
+      <w:bookmarkStart w:id="21" w:name="quelltext_Copy_1"/>
+      <w:bookmarkStart w:id="22" w:name="open-ended-question"/>
       <w:r>
         <w:rPr>
           <w:sz w:val="22"/>
@@ -4831,8 +5031,8 @@
         </w:rPr>
         <w:t>Aktivieren des Physical Layer. 4 typische Aspekte: Senden, Warten, Beheben und Reservieren.</w:t>
       </w:r>
-      <w:bookmarkEnd w:id="25"/>
-      <w:bookmarkEnd w:id="26"/>
+      <w:bookmarkEnd w:id="21"/>
+      <w:bookmarkEnd w:id="22"/>
     </w:p>
     <w:p>
       <w:pPr>
@@ -5897,8 +6097,8 @@
   <w:abstractNum w:abstractNumId="2">
     <w:lvl w:ilvl="0">
       <w:start w:val="1"/>
-      <w:numFmt w:val="lowerLetter"/>
-      <w:lvlText w:val="%1)"/>
+      <w:numFmt w:val="decimal"/>
+      <w:lvlText w:val="%1."/>
       <w:lvlJc w:val="start"/>
       <w:pPr>
         <w:tabs>
@@ -5906,14 +6106,12 @@
         </w:tabs>
         <w:ind w:start="720" w:hanging="360"/>
       </w:pPr>
-      <w:rPr>
-        <w:rFonts w:ascii="Noto Serif" w:hAnsi="Noto Serif" w:cs="Symbol"/>
-      </w:rPr>
+      <w:rPr/>
     </w:lvl>
     <w:lvl w:ilvl="1">
       <w:start w:val="1"/>
-      <w:numFmt w:val="lowerLetter"/>
-      <w:lvlText w:val="%2)"/>
+      <w:numFmt w:val="decimal"/>
+      <w:lvlText w:val="%2."/>
       <w:lvlJc w:val="start"/>
       <w:pPr>
         <w:tabs>
@@ -5921,14 +6119,12 @@
         </w:tabs>
         <w:ind w:start="1440" w:hanging="360"/>
       </w:pPr>
-      <w:rPr>
-        <w:rFonts w:cs="Courier New"/>
-      </w:rPr>
+      <w:rPr/>
     </w:lvl>
     <w:lvl w:ilvl="2">
       <w:start w:val="1"/>
-      <w:numFmt w:val="lowerLetter"/>
-      <w:lvlText w:val="%3)"/>
+      <w:numFmt w:val="decimal"/>
+      <w:lvlText w:val="%3."/>
       <w:lvlJc w:val="start"/>
       <w:pPr>
         <w:tabs>
@@ -5936,14 +6132,12 @@
         </w:tabs>
         <w:ind w:start="2160" w:hanging="360"/>
       </w:pPr>
-      <w:rPr>
-        <w:rFonts w:cs="Wingdings"/>
-      </w:rPr>
+      <w:rPr/>
     </w:lvl>
     <w:lvl w:ilvl="3">
       <w:start w:val="1"/>
-      <w:numFmt w:val="lowerLetter"/>
-      <w:lvlText w:val="%4)"/>
+      <w:numFmt w:val="decimal"/>
+      <w:lvlText w:val="%4."/>
       <w:lvlJc w:val="start"/>
       <w:pPr>
         <w:tabs>
@@ -5951,14 +6145,12 @@
         </w:tabs>
         <w:ind w:start="2880" w:hanging="360"/>
       </w:pPr>
-      <w:rPr>
-        <w:rFonts w:ascii="Noto Serif" w:hAnsi="Noto Serif" w:cs="Symbol"/>
-      </w:rPr>
+      <w:rPr/>
     </w:lvl>
     <w:lvl w:ilvl="4">
       <w:start w:val="1"/>
-      <w:numFmt w:val="lowerLetter"/>
-      <w:lvlText w:val="%5)"/>
+      <w:numFmt w:val="decimal"/>
+      <w:lvlText w:val="%5."/>
       <w:lvlJc w:val="start"/>
       <w:pPr>
         <w:tabs>
@@ -5966,14 +6158,12 @@
         </w:tabs>
         <w:ind w:start="3600" w:hanging="360"/>
       </w:pPr>
-      <w:rPr>
-        <w:rFonts w:cs="Courier New"/>
-      </w:rPr>
+      <w:rPr/>
     </w:lvl>
     <w:lvl w:ilvl="5">
       <w:start w:val="1"/>
-      <w:numFmt w:val="lowerLetter"/>
-      <w:lvlText w:val="%6)"/>
+      <w:numFmt w:val="decimal"/>
+      <w:lvlText w:val="%6."/>
       <w:lvlJc w:val="start"/>
       <w:pPr>
         <w:tabs>
@@ -5981,14 +6171,12 @@
         </w:tabs>
         <w:ind w:start="4320" w:hanging="360"/>
       </w:pPr>
-      <w:rPr>
-        <w:rFonts w:cs="Wingdings"/>
-      </w:rPr>
+      <w:rPr/>
     </w:lvl>
     <w:lvl w:ilvl="6">
       <w:start w:val="1"/>
-      <w:numFmt w:val="lowerLetter"/>
-      <w:lvlText w:val="%7)"/>
+      <w:numFmt w:val="decimal"/>
+      <w:lvlText w:val="%7."/>
       <w:lvlJc w:val="start"/>
       <w:pPr>
         <w:tabs>
@@ -5996,14 +6184,12 @@
         </w:tabs>
         <w:ind w:start="5040" w:hanging="360"/>
       </w:pPr>
-      <w:rPr>
-        <w:rFonts w:ascii="Noto Serif" w:hAnsi="Noto Serif" w:cs="Symbol"/>
-      </w:rPr>
+      <w:rPr/>
     </w:lvl>
     <w:lvl w:ilvl="7">
       <w:start w:val="1"/>
-      <w:numFmt w:val="lowerLetter"/>
-      <w:lvlText w:val="%8)"/>
+      <w:numFmt w:val="decimal"/>
+      <w:lvlText w:val="%8."/>
       <w:lvlJc w:val="start"/>
       <w:pPr>
         <w:tabs>
@@ -6011,14 +6197,12 @@
         </w:tabs>
         <w:ind w:start="5760" w:hanging="360"/>
       </w:pPr>
-      <w:rPr>
-        <w:rFonts w:cs="Courier New"/>
-      </w:rPr>
+      <w:rPr/>
     </w:lvl>
     <w:lvl w:ilvl="8">
       <w:start w:val="1"/>
-      <w:numFmt w:val="lowerLetter"/>
-      <w:lvlText w:val="%9)"/>
+      <w:numFmt w:val="decimal"/>
+      <w:lvlText w:val="%9."/>
       <w:lvlJc w:val="start"/>
       <w:pPr>
         <w:tabs>
@@ -6026,9 +6210,7 @@
         </w:tabs>
         <w:ind w:start="6480" w:hanging="360"/>
       </w:pPr>
-      <w:rPr>
-        <w:rFonts w:cs="Wingdings"/>
-      </w:rPr>
+      <w:rPr/>
     </w:lvl>
   </w:abstractNum>
   <w:abstractNum w:abstractNumId="3">
@@ -6306,414 +6488,6 @@
   </w:abstractNum>
   <w:abstractNum w:abstractNumId="5">
     <w:lvl w:ilvl="0">
-      <w:numFmt w:val="bullet"/>
-      <w:lvlText w:val=""/>
-      <w:lvlJc w:val="start"/>
-      <w:pPr>
-        <w:tabs>
-          <w:tab w:val="num" w:pos="0"/>
-        </w:tabs>
-        <w:ind w:start="720" w:hanging="360"/>
-      </w:pPr>
-      <w:rPr>
-        <w:rFonts w:ascii="Symbol" w:hAnsi="Symbol" w:cs="Symbol" w:hint="default"/>
-      </w:rPr>
-    </w:lvl>
-    <w:lvl w:ilvl="1">
-      <w:start w:val="0"/>
-      <w:numFmt w:val="bullet"/>
-      <w:lvlText w:val="o"/>
-      <w:lvlJc w:val="start"/>
-      <w:pPr>
-        <w:tabs>
-          <w:tab w:val="num" w:pos="0"/>
-        </w:tabs>
-        <w:ind w:start="1440" w:hanging="360"/>
-      </w:pPr>
-      <w:rPr>
-        <w:rFonts w:ascii="Courier New" w:hAnsi="Courier New" w:cs="Courier New" w:hint="default"/>
-      </w:rPr>
-    </w:lvl>
-    <w:lvl w:ilvl="2">
-      <w:start w:val="0"/>
-      <w:numFmt w:val="bullet"/>
-      <w:lvlText w:val=""/>
-      <w:lvlJc w:val="start"/>
-      <w:pPr>
-        <w:tabs>
-          <w:tab w:val="num" w:pos="0"/>
-        </w:tabs>
-        <w:ind w:start="2160" w:hanging="360"/>
-      </w:pPr>
-      <w:rPr>
-        <w:rFonts w:ascii="Wingdings" w:hAnsi="Wingdings" w:cs="Wingdings" w:hint="default"/>
-      </w:rPr>
-    </w:lvl>
-    <w:lvl w:ilvl="3">
-      <w:start w:val="0"/>
-      <w:numFmt w:val="bullet"/>
-      <w:lvlText w:val=""/>
-      <w:lvlJc w:val="start"/>
-      <w:pPr>
-        <w:tabs>
-          <w:tab w:val="num" w:pos="0"/>
-        </w:tabs>
-        <w:ind w:start="2880" w:hanging="360"/>
-      </w:pPr>
-      <w:rPr>
-        <w:rFonts w:ascii="Symbol" w:hAnsi="Symbol" w:cs="Symbol" w:hint="default"/>
-      </w:rPr>
-    </w:lvl>
-    <w:lvl w:ilvl="4">
-      <w:start w:val="0"/>
-      <w:numFmt w:val="bullet"/>
-      <w:lvlText w:val="o"/>
-      <w:lvlJc w:val="start"/>
-      <w:pPr>
-        <w:tabs>
-          <w:tab w:val="num" w:pos="0"/>
-        </w:tabs>
-        <w:ind w:start="3600" w:hanging="360"/>
-      </w:pPr>
-      <w:rPr>
-        <w:rFonts w:ascii="Courier New" w:hAnsi="Courier New" w:cs="Courier New" w:hint="default"/>
-      </w:rPr>
-    </w:lvl>
-    <w:lvl w:ilvl="5">
-      <w:start w:val="0"/>
-      <w:numFmt w:val="bullet"/>
-      <w:lvlText w:val=""/>
-      <w:lvlJc w:val="start"/>
-      <w:pPr>
-        <w:tabs>
-          <w:tab w:val="num" w:pos="0"/>
-        </w:tabs>
-        <w:ind w:start="4320" w:hanging="360"/>
-      </w:pPr>
-      <w:rPr>
-        <w:rFonts w:ascii="Wingdings" w:hAnsi="Wingdings" w:cs="Wingdings" w:hint="default"/>
-      </w:rPr>
-    </w:lvl>
-    <w:lvl w:ilvl="6">
-      <w:start w:val="0"/>
-      <w:numFmt w:val="bullet"/>
-      <w:lvlText w:val=""/>
-      <w:lvlJc w:val="start"/>
-      <w:pPr>
-        <w:tabs>
-          <w:tab w:val="num" w:pos="0"/>
-        </w:tabs>
-        <w:ind w:start="5040" w:hanging="360"/>
-      </w:pPr>
-      <w:rPr>
-        <w:rFonts w:ascii="Symbol" w:hAnsi="Symbol" w:cs="Symbol" w:hint="default"/>
-      </w:rPr>
-    </w:lvl>
-    <w:lvl w:ilvl="7">
-      <w:start w:val="0"/>
-      <w:numFmt w:val="bullet"/>
-      <w:lvlText w:val="o"/>
-      <w:lvlJc w:val="start"/>
-      <w:pPr>
-        <w:tabs>
-          <w:tab w:val="num" w:pos="0"/>
-        </w:tabs>
-        <w:ind w:start="5760" w:hanging="360"/>
-      </w:pPr>
-      <w:rPr>
-        <w:rFonts w:ascii="Courier New" w:hAnsi="Courier New" w:cs="Courier New" w:hint="default"/>
-      </w:rPr>
-    </w:lvl>
-    <w:lvl w:ilvl="8">
-      <w:start w:val="0"/>
-      <w:numFmt w:val="bullet"/>
-      <w:lvlText w:val=""/>
-      <w:lvlJc w:val="start"/>
-      <w:pPr>
-        <w:tabs>
-          <w:tab w:val="num" w:pos="0"/>
-        </w:tabs>
-        <w:ind w:start="6480" w:hanging="360"/>
-      </w:pPr>
-      <w:rPr>
-        <w:rFonts w:ascii="Wingdings" w:hAnsi="Wingdings" w:cs="Wingdings" w:hint="default"/>
-      </w:rPr>
-    </w:lvl>
-  </w:abstractNum>
-  <w:abstractNum w:abstractNumId="6">
-    <w:lvl w:ilvl="0">
-      <w:numFmt w:val="bullet"/>
-      <w:lvlText w:val=""/>
-      <w:lvlJc w:val="start"/>
-      <w:pPr>
-        <w:tabs>
-          <w:tab w:val="num" w:pos="0"/>
-        </w:tabs>
-        <w:ind w:start="720" w:hanging="360"/>
-      </w:pPr>
-      <w:rPr>
-        <w:rFonts w:ascii="Symbol" w:hAnsi="Symbol" w:cs="Symbol" w:hint="default"/>
-      </w:rPr>
-    </w:lvl>
-    <w:lvl w:ilvl="1">
-      <w:start w:val="0"/>
-      <w:numFmt w:val="bullet"/>
-      <w:lvlText w:val="o"/>
-      <w:lvlJc w:val="start"/>
-      <w:pPr>
-        <w:tabs>
-          <w:tab w:val="num" w:pos="0"/>
-        </w:tabs>
-        <w:ind w:start="1440" w:hanging="360"/>
-      </w:pPr>
-      <w:rPr>
-        <w:rFonts w:ascii="Courier New" w:hAnsi="Courier New" w:cs="Courier New" w:hint="default"/>
-      </w:rPr>
-    </w:lvl>
-    <w:lvl w:ilvl="2">
-      <w:start w:val="0"/>
-      <w:numFmt w:val="bullet"/>
-      <w:lvlText w:val=""/>
-      <w:lvlJc w:val="start"/>
-      <w:pPr>
-        <w:tabs>
-          <w:tab w:val="num" w:pos="0"/>
-        </w:tabs>
-        <w:ind w:start="2160" w:hanging="360"/>
-      </w:pPr>
-      <w:rPr>
-        <w:rFonts w:ascii="Wingdings" w:hAnsi="Wingdings" w:cs="Wingdings" w:hint="default"/>
-      </w:rPr>
-    </w:lvl>
-    <w:lvl w:ilvl="3">
-      <w:start w:val="0"/>
-      <w:numFmt w:val="bullet"/>
-      <w:lvlText w:val=""/>
-      <w:lvlJc w:val="start"/>
-      <w:pPr>
-        <w:tabs>
-          <w:tab w:val="num" w:pos="0"/>
-        </w:tabs>
-        <w:ind w:start="2880" w:hanging="360"/>
-      </w:pPr>
-      <w:rPr>
-        <w:rFonts w:ascii="Symbol" w:hAnsi="Symbol" w:cs="Symbol" w:hint="default"/>
-      </w:rPr>
-    </w:lvl>
-    <w:lvl w:ilvl="4">
-      <w:start w:val="0"/>
-      <w:numFmt w:val="bullet"/>
-      <w:lvlText w:val="o"/>
-      <w:lvlJc w:val="start"/>
-      <w:pPr>
-        <w:tabs>
-          <w:tab w:val="num" w:pos="0"/>
-        </w:tabs>
-        <w:ind w:start="3600" w:hanging="360"/>
-      </w:pPr>
-      <w:rPr>
-        <w:rFonts w:ascii="Courier New" w:hAnsi="Courier New" w:cs="Courier New" w:hint="default"/>
-      </w:rPr>
-    </w:lvl>
-    <w:lvl w:ilvl="5">
-      <w:start w:val="0"/>
-      <w:numFmt w:val="bullet"/>
-      <w:lvlText w:val=""/>
-      <w:lvlJc w:val="start"/>
-      <w:pPr>
-        <w:tabs>
-          <w:tab w:val="num" w:pos="0"/>
-        </w:tabs>
-        <w:ind w:start="4320" w:hanging="360"/>
-      </w:pPr>
-      <w:rPr>
-        <w:rFonts w:ascii="Wingdings" w:hAnsi="Wingdings" w:cs="Wingdings" w:hint="default"/>
-      </w:rPr>
-    </w:lvl>
-    <w:lvl w:ilvl="6">
-      <w:start w:val="0"/>
-      <w:numFmt w:val="bullet"/>
-      <w:lvlText w:val=""/>
-      <w:lvlJc w:val="start"/>
-      <w:pPr>
-        <w:tabs>
-          <w:tab w:val="num" w:pos="0"/>
-        </w:tabs>
-        <w:ind w:start="5040" w:hanging="360"/>
-      </w:pPr>
-      <w:rPr>
-        <w:rFonts w:ascii="Symbol" w:hAnsi="Symbol" w:cs="Symbol" w:hint="default"/>
-      </w:rPr>
-    </w:lvl>
-    <w:lvl w:ilvl="7">
-      <w:start w:val="0"/>
-      <w:numFmt w:val="bullet"/>
-      <w:lvlText w:val="o"/>
-      <w:lvlJc w:val="start"/>
-      <w:pPr>
-        <w:tabs>
-          <w:tab w:val="num" w:pos="0"/>
-        </w:tabs>
-        <w:ind w:start="5760" w:hanging="360"/>
-      </w:pPr>
-      <w:rPr>
-        <w:rFonts w:ascii="Courier New" w:hAnsi="Courier New" w:cs="Courier New" w:hint="default"/>
-      </w:rPr>
-    </w:lvl>
-    <w:lvl w:ilvl="8">
-      <w:start w:val="0"/>
-      <w:numFmt w:val="bullet"/>
-      <w:lvlText w:val=""/>
-      <w:lvlJc w:val="start"/>
-      <w:pPr>
-        <w:tabs>
-          <w:tab w:val="num" w:pos="0"/>
-        </w:tabs>
-        <w:ind w:start="6480" w:hanging="360"/>
-      </w:pPr>
-      <w:rPr>
-        <w:rFonts w:ascii="Wingdings" w:hAnsi="Wingdings" w:cs="Wingdings" w:hint="default"/>
-      </w:rPr>
-    </w:lvl>
-  </w:abstractNum>
-  <w:abstractNum w:abstractNumId="7">
-    <w:lvl w:ilvl="0">
-      <w:numFmt w:val="bullet"/>
-      <w:lvlText w:val=""/>
-      <w:lvlJc w:val="start"/>
-      <w:pPr>
-        <w:tabs>
-          <w:tab w:val="num" w:pos="0"/>
-        </w:tabs>
-        <w:ind w:start="720" w:hanging="360"/>
-      </w:pPr>
-      <w:rPr>
-        <w:rFonts w:ascii="Symbol" w:hAnsi="Symbol" w:cs="Symbol" w:hint="default"/>
-      </w:rPr>
-    </w:lvl>
-    <w:lvl w:ilvl="1">
-      <w:start w:val="0"/>
-      <w:numFmt w:val="bullet"/>
-      <w:lvlText w:val="o"/>
-      <w:lvlJc w:val="start"/>
-      <w:pPr>
-        <w:tabs>
-          <w:tab w:val="num" w:pos="0"/>
-        </w:tabs>
-        <w:ind w:start="1440" w:hanging="360"/>
-      </w:pPr>
-      <w:rPr>
-        <w:rFonts w:ascii="Courier New" w:hAnsi="Courier New" w:cs="Courier New" w:hint="default"/>
-      </w:rPr>
-    </w:lvl>
-    <w:lvl w:ilvl="2">
-      <w:start w:val="0"/>
-      <w:numFmt w:val="bullet"/>
-      <w:lvlText w:val=""/>
-      <w:lvlJc w:val="start"/>
-      <w:pPr>
-        <w:tabs>
-          <w:tab w:val="num" w:pos="0"/>
-        </w:tabs>
-        <w:ind w:start="2160" w:hanging="360"/>
-      </w:pPr>
-      <w:rPr>
-        <w:rFonts w:ascii="Wingdings" w:hAnsi="Wingdings" w:cs="Wingdings" w:hint="default"/>
-      </w:rPr>
-    </w:lvl>
-    <w:lvl w:ilvl="3">
-      <w:start w:val="0"/>
-      <w:numFmt w:val="bullet"/>
-      <w:lvlText w:val=""/>
-      <w:lvlJc w:val="start"/>
-      <w:pPr>
-        <w:tabs>
-          <w:tab w:val="num" w:pos="0"/>
-        </w:tabs>
-        <w:ind w:start="2880" w:hanging="360"/>
-      </w:pPr>
-      <w:rPr>
-        <w:rFonts w:ascii="Symbol" w:hAnsi="Symbol" w:cs="Symbol" w:hint="default"/>
-      </w:rPr>
-    </w:lvl>
-    <w:lvl w:ilvl="4">
-      <w:start w:val="0"/>
-      <w:numFmt w:val="bullet"/>
-      <w:lvlText w:val="o"/>
-      <w:lvlJc w:val="start"/>
-      <w:pPr>
-        <w:tabs>
-          <w:tab w:val="num" w:pos="0"/>
-        </w:tabs>
-        <w:ind w:start="3600" w:hanging="360"/>
-      </w:pPr>
-      <w:rPr>
-        <w:rFonts w:ascii="Courier New" w:hAnsi="Courier New" w:cs="Courier New" w:hint="default"/>
-      </w:rPr>
-    </w:lvl>
-    <w:lvl w:ilvl="5">
-      <w:start w:val="0"/>
-      <w:numFmt w:val="bullet"/>
-      <w:lvlText w:val=""/>
-      <w:lvlJc w:val="start"/>
-      <w:pPr>
-        <w:tabs>
-          <w:tab w:val="num" w:pos="0"/>
-        </w:tabs>
-        <w:ind w:start="4320" w:hanging="360"/>
-      </w:pPr>
-      <w:rPr>
-        <w:rFonts w:ascii="Wingdings" w:hAnsi="Wingdings" w:cs="Wingdings" w:hint="default"/>
-      </w:rPr>
-    </w:lvl>
-    <w:lvl w:ilvl="6">
-      <w:start w:val="0"/>
-      <w:numFmt w:val="bullet"/>
-      <w:lvlText w:val=""/>
-      <w:lvlJc w:val="start"/>
-      <w:pPr>
-        <w:tabs>
-          <w:tab w:val="num" w:pos="0"/>
-        </w:tabs>
-        <w:ind w:start="5040" w:hanging="360"/>
-      </w:pPr>
-      <w:rPr>
-        <w:rFonts w:ascii="Symbol" w:hAnsi="Symbol" w:cs="Symbol" w:hint="default"/>
-      </w:rPr>
-    </w:lvl>
-    <w:lvl w:ilvl="7">
-      <w:start w:val="0"/>
-      <w:numFmt w:val="bullet"/>
-      <w:lvlText w:val="o"/>
-      <w:lvlJc w:val="start"/>
-      <w:pPr>
-        <w:tabs>
-          <w:tab w:val="num" w:pos="0"/>
-        </w:tabs>
-        <w:ind w:start="5760" w:hanging="360"/>
-      </w:pPr>
-      <w:rPr>
-        <w:rFonts w:ascii="Courier New" w:hAnsi="Courier New" w:cs="Courier New" w:hint="default"/>
-      </w:rPr>
-    </w:lvl>
-    <w:lvl w:ilvl="8">
-      <w:start w:val="0"/>
-      <w:numFmt w:val="bullet"/>
-      <w:lvlText w:val=""/>
-      <w:lvlJc w:val="start"/>
-      <w:pPr>
-        <w:tabs>
-          <w:tab w:val="num" w:pos="0"/>
-        </w:tabs>
-        <w:ind w:start="6480" w:hanging="360"/>
-      </w:pPr>
-      <w:rPr>
-        <w:rFonts w:ascii="Wingdings" w:hAnsi="Wingdings" w:cs="Wingdings" w:hint="default"/>
-      </w:rPr>
-    </w:lvl>
-  </w:abstractNum>
-  <w:abstractNum w:abstractNumId="8">
-    <w:lvl w:ilvl="0">
       <w:start w:val="1"/>
       <w:numFmt w:val="decimal"/>
       <w:lvlText w:val="%1."/>
@@ -6831,10 +6605,11 @@
       <w:rPr/>
     </w:lvl>
   </w:abstractNum>
-  <w:abstractNum w:abstractNumId="9">
+  <w:abstractNum w:abstractNumId="6">
     <w:lvl w:ilvl="0">
-      <w:numFmt w:val="bullet"/>
-      <w:lvlText w:val=""/>
+      <w:start w:val="1"/>
+      <w:numFmt w:val="lowerLetter"/>
+      <w:lvlText w:val="%1)"/>
       <w:lvlJc w:val="start"/>
       <w:pPr>
         <w:tabs>
@@ -6843,13 +6618,13 @@
         <w:ind w:start="720" w:hanging="360"/>
       </w:pPr>
       <w:rPr>
-        <w:rFonts w:ascii="Symbol" w:hAnsi="Symbol" w:cs="Symbol" w:hint="default"/>
+        <w:rFonts w:ascii="Noto Serif" w:hAnsi="Noto Serif" w:cs="Symbol"/>
       </w:rPr>
     </w:lvl>
     <w:lvl w:ilvl="1">
-      <w:start w:val="0"/>
-      <w:numFmt w:val="bullet"/>
-      <w:lvlText w:val="o"/>
+      <w:start w:val="1"/>
+      <w:numFmt w:val="lowerLetter"/>
+      <w:lvlText w:val="%2)"/>
       <w:lvlJc w:val="start"/>
       <w:pPr>
         <w:tabs>
@@ -6858,13 +6633,13 @@
         <w:ind w:start="1440" w:hanging="360"/>
       </w:pPr>
       <w:rPr>
-        <w:rFonts w:ascii="Courier New" w:hAnsi="Courier New" w:cs="Courier New" w:hint="default"/>
+        <w:rFonts w:cs="Courier New"/>
       </w:rPr>
     </w:lvl>
     <w:lvl w:ilvl="2">
-      <w:start w:val="0"/>
-      <w:numFmt w:val="bullet"/>
-      <w:lvlText w:val=""/>
+      <w:start w:val="1"/>
+      <w:numFmt w:val="lowerLetter"/>
+      <w:lvlText w:val="%3)"/>
       <w:lvlJc w:val="start"/>
       <w:pPr>
         <w:tabs>
@@ -6873,13 +6648,13 @@
         <w:ind w:start="2160" w:hanging="360"/>
       </w:pPr>
       <w:rPr>
-        <w:rFonts w:ascii="Wingdings" w:hAnsi="Wingdings" w:cs="Wingdings" w:hint="default"/>
+        <w:rFonts w:cs="Wingdings"/>
       </w:rPr>
     </w:lvl>
     <w:lvl w:ilvl="3">
-      <w:start w:val="0"/>
-      <w:numFmt w:val="bullet"/>
-      <w:lvlText w:val=""/>
+      <w:start w:val="1"/>
+      <w:numFmt w:val="lowerLetter"/>
+      <w:lvlText w:val="%4)"/>
       <w:lvlJc w:val="start"/>
       <w:pPr>
         <w:tabs>
@@ -6888,13 +6663,13 @@
         <w:ind w:start="2880" w:hanging="360"/>
       </w:pPr>
       <w:rPr>
-        <w:rFonts w:ascii="Symbol" w:hAnsi="Symbol" w:cs="Symbol" w:hint="default"/>
+        <w:rFonts w:ascii="Noto Serif" w:hAnsi="Noto Serif" w:cs="Symbol"/>
       </w:rPr>
     </w:lvl>
     <w:lvl w:ilvl="4">
-      <w:start w:val="0"/>
-      <w:numFmt w:val="bullet"/>
-      <w:lvlText w:val="o"/>
+      <w:start w:val="1"/>
+      <w:numFmt w:val="lowerLetter"/>
+      <w:lvlText w:val="%5)"/>
       <w:lvlJc w:val="start"/>
       <w:pPr>
         <w:tabs>
@@ -6903,13 +6678,13 @@
         <w:ind w:start="3600" w:hanging="360"/>
       </w:pPr>
       <w:rPr>
-        <w:rFonts w:ascii="Courier New" w:hAnsi="Courier New" w:cs="Courier New" w:hint="default"/>
+        <w:rFonts w:cs="Courier New"/>
       </w:rPr>
     </w:lvl>
     <w:lvl w:ilvl="5">
-      <w:start w:val="0"/>
-      <w:numFmt w:val="bullet"/>
-      <w:lvlText w:val=""/>
+      <w:start w:val="1"/>
+      <w:numFmt w:val="lowerLetter"/>
+      <w:lvlText w:val="%6)"/>
       <w:lvlJc w:val="start"/>
       <w:pPr>
         <w:tabs>
@@ -6918,13 +6693,13 @@
         <w:ind w:start="4320" w:hanging="360"/>
       </w:pPr>
       <w:rPr>
-        <w:rFonts w:ascii="Wingdings" w:hAnsi="Wingdings" w:cs="Wingdings" w:hint="default"/>
+        <w:rFonts w:cs="Wingdings"/>
       </w:rPr>
     </w:lvl>
     <w:lvl w:ilvl="6">
-      <w:start w:val="0"/>
-      <w:numFmt w:val="bullet"/>
-      <w:lvlText w:val=""/>
+      <w:start w:val="1"/>
+      <w:numFmt w:val="lowerLetter"/>
+      <w:lvlText w:val="%7)"/>
       <w:lvlJc w:val="start"/>
       <w:pPr>
         <w:tabs>
@@ -6933,13 +6708,13 @@
         <w:ind w:start="5040" w:hanging="360"/>
       </w:pPr>
       <w:rPr>
-        <w:rFonts w:ascii="Symbol" w:hAnsi="Symbol" w:cs="Symbol" w:hint="default"/>
+        <w:rFonts w:ascii="Noto Serif" w:hAnsi="Noto Serif" w:cs="Symbol"/>
       </w:rPr>
     </w:lvl>
     <w:lvl w:ilvl="7">
-      <w:start w:val="0"/>
-      <w:numFmt w:val="bullet"/>
-      <w:lvlText w:val="o"/>
+      <w:start w:val="1"/>
+      <w:numFmt w:val="lowerLetter"/>
+      <w:lvlText w:val="%8)"/>
       <w:lvlJc w:val="start"/>
       <w:pPr>
         <w:tabs>
@@ -6948,13 +6723,13 @@
         <w:ind w:start="5760" w:hanging="360"/>
       </w:pPr>
       <w:rPr>
-        <w:rFonts w:ascii="Courier New" w:hAnsi="Courier New" w:cs="Courier New" w:hint="default"/>
+        <w:rFonts w:cs="Courier New"/>
       </w:rPr>
     </w:lvl>
     <w:lvl w:ilvl="8">
-      <w:start w:val="0"/>
-      <w:numFmt w:val="bullet"/>
-      <w:lvlText w:val=""/>
+      <w:start w:val="1"/>
+      <w:numFmt w:val="lowerLetter"/>
+      <w:lvlText w:val="%9)"/>
       <w:lvlJc w:val="start"/>
       <w:pPr>
         <w:tabs>
@@ -6963,147 +6738,11 @@
         <w:ind w:start="6480" w:hanging="360"/>
       </w:pPr>
       <w:rPr>
-        <w:rFonts w:ascii="Wingdings" w:hAnsi="Wingdings" w:cs="Wingdings" w:hint="default"/>
+        <w:rFonts w:cs="Wingdings"/>
       </w:rPr>
     </w:lvl>
   </w:abstractNum>
-  <w:abstractNum w:abstractNumId="10">
-    <w:lvl w:ilvl="0">
-      <w:numFmt w:val="bullet"/>
-      <w:lvlText w:val=""/>
-      <w:lvlJc w:val="start"/>
-      <w:pPr>
-        <w:tabs>
-          <w:tab w:val="num" w:pos="0"/>
-        </w:tabs>
-        <w:ind w:start="720" w:hanging="360"/>
-      </w:pPr>
-      <w:rPr>
-        <w:rFonts w:ascii="Symbol" w:hAnsi="Symbol" w:cs="Symbol" w:hint="default"/>
-      </w:rPr>
-    </w:lvl>
-    <w:lvl w:ilvl="1">
-      <w:start w:val="0"/>
-      <w:numFmt w:val="bullet"/>
-      <w:lvlText w:val="o"/>
-      <w:lvlJc w:val="start"/>
-      <w:pPr>
-        <w:tabs>
-          <w:tab w:val="num" w:pos="0"/>
-        </w:tabs>
-        <w:ind w:start="1440" w:hanging="360"/>
-      </w:pPr>
-      <w:rPr>
-        <w:rFonts w:ascii="Courier New" w:hAnsi="Courier New" w:cs="Courier New" w:hint="default"/>
-      </w:rPr>
-    </w:lvl>
-    <w:lvl w:ilvl="2">
-      <w:start w:val="0"/>
-      <w:numFmt w:val="bullet"/>
-      <w:lvlText w:val=""/>
-      <w:lvlJc w:val="start"/>
-      <w:pPr>
-        <w:tabs>
-          <w:tab w:val="num" w:pos="0"/>
-        </w:tabs>
-        <w:ind w:start="2160" w:hanging="360"/>
-      </w:pPr>
-      <w:rPr>
-        <w:rFonts w:ascii="Wingdings" w:hAnsi="Wingdings" w:cs="Wingdings" w:hint="default"/>
-      </w:rPr>
-    </w:lvl>
-    <w:lvl w:ilvl="3">
-      <w:start w:val="0"/>
-      <w:numFmt w:val="bullet"/>
-      <w:lvlText w:val=""/>
-      <w:lvlJc w:val="start"/>
-      <w:pPr>
-        <w:tabs>
-          <w:tab w:val="num" w:pos="0"/>
-        </w:tabs>
-        <w:ind w:start="2880" w:hanging="360"/>
-      </w:pPr>
-      <w:rPr>
-        <w:rFonts w:ascii="Symbol" w:hAnsi="Symbol" w:cs="Symbol" w:hint="default"/>
-      </w:rPr>
-    </w:lvl>
-    <w:lvl w:ilvl="4">
-      <w:start w:val="0"/>
-      <w:numFmt w:val="bullet"/>
-      <w:lvlText w:val="o"/>
-      <w:lvlJc w:val="start"/>
-      <w:pPr>
-        <w:tabs>
-          <w:tab w:val="num" w:pos="0"/>
-        </w:tabs>
-        <w:ind w:start="3600" w:hanging="360"/>
-      </w:pPr>
-      <w:rPr>
-        <w:rFonts w:ascii="Courier New" w:hAnsi="Courier New" w:cs="Courier New" w:hint="default"/>
-      </w:rPr>
-    </w:lvl>
-    <w:lvl w:ilvl="5">
-      <w:start w:val="0"/>
-      <w:numFmt w:val="bullet"/>
-      <w:lvlText w:val=""/>
-      <w:lvlJc w:val="start"/>
-      <w:pPr>
-        <w:tabs>
-          <w:tab w:val="num" w:pos="0"/>
-        </w:tabs>
-        <w:ind w:start="4320" w:hanging="360"/>
-      </w:pPr>
-      <w:rPr>
-        <w:rFonts w:ascii="Wingdings" w:hAnsi="Wingdings" w:cs="Wingdings" w:hint="default"/>
-      </w:rPr>
-    </w:lvl>
-    <w:lvl w:ilvl="6">
-      <w:start w:val="0"/>
-      <w:numFmt w:val="bullet"/>
-      <w:lvlText w:val=""/>
-      <w:lvlJc w:val="start"/>
-      <w:pPr>
-        <w:tabs>
-          <w:tab w:val="num" w:pos="0"/>
-        </w:tabs>
-        <w:ind w:start="5040" w:hanging="360"/>
-      </w:pPr>
-      <w:rPr>
-        <w:rFonts w:ascii="Symbol" w:hAnsi="Symbol" w:cs="Symbol" w:hint="default"/>
-      </w:rPr>
-    </w:lvl>
-    <w:lvl w:ilvl="7">
-      <w:start w:val="0"/>
-      <w:numFmt w:val="bullet"/>
-      <w:lvlText w:val="o"/>
-      <w:lvlJc w:val="start"/>
-      <w:pPr>
-        <w:tabs>
-          <w:tab w:val="num" w:pos="0"/>
-        </w:tabs>
-        <w:ind w:start="5760" w:hanging="360"/>
-      </w:pPr>
-      <w:rPr>
-        <w:rFonts w:ascii="Courier New" w:hAnsi="Courier New" w:cs="Courier New" w:hint="default"/>
-      </w:rPr>
-    </w:lvl>
-    <w:lvl w:ilvl="8">
-      <w:start w:val="0"/>
-      <w:numFmt w:val="bullet"/>
-      <w:lvlText w:val=""/>
-      <w:lvlJc w:val="start"/>
-      <w:pPr>
-        <w:tabs>
-          <w:tab w:val="num" w:pos="0"/>
-        </w:tabs>
-        <w:ind w:start="6480" w:hanging="360"/>
-      </w:pPr>
-      <w:rPr>
-        <w:rFonts w:ascii="Wingdings" w:hAnsi="Wingdings" w:cs="Wingdings" w:hint="default"/>
-      </w:rPr>
-    </w:lvl>
-  </w:abstractNum>
-  <w:abstractNum w:abstractNumId="11">
+  <w:abstractNum w:abstractNumId="7">
     <w:lvl w:ilvl="0">
       <w:start w:val="1"/>
       <w:numFmt w:val="none"/>
@@ -7244,25 +6883,13 @@
     <w:abstractNumId w:val="7"/>
   </w:num>
   <w:num w:numId="8">
-    <w:abstractNumId w:val="8"/>
-  </w:num>
-  <w:num w:numId="9">
-    <w:abstractNumId w:val="9"/>
-  </w:num>
-  <w:num w:numId="10">
-    <w:abstractNumId w:val="10"/>
-  </w:num>
-  <w:num w:numId="11">
-    <w:abstractNumId w:val="11"/>
-  </w:num>
-  <w:num w:numId="12">
-    <w:abstractNumId w:val="8"/>
+    <w:abstractNumId w:val="5"/>
     <w:lvlOverride w:ilvl="0">
       <w:startOverride w:val="1"/>
     </w:lvlOverride>
   </w:num>
-  <w:num w:numId="13">
-    <w:abstractNumId w:val="3"/>
+  <w:num w:numId="9">
+    <w:abstractNumId w:val="6"/>
     <w:lvlOverride w:ilvl="0">
       <w:startOverride w:val="1"/>
     </w:lvlOverride>

--- a/20_experiments/80_workshop/e1/s2/workshop1-2.docx
+++ b/20_experiments/80_workshop/e1/s2/workshop1-2.docx
@@ -220,7 +220,7 @@
           <w:sz w:val="22"/>
           <w:szCs w:val="22"/>
         </w:rPr>
-        <w:t>, die folgende Kategorien umfasst (jeweils 1-5 Punkte). Bestimmte Kategorien fokussieren sich auf die Bewertung der Fragen selbst, andere auf die Bewertung der Antworten.</w:t>
+        <w:t>, die folgende Kategorien umfasst (jeweils 1-5 Punkte). Bestimmte Kategorien fokussieren sich auf die Bewertung der Fragen selbst, andere auf die Bewertung der Antworten. Beide Bestandteile sollen unmittelbar nach dem Lesen des jeweiligen Teils bewertet werden.</w:t>
       </w:r>
     </w:p>
     <w:p>
@@ -836,7 +836,7 @@
           <w:sz w:val="22"/>
           <w:szCs w:val="22"/>
         </w:rPr>
-        <w:t>Öffnen Sie die entsprechende Fragendatei und lesen Sie die Frage sorgfältig</w:t>
+        <w:t>Öffnen Sie die entsprechende Fragendatei und schauen Sie sich das Lernziel für diese Frage an</w:t>
       </w:r>
     </w:p>
     <w:p>
@@ -856,7 +856,7 @@
           <w:sz w:val="22"/>
           <w:szCs w:val="22"/>
         </w:rPr>
-        <w:t>Prüfen Sie den Quelltext (direkt unter der Frage angegeben)</w:t>
+        <w:t>Lesen Sie die Frage sorgfältig. Lassen Sie dabei die Antwort noch außer Acht</w:t>
       </w:r>
     </w:p>
     <w:p>
@@ -876,7 +876,7 @@
           <w:sz w:val="22"/>
           <w:szCs w:val="22"/>
         </w:rPr>
-        <w:t>Bewerten Sie nach den 6 Kategorien der Rubrik für die Frage</w:t>
+        <w:t>Prüfen Sie den Quelltext am unteren Ende der Datei</w:t>
       </w:r>
     </w:p>
     <w:p>
@@ -896,7 +896,7 @@
           <w:sz w:val="22"/>
           <w:szCs w:val="22"/>
         </w:rPr>
-        <w:t>Bewerten Sie nach den 3 Kategorien der Rubrik für die Antworten</w:t>
+        <w:t>Bewerten Sie nach den 6 Kategorien der Rubrik für die Frage und notieren Sie Ihre Bewertungen in die CSV</w:t>
       </w:r>
     </w:p>
     <w:p>
@@ -916,7 +916,7 @@
           <w:sz w:val="22"/>
           <w:szCs w:val="22"/>
         </w:rPr>
-        <w:t>Notieren Sie Ihre Bewertungen entsprechend in die CSV</w:t>
+        <w:t>Lesen SIe nun die Antwort(en) zur Frage sorgfältig durch</w:t>
       </w:r>
     </w:p>
     <w:p>
@@ -926,29 +926,17 @@
           <w:ilvl w:val="1"/>
           <w:numId w:val="1"/>
         </w:numPr>
-        <w:rPr/>
-      </w:pPr>
-      <w:r>
-        <w:rPr>
-          <w:sz w:val="22"/>
-          <w:szCs w:val="22"/>
-        </w:rPr>
-        <w:t xml:space="preserve">Notieren Sie gegebenenfalls problematische Antworten/Antwortoptionen in </w:t>
-      </w:r>
-      <w:r>
-        <w:rPr>
-          <w:rStyle w:val="VerbatimChar"/>
-          <w:sz w:val="22"/>
-          <w:szCs w:val="22"/>
-        </w:rPr>
-        <w:t>answer_problems</w:t>
-      </w:r>
-      <w:r>
-        <w:rPr>
-          <w:sz w:val="22"/>
-          <w:szCs w:val="22"/>
-        </w:rPr>
-        <w:t>, und warum diese problematisch sind</w:t>
+        <w:rPr>
+          <w:sz w:val="22"/>
+          <w:szCs w:val="22"/>
+        </w:rPr>
+      </w:pPr>
+      <w:r>
+        <w:rPr>
+          <w:sz w:val="22"/>
+          <w:szCs w:val="22"/>
+        </w:rPr>
+        <w:t>Bewerten Sie nach den 3 Kategorien der Rubrik für die Antwort(en) und notieren Sie Ihre Bewertungen in die CSV</w:t>
       </w:r>
     </w:p>
     <w:p>
@@ -965,6 +953,38 @@
           <w:sz w:val="22"/>
           <w:szCs w:val="22"/>
         </w:rPr>
+        <w:t xml:space="preserve">Notieren Sie gegebenenfalls problematische Antworten/Antwortoptionen in </w:t>
+      </w:r>
+      <w:r>
+        <w:rPr>
+          <w:rStyle w:val="VerbatimChar"/>
+          <w:sz w:val="22"/>
+          <w:szCs w:val="22"/>
+        </w:rPr>
+        <w:t>answer_problems</w:t>
+      </w:r>
+      <w:r>
+        <w:rPr>
+          <w:sz w:val="22"/>
+          <w:szCs w:val="22"/>
+        </w:rPr>
+        <w:t>, und warum diese problematisch sind</w:t>
+      </w:r>
+    </w:p>
+    <w:p>
+      <w:pPr>
+        <w:pStyle w:val="Compact"/>
+        <w:numPr>
+          <w:ilvl w:val="1"/>
+          <w:numId w:val="1"/>
+        </w:numPr>
+        <w:rPr/>
+      </w:pPr>
+      <w:r>
+        <w:rPr>
+          <w:sz w:val="22"/>
+          <w:szCs w:val="22"/>
+        </w:rPr>
         <w:t xml:space="preserve">Ergänzen Sie bei Bedarf weitere Kommentare in </w:t>
       </w:r>
       <w:r>
@@ -982,16 +1002,81 @@
         <w:rPr>
           <w:sz w:val="22"/>
           <w:szCs w:val="22"/>
+        </w:rPr>
+      </w:pPr>
+      <w:bookmarkStart w:id="3" w:name="dankbarkeit"/>
+      <w:bookmarkStart w:id="4" w:name="Xdef6236bb5f38117b519091ae3187e154a68fb8"/>
+      <w:r>
+        <w:rPr>
+          <w:sz w:val="22"/>
+          <w:szCs w:val="22"/>
+        </w:rPr>
+        <w:t>Vielen Dank für Ihre Unterstützung bei der Evaluation! Ihre Einschätzungen sind wertvoll für die Forschung.</w:t>
+      </w:r>
+      <w:bookmarkEnd w:id="3"/>
+      <w:bookmarkEnd w:id="4"/>
+    </w:p>
+    <w:p>
+      <w:pPr>
+        <w:pStyle w:val="Heading1"/>
+        <w:rPr/>
+      </w:pPr>
+      <w:r>
+        <w:rPr/>
+        <w:t>Bewertungsrubrik für LLM-generierte Fragen</w:t>
+      </w:r>
+    </w:p>
+    <w:p>
+      <w:pPr>
+        <w:pStyle w:val="Heading2"/>
+        <w:rPr/>
+      </w:pPr>
+      <w:r>
+        <w:rPr/>
+        <w:t>Relevanz/Relevance</w:t>
+      </w:r>
+    </w:p>
+    <w:p>
+      <w:pPr>
+        <w:pStyle w:val="FirstParagraph"/>
+        <w:rPr>
+          <w:sz w:val="21"/>
+          <w:szCs w:val="21"/>
         </w:rPr>
       </w:pPr>
       <w:r>
         <w:rPr>
           <w:b/>
           <w:bCs/>
-          <w:sz w:val="22"/>
-          <w:szCs w:val="22"/>
-        </w:rPr>
-        <w:t>Bewertungsfokus:</w:t>
+          <w:sz w:val="21"/>
+          <w:szCs w:val="21"/>
+        </w:rPr>
+        <w:t>Fragestellung:</w:t>
+      </w:r>
+      <w:r>
+        <w:rPr>
+          <w:sz w:val="21"/>
+          <w:szCs w:val="21"/>
+        </w:rPr>
+        <w:t xml:space="preserve"> Wie gut bezieht sich die Frage aus Dozierendenperspektive auf zentrale Fachkonzepte, Themen und Fachbegriffe des bereitgestellten Textes?</w:t>
+      </w:r>
+    </w:p>
+    <w:p>
+      <w:pPr>
+        <w:pStyle w:val="BodyText"/>
+        <w:rPr>
+          <w:sz w:val="21"/>
+          <w:szCs w:val="21"/>
+        </w:rPr>
+      </w:pPr>
+      <w:r>
+        <w:rPr>
+          <w:i/>
+          <w:iCs/>
+          <w:sz w:val="21"/>
+          <w:szCs w:val="21"/>
+        </w:rPr>
+        <w:t>Hinweis: Hier geht es nicht darum, ob der Inhalt korrekt abgebildet wird, sondern nur um den thematischen Bezug.</w:t>
       </w:r>
     </w:p>
     <w:p>
@@ -999,98 +1084,8 @@
         <w:pStyle w:val="Compact"/>
         <w:numPr>
           <w:ilvl w:val="0"/>
-          <w:numId w:val="1"/>
-        </w:numPr>
-        <w:rPr>
-          <w:sz w:val="22"/>
-          <w:szCs w:val="22"/>
-        </w:rPr>
-      </w:pPr>
-      <w:r>
-        <w:rPr>
-          <w:sz w:val="22"/>
-          <w:szCs w:val="22"/>
-        </w:rPr>
-        <w:t>Ist die Frage fachlich korrekt bezogen auf den Layer-Text?</w:t>
-      </w:r>
-    </w:p>
-    <w:p>
-      <w:pPr>
-        <w:pStyle w:val="Compact"/>
-        <w:numPr>
-          <w:ilvl w:val="0"/>
-          <w:numId w:val="1"/>
-        </w:numPr>
-        <w:rPr>
-          <w:sz w:val="22"/>
-          <w:szCs w:val="22"/>
-        </w:rPr>
-      </w:pPr>
-      <w:bookmarkStart w:id="3" w:name="anleitung-für-experten"/>
-      <w:bookmarkStart w:id="4" w:name="schritt-3-bewertung-durchführen"/>
-      <w:r>
-        <w:rPr>
-          <w:sz w:val="22"/>
-          <w:szCs w:val="22"/>
-        </w:rPr>
-        <w:t>Sind alle im Text enthaltenen Informationen richtig wiedergegeben?</w:t>
-      </w:r>
-      <w:bookmarkEnd w:id="3"/>
-      <w:bookmarkEnd w:id="4"/>
-    </w:p>
-    <w:p>
-      <w:pPr>
-        <w:pStyle w:val="Heading2"/>
-        <w:rPr/>
-      </w:pPr>
-      <w:r>
-        <w:rPr/>
-        <w:t>Dankbarkeit</w:t>
-      </w:r>
-    </w:p>
-    <w:p>
-      <w:pPr>
-        <w:pStyle w:val="FirstParagraph"/>
-        <w:rPr>
-          <w:sz w:val="22"/>
-          <w:szCs w:val="22"/>
-        </w:rPr>
-      </w:pPr>
-      <w:bookmarkStart w:id="5" w:name="Xdef6236bb5f38117b519091ae3187e154a68fb8"/>
-      <w:bookmarkStart w:id="6" w:name="dankbarkeit"/>
-      <w:r>
-        <w:rPr>
-          <w:sz w:val="22"/>
-          <w:szCs w:val="22"/>
-        </w:rPr>
-        <w:t>Vielen Dank für Ihre Unterstützung bei der Evaluation! Ihre Einschätzungen sind wertvoll für die Forschung.</w:t>
-      </w:r>
-      <w:bookmarkEnd w:id="5"/>
-      <w:bookmarkEnd w:id="6"/>
-    </w:p>
-    <w:p>
-      <w:pPr>
-        <w:pStyle w:val="Heading1"/>
-        <w:rPr/>
-      </w:pPr>
-      <w:r>
-        <w:rPr/>
-        <w:t>Bewertungsrubrik für LLM-generierte Fragen</w:t>
-      </w:r>
-    </w:p>
-    <w:p>
-      <w:pPr>
-        <w:pStyle w:val="Heading2"/>
-        <w:rPr/>
-      </w:pPr>
-      <w:r>
-        <w:rPr/>
-        <w:t>Relevanz/Relevance</w:t>
-      </w:r>
-    </w:p>
-    <w:p>
-      <w:pPr>
-        <w:pStyle w:val="FirstParagraph"/>
+          <w:numId w:val="2"/>
+        </w:numPr>
         <w:rPr>
           <w:sz w:val="21"/>
           <w:szCs w:val="21"/>
@@ -1103,6 +1098,199 @@
           <w:sz w:val="21"/>
           <w:szCs w:val="21"/>
         </w:rPr>
+        <w:t>5 - Überaus relevant:</w:t>
+      </w:r>
+      <w:r>
+        <w:rPr>
+          <w:sz w:val="21"/>
+          <w:szCs w:val="21"/>
+        </w:rPr>
+        <w:t xml:space="preserve"> Bezieht sich auf zentrale Themen und korrekte Fachbegriffe</w:t>
+      </w:r>
+    </w:p>
+    <w:p>
+      <w:pPr>
+        <w:pStyle w:val="Compact"/>
+        <w:numPr>
+          <w:ilvl w:val="1"/>
+          <w:numId w:val="2"/>
+        </w:numPr>
+        <w:rPr>
+          <w:sz w:val="21"/>
+          <w:szCs w:val="21"/>
+        </w:rPr>
+      </w:pPr>
+      <w:r>
+        <w:rPr>
+          <w:sz w:val="21"/>
+          <w:szCs w:val="21"/>
+        </w:rPr>
+        <w:t>Bsp.: “Welche Kernaufgaben erfüllt der Data Link Layer und worin unterscheiden sich diese hinsichtlich ihrer Zielsetzung?”</w:t>
+      </w:r>
+    </w:p>
+    <w:p>
+      <w:pPr>
+        <w:pStyle w:val="Compact"/>
+        <w:numPr>
+          <w:ilvl w:val="0"/>
+          <w:numId w:val="2"/>
+        </w:numPr>
+        <w:rPr>
+          <w:sz w:val="21"/>
+          <w:szCs w:val="21"/>
+        </w:rPr>
+      </w:pPr>
+      <w:r>
+        <w:rPr>
+          <w:b/>
+          <w:bCs/>
+          <w:sz w:val="21"/>
+          <w:szCs w:val="21"/>
+        </w:rPr>
+        <w:t>4 - Relevant:</w:t>
+      </w:r>
+      <w:r>
+        <w:rPr>
+          <w:sz w:val="21"/>
+          <w:szCs w:val="21"/>
+        </w:rPr>
+        <w:t xml:space="preserve"> Bezieht sich auf wichtige Fachkonzepte des Textes</w:t>
+      </w:r>
+    </w:p>
+    <w:p>
+      <w:pPr>
+        <w:pStyle w:val="Compact"/>
+        <w:numPr>
+          <w:ilvl w:val="0"/>
+          <w:numId w:val="2"/>
+        </w:numPr>
+        <w:rPr>
+          <w:sz w:val="21"/>
+          <w:szCs w:val="21"/>
+        </w:rPr>
+      </w:pPr>
+      <w:r>
+        <w:rPr>
+          <w:b/>
+          <w:bCs/>
+          <w:sz w:val="21"/>
+          <w:szCs w:val="21"/>
+        </w:rPr>
+        <w:t>3 - Mäßig relevant:</w:t>
+      </w:r>
+      <w:r>
+        <w:rPr>
+          <w:sz w:val="21"/>
+          <w:szCs w:val="21"/>
+        </w:rPr>
+        <w:t xml:space="preserve"> Behandelt eher nebensächliche Aspekte oder Randthemen des Textes</w:t>
+      </w:r>
+    </w:p>
+    <w:p>
+      <w:pPr>
+        <w:pStyle w:val="Compact"/>
+        <w:numPr>
+          <w:ilvl w:val="0"/>
+          <w:numId w:val="2"/>
+        </w:numPr>
+        <w:rPr>
+          <w:sz w:val="21"/>
+          <w:szCs w:val="21"/>
+        </w:rPr>
+      </w:pPr>
+      <w:r>
+        <w:rPr>
+          <w:b/>
+          <w:bCs/>
+          <w:sz w:val="21"/>
+          <w:szCs w:val="21"/>
+        </w:rPr>
+        <w:t>2 - Weniger relevant:</w:t>
+      </w:r>
+      <w:r>
+        <w:rPr>
+          <w:sz w:val="21"/>
+          <w:szCs w:val="21"/>
+        </w:rPr>
+        <w:t xml:space="preserve"> Nur oberflächlicher Bezug zu Fachkonzepten</w:t>
+      </w:r>
+    </w:p>
+    <w:p>
+      <w:pPr>
+        <w:pStyle w:val="Compact"/>
+        <w:numPr>
+          <w:ilvl w:val="0"/>
+          <w:numId w:val="2"/>
+        </w:numPr>
+        <w:rPr>
+          <w:sz w:val="21"/>
+          <w:szCs w:val="21"/>
+        </w:rPr>
+      </w:pPr>
+      <w:r>
+        <w:rPr>
+          <w:b/>
+          <w:bCs/>
+          <w:sz w:val="21"/>
+          <w:szCs w:val="21"/>
+        </w:rPr>
+        <w:t>1 - Nicht relevant:</w:t>
+      </w:r>
+      <w:r>
+        <w:rPr>
+          <w:sz w:val="21"/>
+          <w:szCs w:val="21"/>
+        </w:rPr>
+        <w:t xml:space="preserve"> Kein Bezug zu den im Text behandelten Fachkonzepten</w:t>
+      </w:r>
+    </w:p>
+    <w:p>
+      <w:pPr>
+        <w:pStyle w:val="Compact"/>
+        <w:numPr>
+          <w:ilvl w:val="1"/>
+          <w:numId w:val="2"/>
+        </w:numPr>
+        <w:rPr>
+          <w:sz w:val="21"/>
+          <w:szCs w:val="21"/>
+        </w:rPr>
+      </w:pPr>
+      <w:bookmarkStart w:id="5" w:name="relevanzrelevance"/>
+      <w:r>
+        <w:rPr>
+          <w:sz w:val="21"/>
+          <w:szCs w:val="21"/>
+        </w:rPr>
+        <w:t>Bsp.: “Welche Programmiersprache wird am häufigsten für die Implementierung von Netzwerkprotokollen verwendet?”</w:t>
+      </w:r>
+      <w:bookmarkEnd w:id="5"/>
+    </w:p>
+    <w:p>
+      <w:pPr>
+        <w:pStyle w:val="Heading2"/>
+        <w:rPr/>
+      </w:pPr>
+      <w:r>
+        <w:rPr/>
+        <w:t>Klarheit/Clarity</w:t>
+      </w:r>
+    </w:p>
+    <w:p>
+      <w:pPr>
+        <w:pStyle w:val="FirstParagraph"/>
+        <w:rPr>
+          <w:sz w:val="21"/>
+          <w:szCs w:val="21"/>
+        </w:rPr>
+      </w:pPr>
+      <w:r>
+        <w:rPr>
+          <w:b/>
+          <w:bCs/>
+          <w:sz w:val="21"/>
+          <w:szCs w:val="21"/>
+        </w:rPr>
         <w:t>Fragestellung:</w:t>
       </w:r>
       <w:r>
@@ -1110,7 +1298,7 @@
           <w:sz w:val="21"/>
           <w:szCs w:val="21"/>
         </w:rPr>
-        <w:t xml:space="preserve"> Wie gut bezieht sich die Frage aus Dozierendenperspektive auf zentrale Fachkonzepte, Themen und Fachbegriffe des bereitgestellten Textes?</w:t>
+        <w:t xml:space="preserve"> Wie präzise und inhaltlich eindeutig ist die Frage aus Dozierendenperspektive formuliert? Bewerten Sie auch die inhaltliche Klarheit im Nachhinein für die Beantwortung der Frage.</w:t>
       </w:r>
     </w:p>
     <w:p>
@@ -1128,7 +1316,7 @@
           <w:sz w:val="21"/>
           <w:szCs w:val="21"/>
         </w:rPr>
-        <w:t>Hinweis: Hier geht es nicht darum, ob der Inhalt korrekt abgebildet wird, sondern nur um den thematischen Bezug.</w:t>
+        <w:t>Hinweis: Hier geht es um inhaltliche Verständlichkeit und Eindeutigkeit, nicht um sprachliche Formulierungen.</w:t>
       </w:r>
     </w:p>
     <w:p>
@@ -1136,7 +1324,7 @@
         <w:pStyle w:val="Compact"/>
         <w:numPr>
           <w:ilvl w:val="0"/>
-          <w:numId w:val="4"/>
+          <w:numId w:val="2"/>
         </w:numPr>
         <w:rPr>
           <w:sz w:val="21"/>
@@ -1150,14 +1338,14 @@
           <w:sz w:val="21"/>
           <w:szCs w:val="21"/>
         </w:rPr>
-        <w:t>5 - Überaus relevant:</w:t>
-      </w:r>
-      <w:r>
-        <w:rPr>
-          <w:sz w:val="21"/>
-          <w:szCs w:val="21"/>
-        </w:rPr>
-        <w:t xml:space="preserve"> Bezieht sich auf zentrale Themen und korrekte Fachbegriffe</w:t>
+        <w:t>5 - Sehr klar:</w:t>
+      </w:r>
+      <w:r>
+        <w:rPr>
+          <w:sz w:val="21"/>
+          <w:szCs w:val="21"/>
+        </w:rPr>
+        <w:t xml:space="preserve"> Inhaltlich präzise und eindeutig formuliert, keine Mehrdeutigkeiten</w:t>
       </w:r>
     </w:p>
     <w:p>
@@ -1165,19 +1353,19 @@
         <w:pStyle w:val="Compact"/>
         <w:numPr>
           <w:ilvl w:val="1"/>
-          <w:numId w:val="4"/>
-        </w:numPr>
-        <w:rPr>
-          <w:sz w:val="21"/>
-          <w:szCs w:val="21"/>
-        </w:rPr>
-      </w:pPr>
-      <w:r>
-        <w:rPr>
-          <w:sz w:val="21"/>
-          <w:szCs w:val="21"/>
-        </w:rPr>
-        <w:t>Bsp.: “Welche Kernaufgaben erfüllt der Data Link Layer und worin unterscheiden sich diese hinsichtlich ihrer Zielsetzung?”</w:t>
+          <w:numId w:val="2"/>
+        </w:numPr>
+        <w:rPr>
+          <w:sz w:val="21"/>
+          <w:szCs w:val="21"/>
+        </w:rPr>
+      </w:pPr>
+      <w:r>
+        <w:rPr>
+          <w:sz w:val="21"/>
+          <w:szCs w:val="21"/>
+        </w:rPr>
+        <w:t>Bsp.: “Nennen Sie die Kernaufgaben des Session Layer und erläutern Sie jeweils deren Funktion.”</w:t>
       </w:r>
     </w:p>
     <w:p>
@@ -1185,7 +1373,7 @@
         <w:pStyle w:val="Compact"/>
         <w:numPr>
           <w:ilvl w:val="0"/>
-          <w:numId w:val="4"/>
+          <w:numId w:val="2"/>
         </w:numPr>
         <w:rPr>
           <w:sz w:val="21"/>
@@ -1199,14 +1387,14 @@
           <w:sz w:val="21"/>
           <w:szCs w:val="21"/>
         </w:rPr>
-        <w:t>4 - Relevant:</w:t>
-      </w:r>
-      <w:r>
-        <w:rPr>
-          <w:sz w:val="21"/>
-          <w:szCs w:val="21"/>
-        </w:rPr>
-        <w:t xml:space="preserve"> Bezieht sich auf wichtige Fachkonzepte des Textes</w:t>
+        <w:t>4 - Klar:</w:t>
+      </w:r>
+      <w:r>
+        <w:rPr>
+          <w:sz w:val="21"/>
+          <w:szCs w:val="21"/>
+        </w:rPr>
+        <w:t xml:space="preserve"> Inhaltlich verständlich mit minimalen Unklarheiten</w:t>
       </w:r>
     </w:p>
     <w:p>
@@ -1214,7 +1402,7 @@
         <w:pStyle w:val="Compact"/>
         <w:numPr>
           <w:ilvl w:val="0"/>
-          <w:numId w:val="4"/>
+          <w:numId w:val="2"/>
         </w:numPr>
         <w:rPr>
           <w:sz w:val="21"/>
@@ -1228,14 +1416,14 @@
           <w:sz w:val="21"/>
           <w:szCs w:val="21"/>
         </w:rPr>
-        <w:t>3 - Mäßig relevant:</w:t>
-      </w:r>
-      <w:r>
-        <w:rPr>
-          <w:sz w:val="21"/>
-          <w:szCs w:val="21"/>
-        </w:rPr>
-        <w:t xml:space="preserve"> Behandelt eher nebensächliche Aspekte oder Randthemen des Textes</w:t>
+        <w:t>3 - Mäßig klar:</w:t>
+      </w:r>
+      <w:r>
+        <w:rPr>
+          <w:sz w:val="21"/>
+          <w:szCs w:val="21"/>
+        </w:rPr>
+        <w:t xml:space="preserve"> Enthält einige inhaltlich unklare Formulierungen</w:t>
       </w:r>
     </w:p>
     <w:p>
@@ -1243,7 +1431,7 @@
         <w:pStyle w:val="Compact"/>
         <w:numPr>
           <w:ilvl w:val="0"/>
-          <w:numId w:val="4"/>
+          <w:numId w:val="2"/>
         </w:numPr>
         <w:rPr>
           <w:sz w:val="21"/>
@@ -1257,14 +1445,14 @@
           <w:sz w:val="21"/>
           <w:szCs w:val="21"/>
         </w:rPr>
-        <w:t>2 - Weniger relevant:</w:t>
-      </w:r>
-      <w:r>
-        <w:rPr>
-          <w:sz w:val="21"/>
-          <w:szCs w:val="21"/>
-        </w:rPr>
-        <w:t xml:space="preserve"> Nur oberflächlicher Bezug zu Fachkonzepten</w:t>
+        <w:t>2 - Unklar:</w:t>
+      </w:r>
+      <w:r>
+        <w:rPr>
+          <w:sz w:val="21"/>
+          <w:szCs w:val="21"/>
+        </w:rPr>
+        <w:t xml:space="preserve"> Enthält mehrere mehrdeutige oder verwirrende inhaltliche Elemente</w:t>
       </w:r>
     </w:p>
     <w:p>
@@ -1272,7 +1460,7 @@
         <w:pStyle w:val="Compact"/>
         <w:numPr>
           <w:ilvl w:val="0"/>
-          <w:numId w:val="4"/>
+          <w:numId w:val="2"/>
         </w:numPr>
         <w:rPr>
           <w:sz w:val="21"/>
@@ -1286,14 +1474,14 @@
           <w:sz w:val="21"/>
           <w:szCs w:val="21"/>
         </w:rPr>
-        <w:t>1 - Nicht relevant:</w:t>
-      </w:r>
-      <w:r>
-        <w:rPr>
-          <w:sz w:val="21"/>
-          <w:szCs w:val="21"/>
-        </w:rPr>
-        <w:t xml:space="preserve"> Kein Bezug zu den im Text behandelten Fachkonzepten</w:t>
+        <w:t>1 - Sehr unklar:</w:t>
+      </w:r>
+      <w:r>
+        <w:rPr>
+          <w:sz w:val="21"/>
+          <w:szCs w:val="21"/>
+        </w:rPr>
+        <w:t xml:space="preserve"> Inhaltlich unverständlich, Intention der Frage nicht erkennbar</w:t>
       </w:r>
     </w:p>
     <w:p>
@@ -1301,22 +1489,22 @@
         <w:pStyle w:val="Compact"/>
         <w:numPr>
           <w:ilvl w:val="1"/>
-          <w:numId w:val="4"/>
-        </w:numPr>
-        <w:rPr>
-          <w:sz w:val="21"/>
-          <w:szCs w:val="21"/>
-        </w:rPr>
-      </w:pPr>
-      <w:bookmarkStart w:id="7" w:name="relevanzrelevance"/>
-      <w:r>
-        <w:rPr>
-          <w:sz w:val="21"/>
-          <w:szCs w:val="21"/>
-        </w:rPr>
-        <w:t>Bsp.: “Welche Programmiersprache wird am häufigsten für die Implementierung von Netzwerkprotokollen verwendet?”</w:t>
-      </w:r>
-      <w:bookmarkEnd w:id="7"/>
+          <w:numId w:val="2"/>
+        </w:numPr>
+        <w:rPr>
+          <w:sz w:val="21"/>
+          <w:szCs w:val="21"/>
+        </w:rPr>
+      </w:pPr>
+      <w:bookmarkStart w:id="6" w:name="klarheitclarity"/>
+      <w:r>
+        <w:rPr>
+          <w:sz w:val="21"/>
+          <w:szCs w:val="21"/>
+        </w:rPr>
+        <w:t>Bsp.: “Inwiefern spielt die Schicht eine Rolle bei dem, was passiert, wenn Kommunikation stattfindet?”</w:t>
+      </w:r>
+      <w:bookmarkEnd w:id="6"/>
     </w:p>
     <w:p>
       <w:pPr>
@@ -1325,7 +1513,7 @@
       </w:pPr>
       <w:r>
         <w:rPr/>
-        <w:t>Klarheit/Clarity</w:t>
+        <w:t>Beantwortbarkeit/Answerability</w:t>
       </w:r>
     </w:p>
     <w:p>
@@ -1350,7 +1538,7 @@
           <w:sz w:val="21"/>
           <w:szCs w:val="21"/>
         </w:rPr>
-        <w:t xml:space="preserve"> Wie präzise und inhaltlich eindeutig ist die Frage aus Dozierendenperspektive formuliert? Bewerten Sie auch die inhaltliche Klarheit im Nachhinein für die Beantwortung der Frage.</w:t>
+        <w:t xml:space="preserve"> Hat man aus der Studierendenperspektive ausreichend Informationen im bereitgestellten Text, um die Frage vollständig zu beantworten?</w:t>
       </w:r>
     </w:p>
     <w:p>
@@ -1368,7 +1556,7 @@
           <w:sz w:val="21"/>
           <w:szCs w:val="21"/>
         </w:rPr>
-        <w:t>Hinweis: Hier geht es um inhaltliche Verständlichkeit und Eindeutigkeit, nicht um sprachliche Formulierungen.</w:t>
+        <w:t>Hinweis: Hier geht es nicht um die Schwierigkeit der Frage, sondern nur um die Verfügbarkeit der benötigten Informationen.</w:t>
       </w:r>
     </w:p>
     <w:p>
@@ -1376,7 +1564,7 @@
         <w:pStyle w:val="Compact"/>
         <w:numPr>
           <w:ilvl w:val="0"/>
-          <w:numId w:val="4"/>
+          <w:numId w:val="2"/>
         </w:numPr>
         <w:rPr>
           <w:sz w:val="21"/>
@@ -1390,14 +1578,14 @@
           <w:sz w:val="21"/>
           <w:szCs w:val="21"/>
         </w:rPr>
-        <w:t>5 - Sehr klar:</w:t>
-      </w:r>
-      <w:r>
-        <w:rPr>
-          <w:sz w:val="21"/>
-          <w:szCs w:val="21"/>
-        </w:rPr>
-        <w:t xml:space="preserve"> Inhaltlich präzise und eindeutig formuliert, keine Mehrdeutigkeiten</w:t>
+        <w:t>5 - Vollständig beantwortbar:</w:t>
+      </w:r>
+      <w:r>
+        <w:rPr>
+          <w:sz w:val="21"/>
+          <w:szCs w:val="21"/>
+        </w:rPr>
+        <w:t xml:space="preserve"> Alle Infos explizit im Text verfügbar</w:t>
       </w:r>
     </w:p>
     <w:p>
@@ -1405,19 +1593,19 @@
         <w:pStyle w:val="Compact"/>
         <w:numPr>
           <w:ilvl w:val="1"/>
-          <w:numId w:val="4"/>
-        </w:numPr>
-        <w:rPr>
-          <w:sz w:val="21"/>
-          <w:szCs w:val="21"/>
-        </w:rPr>
-      </w:pPr>
-      <w:r>
-        <w:rPr>
-          <w:sz w:val="21"/>
-          <w:szCs w:val="21"/>
-        </w:rPr>
-        <w:t>Bsp.: “Nennen Sie die Kernaufgaben des Session Layer und erläutern Sie jeweils deren Funktion.”</w:t>
+          <w:numId w:val="2"/>
+        </w:numPr>
+        <w:rPr>
+          <w:sz w:val="21"/>
+          <w:szCs w:val="21"/>
+        </w:rPr>
+      </w:pPr>
+      <w:r>
+        <w:rPr>
+          <w:sz w:val="21"/>
+          <w:szCs w:val="21"/>
+        </w:rPr>
+        <w:t>Bsp: “Welche Kernaufgaben hat der Presentation Layer?”</w:t>
       </w:r>
     </w:p>
     <w:p>
@@ -1425,7 +1613,7 @@
         <w:pStyle w:val="Compact"/>
         <w:numPr>
           <w:ilvl w:val="0"/>
-          <w:numId w:val="4"/>
+          <w:numId w:val="2"/>
         </w:numPr>
         <w:rPr>
           <w:sz w:val="21"/>
@@ -1439,14 +1627,14 @@
           <w:sz w:val="21"/>
           <w:szCs w:val="21"/>
         </w:rPr>
-        <w:t>4 - Klar:</w:t>
-      </w:r>
-      <w:r>
-        <w:rPr>
-          <w:sz w:val="21"/>
-          <w:szCs w:val="21"/>
-        </w:rPr>
-        <w:t xml:space="preserve"> Inhaltlich verständlich mit minimalen Unklarheiten</w:t>
+        <w:t>4 - Gut beantwortbar:</w:t>
+      </w:r>
+      <w:r>
+        <w:rPr>
+          <w:sz w:val="21"/>
+          <w:szCs w:val="21"/>
+        </w:rPr>
+        <w:t xml:space="preserve"> Die meisten Infos im Text</w:t>
       </w:r>
     </w:p>
     <w:p>
@@ -1454,7 +1642,7 @@
         <w:pStyle w:val="Compact"/>
         <w:numPr>
           <w:ilvl w:val="0"/>
-          <w:numId w:val="4"/>
+          <w:numId w:val="2"/>
         </w:numPr>
         <w:rPr>
           <w:sz w:val="21"/>
@@ -1468,14 +1656,14 @@
           <w:sz w:val="21"/>
           <w:szCs w:val="21"/>
         </w:rPr>
-        <w:t>3 - Mäßig klar:</w:t>
-      </w:r>
-      <w:r>
-        <w:rPr>
-          <w:sz w:val="21"/>
-          <w:szCs w:val="21"/>
-        </w:rPr>
-        <w:t xml:space="preserve"> Enthält einige inhaltlich unklare Formulierungen</w:t>
+        <w:t>3 - Teilweise beantwortbar:</w:t>
+      </w:r>
+      <w:r>
+        <w:rPr>
+          <w:sz w:val="21"/>
+          <w:szCs w:val="21"/>
+        </w:rPr>
+        <w:t xml:space="preserve"> Grundinfos vorhanden</w:t>
       </w:r>
     </w:p>
     <w:p>
@@ -1483,7 +1671,7 @@
         <w:pStyle w:val="Compact"/>
         <w:numPr>
           <w:ilvl w:val="0"/>
-          <w:numId w:val="4"/>
+          <w:numId w:val="2"/>
         </w:numPr>
         <w:rPr>
           <w:sz w:val="21"/>
@@ -1497,14 +1685,14 @@
           <w:sz w:val="21"/>
           <w:szCs w:val="21"/>
         </w:rPr>
-        <w:t>2 - Unklar:</w:t>
-      </w:r>
-      <w:r>
-        <w:rPr>
-          <w:sz w:val="21"/>
-          <w:szCs w:val="21"/>
-        </w:rPr>
-        <w:t xml:space="preserve"> Enthält mehrere mehrdeutige oder verwirrende inhaltliche Elemente</w:t>
+        <w:t>2 - Schwer beantwortbar:</w:t>
+      </w:r>
+      <w:r>
+        <w:rPr>
+          <w:sz w:val="21"/>
+          <w:szCs w:val="21"/>
+        </w:rPr>
+        <w:t xml:space="preserve"> Wenige Infos zur Beantwortung vorhanden</w:t>
       </w:r>
     </w:p>
     <w:p>
@@ -1512,7 +1700,7 @@
         <w:pStyle w:val="Compact"/>
         <w:numPr>
           <w:ilvl w:val="0"/>
-          <w:numId w:val="4"/>
+          <w:numId w:val="2"/>
         </w:numPr>
         <w:rPr>
           <w:sz w:val="21"/>
@@ -1526,14 +1714,14 @@
           <w:sz w:val="21"/>
           <w:szCs w:val="21"/>
         </w:rPr>
-        <w:t>1 - Sehr unklar:</w:t>
-      </w:r>
-      <w:r>
-        <w:rPr>
-          <w:sz w:val="21"/>
-          <w:szCs w:val="21"/>
-        </w:rPr>
-        <w:t xml:space="preserve"> Inhaltlich unverständlich, Intention der Frage nicht erkennbar</w:t>
+        <w:t>1 - Nicht beantwortbar:</w:t>
+      </w:r>
+      <w:r>
+        <w:rPr>
+          <w:sz w:val="21"/>
+          <w:szCs w:val="21"/>
+        </w:rPr>
+        <w:t xml:space="preserve"> Benötigte Informationen fehlen</w:t>
       </w:r>
     </w:p>
     <w:p>
@@ -1541,22 +1729,22 @@
         <w:pStyle w:val="Compact"/>
         <w:numPr>
           <w:ilvl w:val="1"/>
-          <w:numId w:val="4"/>
-        </w:numPr>
-        <w:rPr>
-          <w:sz w:val="21"/>
-          <w:szCs w:val="21"/>
-        </w:rPr>
-      </w:pPr>
-      <w:bookmarkStart w:id="8" w:name="klarheitclarity"/>
-      <w:r>
-        <w:rPr>
-          <w:sz w:val="21"/>
-          <w:szCs w:val="21"/>
-        </w:rPr>
-        <w:t>Bsp.: “Inwiefern spielt die Schicht eine Rolle bei dem, was passiert, wenn Kommunikation stattfindet?”</w:t>
-      </w:r>
-      <w:bookmarkEnd w:id="8"/>
+          <w:numId w:val="2"/>
+        </w:numPr>
+        <w:rPr>
+          <w:sz w:val="21"/>
+          <w:szCs w:val="21"/>
+        </w:rPr>
+      </w:pPr>
+      <w:bookmarkStart w:id="7" w:name="beantwortbarkeitanswerability"/>
+      <w:r>
+        <w:rPr>
+          <w:sz w:val="21"/>
+          <w:szCs w:val="21"/>
+        </w:rPr>
+        <w:t>Bsp.: “Vergleichen Sie die Effizienz des ISO-OSI-Modells mit modernen Software-Defined-Networking-Ansätzen.”</w:t>
+      </w:r>
+      <w:bookmarkEnd w:id="7"/>
     </w:p>
     <w:p>
       <w:pPr>
@@ -1565,7 +1753,7 @@
       </w:pPr>
       <w:r>
         <w:rPr/>
-        <w:t>Beantwortbarkeit/Answerability</w:t>
+        <w:t>Herausforderung/Challenging</w:t>
       </w:r>
     </w:p>
     <w:p>
@@ -1590,7 +1778,7 @@
           <w:sz w:val="21"/>
           <w:szCs w:val="21"/>
         </w:rPr>
-        <w:t xml:space="preserve"> Hat man aus der Studierendenperspektive ausreichend Informationen im bereitgestellten Text, um die Frage vollständig zu beantworten?</w:t>
+        <w:t xml:space="preserve"> Wie viel kognitive Anstrengung erfordert die Beantwortung der Frage aus Studierendenperspektive?</w:t>
       </w:r>
     </w:p>
     <w:p>
@@ -1608,7 +1796,7 @@
           <w:sz w:val="21"/>
           <w:szCs w:val="21"/>
         </w:rPr>
-        <w:t>Hinweis: Hier geht es nicht um die Schwierigkeit der Frage, sondern nur um die Verfügbarkeit der benötigten Informationen.</w:t>
+        <w:t>Hinweis: Nicht die Bloom-Taxonomie als Grundlage nehmen, sondern die tatsächlich benötigte kognitive Last einschätzen.</w:t>
       </w:r>
     </w:p>
     <w:p>
@@ -1616,7 +1804,7 @@
         <w:pStyle w:val="Compact"/>
         <w:numPr>
           <w:ilvl w:val="0"/>
-          <w:numId w:val="4"/>
+          <w:numId w:val="2"/>
         </w:numPr>
         <w:rPr>
           <w:sz w:val="21"/>
@@ -1630,14 +1818,14 @@
           <w:sz w:val="21"/>
           <w:szCs w:val="21"/>
         </w:rPr>
-        <w:t>5 - Vollständig beantwortbar:</w:t>
-      </w:r>
-      <w:r>
-        <w:rPr>
-          <w:sz w:val="21"/>
-          <w:szCs w:val="21"/>
-        </w:rPr>
-        <w:t xml:space="preserve"> Alle Infos explizit im Text verfügbar</w:t>
+        <w:t>5 - Sehr herausfordernd:</w:t>
+      </w:r>
+      <w:r>
+        <w:rPr>
+          <w:sz w:val="21"/>
+          <w:szCs w:val="21"/>
+        </w:rPr>
+        <w:t xml:space="preserve"> Erfordert mehrfaches Lesen des gesamten Textes und Verknüpfung vieler Informationen</w:t>
       </w:r>
     </w:p>
     <w:p>
@@ -1645,19 +1833,19 @@
         <w:pStyle w:val="Compact"/>
         <w:numPr>
           <w:ilvl w:val="1"/>
-          <w:numId w:val="4"/>
-        </w:numPr>
-        <w:rPr>
-          <w:sz w:val="21"/>
-          <w:szCs w:val="21"/>
-        </w:rPr>
-      </w:pPr>
-      <w:r>
-        <w:rPr>
-          <w:sz w:val="21"/>
-          <w:szCs w:val="21"/>
-        </w:rPr>
-        <w:t>Bsp: “Welche Kernaufgaben hat der Presentation Layer?”</w:t>
+          <w:numId w:val="2"/>
+        </w:numPr>
+        <w:rPr>
+          <w:sz w:val="21"/>
+          <w:szCs w:val="21"/>
+        </w:rPr>
+      </w:pPr>
+      <w:r>
+        <w:rPr>
+          <w:sz w:val="21"/>
+          <w:szCs w:val="21"/>
+        </w:rPr>
+        <w:t>Bsp.: “Analysieren Sie, warum Flusssteuerung auf mehreren OSI-Schichten implementiert wird, und bewerten Sie die Notwendigkeit dieser Redundanz.”</w:t>
       </w:r>
     </w:p>
     <w:p>
@@ -1665,7 +1853,7 @@
         <w:pStyle w:val="Compact"/>
         <w:numPr>
           <w:ilvl w:val="0"/>
-          <w:numId w:val="4"/>
+          <w:numId w:val="2"/>
         </w:numPr>
         <w:rPr>
           <w:sz w:val="21"/>
@@ -1679,14 +1867,14 @@
           <w:sz w:val="21"/>
           <w:szCs w:val="21"/>
         </w:rPr>
-        <w:t>4 - Gut beantwortbar:</w:t>
-      </w:r>
-      <w:r>
-        <w:rPr>
-          <w:sz w:val="21"/>
-          <w:szCs w:val="21"/>
-        </w:rPr>
-        <w:t xml:space="preserve"> Die meisten Infos im Text</w:t>
+        <w:t>4 - Herausfordernd:</w:t>
+      </w:r>
+      <w:r>
+        <w:rPr>
+          <w:sz w:val="21"/>
+          <w:szCs w:val="21"/>
+        </w:rPr>
+        <w:t xml:space="preserve"> Erfordert Zusammenführen von Informationen aus verschiedenen Textabschnitten</w:t>
       </w:r>
     </w:p>
     <w:p>
@@ -1694,7 +1882,7 @@
         <w:pStyle w:val="Compact"/>
         <w:numPr>
           <w:ilvl w:val="0"/>
-          <w:numId w:val="4"/>
+          <w:numId w:val="2"/>
         </w:numPr>
         <w:rPr>
           <w:sz w:val="21"/>
@@ -1708,14 +1896,14 @@
           <w:sz w:val="21"/>
           <w:szCs w:val="21"/>
         </w:rPr>
-        <w:t>3 - Teilweise beantwortbar:</w:t>
-      </w:r>
-      <w:r>
-        <w:rPr>
-          <w:sz w:val="21"/>
-          <w:szCs w:val="21"/>
-        </w:rPr>
-        <w:t xml:space="preserve"> Grundinfos vorhanden</w:t>
+        <w:t>3 - Mäßig herausfordernd:</w:t>
+      </w:r>
+      <w:r>
+        <w:rPr>
+          <w:sz w:val="21"/>
+          <w:szCs w:val="21"/>
+        </w:rPr>
+        <w:t xml:space="preserve"> Erfordert Nachdenken und eigenes Formulieren, nicht nur Ablesen</w:t>
       </w:r>
     </w:p>
     <w:p>
@@ -1723,7 +1911,7 @@
         <w:pStyle w:val="Compact"/>
         <w:numPr>
           <w:ilvl w:val="0"/>
-          <w:numId w:val="4"/>
+          <w:numId w:val="2"/>
         </w:numPr>
         <w:rPr>
           <w:sz w:val="21"/>
@@ -1737,14 +1925,14 @@
           <w:sz w:val="21"/>
           <w:szCs w:val="21"/>
         </w:rPr>
-        <w:t>2 - Schwer beantwortbar:</w:t>
-      </w:r>
-      <w:r>
-        <w:rPr>
-          <w:sz w:val="21"/>
-          <w:szCs w:val="21"/>
-        </w:rPr>
-        <w:t xml:space="preserve"> Wenige Infos zur Beantwortung vorhanden</w:t>
+        <w:t>2 - Wenig herausfordernd:</w:t>
+      </w:r>
+      <w:r>
+        <w:rPr>
+          <w:sz w:val="21"/>
+          <w:szCs w:val="21"/>
+        </w:rPr>
+        <w:t xml:space="preserve"> Erfordert gezieltes Suchen und Wiedergeben einer Textstelle</w:t>
       </w:r>
     </w:p>
     <w:p>
@@ -1752,7 +1940,7 @@
         <w:pStyle w:val="Compact"/>
         <w:numPr>
           <w:ilvl w:val="0"/>
-          <w:numId w:val="4"/>
+          <w:numId w:val="2"/>
         </w:numPr>
         <w:rPr>
           <w:sz w:val="21"/>
@@ -1766,14 +1954,14 @@
           <w:sz w:val="21"/>
           <w:szCs w:val="21"/>
         </w:rPr>
-        <w:t>1 - Nicht beantwortbar:</w:t>
-      </w:r>
-      <w:r>
-        <w:rPr>
-          <w:sz w:val="21"/>
-          <w:szCs w:val="21"/>
-        </w:rPr>
-        <w:t xml:space="preserve"> Benötigte Informationen fehlen</w:t>
+        <w:t>1 - Nicht herausfordernd:</w:t>
+      </w:r>
+      <w:r>
+        <w:rPr>
+          <w:sz w:val="21"/>
+          <w:szCs w:val="21"/>
+        </w:rPr>
+        <w:t xml:space="preserve"> Antwort kann direkt abgelesen oder mit einem Wort beantwortet werden</w:t>
       </w:r>
     </w:p>
     <w:p>
@@ -1781,22 +1969,52 @@
         <w:pStyle w:val="Compact"/>
         <w:numPr>
           <w:ilvl w:val="1"/>
-          <w:numId w:val="4"/>
-        </w:numPr>
-        <w:rPr>
-          <w:sz w:val="21"/>
-          <w:szCs w:val="21"/>
-        </w:rPr>
-      </w:pPr>
-      <w:bookmarkStart w:id="9" w:name="beantwortbarkeitanswerability"/>
-      <w:r>
-        <w:rPr>
-          <w:sz w:val="21"/>
-          <w:szCs w:val="21"/>
-        </w:rPr>
-        <w:t>Bsp.: “Vergleichen Sie die Effizienz des ISO-OSI-Modells mit modernen Software-Defined-Networking-Ansätzen.”</w:t>
-      </w:r>
-      <w:bookmarkEnd w:id="9"/>
+          <w:numId w:val="2"/>
+        </w:numPr>
+        <w:rPr>
+          <w:sz w:val="21"/>
+          <w:szCs w:val="21"/>
+        </w:rPr>
+      </w:pPr>
+      <w:bookmarkStart w:id="8" w:name="herausforderungchallenging"/>
+      <w:r>
+        <w:rPr>
+          <w:sz w:val="21"/>
+          <w:szCs w:val="21"/>
+        </w:rPr>
+        <w:t>Bsp.: “Wie viele Kernaufgaben hat der Physical Layer?”</w:t>
+      </w:r>
+      <w:bookmarkEnd w:id="8"/>
+    </w:p>
+    <w:p>
+      <w:pPr>
+        <w:pStyle w:val="Compact"/>
+        <w:rPr>
+          <w:sz w:val="22"/>
+          <w:szCs w:val="22"/>
+        </w:rPr>
+      </w:pPr>
+      <w:r>
+        <w:rPr>
+          <w:sz w:val="22"/>
+          <w:szCs w:val="22"/>
+        </w:rPr>
+      </w:r>
+    </w:p>
+    <w:p>
+      <w:pPr>
+        <w:pStyle w:val="Compact"/>
+        <w:rPr>
+          <w:sz w:val="22"/>
+          <w:szCs w:val="22"/>
+        </w:rPr>
+      </w:pPr>
+      <w:r>
+        <w:rPr>
+          <w:sz w:val="22"/>
+          <w:szCs w:val="22"/>
+        </w:rPr>
+      </w:r>
     </w:p>
     <w:p>
       <w:pPr>
@@ -1805,7 +2023,7 @@
       </w:pPr>
       <w:r>
         <w:rPr/>
-        <w:t>Herausforderung/Challenging</w:t>
+        <w:t>Wertigkeit/Value bzgl. Lernzielintegration</w:t>
       </w:r>
     </w:p>
     <w:p>
@@ -1830,7 +2048,7 @@
           <w:sz w:val="21"/>
           <w:szCs w:val="21"/>
         </w:rPr>
-        <w:t xml:space="preserve"> Wie viel kognitive Anstrengung erfordert die Beantwortung der Frage aus Studierendenperspektive?</w:t>
+        <w:t xml:space="preserve"> Wie zentral ist das in der Frage behandelte Fachkonzept für das angestrebte Lernziel des Moduls? Nehmen Sie bei der Bewertung die Perspektive der Dozierenden ein.</w:t>
       </w:r>
     </w:p>
     <w:p>
@@ -1848,7 +2066,7 @@
           <w:sz w:val="21"/>
           <w:szCs w:val="21"/>
         </w:rPr>
-        <w:t>Hinweis: Nicht die Bloom-Taxonomie als Grundlage nehmen, sondern die tatsächlich benötigte kognitive Last einschätzen.</w:t>
+        <w:t>Hinweis: Diese Kategorie bewertet, wie gut die Frage dazu beiträgt, das beschriebene Lernziel des Moduls zu erreichen.</w:t>
       </w:r>
     </w:p>
     <w:p>
@@ -1856,7 +2074,7 @@
         <w:pStyle w:val="Compact"/>
         <w:numPr>
           <w:ilvl w:val="0"/>
-          <w:numId w:val="4"/>
+          <w:numId w:val="2"/>
         </w:numPr>
         <w:rPr>
           <w:sz w:val="21"/>
@@ -1870,14 +2088,14 @@
           <w:sz w:val="21"/>
           <w:szCs w:val="21"/>
         </w:rPr>
-        <w:t>5 - Sehr herausfordernd:</w:t>
-      </w:r>
-      <w:r>
-        <w:rPr>
-          <w:sz w:val="21"/>
-          <w:szCs w:val="21"/>
-        </w:rPr>
-        <w:t xml:space="preserve"> Erfordert mehrfaches Lesen des gesamten Textes und Verknüpfung vieler Informationen</w:t>
+        <w:t>5 - Sehr Hoch:</w:t>
+      </w:r>
+      <w:r>
+        <w:rPr>
+          <w:sz w:val="21"/>
+          <w:szCs w:val="21"/>
+        </w:rPr>
+        <w:t xml:space="preserve"> Behandelt Kernkonzept und zentrales Lernziel (hochrelevant)</w:t>
       </w:r>
     </w:p>
     <w:p>
@@ -1885,19 +2103,19 @@
         <w:pStyle w:val="Compact"/>
         <w:numPr>
           <w:ilvl w:val="1"/>
-          <w:numId w:val="4"/>
-        </w:numPr>
-        <w:rPr>
-          <w:sz w:val="21"/>
-          <w:szCs w:val="21"/>
-        </w:rPr>
-      </w:pPr>
-      <w:r>
-        <w:rPr>
-          <w:sz w:val="21"/>
-          <w:szCs w:val="21"/>
-        </w:rPr>
-        <w:t>Bsp.: “Analysieren Sie, warum Flusssteuerung auf mehreren OSI-Schichten implementiert wird, und bewerten Sie die Notwendigkeit dieser Redundanz.”</w:t>
+          <w:numId w:val="2"/>
+        </w:numPr>
+        <w:rPr>
+          <w:sz w:val="21"/>
+          <w:szCs w:val="21"/>
+        </w:rPr>
+      </w:pPr>
+      <w:r>
+        <w:rPr>
+          <w:sz w:val="21"/>
+          <w:szCs w:val="21"/>
+        </w:rPr>
+        <w:t>Bsp.: “Erklären Sie das Zusammenspiel von Codierung, Transport und Decodierung bei der Übertragung logischer Werte auf physikalischer Ebene.”</w:t>
       </w:r>
     </w:p>
     <w:p>
@@ -1905,7 +2123,7 @@
         <w:pStyle w:val="Compact"/>
         <w:numPr>
           <w:ilvl w:val="0"/>
-          <w:numId w:val="4"/>
+          <w:numId w:val="2"/>
         </w:numPr>
         <w:rPr>
           <w:sz w:val="21"/>
@@ -1919,14 +2137,14 @@
           <w:sz w:val="21"/>
           <w:szCs w:val="21"/>
         </w:rPr>
-        <w:t>4 - Herausfordernd:</w:t>
-      </w:r>
-      <w:r>
-        <w:rPr>
-          <w:sz w:val="21"/>
-          <w:szCs w:val="21"/>
-        </w:rPr>
-        <w:t xml:space="preserve"> Erfordert Zusammenführen von Informationen aus verschiedenen Textabschnitten</w:t>
+        <w:t>4 - Hoch:</w:t>
+      </w:r>
+      <w:r>
+        <w:rPr>
+          <w:sz w:val="21"/>
+          <w:szCs w:val="21"/>
+        </w:rPr>
+        <w:t xml:space="preserve"> Behandelt grundlegendes Konzept zum Lernziel</w:t>
       </w:r>
     </w:p>
     <w:p>
@@ -1934,7 +2152,7 @@
         <w:pStyle w:val="Compact"/>
         <w:numPr>
           <w:ilvl w:val="0"/>
-          <w:numId w:val="4"/>
+          <w:numId w:val="2"/>
         </w:numPr>
         <w:rPr>
           <w:sz w:val="21"/>
@@ -1948,14 +2166,14 @@
           <w:sz w:val="21"/>
           <w:szCs w:val="21"/>
         </w:rPr>
-        <w:t>3 - Mäßig herausfordernd:</w:t>
-      </w:r>
-      <w:r>
-        <w:rPr>
-          <w:sz w:val="21"/>
-          <w:szCs w:val="21"/>
-        </w:rPr>
-        <w:t xml:space="preserve"> Erfordert Nachdenken und eigenes Formulieren, nicht nur Ablesen</w:t>
+        <w:t>3 - Mäßig:</w:t>
+      </w:r>
+      <w:r>
+        <w:rPr>
+          <w:sz w:val="21"/>
+          <w:szCs w:val="21"/>
+        </w:rPr>
+        <w:t xml:space="preserve"> Behandelt Grundlagen, die aber nicht direkt zum Lernziel passen (oder gehen darüber hinaus)</w:t>
       </w:r>
     </w:p>
     <w:p>
@@ -1963,7 +2181,7 @@
         <w:pStyle w:val="Compact"/>
         <w:numPr>
           <w:ilvl w:val="0"/>
-          <w:numId w:val="4"/>
+          <w:numId w:val="2"/>
         </w:numPr>
         <w:rPr>
           <w:sz w:val="21"/>
@@ -1977,14 +2195,14 @@
           <w:sz w:val="21"/>
           <w:szCs w:val="21"/>
         </w:rPr>
-        <w:t>2 - Wenig herausfordernd:</w:t>
-      </w:r>
-      <w:r>
-        <w:rPr>
-          <w:sz w:val="21"/>
-          <w:szCs w:val="21"/>
-        </w:rPr>
-        <w:t xml:space="preserve"> Erfordert gezieltes Suchen und Wiedergeben einer Textstelle</w:t>
+        <w:t>2 - Gering:</w:t>
+      </w:r>
+      <w:r>
+        <w:rPr>
+          <w:sz w:val="21"/>
+          <w:szCs w:val="21"/>
+        </w:rPr>
+        <w:t xml:space="preserve"> Fokussiert auf nebensächliches Detail oder ist ineffizient für das Lernziel</w:t>
       </w:r>
     </w:p>
     <w:p>
@@ -1992,7 +2210,7 @@
         <w:pStyle w:val="Compact"/>
         <w:numPr>
           <w:ilvl w:val="0"/>
-          <w:numId w:val="4"/>
+          <w:numId w:val="2"/>
         </w:numPr>
         <w:rPr>
           <w:sz w:val="21"/>
@@ -2006,14 +2224,14 @@
           <w:sz w:val="21"/>
           <w:szCs w:val="21"/>
         </w:rPr>
-        <w:t>1 - Nicht herausfordernd:</w:t>
-      </w:r>
-      <w:r>
-        <w:rPr>
-          <w:sz w:val="21"/>
-          <w:szCs w:val="21"/>
-        </w:rPr>
-        <w:t xml:space="preserve"> Antwort kann direkt abgelesen oder mit einem Wort beantwortet werden</w:t>
+        <w:t>1 - Nicht vorhanden:</w:t>
+      </w:r>
+      <w:r>
+        <w:rPr>
+          <w:sz w:val="21"/>
+          <w:szCs w:val="21"/>
+        </w:rPr>
+        <w:t xml:space="preserve"> Passt gar nicht zum Lernziel</w:t>
       </w:r>
     </w:p>
     <w:p>
@@ -2021,52 +2239,22 @@
         <w:pStyle w:val="Compact"/>
         <w:numPr>
           <w:ilvl w:val="1"/>
-          <w:numId w:val="4"/>
-        </w:numPr>
-        <w:rPr>
-          <w:sz w:val="21"/>
-          <w:szCs w:val="21"/>
-        </w:rPr>
-      </w:pPr>
-      <w:bookmarkStart w:id="10" w:name="herausforderungchallenging"/>
-      <w:r>
-        <w:rPr>
-          <w:sz w:val="21"/>
-          <w:szCs w:val="21"/>
-        </w:rPr>
-        <w:t>Bsp.: “Wie viele Kernaufgaben hat der Physical Layer?”</w:t>
-      </w:r>
-      <w:bookmarkEnd w:id="10"/>
-    </w:p>
-    <w:p>
-      <w:pPr>
-        <w:pStyle w:val="Compact"/>
-        <w:rPr>
-          <w:sz w:val="22"/>
-          <w:szCs w:val="22"/>
-        </w:rPr>
-      </w:pPr>
-      <w:r>
-        <w:rPr>
-          <w:sz w:val="22"/>
-          <w:szCs w:val="22"/>
-        </w:rPr>
-      </w:r>
-    </w:p>
-    <w:p>
-      <w:pPr>
-        <w:pStyle w:val="Compact"/>
-        <w:rPr>
-          <w:sz w:val="22"/>
-          <w:szCs w:val="22"/>
-        </w:rPr>
-      </w:pPr>
-      <w:r>
-        <w:rPr>
-          <w:sz w:val="22"/>
-          <w:szCs w:val="22"/>
-        </w:rPr>
-      </w:r>
+          <w:numId w:val="2"/>
+        </w:numPr>
+        <w:rPr>
+          <w:sz w:val="21"/>
+          <w:szCs w:val="21"/>
+        </w:rPr>
+      </w:pPr>
+      <w:bookmarkStart w:id="9" w:name="Xc726736414fc4f5118f498bc21832f0e03ad1b3"/>
+      <w:r>
+        <w:rPr>
+          <w:sz w:val="21"/>
+          <w:szCs w:val="21"/>
+        </w:rPr>
+        <w:t>Bsp.: “Nennen Sie ein Beispiel für ein Kabel, das zur Datenübertragung verwendet werden kann.”</w:t>
+      </w:r>
+      <w:bookmarkEnd w:id="9"/>
     </w:p>
     <w:p>
       <w:pPr>
@@ -2075,7 +2263,7 @@
       </w:pPr>
       <w:r>
         <w:rPr/>
-        <w:t>Wertigkeit/Value bzgl. Lernzielintegration</w:t>
+        <w:t>Sprachqualität/Language</w:t>
       </w:r>
     </w:p>
     <w:p>
@@ -2100,7 +2288,7 @@
           <w:sz w:val="21"/>
           <w:szCs w:val="21"/>
         </w:rPr>
-        <w:t xml:space="preserve"> Wie zentral ist das in der Frage behandelte Fachkonzept für das angestrebte Lernziel des Moduls? Nehmen Sie bei der Bewertung die Perspektive der Dozierenden ein.</w:t>
+        <w:t xml:space="preserve"> Wie angemessen ist aus Dozierendenperspektive die sprachliche Formulierung hinsichtlich Grammatik und Verständlichkeit? Bewerten Sie auch die sprachliche Präzision im Nachhinein für die Beantwortung der Frage.</w:t>
       </w:r>
     </w:p>
     <w:p>
@@ -2118,7 +2306,7 @@
           <w:sz w:val="21"/>
           <w:szCs w:val="21"/>
         </w:rPr>
-        <w:t>Hinweis: Diese Kategorie bewertet, wie gut die Frage dazu beiträgt, das beschriebene Lernziel des Moduls zu erreichen.</w:t>
+        <w:t>Hinweis: Hier geht es ausschließlich um die sprachliche Form und Präzision, nicht um den Inhalt.</w:t>
       </w:r>
     </w:p>
     <w:p>
@@ -2126,7 +2314,7 @@
         <w:pStyle w:val="Compact"/>
         <w:numPr>
           <w:ilvl w:val="0"/>
-          <w:numId w:val="4"/>
+          <w:numId w:val="2"/>
         </w:numPr>
         <w:rPr>
           <w:sz w:val="21"/>
@@ -2140,14 +2328,14 @@
           <w:sz w:val="21"/>
           <w:szCs w:val="21"/>
         </w:rPr>
-        <w:t>5 - Sehr Hoch:</w:t>
-      </w:r>
-      <w:r>
-        <w:rPr>
-          <w:sz w:val="21"/>
-          <w:szCs w:val="21"/>
-        </w:rPr>
-        <w:t xml:space="preserve"> Behandelt Kernkonzept und zentrales Lernziel (hochrelevant)</w:t>
+        <w:t>5 - Ausgezeichnet:</w:t>
+      </w:r>
+      <w:r>
+        <w:rPr>
+          <w:sz w:val="21"/>
+          <w:szCs w:val="21"/>
+        </w:rPr>
+        <w:t xml:space="preserve"> Präzise, angemessen, gut verständlich</w:t>
       </w:r>
     </w:p>
     <w:p>
@@ -2155,19 +2343,19 @@
         <w:pStyle w:val="Compact"/>
         <w:numPr>
           <w:ilvl w:val="1"/>
-          <w:numId w:val="4"/>
-        </w:numPr>
-        <w:rPr>
-          <w:sz w:val="21"/>
-          <w:szCs w:val="21"/>
-        </w:rPr>
-      </w:pPr>
-      <w:r>
-        <w:rPr>
-          <w:sz w:val="21"/>
-          <w:szCs w:val="21"/>
-        </w:rPr>
-        <w:t>Bsp.: “Erklären Sie das Zusammenspiel von Codierung, Transport und Decodierung bei der Übertragung logischer Werte auf physikalischer Ebene.”</w:t>
+          <w:numId w:val="2"/>
+        </w:numPr>
+        <w:rPr>
+          <w:sz w:val="21"/>
+          <w:szCs w:val="21"/>
+        </w:rPr>
+      </w:pPr>
+      <w:r>
+        <w:rPr>
+          <w:sz w:val="21"/>
+          <w:szCs w:val="21"/>
+        </w:rPr>
+        <w:t>Bsp.: “Ermitteln Sie, welche OSI-Schicht für das Setzen von Synchronisationspunkten verantwortlich ist, und erläutern Sie deren Zweck.”</w:t>
       </w:r>
     </w:p>
     <w:p>
@@ -2175,7 +2363,7 @@
         <w:pStyle w:val="Compact"/>
         <w:numPr>
           <w:ilvl w:val="0"/>
-          <w:numId w:val="4"/>
+          <w:numId w:val="2"/>
         </w:numPr>
         <w:rPr>
           <w:sz w:val="21"/>
@@ -2189,14 +2377,14 @@
           <w:sz w:val="21"/>
           <w:szCs w:val="21"/>
         </w:rPr>
-        <w:t>4 - Hoch:</w:t>
-      </w:r>
-      <w:r>
-        <w:rPr>
-          <w:sz w:val="21"/>
-          <w:szCs w:val="21"/>
-        </w:rPr>
-        <w:t xml:space="preserve"> Behandelt grundlegendes Konzept zum Lernziel</w:t>
+        <w:t>4 - Gut:</w:t>
+      </w:r>
+      <w:r>
+        <w:rPr>
+          <w:sz w:val="21"/>
+          <w:szCs w:val="21"/>
+        </w:rPr>
+        <w:t xml:space="preserve"> Verständlich mit kleinen Schwächen</w:t>
       </w:r>
     </w:p>
     <w:p>
@@ -2204,7 +2392,7 @@
         <w:pStyle w:val="Compact"/>
         <w:numPr>
           <w:ilvl w:val="0"/>
-          <w:numId w:val="4"/>
+          <w:numId w:val="2"/>
         </w:numPr>
         <w:rPr>
           <w:sz w:val="21"/>
@@ -2218,14 +2406,14 @@
           <w:sz w:val="21"/>
           <w:szCs w:val="21"/>
         </w:rPr>
-        <w:t>3 - Mäßig:</w:t>
-      </w:r>
-      <w:r>
-        <w:rPr>
-          <w:sz w:val="21"/>
-          <w:szCs w:val="21"/>
-        </w:rPr>
-        <w:t xml:space="preserve"> Behandelt Grundlagen, die aber nicht direkt zum Lernziel passen (oder gehen darüber hinaus)</w:t>
+        <w:t>3 - Befriedigend:</w:t>
+      </w:r>
+      <w:r>
+        <w:rPr>
+          <w:sz w:val="21"/>
+          <w:szCs w:val="21"/>
+        </w:rPr>
+        <w:t xml:space="preserve"> Umständlich oder unpräzise</w:t>
       </w:r>
     </w:p>
     <w:p>
@@ -2233,7 +2421,7 @@
         <w:pStyle w:val="Compact"/>
         <w:numPr>
           <w:ilvl w:val="0"/>
-          <w:numId w:val="4"/>
+          <w:numId w:val="2"/>
         </w:numPr>
         <w:rPr>
           <w:sz w:val="21"/>
@@ -2247,14 +2435,14 @@
           <w:sz w:val="21"/>
           <w:szCs w:val="21"/>
         </w:rPr>
-        <w:t>2 - Gering:</w:t>
-      </w:r>
-      <w:r>
-        <w:rPr>
-          <w:sz w:val="21"/>
-          <w:szCs w:val="21"/>
-        </w:rPr>
-        <w:t xml:space="preserve"> Fokussiert auf nebensächliches Detail oder ist ineffizient für das Lernziel</w:t>
+        <w:t>2 - Mangelhaft:</w:t>
+      </w:r>
+      <w:r>
+        <w:rPr>
+          <w:sz w:val="21"/>
+          <w:szCs w:val="21"/>
+        </w:rPr>
+        <w:t xml:space="preserve"> Schwerfällig, weitschweifig oder unnötig komplex</w:t>
       </w:r>
     </w:p>
     <w:p>
@@ -2262,7 +2450,7 @@
         <w:pStyle w:val="Compact"/>
         <w:numPr>
           <w:ilvl w:val="0"/>
-          <w:numId w:val="4"/>
+          <w:numId w:val="2"/>
         </w:numPr>
         <w:rPr>
           <w:sz w:val="21"/>
@@ -2276,14 +2464,14 @@
           <w:sz w:val="21"/>
           <w:szCs w:val="21"/>
         </w:rPr>
-        <w:t>1 - Nicht vorhanden:</w:t>
-      </w:r>
-      <w:r>
-        <w:rPr>
-          <w:sz w:val="21"/>
-          <w:szCs w:val="21"/>
-        </w:rPr>
-        <w:t xml:space="preserve"> Passt gar nicht zum Lernziel</w:t>
+        <w:t>1 - Ungenügend:</w:t>
+      </w:r>
+      <w:r>
+        <w:rPr>
+          <w:sz w:val="21"/>
+          <w:szCs w:val="21"/>
+        </w:rPr>
+        <w:t xml:space="preserve"> Gar nicht verständlich</w:t>
       </w:r>
     </w:p>
     <w:p>
@@ -2291,22 +2479,22 @@
         <w:pStyle w:val="Compact"/>
         <w:numPr>
           <w:ilvl w:val="1"/>
-          <w:numId w:val="4"/>
-        </w:numPr>
-        <w:rPr>
-          <w:sz w:val="21"/>
-          <w:szCs w:val="21"/>
-        </w:rPr>
-      </w:pPr>
-      <w:bookmarkStart w:id="11" w:name="Xc726736414fc4f5118f498bc21832f0e03ad1b3"/>
-      <w:r>
-        <w:rPr>
-          <w:sz w:val="21"/>
-          <w:szCs w:val="21"/>
-        </w:rPr>
-        <w:t>Bsp.: “Nennen Sie ein Beispiel für ein Kabel, das zur Datenübertragung verwendet werden kann.”</w:t>
-      </w:r>
-      <w:bookmarkEnd w:id="11"/>
+          <w:numId w:val="2"/>
+        </w:numPr>
+        <w:rPr>
+          <w:sz w:val="21"/>
+          <w:szCs w:val="21"/>
+        </w:rPr>
+      </w:pPr>
+      <w:bookmarkStart w:id="10" w:name="sprachqualitätlanguage"/>
+      <w:r>
+        <w:rPr>
+          <w:sz w:val="21"/>
+          <w:szCs w:val="21"/>
+        </w:rPr>
+        <w:t>Bsp.: “Im Kontext der vielschichtigen und diversen Betrachtungsweise der Aufgabenbereiche, die dem Physical Layer im Rahmen des OSI-Referenzmodells zugeschrieben werden können, erläutern Sie diese unter Berücksichtigung relevanter Aspekte.”</w:t>
+      </w:r>
+      <w:bookmarkEnd w:id="10"/>
     </w:p>
     <w:p>
       <w:pPr>
@@ -2315,7 +2503,7 @@
       </w:pPr>
       <w:r>
         <w:rPr/>
-        <w:t>Sprachqualität/Language</w:t>
+        <w:t>Korrektheit/Correctness</w:t>
       </w:r>
     </w:p>
     <w:p>
@@ -2340,7 +2528,7 @@
           <w:sz w:val="21"/>
           <w:szCs w:val="21"/>
         </w:rPr>
-        <w:t xml:space="preserve"> Wie angemessen ist aus Dozierendenperspektive die sprachliche Formulierung hinsichtlich Grammatik und Verständlichkeit? Bewerten Sie auch die sprachliche Präzision im Nachhinein für die Beantwortung der Frage.</w:t>
+        <w:t xml:space="preserve"> Wie korrekt ist die generierte Antwort auf Basis des Textinhalts? Nehmen Sie bei der Bewertung die Perspektive der Dozierenden ein.</w:t>
       </w:r>
     </w:p>
     <w:p>
@@ -2358,7 +2546,7 @@
           <w:sz w:val="21"/>
           <w:szCs w:val="21"/>
         </w:rPr>
-        <w:t>Hinweis: Hier geht es ausschließlich um die sprachliche Form und Präzision, nicht um den Inhalt.</w:t>
+        <w:t>Hinweis: Diese Kategorie bewertet die Passung der Antwort zu Textinhalt und Frage.</w:t>
       </w:r>
     </w:p>
     <w:p>
@@ -2366,7 +2554,7 @@
         <w:pStyle w:val="Compact"/>
         <w:numPr>
           <w:ilvl w:val="0"/>
-          <w:numId w:val="4"/>
+          <w:numId w:val="2"/>
         </w:numPr>
         <w:rPr>
           <w:sz w:val="21"/>
@@ -2380,14 +2568,14 @@
           <w:sz w:val="21"/>
           <w:szCs w:val="21"/>
         </w:rPr>
-        <w:t>5 - Ausgezeichnet:</w:t>
-      </w:r>
-      <w:r>
-        <w:rPr>
-          <w:sz w:val="21"/>
-          <w:szCs w:val="21"/>
-        </w:rPr>
-        <w:t xml:space="preserve"> Präzise, angemessen, gut verständlich</w:t>
+        <w:t>5 - Vollständig korrekt:</w:t>
+      </w:r>
+      <w:r>
+        <w:rPr>
+          <w:sz w:val="21"/>
+          <w:szCs w:val="21"/>
+        </w:rPr>
+        <w:t xml:space="preserve"> Antwort entspricht vollständig dem Textinhalt</w:t>
       </w:r>
     </w:p>
     <w:p>
@@ -2395,19 +2583,19 @@
         <w:pStyle w:val="Compact"/>
         <w:numPr>
           <w:ilvl w:val="1"/>
-          <w:numId w:val="4"/>
-        </w:numPr>
-        <w:rPr>
-          <w:sz w:val="21"/>
-          <w:szCs w:val="21"/>
-        </w:rPr>
-      </w:pPr>
-      <w:r>
-        <w:rPr>
-          <w:sz w:val="21"/>
-          <w:szCs w:val="21"/>
-        </w:rPr>
-        <w:t>Bsp.: “Ermitteln Sie, welche OSI-Schicht für das Setzen von Synchronisationspunkten verantwortlich ist, und erläutern Sie deren Zweck.”</w:t>
+          <w:numId w:val="2"/>
+        </w:numPr>
+        <w:rPr>
+          <w:sz w:val="21"/>
+          <w:szCs w:val="21"/>
+        </w:rPr>
+      </w:pPr>
+      <w:r>
+        <w:rPr>
+          <w:sz w:val="21"/>
+          <w:szCs w:val="21"/>
+        </w:rPr>
+        <w:t>Bsp.: “Beschreiben Sie, wie der Network Layer die Kommunikation zwischen Geräten in unterschiedlichen Netzen ermöglicht.”</w:t>
       </w:r>
     </w:p>
     <w:p>
@@ -2415,7 +2603,7 @@
         <w:pStyle w:val="Compact"/>
         <w:numPr>
           <w:ilvl w:val="0"/>
-          <w:numId w:val="4"/>
+          <w:numId w:val="2"/>
         </w:numPr>
         <w:rPr>
           <w:sz w:val="21"/>
@@ -2429,14 +2617,14 @@
           <w:sz w:val="21"/>
           <w:szCs w:val="21"/>
         </w:rPr>
-        <w:t>4 - Gut:</w:t>
-      </w:r>
-      <w:r>
-        <w:rPr>
-          <w:sz w:val="21"/>
-          <w:szCs w:val="21"/>
-        </w:rPr>
-        <w:t xml:space="preserve"> Verständlich mit kleinen Schwächen</w:t>
+        <w:t>4 - Überwiegend korrekt:</w:t>
+      </w:r>
+      <w:r>
+        <w:rPr>
+          <w:sz w:val="21"/>
+          <w:szCs w:val="21"/>
+        </w:rPr>
+        <w:t xml:space="preserve"> Antwort überwiegend korrekt, minimale Ungenauigkeiten</w:t>
       </w:r>
     </w:p>
     <w:p>
@@ -2444,7 +2632,7 @@
         <w:pStyle w:val="Compact"/>
         <w:numPr>
           <w:ilvl w:val="0"/>
-          <w:numId w:val="4"/>
+          <w:numId w:val="2"/>
         </w:numPr>
         <w:rPr>
           <w:sz w:val="21"/>
@@ -2458,14 +2646,14 @@
           <w:sz w:val="21"/>
           <w:szCs w:val="21"/>
         </w:rPr>
-        <w:t>3 - Befriedigend:</w:t>
-      </w:r>
-      <w:r>
-        <w:rPr>
-          <w:sz w:val="21"/>
-          <w:szCs w:val="21"/>
-        </w:rPr>
-        <w:t xml:space="preserve"> Umständlich oder unpräzise</w:t>
+        <w:t>3 - Teilweise korrekt:</w:t>
+      </w:r>
+      <w:r>
+        <w:rPr>
+          <w:sz w:val="21"/>
+          <w:szCs w:val="21"/>
+        </w:rPr>
+        <w:t xml:space="preserve"> Erkennbare Ungenauigkeiten oder unvollständige Wiedergabe von Fakten</w:t>
       </w:r>
     </w:p>
     <w:p>
@@ -2473,7 +2661,7 @@
         <w:pStyle w:val="Compact"/>
         <w:numPr>
           <w:ilvl w:val="0"/>
-          <w:numId w:val="4"/>
+          <w:numId w:val="2"/>
         </w:numPr>
         <w:rPr>
           <w:sz w:val="21"/>
@@ -2487,14 +2675,14 @@
           <w:sz w:val="21"/>
           <w:szCs w:val="21"/>
         </w:rPr>
-        <w:t>2 - Mangelhaft:</w:t>
-      </w:r>
-      <w:r>
-        <w:rPr>
-          <w:sz w:val="21"/>
-          <w:szCs w:val="21"/>
-        </w:rPr>
-        <w:t xml:space="preserve"> Schwerfällig, weitschweifig oder unnötig komplex</w:t>
+        <w:t>2 - Größtenteils inkorrekt:</w:t>
+      </w:r>
+      <w:r>
+        <w:rPr>
+          <w:sz w:val="21"/>
+          <w:szCs w:val="21"/>
+        </w:rPr>
+        <w:t xml:space="preserve"> Mehrere Fehler oder Missverständnisse des Textinhalts</w:t>
       </w:r>
     </w:p>
     <w:p>
@@ -2502,7 +2690,7 @@
         <w:pStyle w:val="Compact"/>
         <w:numPr>
           <w:ilvl w:val="0"/>
-          <w:numId w:val="4"/>
+          <w:numId w:val="2"/>
         </w:numPr>
         <w:rPr>
           <w:sz w:val="21"/>
@@ -2516,14 +2704,14 @@
           <w:sz w:val="21"/>
           <w:szCs w:val="21"/>
         </w:rPr>
-        <w:t>1 - Ungenügend:</w:t>
-      </w:r>
-      <w:r>
-        <w:rPr>
-          <w:sz w:val="21"/>
-          <w:szCs w:val="21"/>
-        </w:rPr>
-        <w:t xml:space="preserve"> Gar nicht verständlich</w:t>
+        <w:t>1 - Völlig inkorrekt:</w:t>
+      </w:r>
+      <w:r>
+        <w:rPr>
+          <w:sz w:val="21"/>
+          <w:szCs w:val="21"/>
+        </w:rPr>
+        <w:t xml:space="preserve"> Antwort enthält grundlegend falsche Inhalte</w:t>
       </w:r>
     </w:p>
     <w:p>
@@ -2531,264 +2719,24 @@
         <w:pStyle w:val="Compact"/>
         <w:numPr>
           <w:ilvl w:val="1"/>
-          <w:numId w:val="4"/>
-        </w:numPr>
-        <w:rPr>
-          <w:sz w:val="21"/>
-          <w:szCs w:val="21"/>
-        </w:rPr>
-      </w:pPr>
-      <w:bookmarkStart w:id="12" w:name="sprachqualitätlanguage"/>
-      <w:r>
-        <w:rPr>
-          <w:sz w:val="21"/>
-          <w:szCs w:val="21"/>
-        </w:rPr>
-        <w:t>Bsp.: “Im Kontext der vielschichtigen und diversen Betrachtungsweise der Aufgabenbereiche, die dem Physical Layer im Rahmen des OSI-Referenzmodells zugeschrieben werden können, erläutern Sie diese unter Berücksichtigung relevanter Aspekte.”</w:t>
-      </w:r>
+          <w:numId w:val="2"/>
+        </w:numPr>
+        <w:rPr>
+          <w:sz w:val="21"/>
+          <w:szCs w:val="21"/>
+        </w:rPr>
+      </w:pPr>
+      <w:bookmarkStart w:id="11" w:name="X5adecf790d361ef61a0e462edd7ab013df4437a"/>
+      <w:bookmarkStart w:id="12" w:name="korrektheitcorrectness"/>
+      <w:r>
+        <w:rPr>
+          <w:sz w:val="21"/>
+          <w:szCs w:val="21"/>
+        </w:rPr>
+        <w:t>Bsp.: “Warum ist der Physical Layer für die Verschlüsselung von Daten zuständig?”</w:t>
+      </w:r>
+      <w:bookmarkEnd w:id="11"/>
       <w:bookmarkEnd w:id="12"/>
-    </w:p>
-    <w:p>
-      <w:pPr>
-        <w:pStyle w:val="Heading2"/>
-        <w:rPr/>
-      </w:pPr>
-      <w:r>
-        <w:rPr/>
-        <w:t>Korrektheit/Correctness</w:t>
-      </w:r>
-    </w:p>
-    <w:p>
-      <w:pPr>
-        <w:pStyle w:val="FirstParagraph"/>
-        <w:rPr>
-          <w:sz w:val="21"/>
-          <w:szCs w:val="21"/>
-        </w:rPr>
-      </w:pPr>
-      <w:r>
-        <w:rPr>
-          <w:b/>
-          <w:bCs/>
-          <w:sz w:val="21"/>
-          <w:szCs w:val="21"/>
-        </w:rPr>
-        <w:t>Fragestellung:</w:t>
-      </w:r>
-      <w:r>
-        <w:rPr>
-          <w:sz w:val="21"/>
-          <w:szCs w:val="21"/>
-        </w:rPr>
-        <w:t xml:space="preserve"> Wie korrekt ist die generierte Antwort auf Basis des Textinhalts? Nehmen Sie bei der Bewertung die Perspektive der Dozierenden ein.</w:t>
-      </w:r>
-    </w:p>
-    <w:p>
-      <w:pPr>
-        <w:pStyle w:val="BodyText"/>
-        <w:rPr>
-          <w:sz w:val="21"/>
-          <w:szCs w:val="21"/>
-        </w:rPr>
-      </w:pPr>
-      <w:r>
-        <w:rPr>
-          <w:i/>
-          <w:iCs/>
-          <w:sz w:val="21"/>
-          <w:szCs w:val="21"/>
-        </w:rPr>
-        <w:t>Hinweis: Diese Kategorie bewertet die Passung der Antwort zu Textinhalt und Frage.</w:t>
-      </w:r>
-    </w:p>
-    <w:p>
-      <w:pPr>
-        <w:pStyle w:val="Compact"/>
-        <w:numPr>
-          <w:ilvl w:val="0"/>
-          <w:numId w:val="4"/>
-        </w:numPr>
-        <w:rPr>
-          <w:sz w:val="21"/>
-          <w:szCs w:val="21"/>
-        </w:rPr>
-      </w:pPr>
-      <w:r>
-        <w:rPr>
-          <w:b/>
-          <w:bCs/>
-          <w:sz w:val="21"/>
-          <w:szCs w:val="21"/>
-        </w:rPr>
-        <w:t>5 - Vollständig korrekt:</w:t>
-      </w:r>
-      <w:r>
-        <w:rPr>
-          <w:sz w:val="21"/>
-          <w:szCs w:val="21"/>
-        </w:rPr>
-        <w:t xml:space="preserve"> Antwort entspricht vollständig dem Textinhalt</w:t>
-      </w:r>
-    </w:p>
-    <w:p>
-      <w:pPr>
-        <w:pStyle w:val="Compact"/>
-        <w:numPr>
-          <w:ilvl w:val="1"/>
-          <w:numId w:val="4"/>
-        </w:numPr>
-        <w:rPr>
-          <w:sz w:val="21"/>
-          <w:szCs w:val="21"/>
-        </w:rPr>
-      </w:pPr>
-      <w:r>
-        <w:rPr>
-          <w:sz w:val="21"/>
-          <w:szCs w:val="21"/>
-        </w:rPr>
-        <w:t>Bsp.: “Beschreiben Sie, wie der Network Layer die Kommunikation zwischen Geräten in unterschiedlichen Netzen ermöglicht.”</w:t>
-      </w:r>
-    </w:p>
-    <w:p>
-      <w:pPr>
-        <w:pStyle w:val="Compact"/>
-        <w:numPr>
-          <w:ilvl w:val="0"/>
-          <w:numId w:val="4"/>
-        </w:numPr>
-        <w:rPr>
-          <w:sz w:val="21"/>
-          <w:szCs w:val="21"/>
-        </w:rPr>
-      </w:pPr>
-      <w:r>
-        <w:rPr>
-          <w:b/>
-          <w:bCs/>
-          <w:sz w:val="21"/>
-          <w:szCs w:val="21"/>
-        </w:rPr>
-        <w:t>4 - Überwiegend korrekt:</w:t>
-      </w:r>
-      <w:r>
-        <w:rPr>
-          <w:sz w:val="21"/>
-          <w:szCs w:val="21"/>
-        </w:rPr>
-        <w:t xml:space="preserve"> Antwort überwiegend korrekt, minimale Ungenauigkeiten</w:t>
-      </w:r>
-    </w:p>
-    <w:p>
-      <w:pPr>
-        <w:pStyle w:val="Compact"/>
-        <w:numPr>
-          <w:ilvl w:val="0"/>
-          <w:numId w:val="4"/>
-        </w:numPr>
-        <w:rPr>
-          <w:sz w:val="21"/>
-          <w:szCs w:val="21"/>
-        </w:rPr>
-      </w:pPr>
-      <w:r>
-        <w:rPr>
-          <w:b/>
-          <w:bCs/>
-          <w:sz w:val="21"/>
-          <w:szCs w:val="21"/>
-        </w:rPr>
-        <w:t>3 - Teilweise korrekt:</w:t>
-      </w:r>
-      <w:r>
-        <w:rPr>
-          <w:sz w:val="21"/>
-          <w:szCs w:val="21"/>
-        </w:rPr>
-        <w:t xml:space="preserve"> Erkennbare Ungenauigkeiten oder unvollständige Wiedergabe von Fakten</w:t>
-      </w:r>
-    </w:p>
-    <w:p>
-      <w:pPr>
-        <w:pStyle w:val="Compact"/>
-        <w:numPr>
-          <w:ilvl w:val="0"/>
-          <w:numId w:val="4"/>
-        </w:numPr>
-        <w:rPr>
-          <w:sz w:val="21"/>
-          <w:szCs w:val="21"/>
-        </w:rPr>
-      </w:pPr>
-      <w:r>
-        <w:rPr>
-          <w:b/>
-          <w:bCs/>
-          <w:sz w:val="21"/>
-          <w:szCs w:val="21"/>
-        </w:rPr>
-        <w:t>2 - Größtenteils inkorrekt:</w:t>
-      </w:r>
-      <w:r>
-        <w:rPr>
-          <w:sz w:val="21"/>
-          <w:szCs w:val="21"/>
-        </w:rPr>
-        <w:t xml:space="preserve"> Mehrere Fehler oder Missverständnisse des Textinhalts</w:t>
-      </w:r>
-    </w:p>
-    <w:p>
-      <w:pPr>
-        <w:pStyle w:val="Compact"/>
-        <w:numPr>
-          <w:ilvl w:val="0"/>
-          <w:numId w:val="4"/>
-        </w:numPr>
-        <w:rPr>
-          <w:sz w:val="21"/>
-          <w:szCs w:val="21"/>
-        </w:rPr>
-      </w:pPr>
-      <w:r>
-        <w:rPr>
-          <w:b/>
-          <w:bCs/>
-          <w:sz w:val="21"/>
-          <w:szCs w:val="21"/>
-        </w:rPr>
-        <w:t>1 - Völlig inkorrekt:</w:t>
-      </w:r>
-      <w:r>
-        <w:rPr>
-          <w:sz w:val="21"/>
-          <w:szCs w:val="21"/>
-        </w:rPr>
-        <w:t xml:space="preserve"> Antwort enthält grundlegend falsche Inhalte</w:t>
-      </w:r>
-    </w:p>
-    <w:p>
-      <w:pPr>
-        <w:pStyle w:val="Compact"/>
-        <w:numPr>
-          <w:ilvl w:val="1"/>
-          <w:numId w:val="4"/>
-        </w:numPr>
-        <w:rPr>
-          <w:sz w:val="21"/>
-          <w:szCs w:val="21"/>
-        </w:rPr>
-      </w:pPr>
-      <w:bookmarkStart w:id="13" w:name="korrektheitcorrectness"/>
-      <w:bookmarkStart w:id="14" w:name="X5adecf790d361ef61a0e462edd7ab013df4437a"/>
-      <w:r>
-        <w:rPr>
-          <w:sz w:val="21"/>
-          <w:szCs w:val="21"/>
-        </w:rPr>
-        <w:t>Bsp.: “Warum ist der Physical Layer für die Verschlüsselung von Daten zuständig?”</w:t>
-      </w:r>
-      <w:bookmarkEnd w:id="13"/>
-      <w:bookmarkEnd w:id="14"/>
     </w:p>
     <w:p>
       <w:pPr>
@@ -3085,7 +3033,7 @@
           <w:szCs w:val="22"/>
         </w:rPr>
       </w:pPr>
-      <w:bookmarkStart w:id="15" w:name="lernziel"/>
+      <w:bookmarkStart w:id="13" w:name="lernziel"/>
       <w:r>
         <w:rPr>
           <w:sz w:val="22"/>
@@ -3093,7 +3041,7 @@
         </w:rPr>
         <w:t>Die Studierenden beherrschen die netzwerkübergreifende Kommunikation durch Adressierung, Routing und Flusssteuerung (End-to-End sowie Node-to-Node)</w:t>
       </w:r>
-      <w:bookmarkEnd w:id="15"/>
+      <w:bookmarkEnd w:id="13"/>
     </w:p>
     <w:p>
       <w:pPr>
@@ -3209,7 +3157,7 @@
           <w:szCs w:val="22"/>
         </w:rPr>
       </w:pPr>
-      <w:bookmarkStart w:id="16" w:name="formulierte-frage"/>
+      <w:bookmarkStart w:id="14" w:name="formulierte-frage"/>
       <w:r>
         <w:rPr>
           <w:sz w:val="22"/>
@@ -3217,7 +3165,7 @@
         </w:rPr>
         <w:t>Routing (Falsch)</w:t>
       </w:r>
-      <w:bookmarkEnd w:id="16"/>
+      <w:bookmarkEnd w:id="14"/>
     </w:p>
     <w:p>
       <w:pPr>
@@ -3370,8 +3318,8 @@
           <w:szCs w:val="22"/>
         </w:rPr>
       </w:pPr>
-      <w:bookmarkStart w:id="17" w:name="quelltext"/>
-      <w:bookmarkStart w:id="18" w:name="multiple-choice-question"/>
+      <w:bookmarkStart w:id="15" w:name="multiple-choice-question"/>
+      <w:bookmarkStart w:id="16" w:name="quelltext"/>
       <w:r>
         <w:rPr>
           <w:sz w:val="22"/>
@@ -3379,8 +3327,8 @@
         </w:rPr>
         <w:t>Strategien, wenn zu schnell gesendet wird. End-to-End: Vom Sender zum weit entfernten Empfänger. Node-to-Node: Von jedem Knoten zum Nächsten.</w:t>
       </w:r>
-      <w:bookmarkEnd w:id="17"/>
-      <w:bookmarkEnd w:id="18"/>
+      <w:bookmarkEnd w:id="15"/>
+      <w:bookmarkEnd w:id="16"/>
     </w:p>
     <w:p>
       <w:pPr>
@@ -4738,7 +4686,7 @@
           <w:szCs w:val="22"/>
         </w:rPr>
       </w:pPr>
-      <w:bookmarkStart w:id="19" w:name="lernziel_Copy_1"/>
+      <w:bookmarkStart w:id="17" w:name="lernziel_Copy_1"/>
       <w:r>
         <w:rPr>
           <w:sz w:val="22"/>
@@ -4746,7 +4694,7 @@
         </w:rPr>
         <w:t>Die Studierenden beherrschen die Mechanismen zur fehlergesicherten Datenübertragung, einschließlich Fehlerkontrolle, Flusskontrolle, Segmentierung, Identifikation und Medienzugriff</w:t>
       </w:r>
-      <w:bookmarkEnd w:id="19"/>
+      <w:bookmarkEnd w:id="17"/>
     </w:p>
     <w:p>
       <w:pPr>
@@ -4782,7 +4730,7 @@
           <w:szCs w:val="22"/>
         </w:rPr>
       </w:pPr>
-      <w:bookmarkStart w:id="20" w:name="formulierte-frage_Copy_1"/>
+      <w:bookmarkStart w:id="18" w:name="formulierte-frage_Copy_1"/>
       <w:r>
         <w:rPr>
           <w:sz w:val="22"/>
@@ -4790,7 +4738,7 @@
         </w:rPr>
         <w:t>Antwort: Das Konzept priorisiert minimale Aktivitätsdauer (Duty Cycling) und niedrigen Overhead. Fehlerkontrolle: Leichte Fehlererkennung via CRC, bei Fehlern verwerfen (keine Retransmission, falls Applikation tolerierbar). Flusskontrolle: Stop-and-Wait, um Puffer zu sparen und Senderrate anzupassen. Segmentierung: Feste, kleine Rahmen (z.B. 64 Byte) mit minimalem Header, um Übertragungszeit und Fehlerwahrscheinlichkeit gering zu halten. Identifikation: Kurze, lokale Cluster-Adressen (2 Byte) statt globaler Adressen. Medienzugriff: TDMA-basiert mit vorab zugeteilten Zeitschlitzen; Knoten schlafen außerhalb ihrer Sende-/Empfangsfenster. Dies minimiert Listening, Kollisionen und Overhead, und integriert alle Aufgaben energieeffizient. (Richtig)</w:t>
       </w:r>
-      <w:bookmarkEnd w:id="20"/>
+      <w:bookmarkEnd w:id="18"/>
     </w:p>
     <w:p>
       <w:pPr>
@@ -5022,8 +4970,8 @@
           <w:szCs w:val="22"/>
         </w:rPr>
       </w:pPr>
-      <w:bookmarkStart w:id="21" w:name="quelltext_Copy_1"/>
-      <w:bookmarkStart w:id="22" w:name="open-ended-question"/>
+      <w:bookmarkStart w:id="19" w:name="open-ended-question"/>
+      <w:bookmarkStart w:id="20" w:name="quelltext_Copy_1"/>
       <w:r>
         <w:rPr>
           <w:sz w:val="22"/>
@@ -5031,8 +4979,8 @@
         </w:rPr>
         <w:t>Aktivieren des Physical Layer. 4 typische Aspekte: Senden, Warten, Beheben und Reservieren.</w:t>
       </w:r>
-      <w:bookmarkEnd w:id="21"/>
-      <w:bookmarkEnd w:id="22"/>
+      <w:bookmarkEnd w:id="19"/>
+      <w:bookmarkEnd w:id="20"/>
     </w:p>
     <w:p>
       <w:pPr>
@@ -6096,6 +6044,142 @@
   </w:abstractNum>
   <w:abstractNum w:abstractNumId="2">
     <w:lvl w:ilvl="0">
+      <w:numFmt w:val="bullet"/>
+      <w:lvlText w:val=""/>
+      <w:lvlJc w:val="start"/>
+      <w:pPr>
+        <w:tabs>
+          <w:tab w:val="num" w:pos="0"/>
+        </w:tabs>
+        <w:ind w:start="720" w:hanging="360"/>
+      </w:pPr>
+      <w:rPr>
+        <w:rFonts w:ascii="Symbol" w:hAnsi="Symbol" w:cs="Symbol" w:hint="default"/>
+      </w:rPr>
+    </w:lvl>
+    <w:lvl w:ilvl="1">
+      <w:start w:val="0"/>
+      <w:numFmt w:val="bullet"/>
+      <w:lvlText w:val="o"/>
+      <w:lvlJc w:val="start"/>
+      <w:pPr>
+        <w:tabs>
+          <w:tab w:val="num" w:pos="0"/>
+        </w:tabs>
+        <w:ind w:start="1440" w:hanging="360"/>
+      </w:pPr>
+      <w:rPr>
+        <w:rFonts w:ascii="Courier New" w:hAnsi="Courier New" w:cs="Courier New" w:hint="default"/>
+      </w:rPr>
+    </w:lvl>
+    <w:lvl w:ilvl="2">
+      <w:start w:val="0"/>
+      <w:numFmt w:val="bullet"/>
+      <w:lvlText w:val=""/>
+      <w:lvlJc w:val="start"/>
+      <w:pPr>
+        <w:tabs>
+          <w:tab w:val="num" w:pos="0"/>
+        </w:tabs>
+        <w:ind w:start="2160" w:hanging="360"/>
+      </w:pPr>
+      <w:rPr>
+        <w:rFonts w:ascii="Wingdings" w:hAnsi="Wingdings" w:cs="Wingdings" w:hint="default"/>
+      </w:rPr>
+    </w:lvl>
+    <w:lvl w:ilvl="3">
+      <w:start w:val="0"/>
+      <w:numFmt w:val="bullet"/>
+      <w:lvlText w:val=""/>
+      <w:lvlJc w:val="start"/>
+      <w:pPr>
+        <w:tabs>
+          <w:tab w:val="num" w:pos="0"/>
+        </w:tabs>
+        <w:ind w:start="2880" w:hanging="360"/>
+      </w:pPr>
+      <w:rPr>
+        <w:rFonts w:ascii="Symbol" w:hAnsi="Symbol" w:cs="Symbol" w:hint="default"/>
+      </w:rPr>
+    </w:lvl>
+    <w:lvl w:ilvl="4">
+      <w:start w:val="0"/>
+      <w:numFmt w:val="bullet"/>
+      <w:lvlText w:val="o"/>
+      <w:lvlJc w:val="start"/>
+      <w:pPr>
+        <w:tabs>
+          <w:tab w:val="num" w:pos="0"/>
+        </w:tabs>
+        <w:ind w:start="3600" w:hanging="360"/>
+      </w:pPr>
+      <w:rPr>
+        <w:rFonts w:ascii="Courier New" w:hAnsi="Courier New" w:cs="Courier New" w:hint="default"/>
+      </w:rPr>
+    </w:lvl>
+    <w:lvl w:ilvl="5">
+      <w:start w:val="0"/>
+      <w:numFmt w:val="bullet"/>
+      <w:lvlText w:val=""/>
+      <w:lvlJc w:val="start"/>
+      <w:pPr>
+        <w:tabs>
+          <w:tab w:val="num" w:pos="0"/>
+        </w:tabs>
+        <w:ind w:start="4320" w:hanging="360"/>
+      </w:pPr>
+      <w:rPr>
+        <w:rFonts w:ascii="Wingdings" w:hAnsi="Wingdings" w:cs="Wingdings" w:hint="default"/>
+      </w:rPr>
+    </w:lvl>
+    <w:lvl w:ilvl="6">
+      <w:start w:val="0"/>
+      <w:numFmt w:val="bullet"/>
+      <w:lvlText w:val=""/>
+      <w:lvlJc w:val="start"/>
+      <w:pPr>
+        <w:tabs>
+          <w:tab w:val="num" w:pos="0"/>
+        </w:tabs>
+        <w:ind w:start="5040" w:hanging="360"/>
+      </w:pPr>
+      <w:rPr>
+        <w:rFonts w:ascii="Symbol" w:hAnsi="Symbol" w:cs="Symbol" w:hint="default"/>
+      </w:rPr>
+    </w:lvl>
+    <w:lvl w:ilvl="7">
+      <w:start w:val="0"/>
+      <w:numFmt w:val="bullet"/>
+      <w:lvlText w:val="o"/>
+      <w:lvlJc w:val="start"/>
+      <w:pPr>
+        <w:tabs>
+          <w:tab w:val="num" w:pos="0"/>
+        </w:tabs>
+        <w:ind w:start="5760" w:hanging="360"/>
+      </w:pPr>
+      <w:rPr>
+        <w:rFonts w:ascii="Courier New" w:hAnsi="Courier New" w:cs="Courier New" w:hint="default"/>
+      </w:rPr>
+    </w:lvl>
+    <w:lvl w:ilvl="8">
+      <w:start w:val="0"/>
+      <w:numFmt w:val="bullet"/>
+      <w:lvlText w:val=""/>
+      <w:lvlJc w:val="start"/>
+      <w:pPr>
+        <w:tabs>
+          <w:tab w:val="num" w:pos="0"/>
+        </w:tabs>
+        <w:ind w:start="6480" w:hanging="360"/>
+      </w:pPr>
+      <w:rPr>
+        <w:rFonts w:ascii="Wingdings" w:hAnsi="Wingdings" w:cs="Wingdings" w:hint="default"/>
+      </w:rPr>
+    </w:lvl>
+  </w:abstractNum>
+  <w:abstractNum w:abstractNumId="3">
+    <w:lvl w:ilvl="0">
       <w:start w:val="1"/>
       <w:numFmt w:val="decimal"/>
       <w:lvlText w:val="%1."/>
@@ -6213,7 +6297,7 @@
       <w:rPr/>
     </w:lvl>
   </w:abstractNum>
-  <w:abstractNum w:abstractNumId="3">
+  <w:abstractNum w:abstractNumId="4">
     <w:lvl w:ilvl="0">
       <w:start w:val="1"/>
       <w:numFmt w:val="lowerLetter"/>
@@ -6347,142 +6431,6 @@
       </w:pPr>
       <w:rPr>
         <w:rFonts w:cs="Wingdings"/>
-      </w:rPr>
-    </w:lvl>
-  </w:abstractNum>
-  <w:abstractNum w:abstractNumId="4">
-    <w:lvl w:ilvl="0">
-      <w:numFmt w:val="bullet"/>
-      <w:lvlText w:val=""/>
-      <w:lvlJc w:val="start"/>
-      <w:pPr>
-        <w:tabs>
-          <w:tab w:val="num" w:pos="0"/>
-        </w:tabs>
-        <w:ind w:start="720" w:hanging="360"/>
-      </w:pPr>
-      <w:rPr>
-        <w:rFonts w:ascii="Symbol" w:hAnsi="Symbol" w:cs="Symbol" w:hint="default"/>
-      </w:rPr>
-    </w:lvl>
-    <w:lvl w:ilvl="1">
-      <w:start w:val="0"/>
-      <w:numFmt w:val="bullet"/>
-      <w:lvlText w:val="o"/>
-      <w:lvlJc w:val="start"/>
-      <w:pPr>
-        <w:tabs>
-          <w:tab w:val="num" w:pos="0"/>
-        </w:tabs>
-        <w:ind w:start="1440" w:hanging="360"/>
-      </w:pPr>
-      <w:rPr>
-        <w:rFonts w:ascii="Courier New" w:hAnsi="Courier New" w:cs="Courier New" w:hint="default"/>
-      </w:rPr>
-    </w:lvl>
-    <w:lvl w:ilvl="2">
-      <w:start w:val="0"/>
-      <w:numFmt w:val="bullet"/>
-      <w:lvlText w:val=""/>
-      <w:lvlJc w:val="start"/>
-      <w:pPr>
-        <w:tabs>
-          <w:tab w:val="num" w:pos="0"/>
-        </w:tabs>
-        <w:ind w:start="2160" w:hanging="360"/>
-      </w:pPr>
-      <w:rPr>
-        <w:rFonts w:ascii="Wingdings" w:hAnsi="Wingdings" w:cs="Wingdings" w:hint="default"/>
-      </w:rPr>
-    </w:lvl>
-    <w:lvl w:ilvl="3">
-      <w:start w:val="0"/>
-      <w:numFmt w:val="bullet"/>
-      <w:lvlText w:val=""/>
-      <w:lvlJc w:val="start"/>
-      <w:pPr>
-        <w:tabs>
-          <w:tab w:val="num" w:pos="0"/>
-        </w:tabs>
-        <w:ind w:start="2880" w:hanging="360"/>
-      </w:pPr>
-      <w:rPr>
-        <w:rFonts w:ascii="Symbol" w:hAnsi="Symbol" w:cs="Symbol" w:hint="default"/>
-      </w:rPr>
-    </w:lvl>
-    <w:lvl w:ilvl="4">
-      <w:start w:val="0"/>
-      <w:numFmt w:val="bullet"/>
-      <w:lvlText w:val="o"/>
-      <w:lvlJc w:val="start"/>
-      <w:pPr>
-        <w:tabs>
-          <w:tab w:val="num" w:pos="0"/>
-        </w:tabs>
-        <w:ind w:start="3600" w:hanging="360"/>
-      </w:pPr>
-      <w:rPr>
-        <w:rFonts w:ascii="Courier New" w:hAnsi="Courier New" w:cs="Courier New" w:hint="default"/>
-      </w:rPr>
-    </w:lvl>
-    <w:lvl w:ilvl="5">
-      <w:start w:val="0"/>
-      <w:numFmt w:val="bullet"/>
-      <w:lvlText w:val=""/>
-      <w:lvlJc w:val="start"/>
-      <w:pPr>
-        <w:tabs>
-          <w:tab w:val="num" w:pos="0"/>
-        </w:tabs>
-        <w:ind w:start="4320" w:hanging="360"/>
-      </w:pPr>
-      <w:rPr>
-        <w:rFonts w:ascii="Wingdings" w:hAnsi="Wingdings" w:cs="Wingdings" w:hint="default"/>
-      </w:rPr>
-    </w:lvl>
-    <w:lvl w:ilvl="6">
-      <w:start w:val="0"/>
-      <w:numFmt w:val="bullet"/>
-      <w:lvlText w:val=""/>
-      <w:lvlJc w:val="start"/>
-      <w:pPr>
-        <w:tabs>
-          <w:tab w:val="num" w:pos="0"/>
-        </w:tabs>
-        <w:ind w:start="5040" w:hanging="360"/>
-      </w:pPr>
-      <w:rPr>
-        <w:rFonts w:ascii="Symbol" w:hAnsi="Symbol" w:cs="Symbol" w:hint="default"/>
-      </w:rPr>
-    </w:lvl>
-    <w:lvl w:ilvl="7">
-      <w:start w:val="0"/>
-      <w:numFmt w:val="bullet"/>
-      <w:lvlText w:val="o"/>
-      <w:lvlJc w:val="start"/>
-      <w:pPr>
-        <w:tabs>
-          <w:tab w:val="num" w:pos="0"/>
-        </w:tabs>
-        <w:ind w:start="5760" w:hanging="360"/>
-      </w:pPr>
-      <w:rPr>
-        <w:rFonts w:ascii="Courier New" w:hAnsi="Courier New" w:cs="Courier New" w:hint="default"/>
-      </w:rPr>
-    </w:lvl>
-    <w:lvl w:ilvl="8">
-      <w:start w:val="0"/>
-      <w:numFmt w:val="bullet"/>
-      <w:lvlText w:val=""/>
-      <w:lvlJc w:val="start"/>
-      <w:pPr>
-        <w:tabs>
-          <w:tab w:val="num" w:pos="0"/>
-        </w:tabs>
-        <w:ind w:start="6480" w:hanging="360"/>
-      </w:pPr>
-      <w:rPr>
-        <w:rFonts w:ascii="Wingdings" w:hAnsi="Wingdings" w:cs="Wingdings" w:hint="default"/>
       </w:rPr>
     </w:lvl>
   </w:abstractNum>
@@ -7110,37 +7058,37 @@
         <a:srgbClr val="000000"/>
       </a:dk1>
       <a:lt1>
-        <a:srgbClr val="ffffff"/>
+        <a:srgbClr val="FFFFFF"/>
       </a:lt1>
       <a:dk2>
         <a:srgbClr val="000000"/>
       </a:dk2>
       <a:lt2>
-        <a:srgbClr val="ffffff"/>
+        <a:srgbClr val="FFFFFF"/>
       </a:lt2>
       <a:accent1>
-        <a:srgbClr val="18a303"/>
+        <a:srgbClr val="18A303"/>
       </a:accent1>
       <a:accent2>
-        <a:srgbClr val="0369a3"/>
+        <a:srgbClr val="0369A3"/>
       </a:accent2>
       <a:accent3>
-        <a:srgbClr val="a33e03"/>
+        <a:srgbClr val="A33E03"/>
       </a:accent3>
       <a:accent4>
-        <a:srgbClr val="8e03a3"/>
+        <a:srgbClr val="8E03A3"/>
       </a:accent4>
       <a:accent5>
-        <a:srgbClr val="c99c00"/>
+        <a:srgbClr val="C99C00"/>
       </a:accent5>
       <a:accent6>
-        <a:srgbClr val="c9211e"/>
+        <a:srgbClr val="C9211E"/>
       </a:accent6>
       <a:hlink>
-        <a:srgbClr val="0000ee"/>
+        <a:srgbClr val="0000EE"/>
       </a:hlink>
       <a:folHlink>
-        <a:srgbClr val="551a8b"/>
+        <a:srgbClr val="551A8B"/>
       </a:folHlink>
     </a:clrScheme>
     <a:fontScheme name="Office">
